--- a/DZ4/KUDTrack_UpravljanjeProjektom.docx
+++ b/DZ4/KUDTrack_UpravljanjeProjektom.docx
@@ -2594,8 +2594,8 @@
       </w:tblPr>
       <w:tblGrid>
         <w:gridCol w:w="1733"/>
-        <w:gridCol w:w="1055"/>
-        <w:gridCol w:w="901"/>
+        <w:gridCol w:w="1054"/>
+        <w:gridCol w:w="902"/>
         <w:gridCol w:w="1890"/>
         <w:gridCol w:w="3087"/>
       </w:tblGrid>
@@ -2626,7 +2626,7 @@
         </w:tc>
         <w:tc>
           <w:tcPr>
-            <w:tcW w:w="1055" w:type="dxa"/>
+            <w:tcW w:w="1054" w:type="dxa"/>
             <w:tcBorders>
               <w:top w:val="single" w:sz="4" w:space="0" w:color="000000"/>
               <w:start w:val="single" w:sz="4" w:space="0" w:color="000000"/>
@@ -2647,7 +2647,7 @@
         </w:tc>
         <w:tc>
           <w:tcPr>
-            <w:tcW w:w="901" w:type="dxa"/>
+            <w:tcW w:w="902" w:type="dxa"/>
             <w:tcBorders>
               <w:top w:val="single" w:sz="4" w:space="0" w:color="000000"/>
               <w:start w:val="single" w:sz="4" w:space="0" w:color="000000"/>
@@ -2734,7 +2734,7 @@
         </w:tc>
         <w:tc>
           <w:tcPr>
-            <w:tcW w:w="1055" w:type="dxa"/>
+            <w:tcW w:w="1054" w:type="dxa"/>
             <w:tcBorders>
               <w:start w:val="single" w:sz="4" w:space="0" w:color="000000"/>
               <w:bottom w:val="single" w:sz="4" w:space="0" w:color="000000"/>
@@ -2754,7 +2754,7 @@
         </w:tc>
         <w:tc>
           <w:tcPr>
-            <w:tcW w:w="901" w:type="dxa"/>
+            <w:tcW w:w="902" w:type="dxa"/>
             <w:tcBorders>
               <w:start w:val="single" w:sz="4" w:space="0" w:color="000000"/>
               <w:bottom w:val="single" w:sz="4" w:space="0" w:color="000000"/>
@@ -2838,7 +2838,7 @@
         </w:tc>
         <w:tc>
           <w:tcPr>
-            <w:tcW w:w="1055" w:type="dxa"/>
+            <w:tcW w:w="1054" w:type="dxa"/>
             <w:tcBorders>
               <w:start w:val="single" w:sz="4" w:space="0" w:color="000000"/>
               <w:bottom w:val="single" w:sz="4" w:space="0" w:color="000000"/>
@@ -2858,7 +2858,7 @@
         </w:tc>
         <w:tc>
           <w:tcPr>
-            <w:tcW w:w="901" w:type="dxa"/>
+            <w:tcW w:w="902" w:type="dxa"/>
             <w:tcBorders>
               <w:start w:val="single" w:sz="4" w:space="0" w:color="000000"/>
               <w:bottom w:val="single" w:sz="4" w:space="0" w:color="000000"/>
@@ -2942,7 +2942,7 @@
         </w:tc>
         <w:tc>
           <w:tcPr>
-            <w:tcW w:w="1055" w:type="dxa"/>
+            <w:tcW w:w="1054" w:type="dxa"/>
             <w:tcBorders>
               <w:start w:val="single" w:sz="4" w:space="0" w:color="000000"/>
               <w:bottom w:val="single" w:sz="4" w:space="0" w:color="000000"/>
@@ -2962,7 +2962,7 @@
         </w:tc>
         <w:tc>
           <w:tcPr>
-            <w:tcW w:w="901" w:type="dxa"/>
+            <w:tcW w:w="902" w:type="dxa"/>
             <w:tcBorders>
               <w:start w:val="single" w:sz="4" w:space="0" w:color="000000"/>
               <w:bottom w:val="single" w:sz="4" w:space="0" w:color="000000"/>
@@ -3046,7 +3046,7 @@
         </w:tc>
         <w:tc>
           <w:tcPr>
-            <w:tcW w:w="1055" w:type="dxa"/>
+            <w:tcW w:w="1054" w:type="dxa"/>
             <w:tcBorders>
               <w:start w:val="single" w:sz="4" w:space="0" w:color="000000"/>
               <w:bottom w:val="single" w:sz="4" w:space="0" w:color="000000"/>
@@ -3066,7 +3066,7 @@
         </w:tc>
         <w:tc>
           <w:tcPr>
-            <w:tcW w:w="901" w:type="dxa"/>
+            <w:tcW w:w="902" w:type="dxa"/>
             <w:tcBorders>
               <w:start w:val="single" w:sz="4" w:space="0" w:color="000000"/>
               <w:bottom w:val="single" w:sz="4" w:space="0" w:color="000000"/>
@@ -3150,7 +3150,7 @@
         </w:tc>
         <w:tc>
           <w:tcPr>
-            <w:tcW w:w="1055" w:type="dxa"/>
+            <w:tcW w:w="1054" w:type="dxa"/>
             <w:tcBorders>
               <w:start w:val="single" w:sz="4" w:space="0" w:color="000000"/>
               <w:bottom w:val="single" w:sz="4" w:space="0" w:color="000000"/>
@@ -3170,7 +3170,7 @@
         </w:tc>
         <w:tc>
           <w:tcPr>
-            <w:tcW w:w="901" w:type="dxa"/>
+            <w:tcW w:w="902" w:type="dxa"/>
             <w:tcBorders>
               <w:start w:val="single" w:sz="4" w:space="0" w:color="000000"/>
               <w:bottom w:val="single" w:sz="4" w:space="0" w:color="000000"/>
@@ -3254,7 +3254,7 @@
         </w:tc>
         <w:tc>
           <w:tcPr>
-            <w:tcW w:w="1055" w:type="dxa"/>
+            <w:tcW w:w="1054" w:type="dxa"/>
             <w:tcBorders>
               <w:start w:val="single" w:sz="4" w:space="0" w:color="000000"/>
               <w:bottom w:val="single" w:sz="4" w:space="0" w:color="000000"/>
@@ -3274,7 +3274,7 @@
         </w:tc>
         <w:tc>
           <w:tcPr>
-            <w:tcW w:w="901" w:type="dxa"/>
+            <w:tcW w:w="902" w:type="dxa"/>
             <w:tcBorders>
               <w:start w:val="single" w:sz="4" w:space="0" w:color="000000"/>
               <w:bottom w:val="single" w:sz="4" w:space="0" w:color="000000"/>
@@ -3358,7 +3358,7 @@
         </w:tc>
         <w:tc>
           <w:tcPr>
-            <w:tcW w:w="1055" w:type="dxa"/>
+            <w:tcW w:w="1054" w:type="dxa"/>
             <w:tcBorders>
               <w:start w:val="single" w:sz="4" w:space="0" w:color="000000"/>
               <w:bottom w:val="single" w:sz="4" w:space="0" w:color="000000"/>
@@ -3378,7 +3378,7 @@
         </w:tc>
         <w:tc>
           <w:tcPr>
-            <w:tcW w:w="901" w:type="dxa"/>
+            <w:tcW w:w="902" w:type="dxa"/>
             <w:tcBorders>
               <w:start w:val="single" w:sz="4" w:space="0" w:color="000000"/>
               <w:bottom w:val="single" w:sz="4" w:space="0" w:color="000000"/>
@@ -3462,7 +3462,7 @@
         </w:tc>
         <w:tc>
           <w:tcPr>
-            <w:tcW w:w="1055" w:type="dxa"/>
+            <w:tcW w:w="1054" w:type="dxa"/>
             <w:tcBorders>
               <w:start w:val="single" w:sz="4" w:space="0" w:color="000000"/>
               <w:bottom w:val="single" w:sz="4" w:space="0" w:color="000000"/>
@@ -3482,7 +3482,7 @@
         </w:tc>
         <w:tc>
           <w:tcPr>
-            <w:tcW w:w="901" w:type="dxa"/>
+            <w:tcW w:w="902" w:type="dxa"/>
             <w:tcBorders>
               <w:start w:val="single" w:sz="4" w:space="0" w:color="000000"/>
               <w:bottom w:val="single" w:sz="4" w:space="0" w:color="000000"/>
@@ -3615,10 +3615,10 @@
       </w:tblPr>
       <w:tblGrid>
         <w:gridCol w:w="720"/>
-        <w:gridCol w:w="3328"/>
-        <w:gridCol w:w="1172"/>
-        <w:gridCol w:w="1258"/>
-        <w:gridCol w:w="992"/>
+        <w:gridCol w:w="3327"/>
+        <w:gridCol w:w="1173"/>
+        <w:gridCol w:w="1257"/>
+        <w:gridCol w:w="993"/>
         <w:gridCol w:w="1196"/>
       </w:tblGrid>
       <w:tr>
@@ -3648,7 +3648,7 @@
         </w:tc>
         <w:tc>
           <w:tcPr>
-            <w:tcW w:w="3328" w:type="dxa"/>
+            <w:tcW w:w="3327" w:type="dxa"/>
             <w:tcBorders>
               <w:top w:val="single" w:sz="4" w:space="0" w:color="000000"/>
               <w:start w:val="single" w:sz="4" w:space="0" w:color="000000"/>
@@ -3669,7 +3669,7 @@
         </w:tc>
         <w:tc>
           <w:tcPr>
-            <w:tcW w:w="1172" w:type="dxa"/>
+            <w:tcW w:w="1173" w:type="dxa"/>
             <w:tcBorders>
               <w:top w:val="single" w:sz="4" w:space="0" w:color="000000"/>
               <w:start w:val="single" w:sz="4" w:space="0" w:color="000000"/>
@@ -3690,7 +3690,7 @@
         </w:tc>
         <w:tc>
           <w:tcPr>
-            <w:tcW w:w="1258" w:type="dxa"/>
+            <w:tcW w:w="1257" w:type="dxa"/>
             <w:tcBorders>
               <w:top w:val="single" w:sz="4" w:space="0" w:color="000000"/>
               <w:start w:val="single" w:sz="4" w:space="0" w:color="000000"/>
@@ -3711,7 +3711,7 @@
         </w:tc>
         <w:tc>
           <w:tcPr>
-            <w:tcW w:w="992" w:type="dxa"/>
+            <w:tcW w:w="993" w:type="dxa"/>
             <w:tcBorders>
               <w:top w:val="single" w:sz="4" w:space="0" w:color="000000"/>
               <w:start w:val="single" w:sz="4" w:space="0" w:color="000000"/>
@@ -3777,7 +3777,7 @@
         </w:tc>
         <w:tc>
           <w:tcPr>
-            <w:tcW w:w="3328" w:type="dxa"/>
+            <w:tcW w:w="3327" w:type="dxa"/>
             <w:tcBorders>
               <w:start w:val="single" w:sz="4" w:space="0" w:color="000000"/>
               <w:bottom w:val="single" w:sz="4" w:space="0" w:color="000000"/>
@@ -3797,7 +3797,7 @@
         </w:tc>
         <w:tc>
           <w:tcPr>
-            <w:tcW w:w="1172" w:type="dxa"/>
+            <w:tcW w:w="1173" w:type="dxa"/>
             <w:tcBorders>
               <w:start w:val="single" w:sz="4" w:space="0" w:color="000000"/>
               <w:bottom w:val="single" w:sz="4" w:space="0" w:color="000000"/>
@@ -3817,7 +3817,7 @@
         </w:tc>
         <w:tc>
           <w:tcPr>
-            <w:tcW w:w="1258" w:type="dxa"/>
+            <w:tcW w:w="1257" w:type="dxa"/>
             <w:tcBorders>
               <w:start w:val="single" w:sz="4" w:space="0" w:color="000000"/>
               <w:bottom w:val="single" w:sz="4" w:space="0" w:color="000000"/>
@@ -3837,7 +3837,7 @@
         </w:tc>
         <w:tc>
           <w:tcPr>
-            <w:tcW w:w="992" w:type="dxa"/>
+            <w:tcW w:w="993" w:type="dxa"/>
             <w:tcBorders>
               <w:start w:val="single" w:sz="4" w:space="0" w:color="000000"/>
               <w:bottom w:val="single" w:sz="4" w:space="0" w:color="000000"/>
@@ -3901,7 +3901,7 @@
         </w:tc>
         <w:tc>
           <w:tcPr>
-            <w:tcW w:w="3328" w:type="dxa"/>
+            <w:tcW w:w="3327" w:type="dxa"/>
             <w:tcBorders>
               <w:start w:val="single" w:sz="4" w:space="0" w:color="000000"/>
               <w:bottom w:val="single" w:sz="4" w:space="0" w:color="000000"/>
@@ -3921,7 +3921,7 @@
         </w:tc>
         <w:tc>
           <w:tcPr>
-            <w:tcW w:w="1172" w:type="dxa"/>
+            <w:tcW w:w="1173" w:type="dxa"/>
             <w:tcBorders>
               <w:start w:val="single" w:sz="4" w:space="0" w:color="000000"/>
               <w:bottom w:val="single" w:sz="4" w:space="0" w:color="000000"/>
@@ -3941,7 +3941,7 @@
         </w:tc>
         <w:tc>
           <w:tcPr>
-            <w:tcW w:w="1258" w:type="dxa"/>
+            <w:tcW w:w="1257" w:type="dxa"/>
             <w:tcBorders>
               <w:start w:val="single" w:sz="4" w:space="0" w:color="000000"/>
               <w:bottom w:val="single" w:sz="4" w:space="0" w:color="000000"/>
@@ -3961,7 +3961,7 @@
         </w:tc>
         <w:tc>
           <w:tcPr>
-            <w:tcW w:w="992" w:type="dxa"/>
+            <w:tcW w:w="993" w:type="dxa"/>
             <w:tcBorders>
               <w:start w:val="single" w:sz="4" w:space="0" w:color="000000"/>
               <w:bottom w:val="single" w:sz="4" w:space="0" w:color="000000"/>
@@ -4025,7 +4025,7 @@
         </w:tc>
         <w:tc>
           <w:tcPr>
-            <w:tcW w:w="3328" w:type="dxa"/>
+            <w:tcW w:w="3327" w:type="dxa"/>
             <w:tcBorders>
               <w:start w:val="single" w:sz="4" w:space="0" w:color="000000"/>
               <w:bottom w:val="single" w:sz="4" w:space="0" w:color="000000"/>
@@ -4045,7 +4045,7 @@
         </w:tc>
         <w:tc>
           <w:tcPr>
-            <w:tcW w:w="1172" w:type="dxa"/>
+            <w:tcW w:w="1173" w:type="dxa"/>
             <w:tcBorders>
               <w:start w:val="single" w:sz="4" w:space="0" w:color="000000"/>
               <w:bottom w:val="single" w:sz="4" w:space="0" w:color="000000"/>
@@ -4065,7 +4065,7 @@
         </w:tc>
         <w:tc>
           <w:tcPr>
-            <w:tcW w:w="1258" w:type="dxa"/>
+            <w:tcW w:w="1257" w:type="dxa"/>
             <w:tcBorders>
               <w:start w:val="single" w:sz="4" w:space="0" w:color="000000"/>
               <w:bottom w:val="single" w:sz="4" w:space="0" w:color="000000"/>
@@ -4085,7 +4085,7 @@
         </w:tc>
         <w:tc>
           <w:tcPr>
-            <w:tcW w:w="992" w:type="dxa"/>
+            <w:tcW w:w="993" w:type="dxa"/>
             <w:tcBorders>
               <w:start w:val="single" w:sz="4" w:space="0" w:color="000000"/>
               <w:bottom w:val="single" w:sz="4" w:space="0" w:color="000000"/>
@@ -4149,7 +4149,7 @@
         </w:tc>
         <w:tc>
           <w:tcPr>
-            <w:tcW w:w="3328" w:type="dxa"/>
+            <w:tcW w:w="3327" w:type="dxa"/>
             <w:tcBorders>
               <w:start w:val="single" w:sz="4" w:space="0" w:color="000000"/>
               <w:bottom w:val="single" w:sz="4" w:space="0" w:color="000000"/>
@@ -4169,7 +4169,7 @@
         </w:tc>
         <w:tc>
           <w:tcPr>
-            <w:tcW w:w="1172" w:type="dxa"/>
+            <w:tcW w:w="1173" w:type="dxa"/>
             <w:tcBorders>
               <w:start w:val="single" w:sz="4" w:space="0" w:color="000000"/>
               <w:bottom w:val="single" w:sz="4" w:space="0" w:color="000000"/>
@@ -4189,7 +4189,7 @@
         </w:tc>
         <w:tc>
           <w:tcPr>
-            <w:tcW w:w="1258" w:type="dxa"/>
+            <w:tcW w:w="1257" w:type="dxa"/>
             <w:tcBorders>
               <w:start w:val="single" w:sz="4" w:space="0" w:color="000000"/>
               <w:bottom w:val="single" w:sz="4" w:space="0" w:color="000000"/>
@@ -4209,7 +4209,7 @@
         </w:tc>
         <w:tc>
           <w:tcPr>
-            <w:tcW w:w="992" w:type="dxa"/>
+            <w:tcW w:w="993" w:type="dxa"/>
             <w:tcBorders>
               <w:start w:val="single" w:sz="4" w:space="0" w:color="000000"/>
               <w:bottom w:val="single" w:sz="4" w:space="0" w:color="000000"/>
@@ -4273,7 +4273,7 @@
         </w:tc>
         <w:tc>
           <w:tcPr>
-            <w:tcW w:w="3328" w:type="dxa"/>
+            <w:tcW w:w="3327" w:type="dxa"/>
             <w:tcBorders>
               <w:start w:val="single" w:sz="4" w:space="0" w:color="000000"/>
               <w:bottom w:val="single" w:sz="4" w:space="0" w:color="000000"/>
@@ -4293,7 +4293,7 @@
         </w:tc>
         <w:tc>
           <w:tcPr>
-            <w:tcW w:w="1172" w:type="dxa"/>
+            <w:tcW w:w="1173" w:type="dxa"/>
             <w:tcBorders>
               <w:start w:val="single" w:sz="4" w:space="0" w:color="000000"/>
               <w:bottom w:val="single" w:sz="4" w:space="0" w:color="000000"/>
@@ -4313,7 +4313,7 @@
         </w:tc>
         <w:tc>
           <w:tcPr>
-            <w:tcW w:w="1258" w:type="dxa"/>
+            <w:tcW w:w="1257" w:type="dxa"/>
             <w:tcBorders>
               <w:start w:val="single" w:sz="4" w:space="0" w:color="000000"/>
               <w:bottom w:val="single" w:sz="4" w:space="0" w:color="000000"/>
@@ -4333,7 +4333,7 @@
         </w:tc>
         <w:tc>
           <w:tcPr>
-            <w:tcW w:w="992" w:type="dxa"/>
+            <w:tcW w:w="993" w:type="dxa"/>
             <w:tcBorders>
               <w:start w:val="single" w:sz="4" w:space="0" w:color="000000"/>
               <w:bottom w:val="single" w:sz="4" w:space="0" w:color="000000"/>
@@ -4397,7 +4397,7 @@
         </w:tc>
         <w:tc>
           <w:tcPr>
-            <w:tcW w:w="3328" w:type="dxa"/>
+            <w:tcW w:w="3327" w:type="dxa"/>
             <w:tcBorders>
               <w:start w:val="single" w:sz="4" w:space="0" w:color="000000"/>
               <w:bottom w:val="single" w:sz="4" w:space="0" w:color="000000"/>
@@ -4417,7 +4417,7 @@
         </w:tc>
         <w:tc>
           <w:tcPr>
-            <w:tcW w:w="1172" w:type="dxa"/>
+            <w:tcW w:w="1173" w:type="dxa"/>
             <w:tcBorders>
               <w:start w:val="single" w:sz="4" w:space="0" w:color="000000"/>
               <w:bottom w:val="single" w:sz="4" w:space="0" w:color="000000"/>
@@ -4437,7 +4437,7 @@
         </w:tc>
         <w:tc>
           <w:tcPr>
-            <w:tcW w:w="1258" w:type="dxa"/>
+            <w:tcW w:w="1257" w:type="dxa"/>
             <w:tcBorders>
               <w:start w:val="single" w:sz="4" w:space="0" w:color="000000"/>
               <w:bottom w:val="single" w:sz="4" w:space="0" w:color="000000"/>
@@ -4457,7 +4457,7 @@
         </w:tc>
         <w:tc>
           <w:tcPr>
-            <w:tcW w:w="992" w:type="dxa"/>
+            <w:tcW w:w="993" w:type="dxa"/>
             <w:tcBorders>
               <w:start w:val="single" w:sz="4" w:space="0" w:color="000000"/>
               <w:bottom w:val="single" w:sz="4" w:space="0" w:color="000000"/>
@@ -4521,7 +4521,7 @@
         </w:tc>
         <w:tc>
           <w:tcPr>
-            <w:tcW w:w="3328" w:type="dxa"/>
+            <w:tcW w:w="3327" w:type="dxa"/>
             <w:tcBorders>
               <w:start w:val="single" w:sz="4" w:space="0" w:color="000000"/>
               <w:bottom w:val="single" w:sz="4" w:space="0" w:color="000000"/>
@@ -4541,7 +4541,7 @@
         </w:tc>
         <w:tc>
           <w:tcPr>
-            <w:tcW w:w="1172" w:type="dxa"/>
+            <w:tcW w:w="1173" w:type="dxa"/>
             <w:tcBorders>
               <w:start w:val="single" w:sz="4" w:space="0" w:color="000000"/>
               <w:bottom w:val="single" w:sz="4" w:space="0" w:color="000000"/>
@@ -4561,7 +4561,7 @@
         </w:tc>
         <w:tc>
           <w:tcPr>
-            <w:tcW w:w="1258" w:type="dxa"/>
+            <w:tcW w:w="1257" w:type="dxa"/>
             <w:tcBorders>
               <w:start w:val="single" w:sz="4" w:space="0" w:color="000000"/>
               <w:bottom w:val="single" w:sz="4" w:space="0" w:color="000000"/>
@@ -4581,7 +4581,7 @@
         </w:tc>
         <w:tc>
           <w:tcPr>
-            <w:tcW w:w="992" w:type="dxa"/>
+            <w:tcW w:w="993" w:type="dxa"/>
             <w:tcBorders>
               <w:start w:val="single" w:sz="4" w:space="0" w:color="000000"/>
               <w:bottom w:val="single" w:sz="4" w:space="0" w:color="000000"/>
@@ -4645,7 +4645,7 @@
         </w:tc>
         <w:tc>
           <w:tcPr>
-            <w:tcW w:w="3328" w:type="dxa"/>
+            <w:tcW w:w="3327" w:type="dxa"/>
             <w:tcBorders>
               <w:start w:val="single" w:sz="4" w:space="0" w:color="000000"/>
               <w:bottom w:val="single" w:sz="4" w:space="0" w:color="000000"/>
@@ -4665,7 +4665,7 @@
         </w:tc>
         <w:tc>
           <w:tcPr>
-            <w:tcW w:w="1172" w:type="dxa"/>
+            <w:tcW w:w="1173" w:type="dxa"/>
             <w:tcBorders>
               <w:start w:val="single" w:sz="4" w:space="0" w:color="000000"/>
               <w:bottom w:val="single" w:sz="4" w:space="0" w:color="000000"/>
@@ -4685,7 +4685,7 @@
         </w:tc>
         <w:tc>
           <w:tcPr>
-            <w:tcW w:w="1258" w:type="dxa"/>
+            <w:tcW w:w="1257" w:type="dxa"/>
             <w:tcBorders>
               <w:start w:val="single" w:sz="4" w:space="0" w:color="000000"/>
               <w:bottom w:val="single" w:sz="4" w:space="0" w:color="000000"/>
@@ -4705,7 +4705,7 @@
         </w:tc>
         <w:tc>
           <w:tcPr>
-            <w:tcW w:w="992" w:type="dxa"/>
+            <w:tcW w:w="993" w:type="dxa"/>
             <w:tcBorders>
               <w:start w:val="single" w:sz="4" w:space="0" w:color="000000"/>
               <w:bottom w:val="single" w:sz="4" w:space="0" w:color="000000"/>
@@ -4769,7 +4769,7 @@
         </w:tc>
         <w:tc>
           <w:tcPr>
-            <w:tcW w:w="3328" w:type="dxa"/>
+            <w:tcW w:w="3327" w:type="dxa"/>
             <w:tcBorders>
               <w:start w:val="single" w:sz="4" w:space="0" w:color="000000"/>
               <w:bottom w:val="single" w:sz="4" w:space="0" w:color="000000"/>
@@ -4789,7 +4789,7 @@
         </w:tc>
         <w:tc>
           <w:tcPr>
-            <w:tcW w:w="1172" w:type="dxa"/>
+            <w:tcW w:w="1173" w:type="dxa"/>
             <w:tcBorders>
               <w:start w:val="single" w:sz="4" w:space="0" w:color="000000"/>
               <w:bottom w:val="single" w:sz="4" w:space="0" w:color="000000"/>
@@ -4809,7 +4809,7 @@
         </w:tc>
         <w:tc>
           <w:tcPr>
-            <w:tcW w:w="1258" w:type="dxa"/>
+            <w:tcW w:w="1257" w:type="dxa"/>
             <w:tcBorders>
               <w:start w:val="single" w:sz="4" w:space="0" w:color="000000"/>
               <w:bottom w:val="single" w:sz="4" w:space="0" w:color="000000"/>
@@ -4829,7 +4829,7 @@
         </w:tc>
         <w:tc>
           <w:tcPr>
-            <w:tcW w:w="992" w:type="dxa"/>
+            <w:tcW w:w="993" w:type="dxa"/>
             <w:tcBorders>
               <w:start w:val="single" w:sz="4" w:space="0" w:color="000000"/>
               <w:bottom w:val="single" w:sz="4" w:space="0" w:color="000000"/>
@@ -4893,7 +4893,7 @@
         </w:tc>
         <w:tc>
           <w:tcPr>
-            <w:tcW w:w="3328" w:type="dxa"/>
+            <w:tcW w:w="3327" w:type="dxa"/>
             <w:tcBorders>
               <w:start w:val="single" w:sz="4" w:space="0" w:color="000000"/>
               <w:bottom w:val="single" w:sz="4" w:space="0" w:color="000000"/>
@@ -4913,7 +4913,7 @@
         </w:tc>
         <w:tc>
           <w:tcPr>
-            <w:tcW w:w="1172" w:type="dxa"/>
+            <w:tcW w:w="1173" w:type="dxa"/>
             <w:tcBorders>
               <w:start w:val="single" w:sz="4" w:space="0" w:color="000000"/>
               <w:bottom w:val="single" w:sz="4" w:space="0" w:color="000000"/>
@@ -4933,7 +4933,7 @@
         </w:tc>
         <w:tc>
           <w:tcPr>
-            <w:tcW w:w="1258" w:type="dxa"/>
+            <w:tcW w:w="1257" w:type="dxa"/>
             <w:tcBorders>
               <w:start w:val="single" w:sz="4" w:space="0" w:color="000000"/>
               <w:bottom w:val="single" w:sz="4" w:space="0" w:color="000000"/>
@@ -4953,7 +4953,7 @@
         </w:tc>
         <w:tc>
           <w:tcPr>
-            <w:tcW w:w="992" w:type="dxa"/>
+            <w:tcW w:w="993" w:type="dxa"/>
             <w:tcBorders>
               <w:start w:val="single" w:sz="4" w:space="0" w:color="000000"/>
               <w:bottom w:val="single" w:sz="4" w:space="0" w:color="000000"/>
@@ -5017,7 +5017,7 @@
         </w:tc>
         <w:tc>
           <w:tcPr>
-            <w:tcW w:w="3328" w:type="dxa"/>
+            <w:tcW w:w="3327" w:type="dxa"/>
             <w:tcBorders>
               <w:start w:val="single" w:sz="4" w:space="0" w:color="000000"/>
               <w:bottom w:val="single" w:sz="4" w:space="0" w:color="000000"/>
@@ -5037,7 +5037,7 @@
         </w:tc>
         <w:tc>
           <w:tcPr>
-            <w:tcW w:w="1172" w:type="dxa"/>
+            <w:tcW w:w="1173" w:type="dxa"/>
             <w:tcBorders>
               <w:start w:val="single" w:sz="4" w:space="0" w:color="000000"/>
               <w:bottom w:val="single" w:sz="4" w:space="0" w:color="000000"/>
@@ -5057,7 +5057,7 @@
         </w:tc>
         <w:tc>
           <w:tcPr>
-            <w:tcW w:w="1258" w:type="dxa"/>
+            <w:tcW w:w="1257" w:type="dxa"/>
             <w:tcBorders>
               <w:start w:val="single" w:sz="4" w:space="0" w:color="000000"/>
               <w:bottom w:val="single" w:sz="4" w:space="0" w:color="000000"/>
@@ -5077,7 +5077,7 @@
         </w:tc>
         <w:tc>
           <w:tcPr>
-            <w:tcW w:w="992" w:type="dxa"/>
+            <w:tcW w:w="993" w:type="dxa"/>
             <w:tcBorders>
               <w:start w:val="single" w:sz="4" w:space="0" w:color="000000"/>
               <w:bottom w:val="single" w:sz="4" w:space="0" w:color="000000"/>
@@ -5141,7 +5141,7 @@
         </w:tc>
         <w:tc>
           <w:tcPr>
-            <w:tcW w:w="3328" w:type="dxa"/>
+            <w:tcW w:w="3327" w:type="dxa"/>
             <w:tcBorders>
               <w:start w:val="single" w:sz="4" w:space="0" w:color="000000"/>
               <w:bottom w:val="single" w:sz="4" w:space="0" w:color="000000"/>
@@ -5161,7 +5161,7 @@
         </w:tc>
         <w:tc>
           <w:tcPr>
-            <w:tcW w:w="1172" w:type="dxa"/>
+            <w:tcW w:w="1173" w:type="dxa"/>
             <w:tcBorders>
               <w:start w:val="single" w:sz="4" w:space="0" w:color="000000"/>
               <w:bottom w:val="single" w:sz="4" w:space="0" w:color="000000"/>
@@ -5181,7 +5181,7 @@
         </w:tc>
         <w:tc>
           <w:tcPr>
-            <w:tcW w:w="1258" w:type="dxa"/>
+            <w:tcW w:w="1257" w:type="dxa"/>
             <w:tcBorders>
               <w:start w:val="single" w:sz="4" w:space="0" w:color="000000"/>
               <w:bottom w:val="single" w:sz="4" w:space="0" w:color="000000"/>
@@ -5201,7 +5201,7 @@
         </w:tc>
         <w:tc>
           <w:tcPr>
-            <w:tcW w:w="992" w:type="dxa"/>
+            <w:tcW w:w="993" w:type="dxa"/>
             <w:tcBorders>
               <w:start w:val="single" w:sz="4" w:space="0" w:color="000000"/>
               <w:bottom w:val="single" w:sz="4" w:space="0" w:color="000000"/>
@@ -5265,7 +5265,7 @@
         </w:tc>
         <w:tc>
           <w:tcPr>
-            <w:tcW w:w="3328" w:type="dxa"/>
+            <w:tcW w:w="3327" w:type="dxa"/>
             <w:tcBorders>
               <w:start w:val="single" w:sz="4" w:space="0" w:color="000000"/>
               <w:bottom w:val="single" w:sz="4" w:space="0" w:color="000000"/>
@@ -5285,7 +5285,7 @@
         </w:tc>
         <w:tc>
           <w:tcPr>
-            <w:tcW w:w="1172" w:type="dxa"/>
+            <w:tcW w:w="1173" w:type="dxa"/>
             <w:tcBorders>
               <w:start w:val="single" w:sz="4" w:space="0" w:color="000000"/>
               <w:bottom w:val="single" w:sz="4" w:space="0" w:color="000000"/>
@@ -5305,7 +5305,7 @@
         </w:tc>
         <w:tc>
           <w:tcPr>
-            <w:tcW w:w="1258" w:type="dxa"/>
+            <w:tcW w:w="1257" w:type="dxa"/>
             <w:tcBorders>
               <w:start w:val="single" w:sz="4" w:space="0" w:color="000000"/>
               <w:bottom w:val="single" w:sz="4" w:space="0" w:color="000000"/>
@@ -5325,7 +5325,7 @@
         </w:tc>
         <w:tc>
           <w:tcPr>
-            <w:tcW w:w="992" w:type="dxa"/>
+            <w:tcW w:w="993" w:type="dxa"/>
             <w:tcBorders>
               <w:start w:val="single" w:sz="4" w:space="0" w:color="000000"/>
               <w:bottom w:val="single" w:sz="4" w:space="0" w:color="000000"/>
@@ -5389,7 +5389,7 @@
         </w:tc>
         <w:tc>
           <w:tcPr>
-            <w:tcW w:w="3328" w:type="dxa"/>
+            <w:tcW w:w="3327" w:type="dxa"/>
             <w:tcBorders>
               <w:start w:val="single" w:sz="4" w:space="0" w:color="000000"/>
               <w:bottom w:val="single" w:sz="4" w:space="0" w:color="000000"/>
@@ -5409,7 +5409,7 @@
         </w:tc>
         <w:tc>
           <w:tcPr>
-            <w:tcW w:w="1172" w:type="dxa"/>
+            <w:tcW w:w="1173" w:type="dxa"/>
             <w:tcBorders>
               <w:start w:val="single" w:sz="4" w:space="0" w:color="000000"/>
               <w:bottom w:val="single" w:sz="4" w:space="0" w:color="000000"/>
@@ -5429,7 +5429,7 @@
         </w:tc>
         <w:tc>
           <w:tcPr>
-            <w:tcW w:w="1258" w:type="dxa"/>
+            <w:tcW w:w="1257" w:type="dxa"/>
             <w:tcBorders>
               <w:start w:val="single" w:sz="4" w:space="0" w:color="000000"/>
               <w:bottom w:val="single" w:sz="4" w:space="0" w:color="000000"/>
@@ -5449,7 +5449,7 @@
         </w:tc>
         <w:tc>
           <w:tcPr>
-            <w:tcW w:w="992" w:type="dxa"/>
+            <w:tcW w:w="993" w:type="dxa"/>
             <w:tcBorders>
               <w:start w:val="single" w:sz="4" w:space="0" w:color="000000"/>
               <w:bottom w:val="single" w:sz="4" w:space="0" w:color="000000"/>
@@ -5513,7 +5513,7 @@
         </w:tc>
         <w:tc>
           <w:tcPr>
-            <w:tcW w:w="3328" w:type="dxa"/>
+            <w:tcW w:w="3327" w:type="dxa"/>
             <w:tcBorders>
               <w:start w:val="single" w:sz="4" w:space="0" w:color="000000"/>
               <w:bottom w:val="single" w:sz="4" w:space="0" w:color="000000"/>
@@ -5533,7 +5533,7 @@
         </w:tc>
         <w:tc>
           <w:tcPr>
-            <w:tcW w:w="1172" w:type="dxa"/>
+            <w:tcW w:w="1173" w:type="dxa"/>
             <w:tcBorders>
               <w:start w:val="single" w:sz="4" w:space="0" w:color="000000"/>
               <w:bottom w:val="single" w:sz="4" w:space="0" w:color="000000"/>
@@ -5553,7 +5553,7 @@
         </w:tc>
         <w:tc>
           <w:tcPr>
-            <w:tcW w:w="1258" w:type="dxa"/>
+            <w:tcW w:w="1257" w:type="dxa"/>
             <w:tcBorders>
               <w:start w:val="single" w:sz="4" w:space="0" w:color="000000"/>
               <w:bottom w:val="single" w:sz="4" w:space="0" w:color="000000"/>
@@ -5573,7 +5573,7 @@
         </w:tc>
         <w:tc>
           <w:tcPr>
-            <w:tcW w:w="992" w:type="dxa"/>
+            <w:tcW w:w="993" w:type="dxa"/>
             <w:tcBorders>
               <w:start w:val="single" w:sz="4" w:space="0" w:color="000000"/>
               <w:bottom w:val="single" w:sz="4" w:space="0" w:color="000000"/>
@@ -5637,7 +5637,7 @@
         </w:tc>
         <w:tc>
           <w:tcPr>
-            <w:tcW w:w="3328" w:type="dxa"/>
+            <w:tcW w:w="3327" w:type="dxa"/>
             <w:tcBorders>
               <w:start w:val="single" w:sz="4" w:space="0" w:color="000000"/>
               <w:bottom w:val="single" w:sz="4" w:space="0" w:color="000000"/>
@@ -5657,7 +5657,7 @@
         </w:tc>
         <w:tc>
           <w:tcPr>
-            <w:tcW w:w="1172" w:type="dxa"/>
+            <w:tcW w:w="1173" w:type="dxa"/>
             <w:tcBorders>
               <w:start w:val="single" w:sz="4" w:space="0" w:color="000000"/>
               <w:bottom w:val="single" w:sz="4" w:space="0" w:color="000000"/>
@@ -5677,7 +5677,7 @@
         </w:tc>
         <w:tc>
           <w:tcPr>
-            <w:tcW w:w="1258" w:type="dxa"/>
+            <w:tcW w:w="1257" w:type="dxa"/>
             <w:tcBorders>
               <w:start w:val="single" w:sz="4" w:space="0" w:color="000000"/>
               <w:bottom w:val="single" w:sz="4" w:space="0" w:color="000000"/>
@@ -5697,7 +5697,7 @@
         </w:tc>
         <w:tc>
           <w:tcPr>
-            <w:tcW w:w="992" w:type="dxa"/>
+            <w:tcW w:w="993" w:type="dxa"/>
             <w:tcBorders>
               <w:start w:val="single" w:sz="4" w:space="0" w:color="000000"/>
               <w:bottom w:val="single" w:sz="4" w:space="0" w:color="000000"/>
@@ -5761,7 +5761,7 @@
         </w:tc>
         <w:tc>
           <w:tcPr>
-            <w:tcW w:w="3328" w:type="dxa"/>
+            <w:tcW w:w="3327" w:type="dxa"/>
             <w:tcBorders>
               <w:start w:val="single" w:sz="4" w:space="0" w:color="000000"/>
               <w:bottom w:val="single" w:sz="4" w:space="0" w:color="000000"/>
@@ -5781,7 +5781,7 @@
         </w:tc>
         <w:tc>
           <w:tcPr>
-            <w:tcW w:w="1172" w:type="dxa"/>
+            <w:tcW w:w="1173" w:type="dxa"/>
             <w:tcBorders>
               <w:start w:val="single" w:sz="4" w:space="0" w:color="000000"/>
               <w:bottom w:val="single" w:sz="4" w:space="0" w:color="000000"/>
@@ -5801,7 +5801,7 @@
         </w:tc>
         <w:tc>
           <w:tcPr>
-            <w:tcW w:w="1258" w:type="dxa"/>
+            <w:tcW w:w="1257" w:type="dxa"/>
             <w:tcBorders>
               <w:start w:val="single" w:sz="4" w:space="0" w:color="000000"/>
               <w:bottom w:val="single" w:sz="4" w:space="0" w:color="000000"/>
@@ -5821,7 +5821,7 @@
         </w:tc>
         <w:tc>
           <w:tcPr>
-            <w:tcW w:w="992" w:type="dxa"/>
+            <w:tcW w:w="993" w:type="dxa"/>
             <w:tcBorders>
               <w:start w:val="single" w:sz="4" w:space="0" w:color="000000"/>
               <w:bottom w:val="single" w:sz="4" w:space="0" w:color="000000"/>
@@ -5885,7 +5885,7 @@
         </w:tc>
         <w:tc>
           <w:tcPr>
-            <w:tcW w:w="3328" w:type="dxa"/>
+            <w:tcW w:w="3327" w:type="dxa"/>
             <w:tcBorders>
               <w:start w:val="single" w:sz="4" w:space="0" w:color="000000"/>
               <w:bottom w:val="single" w:sz="4" w:space="0" w:color="000000"/>
@@ -5905,7 +5905,7 @@
         </w:tc>
         <w:tc>
           <w:tcPr>
-            <w:tcW w:w="1172" w:type="dxa"/>
+            <w:tcW w:w="1173" w:type="dxa"/>
             <w:tcBorders>
               <w:start w:val="single" w:sz="4" w:space="0" w:color="000000"/>
               <w:bottom w:val="single" w:sz="4" w:space="0" w:color="000000"/>
@@ -5925,7 +5925,7 @@
         </w:tc>
         <w:tc>
           <w:tcPr>
-            <w:tcW w:w="1258" w:type="dxa"/>
+            <w:tcW w:w="1257" w:type="dxa"/>
             <w:tcBorders>
               <w:start w:val="single" w:sz="4" w:space="0" w:color="000000"/>
               <w:bottom w:val="single" w:sz="4" w:space="0" w:color="000000"/>
@@ -5945,7 +5945,7 @@
         </w:tc>
         <w:tc>
           <w:tcPr>
-            <w:tcW w:w="992" w:type="dxa"/>
+            <w:tcW w:w="993" w:type="dxa"/>
             <w:tcBorders>
               <w:start w:val="single" w:sz="4" w:space="0" w:color="000000"/>
               <w:bottom w:val="single" w:sz="4" w:space="0" w:color="000000"/>
@@ -6009,7 +6009,7 @@
         </w:tc>
         <w:tc>
           <w:tcPr>
-            <w:tcW w:w="3328" w:type="dxa"/>
+            <w:tcW w:w="3327" w:type="dxa"/>
             <w:tcBorders>
               <w:start w:val="single" w:sz="4" w:space="0" w:color="000000"/>
               <w:bottom w:val="single" w:sz="4" w:space="0" w:color="000000"/>
@@ -6029,7 +6029,7 @@
         </w:tc>
         <w:tc>
           <w:tcPr>
-            <w:tcW w:w="1172" w:type="dxa"/>
+            <w:tcW w:w="1173" w:type="dxa"/>
             <w:tcBorders>
               <w:start w:val="single" w:sz="4" w:space="0" w:color="000000"/>
               <w:bottom w:val="single" w:sz="4" w:space="0" w:color="000000"/>
@@ -6049,7 +6049,7 @@
         </w:tc>
         <w:tc>
           <w:tcPr>
-            <w:tcW w:w="1258" w:type="dxa"/>
+            <w:tcW w:w="1257" w:type="dxa"/>
             <w:tcBorders>
               <w:start w:val="single" w:sz="4" w:space="0" w:color="000000"/>
               <w:bottom w:val="single" w:sz="4" w:space="0" w:color="000000"/>
@@ -6069,7 +6069,7 @@
         </w:tc>
         <w:tc>
           <w:tcPr>
-            <w:tcW w:w="992" w:type="dxa"/>
+            <w:tcW w:w="993" w:type="dxa"/>
             <w:tcBorders>
               <w:start w:val="single" w:sz="4" w:space="0" w:color="000000"/>
               <w:bottom w:val="single" w:sz="4" w:space="0" w:color="000000"/>
@@ -6133,7 +6133,7 @@
         </w:tc>
         <w:tc>
           <w:tcPr>
-            <w:tcW w:w="3328" w:type="dxa"/>
+            <w:tcW w:w="3327" w:type="dxa"/>
             <w:tcBorders>
               <w:start w:val="single" w:sz="4" w:space="0" w:color="000000"/>
               <w:bottom w:val="single" w:sz="4" w:space="0" w:color="000000"/>
@@ -6153,7 +6153,7 @@
         </w:tc>
         <w:tc>
           <w:tcPr>
-            <w:tcW w:w="1172" w:type="dxa"/>
+            <w:tcW w:w="1173" w:type="dxa"/>
             <w:tcBorders>
               <w:start w:val="single" w:sz="4" w:space="0" w:color="000000"/>
               <w:bottom w:val="single" w:sz="4" w:space="0" w:color="000000"/>
@@ -6173,7 +6173,7 @@
         </w:tc>
         <w:tc>
           <w:tcPr>
-            <w:tcW w:w="1258" w:type="dxa"/>
+            <w:tcW w:w="1257" w:type="dxa"/>
             <w:tcBorders>
               <w:start w:val="single" w:sz="4" w:space="0" w:color="000000"/>
               <w:bottom w:val="single" w:sz="4" w:space="0" w:color="000000"/>
@@ -6193,7 +6193,7 @@
         </w:tc>
         <w:tc>
           <w:tcPr>
-            <w:tcW w:w="992" w:type="dxa"/>
+            <w:tcW w:w="993" w:type="dxa"/>
             <w:tcBorders>
               <w:start w:val="single" w:sz="4" w:space="0" w:color="000000"/>
               <w:bottom w:val="single" w:sz="4" w:space="0" w:color="000000"/>
@@ -6257,7 +6257,7 @@
         </w:tc>
         <w:tc>
           <w:tcPr>
-            <w:tcW w:w="3328" w:type="dxa"/>
+            <w:tcW w:w="3327" w:type="dxa"/>
             <w:tcBorders>
               <w:start w:val="single" w:sz="4" w:space="0" w:color="000000"/>
               <w:bottom w:val="single" w:sz="4" w:space="0" w:color="000000"/>
@@ -6277,7 +6277,7 @@
         </w:tc>
         <w:tc>
           <w:tcPr>
-            <w:tcW w:w="1172" w:type="dxa"/>
+            <w:tcW w:w="1173" w:type="dxa"/>
             <w:tcBorders>
               <w:start w:val="single" w:sz="4" w:space="0" w:color="000000"/>
               <w:bottom w:val="single" w:sz="4" w:space="0" w:color="000000"/>
@@ -6297,7 +6297,7 @@
         </w:tc>
         <w:tc>
           <w:tcPr>
-            <w:tcW w:w="1258" w:type="dxa"/>
+            <w:tcW w:w="1257" w:type="dxa"/>
             <w:tcBorders>
               <w:start w:val="single" w:sz="4" w:space="0" w:color="000000"/>
               <w:bottom w:val="single" w:sz="4" w:space="0" w:color="000000"/>
@@ -6317,7 +6317,7 @@
         </w:tc>
         <w:tc>
           <w:tcPr>
-            <w:tcW w:w="992" w:type="dxa"/>
+            <w:tcW w:w="993" w:type="dxa"/>
             <w:tcBorders>
               <w:start w:val="single" w:sz="4" w:space="0" w:color="000000"/>
               <w:bottom w:val="single" w:sz="4" w:space="0" w:color="000000"/>
@@ -6381,7 +6381,7 @@
         </w:tc>
         <w:tc>
           <w:tcPr>
-            <w:tcW w:w="3328" w:type="dxa"/>
+            <w:tcW w:w="3327" w:type="dxa"/>
             <w:tcBorders>
               <w:start w:val="single" w:sz="4" w:space="0" w:color="000000"/>
               <w:bottom w:val="single" w:sz="4" w:space="0" w:color="000000"/>
@@ -6401,7 +6401,7 @@
         </w:tc>
         <w:tc>
           <w:tcPr>
-            <w:tcW w:w="1172" w:type="dxa"/>
+            <w:tcW w:w="1173" w:type="dxa"/>
             <w:tcBorders>
               <w:start w:val="single" w:sz="4" w:space="0" w:color="000000"/>
               <w:bottom w:val="single" w:sz="4" w:space="0" w:color="000000"/>
@@ -6421,7 +6421,7 @@
         </w:tc>
         <w:tc>
           <w:tcPr>
-            <w:tcW w:w="1258" w:type="dxa"/>
+            <w:tcW w:w="1257" w:type="dxa"/>
             <w:tcBorders>
               <w:start w:val="single" w:sz="4" w:space="0" w:color="000000"/>
               <w:bottom w:val="single" w:sz="4" w:space="0" w:color="000000"/>
@@ -6441,7 +6441,7 @@
         </w:tc>
         <w:tc>
           <w:tcPr>
-            <w:tcW w:w="992" w:type="dxa"/>
+            <w:tcW w:w="993" w:type="dxa"/>
             <w:tcBorders>
               <w:start w:val="single" w:sz="4" w:space="0" w:color="000000"/>
               <w:bottom w:val="single" w:sz="4" w:space="0" w:color="000000"/>
@@ -6505,7 +6505,7 @@
         </w:tc>
         <w:tc>
           <w:tcPr>
-            <w:tcW w:w="3328" w:type="dxa"/>
+            <w:tcW w:w="3327" w:type="dxa"/>
             <w:tcBorders>
               <w:start w:val="single" w:sz="4" w:space="0" w:color="000000"/>
               <w:bottom w:val="single" w:sz="4" w:space="0" w:color="000000"/>
@@ -6525,7 +6525,7 @@
         </w:tc>
         <w:tc>
           <w:tcPr>
-            <w:tcW w:w="1172" w:type="dxa"/>
+            <w:tcW w:w="1173" w:type="dxa"/>
             <w:tcBorders>
               <w:start w:val="single" w:sz="4" w:space="0" w:color="000000"/>
               <w:bottom w:val="single" w:sz="4" w:space="0" w:color="000000"/>
@@ -6545,7 +6545,7 @@
         </w:tc>
         <w:tc>
           <w:tcPr>
-            <w:tcW w:w="1258" w:type="dxa"/>
+            <w:tcW w:w="1257" w:type="dxa"/>
             <w:tcBorders>
               <w:start w:val="single" w:sz="4" w:space="0" w:color="000000"/>
               <w:bottom w:val="single" w:sz="4" w:space="0" w:color="000000"/>
@@ -6565,7 +6565,7 @@
         </w:tc>
         <w:tc>
           <w:tcPr>
-            <w:tcW w:w="992" w:type="dxa"/>
+            <w:tcW w:w="993" w:type="dxa"/>
             <w:tcBorders>
               <w:start w:val="single" w:sz="4" w:space="0" w:color="000000"/>
               <w:bottom w:val="single" w:sz="4" w:space="0" w:color="000000"/>
@@ -6629,7 +6629,7 @@
         </w:tc>
         <w:tc>
           <w:tcPr>
-            <w:tcW w:w="3328" w:type="dxa"/>
+            <w:tcW w:w="3327" w:type="dxa"/>
             <w:tcBorders>
               <w:start w:val="single" w:sz="4" w:space="0" w:color="000000"/>
               <w:bottom w:val="single" w:sz="4" w:space="0" w:color="000000"/>
@@ -6649,7 +6649,7 @@
         </w:tc>
         <w:tc>
           <w:tcPr>
-            <w:tcW w:w="1172" w:type="dxa"/>
+            <w:tcW w:w="1173" w:type="dxa"/>
             <w:tcBorders>
               <w:start w:val="single" w:sz="4" w:space="0" w:color="000000"/>
               <w:bottom w:val="single" w:sz="4" w:space="0" w:color="000000"/>
@@ -6669,7 +6669,7 @@
         </w:tc>
         <w:tc>
           <w:tcPr>
-            <w:tcW w:w="1258" w:type="dxa"/>
+            <w:tcW w:w="1257" w:type="dxa"/>
             <w:tcBorders>
               <w:start w:val="single" w:sz="4" w:space="0" w:color="000000"/>
               <w:bottom w:val="single" w:sz="4" w:space="0" w:color="000000"/>
@@ -6689,7 +6689,7 @@
         </w:tc>
         <w:tc>
           <w:tcPr>
-            <w:tcW w:w="992" w:type="dxa"/>
+            <w:tcW w:w="993" w:type="dxa"/>
             <w:tcBorders>
               <w:start w:val="single" w:sz="4" w:space="0" w:color="000000"/>
               <w:bottom w:val="single" w:sz="4" w:space="0" w:color="000000"/>
@@ -6753,7 +6753,7 @@
         </w:tc>
         <w:tc>
           <w:tcPr>
-            <w:tcW w:w="3328" w:type="dxa"/>
+            <w:tcW w:w="3327" w:type="dxa"/>
             <w:tcBorders>
               <w:start w:val="single" w:sz="4" w:space="0" w:color="000000"/>
               <w:bottom w:val="single" w:sz="4" w:space="0" w:color="000000"/>
@@ -6773,7 +6773,7 @@
         </w:tc>
         <w:tc>
           <w:tcPr>
-            <w:tcW w:w="1172" w:type="dxa"/>
+            <w:tcW w:w="1173" w:type="dxa"/>
             <w:tcBorders>
               <w:start w:val="single" w:sz="4" w:space="0" w:color="000000"/>
               <w:bottom w:val="single" w:sz="4" w:space="0" w:color="000000"/>
@@ -6793,7 +6793,7 @@
         </w:tc>
         <w:tc>
           <w:tcPr>
-            <w:tcW w:w="1258" w:type="dxa"/>
+            <w:tcW w:w="1257" w:type="dxa"/>
             <w:tcBorders>
               <w:start w:val="single" w:sz="4" w:space="0" w:color="000000"/>
               <w:bottom w:val="single" w:sz="4" w:space="0" w:color="000000"/>
@@ -6813,7 +6813,7 @@
         </w:tc>
         <w:tc>
           <w:tcPr>
-            <w:tcW w:w="992" w:type="dxa"/>
+            <w:tcW w:w="993" w:type="dxa"/>
             <w:tcBorders>
               <w:start w:val="single" w:sz="4" w:space="0" w:color="000000"/>
               <w:bottom w:val="single" w:sz="4" w:space="0" w:color="000000"/>
@@ -6877,7 +6877,7 @@
         </w:tc>
         <w:tc>
           <w:tcPr>
-            <w:tcW w:w="3328" w:type="dxa"/>
+            <w:tcW w:w="3327" w:type="dxa"/>
             <w:tcBorders>
               <w:start w:val="single" w:sz="4" w:space="0" w:color="000000"/>
               <w:bottom w:val="single" w:sz="4" w:space="0" w:color="000000"/>
@@ -6897,7 +6897,7 @@
         </w:tc>
         <w:tc>
           <w:tcPr>
-            <w:tcW w:w="1172" w:type="dxa"/>
+            <w:tcW w:w="1173" w:type="dxa"/>
             <w:tcBorders>
               <w:start w:val="single" w:sz="4" w:space="0" w:color="000000"/>
               <w:bottom w:val="single" w:sz="4" w:space="0" w:color="000000"/>
@@ -6917,7 +6917,7 @@
         </w:tc>
         <w:tc>
           <w:tcPr>
-            <w:tcW w:w="1258" w:type="dxa"/>
+            <w:tcW w:w="1257" w:type="dxa"/>
             <w:tcBorders>
               <w:start w:val="single" w:sz="4" w:space="0" w:color="000000"/>
               <w:bottom w:val="single" w:sz="4" w:space="0" w:color="000000"/>
@@ -6937,7 +6937,7 @@
         </w:tc>
         <w:tc>
           <w:tcPr>
-            <w:tcW w:w="992" w:type="dxa"/>
+            <w:tcW w:w="993" w:type="dxa"/>
             <w:tcBorders>
               <w:start w:val="single" w:sz="4" w:space="0" w:color="000000"/>
               <w:bottom w:val="single" w:sz="4" w:space="0" w:color="000000"/>
@@ -7001,7 +7001,7 @@
         </w:tc>
         <w:tc>
           <w:tcPr>
-            <w:tcW w:w="3328" w:type="dxa"/>
+            <w:tcW w:w="3327" w:type="dxa"/>
             <w:tcBorders>
               <w:start w:val="single" w:sz="4" w:space="0" w:color="000000"/>
               <w:bottom w:val="single" w:sz="4" w:space="0" w:color="000000"/>
@@ -7021,7 +7021,7 @@
         </w:tc>
         <w:tc>
           <w:tcPr>
-            <w:tcW w:w="1172" w:type="dxa"/>
+            <w:tcW w:w="1173" w:type="dxa"/>
             <w:tcBorders>
               <w:start w:val="single" w:sz="4" w:space="0" w:color="000000"/>
               <w:bottom w:val="single" w:sz="4" w:space="0" w:color="000000"/>
@@ -7041,7 +7041,7 @@
         </w:tc>
         <w:tc>
           <w:tcPr>
-            <w:tcW w:w="1258" w:type="dxa"/>
+            <w:tcW w:w="1257" w:type="dxa"/>
             <w:tcBorders>
               <w:start w:val="single" w:sz="4" w:space="0" w:color="000000"/>
               <w:bottom w:val="single" w:sz="4" w:space="0" w:color="000000"/>
@@ -7061,7 +7061,7 @@
         </w:tc>
         <w:tc>
           <w:tcPr>
-            <w:tcW w:w="992" w:type="dxa"/>
+            <w:tcW w:w="993" w:type="dxa"/>
             <w:tcBorders>
               <w:start w:val="single" w:sz="4" w:space="0" w:color="000000"/>
               <w:bottom w:val="single" w:sz="4" w:space="0" w:color="000000"/>
@@ -7125,7 +7125,7 @@
         </w:tc>
         <w:tc>
           <w:tcPr>
-            <w:tcW w:w="3328" w:type="dxa"/>
+            <w:tcW w:w="3327" w:type="dxa"/>
             <w:tcBorders>
               <w:start w:val="single" w:sz="4" w:space="0" w:color="000000"/>
               <w:bottom w:val="single" w:sz="4" w:space="0" w:color="000000"/>
@@ -7145,7 +7145,7 @@
         </w:tc>
         <w:tc>
           <w:tcPr>
-            <w:tcW w:w="1172" w:type="dxa"/>
+            <w:tcW w:w="1173" w:type="dxa"/>
             <w:tcBorders>
               <w:start w:val="single" w:sz="4" w:space="0" w:color="000000"/>
               <w:bottom w:val="single" w:sz="4" w:space="0" w:color="000000"/>
@@ -7165,7 +7165,7 @@
         </w:tc>
         <w:tc>
           <w:tcPr>
-            <w:tcW w:w="1258" w:type="dxa"/>
+            <w:tcW w:w="1257" w:type="dxa"/>
             <w:tcBorders>
               <w:start w:val="single" w:sz="4" w:space="0" w:color="000000"/>
               <w:bottom w:val="single" w:sz="4" w:space="0" w:color="000000"/>
@@ -7185,7 +7185,7 @@
         </w:tc>
         <w:tc>
           <w:tcPr>
-            <w:tcW w:w="992" w:type="dxa"/>
+            <w:tcW w:w="993" w:type="dxa"/>
             <w:tcBorders>
               <w:start w:val="single" w:sz="4" w:space="0" w:color="000000"/>
               <w:bottom w:val="single" w:sz="4" w:space="0" w:color="000000"/>
@@ -7249,7 +7249,7 @@
         </w:tc>
         <w:tc>
           <w:tcPr>
-            <w:tcW w:w="3328" w:type="dxa"/>
+            <w:tcW w:w="3327" w:type="dxa"/>
             <w:tcBorders>
               <w:start w:val="single" w:sz="4" w:space="0" w:color="000000"/>
               <w:bottom w:val="single" w:sz="4" w:space="0" w:color="000000"/>
@@ -7269,7 +7269,7 @@
         </w:tc>
         <w:tc>
           <w:tcPr>
-            <w:tcW w:w="1172" w:type="dxa"/>
+            <w:tcW w:w="1173" w:type="dxa"/>
             <w:tcBorders>
               <w:start w:val="single" w:sz="4" w:space="0" w:color="000000"/>
               <w:bottom w:val="single" w:sz="4" w:space="0" w:color="000000"/>
@@ -7289,7 +7289,7 @@
         </w:tc>
         <w:tc>
           <w:tcPr>
-            <w:tcW w:w="1258" w:type="dxa"/>
+            <w:tcW w:w="1257" w:type="dxa"/>
             <w:tcBorders>
               <w:start w:val="single" w:sz="4" w:space="0" w:color="000000"/>
               <w:bottom w:val="single" w:sz="4" w:space="0" w:color="000000"/>
@@ -7309,7 +7309,7 @@
         </w:tc>
         <w:tc>
           <w:tcPr>
-            <w:tcW w:w="992" w:type="dxa"/>
+            <w:tcW w:w="993" w:type="dxa"/>
             <w:tcBorders>
               <w:start w:val="single" w:sz="4" w:space="0" w:color="000000"/>
               <w:bottom w:val="single" w:sz="4" w:space="0" w:color="000000"/>
@@ -7373,7 +7373,7 @@
         </w:tc>
         <w:tc>
           <w:tcPr>
-            <w:tcW w:w="3328" w:type="dxa"/>
+            <w:tcW w:w="3327" w:type="dxa"/>
             <w:tcBorders>
               <w:start w:val="single" w:sz="4" w:space="0" w:color="000000"/>
               <w:bottom w:val="single" w:sz="4" w:space="0" w:color="000000"/>
@@ -7393,7 +7393,7 @@
         </w:tc>
         <w:tc>
           <w:tcPr>
-            <w:tcW w:w="1172" w:type="dxa"/>
+            <w:tcW w:w="1173" w:type="dxa"/>
             <w:tcBorders>
               <w:start w:val="single" w:sz="4" w:space="0" w:color="000000"/>
               <w:bottom w:val="single" w:sz="4" w:space="0" w:color="000000"/>
@@ -7413,7 +7413,7 @@
         </w:tc>
         <w:tc>
           <w:tcPr>
-            <w:tcW w:w="1258" w:type="dxa"/>
+            <w:tcW w:w="1257" w:type="dxa"/>
             <w:tcBorders>
               <w:start w:val="single" w:sz="4" w:space="0" w:color="000000"/>
               <w:bottom w:val="single" w:sz="4" w:space="0" w:color="000000"/>
@@ -7433,7 +7433,7 @@
         </w:tc>
         <w:tc>
           <w:tcPr>
-            <w:tcW w:w="992" w:type="dxa"/>
+            <w:tcW w:w="993" w:type="dxa"/>
             <w:tcBorders>
               <w:start w:val="single" w:sz="4" w:space="0" w:color="000000"/>
               <w:bottom w:val="single" w:sz="4" w:space="0" w:color="000000"/>
@@ -7497,7 +7497,7 @@
         </w:tc>
         <w:tc>
           <w:tcPr>
-            <w:tcW w:w="3328" w:type="dxa"/>
+            <w:tcW w:w="3327" w:type="dxa"/>
             <w:tcBorders>
               <w:start w:val="single" w:sz="4" w:space="0" w:color="000000"/>
               <w:bottom w:val="single" w:sz="4" w:space="0" w:color="000000"/>
@@ -7517,7 +7517,7 @@
         </w:tc>
         <w:tc>
           <w:tcPr>
-            <w:tcW w:w="1172" w:type="dxa"/>
+            <w:tcW w:w="1173" w:type="dxa"/>
             <w:tcBorders>
               <w:start w:val="single" w:sz="4" w:space="0" w:color="000000"/>
               <w:bottom w:val="single" w:sz="4" w:space="0" w:color="000000"/>
@@ -7537,7 +7537,7 @@
         </w:tc>
         <w:tc>
           <w:tcPr>
-            <w:tcW w:w="1258" w:type="dxa"/>
+            <w:tcW w:w="1257" w:type="dxa"/>
             <w:tcBorders>
               <w:start w:val="single" w:sz="4" w:space="0" w:color="000000"/>
               <w:bottom w:val="single" w:sz="4" w:space="0" w:color="000000"/>
@@ -7557,7 +7557,7 @@
         </w:tc>
         <w:tc>
           <w:tcPr>
-            <w:tcW w:w="992" w:type="dxa"/>
+            <w:tcW w:w="993" w:type="dxa"/>
             <w:tcBorders>
               <w:start w:val="single" w:sz="4" w:space="0" w:color="000000"/>
               <w:bottom w:val="single" w:sz="4" w:space="0" w:color="000000"/>
@@ -7621,7 +7621,7 @@
         </w:tc>
         <w:tc>
           <w:tcPr>
-            <w:tcW w:w="3328" w:type="dxa"/>
+            <w:tcW w:w="3327" w:type="dxa"/>
             <w:tcBorders>
               <w:start w:val="single" w:sz="4" w:space="0" w:color="000000"/>
               <w:bottom w:val="single" w:sz="4" w:space="0" w:color="000000"/>
@@ -7641,7 +7641,7 @@
         </w:tc>
         <w:tc>
           <w:tcPr>
-            <w:tcW w:w="1172" w:type="dxa"/>
+            <w:tcW w:w="1173" w:type="dxa"/>
             <w:tcBorders>
               <w:start w:val="single" w:sz="4" w:space="0" w:color="000000"/>
               <w:bottom w:val="single" w:sz="4" w:space="0" w:color="000000"/>
@@ -7661,7 +7661,7 @@
         </w:tc>
         <w:tc>
           <w:tcPr>
-            <w:tcW w:w="1258" w:type="dxa"/>
+            <w:tcW w:w="1257" w:type="dxa"/>
             <w:tcBorders>
               <w:start w:val="single" w:sz="4" w:space="0" w:color="000000"/>
               <w:bottom w:val="single" w:sz="4" w:space="0" w:color="000000"/>
@@ -7681,7 +7681,7 @@
         </w:tc>
         <w:tc>
           <w:tcPr>
-            <w:tcW w:w="992" w:type="dxa"/>
+            <w:tcW w:w="993" w:type="dxa"/>
             <w:tcBorders>
               <w:start w:val="single" w:sz="4" w:space="0" w:color="000000"/>
               <w:bottom w:val="single" w:sz="4" w:space="0" w:color="000000"/>
@@ -7745,7 +7745,7 @@
         </w:tc>
         <w:tc>
           <w:tcPr>
-            <w:tcW w:w="3328" w:type="dxa"/>
+            <w:tcW w:w="3327" w:type="dxa"/>
             <w:tcBorders>
               <w:start w:val="single" w:sz="4" w:space="0" w:color="000000"/>
               <w:bottom w:val="single" w:sz="4" w:space="0" w:color="000000"/>
@@ -7765,7 +7765,7 @@
         </w:tc>
         <w:tc>
           <w:tcPr>
-            <w:tcW w:w="1172" w:type="dxa"/>
+            <w:tcW w:w="1173" w:type="dxa"/>
             <w:tcBorders>
               <w:start w:val="single" w:sz="4" w:space="0" w:color="000000"/>
               <w:bottom w:val="single" w:sz="4" w:space="0" w:color="000000"/>
@@ -7785,7 +7785,7 @@
         </w:tc>
         <w:tc>
           <w:tcPr>
-            <w:tcW w:w="1258" w:type="dxa"/>
+            <w:tcW w:w="1257" w:type="dxa"/>
             <w:tcBorders>
               <w:start w:val="single" w:sz="4" w:space="0" w:color="000000"/>
               <w:bottom w:val="single" w:sz="4" w:space="0" w:color="000000"/>
@@ -7805,7 +7805,7 @@
         </w:tc>
         <w:tc>
           <w:tcPr>
-            <w:tcW w:w="992" w:type="dxa"/>
+            <w:tcW w:w="993" w:type="dxa"/>
             <w:tcBorders>
               <w:start w:val="single" w:sz="4" w:space="0" w:color="000000"/>
               <w:bottom w:val="single" w:sz="4" w:space="0" w:color="000000"/>
@@ -7869,7 +7869,7 @@
         </w:tc>
         <w:tc>
           <w:tcPr>
-            <w:tcW w:w="3328" w:type="dxa"/>
+            <w:tcW w:w="3327" w:type="dxa"/>
             <w:tcBorders>
               <w:start w:val="single" w:sz="4" w:space="0" w:color="000000"/>
               <w:bottom w:val="single" w:sz="4" w:space="0" w:color="000000"/>
@@ -7889,7 +7889,7 @@
         </w:tc>
         <w:tc>
           <w:tcPr>
-            <w:tcW w:w="1172" w:type="dxa"/>
+            <w:tcW w:w="1173" w:type="dxa"/>
             <w:tcBorders>
               <w:start w:val="single" w:sz="4" w:space="0" w:color="000000"/>
               <w:bottom w:val="single" w:sz="4" w:space="0" w:color="000000"/>
@@ -7909,7 +7909,7 @@
         </w:tc>
         <w:tc>
           <w:tcPr>
-            <w:tcW w:w="1258" w:type="dxa"/>
+            <w:tcW w:w="1257" w:type="dxa"/>
             <w:tcBorders>
               <w:start w:val="single" w:sz="4" w:space="0" w:color="000000"/>
               <w:bottom w:val="single" w:sz="4" w:space="0" w:color="000000"/>
@@ -7929,7 +7929,7 @@
         </w:tc>
         <w:tc>
           <w:tcPr>
-            <w:tcW w:w="992" w:type="dxa"/>
+            <w:tcW w:w="993" w:type="dxa"/>
             <w:tcBorders>
               <w:start w:val="single" w:sz="4" w:space="0" w:color="000000"/>
               <w:bottom w:val="single" w:sz="4" w:space="0" w:color="000000"/>
@@ -7993,7 +7993,7 @@
         </w:tc>
         <w:tc>
           <w:tcPr>
-            <w:tcW w:w="3328" w:type="dxa"/>
+            <w:tcW w:w="3327" w:type="dxa"/>
             <w:tcBorders>
               <w:start w:val="single" w:sz="4" w:space="0" w:color="000000"/>
               <w:bottom w:val="single" w:sz="4" w:space="0" w:color="000000"/>
@@ -8013,7 +8013,7 @@
         </w:tc>
         <w:tc>
           <w:tcPr>
-            <w:tcW w:w="1172" w:type="dxa"/>
+            <w:tcW w:w="1173" w:type="dxa"/>
             <w:tcBorders>
               <w:start w:val="single" w:sz="4" w:space="0" w:color="000000"/>
               <w:bottom w:val="single" w:sz="4" w:space="0" w:color="000000"/>
@@ -8033,7 +8033,7 @@
         </w:tc>
         <w:tc>
           <w:tcPr>
-            <w:tcW w:w="1258" w:type="dxa"/>
+            <w:tcW w:w="1257" w:type="dxa"/>
             <w:tcBorders>
               <w:start w:val="single" w:sz="4" w:space="0" w:color="000000"/>
               <w:bottom w:val="single" w:sz="4" w:space="0" w:color="000000"/>
@@ -8053,7 +8053,7 @@
         </w:tc>
         <w:tc>
           <w:tcPr>
-            <w:tcW w:w="992" w:type="dxa"/>
+            <w:tcW w:w="993" w:type="dxa"/>
             <w:tcBorders>
               <w:start w:val="single" w:sz="4" w:space="0" w:color="000000"/>
               <w:bottom w:val="single" w:sz="4" w:space="0" w:color="000000"/>
@@ -8117,7 +8117,7 @@
         </w:tc>
         <w:tc>
           <w:tcPr>
-            <w:tcW w:w="3328" w:type="dxa"/>
+            <w:tcW w:w="3327" w:type="dxa"/>
             <w:tcBorders>
               <w:start w:val="single" w:sz="4" w:space="0" w:color="000000"/>
               <w:bottom w:val="single" w:sz="4" w:space="0" w:color="000000"/>
@@ -8137,7 +8137,7 @@
         </w:tc>
         <w:tc>
           <w:tcPr>
-            <w:tcW w:w="1172" w:type="dxa"/>
+            <w:tcW w:w="1173" w:type="dxa"/>
             <w:tcBorders>
               <w:start w:val="single" w:sz="4" w:space="0" w:color="000000"/>
               <w:bottom w:val="single" w:sz="4" w:space="0" w:color="000000"/>
@@ -8157,7 +8157,7 @@
         </w:tc>
         <w:tc>
           <w:tcPr>
-            <w:tcW w:w="1258" w:type="dxa"/>
+            <w:tcW w:w="1257" w:type="dxa"/>
             <w:tcBorders>
               <w:start w:val="single" w:sz="4" w:space="0" w:color="000000"/>
               <w:bottom w:val="single" w:sz="4" w:space="0" w:color="000000"/>
@@ -8177,7 +8177,7 @@
         </w:tc>
         <w:tc>
           <w:tcPr>
-            <w:tcW w:w="992" w:type="dxa"/>
+            <w:tcW w:w="993" w:type="dxa"/>
             <w:tcBorders>
               <w:start w:val="single" w:sz="4" w:space="0" w:color="000000"/>
               <w:bottom w:val="single" w:sz="4" w:space="0" w:color="000000"/>
@@ -8241,7 +8241,7 @@
         </w:tc>
         <w:tc>
           <w:tcPr>
-            <w:tcW w:w="3328" w:type="dxa"/>
+            <w:tcW w:w="3327" w:type="dxa"/>
             <w:tcBorders>
               <w:start w:val="single" w:sz="4" w:space="0" w:color="000000"/>
               <w:bottom w:val="single" w:sz="4" w:space="0" w:color="000000"/>
@@ -8261,7 +8261,7 @@
         </w:tc>
         <w:tc>
           <w:tcPr>
-            <w:tcW w:w="1172" w:type="dxa"/>
+            <w:tcW w:w="1173" w:type="dxa"/>
             <w:tcBorders>
               <w:start w:val="single" w:sz="4" w:space="0" w:color="000000"/>
               <w:bottom w:val="single" w:sz="4" w:space="0" w:color="000000"/>
@@ -8281,7 +8281,7 @@
         </w:tc>
         <w:tc>
           <w:tcPr>
-            <w:tcW w:w="1258" w:type="dxa"/>
+            <w:tcW w:w="1257" w:type="dxa"/>
             <w:tcBorders>
               <w:start w:val="single" w:sz="4" w:space="0" w:color="000000"/>
               <w:bottom w:val="single" w:sz="4" w:space="0" w:color="000000"/>
@@ -8301,7 +8301,7 @@
         </w:tc>
         <w:tc>
           <w:tcPr>
-            <w:tcW w:w="992" w:type="dxa"/>
+            <w:tcW w:w="993" w:type="dxa"/>
             <w:tcBorders>
               <w:start w:val="single" w:sz="4" w:space="0" w:color="000000"/>
               <w:bottom w:val="single" w:sz="4" w:space="0" w:color="000000"/>
@@ -8365,7 +8365,7 @@
         </w:tc>
         <w:tc>
           <w:tcPr>
-            <w:tcW w:w="3328" w:type="dxa"/>
+            <w:tcW w:w="3327" w:type="dxa"/>
             <w:tcBorders>
               <w:start w:val="single" w:sz="4" w:space="0" w:color="000000"/>
               <w:bottom w:val="single" w:sz="4" w:space="0" w:color="000000"/>
@@ -8385,7 +8385,7 @@
         </w:tc>
         <w:tc>
           <w:tcPr>
-            <w:tcW w:w="1172" w:type="dxa"/>
+            <w:tcW w:w="1173" w:type="dxa"/>
             <w:tcBorders>
               <w:start w:val="single" w:sz="4" w:space="0" w:color="000000"/>
               <w:bottom w:val="single" w:sz="4" w:space="0" w:color="000000"/>
@@ -8405,7 +8405,7 @@
         </w:tc>
         <w:tc>
           <w:tcPr>
-            <w:tcW w:w="1258" w:type="dxa"/>
+            <w:tcW w:w="1257" w:type="dxa"/>
             <w:tcBorders>
               <w:start w:val="single" w:sz="4" w:space="0" w:color="000000"/>
               <w:bottom w:val="single" w:sz="4" w:space="0" w:color="000000"/>
@@ -8425,7 +8425,7 @@
         </w:tc>
         <w:tc>
           <w:tcPr>
-            <w:tcW w:w="992" w:type="dxa"/>
+            <w:tcW w:w="993" w:type="dxa"/>
             <w:tcBorders>
               <w:start w:val="single" w:sz="4" w:space="0" w:color="000000"/>
               <w:bottom w:val="single" w:sz="4" w:space="0" w:color="000000"/>
@@ -8489,7 +8489,7 @@
         </w:tc>
         <w:tc>
           <w:tcPr>
-            <w:tcW w:w="3328" w:type="dxa"/>
+            <w:tcW w:w="3327" w:type="dxa"/>
             <w:tcBorders>
               <w:start w:val="single" w:sz="4" w:space="0" w:color="000000"/>
               <w:bottom w:val="single" w:sz="4" w:space="0" w:color="000000"/>
@@ -8509,7 +8509,7 @@
         </w:tc>
         <w:tc>
           <w:tcPr>
-            <w:tcW w:w="1172" w:type="dxa"/>
+            <w:tcW w:w="1173" w:type="dxa"/>
             <w:tcBorders>
               <w:start w:val="single" w:sz="4" w:space="0" w:color="000000"/>
               <w:bottom w:val="single" w:sz="4" w:space="0" w:color="000000"/>
@@ -8529,7 +8529,7 @@
         </w:tc>
         <w:tc>
           <w:tcPr>
-            <w:tcW w:w="1258" w:type="dxa"/>
+            <w:tcW w:w="1257" w:type="dxa"/>
             <w:tcBorders>
               <w:start w:val="single" w:sz="4" w:space="0" w:color="000000"/>
               <w:bottom w:val="single" w:sz="4" w:space="0" w:color="000000"/>
@@ -8549,7 +8549,7 @@
         </w:tc>
         <w:tc>
           <w:tcPr>
-            <w:tcW w:w="992" w:type="dxa"/>
+            <w:tcW w:w="993" w:type="dxa"/>
             <w:tcBorders>
               <w:start w:val="single" w:sz="4" w:space="0" w:color="000000"/>
               <w:bottom w:val="single" w:sz="4" w:space="0" w:color="000000"/>
@@ -9666,9 +9666,9 @@
       <w:tblGrid>
         <w:gridCol w:w="857"/>
         <w:gridCol w:w="2603"/>
-        <w:gridCol w:w="1439"/>
+        <w:gridCol w:w="1438"/>
         <w:gridCol w:w="2019"/>
-        <w:gridCol w:w="1748"/>
+        <w:gridCol w:w="1749"/>
       </w:tblGrid>
       <w:tr>
         <w:trPr>
@@ -9718,7 +9718,7 @@
         </w:tc>
         <w:tc>
           <w:tcPr>
-            <w:tcW w:w="1439" w:type="dxa"/>
+            <w:tcW w:w="1438" w:type="dxa"/>
             <w:tcBorders>
               <w:top w:val="single" w:sz="4" w:space="0" w:color="000000"/>
               <w:start w:val="single" w:sz="4" w:space="0" w:color="000000"/>
@@ -9760,7 +9760,7 @@
         </w:tc>
         <w:tc>
           <w:tcPr>
-            <w:tcW w:w="1748" w:type="dxa"/>
+            <w:tcW w:w="1749" w:type="dxa"/>
             <w:tcBorders>
               <w:top w:val="single" w:sz="4" w:space="0" w:color="000000"/>
               <w:start w:val="single" w:sz="4" w:space="0" w:color="000000"/>
@@ -9825,7 +9825,7 @@
         </w:tc>
         <w:tc>
           <w:tcPr>
-            <w:tcW w:w="1439" w:type="dxa"/>
+            <w:tcW w:w="1438" w:type="dxa"/>
             <w:tcBorders>
               <w:start w:val="single" w:sz="4" w:space="0" w:color="000000"/>
               <w:bottom w:val="single" w:sz="4" w:space="0" w:color="000000"/>
@@ -9865,7 +9865,7 @@
         </w:tc>
         <w:tc>
           <w:tcPr>
-            <w:tcW w:w="1748" w:type="dxa"/>
+            <w:tcW w:w="1749" w:type="dxa"/>
             <w:tcBorders>
               <w:start w:val="single" w:sz="4" w:space="0" w:color="000000"/>
               <w:bottom w:val="single" w:sz="4" w:space="0" w:color="000000"/>
@@ -9929,7 +9929,7 @@
         </w:tc>
         <w:tc>
           <w:tcPr>
-            <w:tcW w:w="1439" w:type="dxa"/>
+            <w:tcW w:w="1438" w:type="dxa"/>
             <w:tcBorders>
               <w:start w:val="single" w:sz="4" w:space="0" w:color="000000"/>
               <w:bottom w:val="single" w:sz="4" w:space="0" w:color="000000"/>
@@ -9969,7 +9969,7 @@
         </w:tc>
         <w:tc>
           <w:tcPr>
-            <w:tcW w:w="1748" w:type="dxa"/>
+            <w:tcW w:w="1749" w:type="dxa"/>
             <w:tcBorders>
               <w:start w:val="single" w:sz="4" w:space="0" w:color="000000"/>
               <w:bottom w:val="single" w:sz="4" w:space="0" w:color="000000"/>
@@ -10033,7 +10033,7 @@
         </w:tc>
         <w:tc>
           <w:tcPr>
-            <w:tcW w:w="1439" w:type="dxa"/>
+            <w:tcW w:w="1438" w:type="dxa"/>
             <w:tcBorders>
               <w:start w:val="single" w:sz="4" w:space="0" w:color="000000"/>
               <w:bottom w:val="single" w:sz="4" w:space="0" w:color="000000"/>
@@ -10073,7 +10073,7 @@
         </w:tc>
         <w:tc>
           <w:tcPr>
-            <w:tcW w:w="1748" w:type="dxa"/>
+            <w:tcW w:w="1749" w:type="dxa"/>
             <w:tcBorders>
               <w:start w:val="single" w:sz="4" w:space="0" w:color="000000"/>
               <w:bottom w:val="single" w:sz="4" w:space="0" w:color="000000"/>
@@ -10137,7 +10137,7 @@
         </w:tc>
         <w:tc>
           <w:tcPr>
-            <w:tcW w:w="1439" w:type="dxa"/>
+            <w:tcW w:w="1438" w:type="dxa"/>
             <w:tcBorders>
               <w:start w:val="single" w:sz="4" w:space="0" w:color="000000"/>
               <w:bottom w:val="single" w:sz="4" w:space="0" w:color="000000"/>
@@ -10177,7 +10177,7 @@
         </w:tc>
         <w:tc>
           <w:tcPr>
-            <w:tcW w:w="1748" w:type="dxa"/>
+            <w:tcW w:w="1749" w:type="dxa"/>
             <w:tcBorders>
               <w:start w:val="single" w:sz="4" w:space="0" w:color="000000"/>
               <w:bottom w:val="single" w:sz="4" w:space="0" w:color="000000"/>
@@ -10241,7 +10241,7 @@
         </w:tc>
         <w:tc>
           <w:tcPr>
-            <w:tcW w:w="1439" w:type="dxa"/>
+            <w:tcW w:w="1438" w:type="dxa"/>
             <w:tcBorders>
               <w:start w:val="single" w:sz="4" w:space="0" w:color="000000"/>
               <w:bottom w:val="single" w:sz="4" w:space="0" w:color="000000"/>
@@ -10281,7 +10281,7 @@
         </w:tc>
         <w:tc>
           <w:tcPr>
-            <w:tcW w:w="1748" w:type="dxa"/>
+            <w:tcW w:w="1749" w:type="dxa"/>
             <w:tcBorders>
               <w:start w:val="single" w:sz="4" w:space="0" w:color="000000"/>
               <w:bottom w:val="single" w:sz="4" w:space="0" w:color="000000"/>
@@ -10345,7 +10345,7 @@
         </w:tc>
         <w:tc>
           <w:tcPr>
-            <w:tcW w:w="1439" w:type="dxa"/>
+            <w:tcW w:w="1438" w:type="dxa"/>
             <w:tcBorders>
               <w:start w:val="single" w:sz="4" w:space="0" w:color="000000"/>
               <w:bottom w:val="single" w:sz="4" w:space="0" w:color="000000"/>
@@ -10385,7 +10385,7 @@
         </w:tc>
         <w:tc>
           <w:tcPr>
-            <w:tcW w:w="1748" w:type="dxa"/>
+            <w:tcW w:w="1749" w:type="dxa"/>
             <w:tcBorders>
               <w:start w:val="single" w:sz="4" w:space="0" w:color="000000"/>
               <w:bottom w:val="single" w:sz="4" w:space="0" w:color="000000"/>
@@ -10449,7 +10449,7 @@
         </w:tc>
         <w:tc>
           <w:tcPr>
-            <w:tcW w:w="1439" w:type="dxa"/>
+            <w:tcW w:w="1438" w:type="dxa"/>
             <w:tcBorders>
               <w:start w:val="single" w:sz="4" w:space="0" w:color="000000"/>
               <w:bottom w:val="single" w:sz="4" w:space="0" w:color="000000"/>
@@ -10489,7 +10489,7 @@
         </w:tc>
         <w:tc>
           <w:tcPr>
-            <w:tcW w:w="1748" w:type="dxa"/>
+            <w:tcW w:w="1749" w:type="dxa"/>
             <w:tcBorders>
               <w:start w:val="single" w:sz="4" w:space="0" w:color="000000"/>
               <w:bottom w:val="single" w:sz="4" w:space="0" w:color="000000"/>
@@ -10553,7 +10553,7 @@
         </w:tc>
         <w:tc>
           <w:tcPr>
-            <w:tcW w:w="1439" w:type="dxa"/>
+            <w:tcW w:w="1438" w:type="dxa"/>
             <w:tcBorders>
               <w:start w:val="single" w:sz="4" w:space="0" w:color="000000"/>
               <w:bottom w:val="single" w:sz="4" w:space="0" w:color="000000"/>
@@ -10593,7 +10593,7 @@
         </w:tc>
         <w:tc>
           <w:tcPr>
-            <w:tcW w:w="1748" w:type="dxa"/>
+            <w:tcW w:w="1749" w:type="dxa"/>
             <w:tcBorders>
               <w:start w:val="single" w:sz="4" w:space="0" w:color="000000"/>
               <w:bottom w:val="single" w:sz="4" w:space="0" w:color="000000"/>
@@ -10701,7 +10701,7 @@
       </w:r>
       <w:r>
         <w:rPr/>
-        <w:t xml:space="preserve"> radnog vremena tima na tom koraku. Udio programera dijeli se na </w:t>
+        <w:t xml:space="preserve"> radnog vremena tima na tom koraku (primjer iz upute zadatka). Udio programera dijeli se na </w:t>
       </w:r>
       <w:r>
         <w:rPr>
@@ -10749,6 +10749,55 @@
         <w:rPr/>
       </w:pPr>
       <w:r>
+        <w:rPr/>
+        <w:t xml:space="preserve">Te tri uloge operativnog tima daju </w:t>
+      </w:r>
+      <w:r>
+        <w:rPr>
+          <w:b/>
+        </w:rPr>
+        <w:t>10 % + 30 % + 50 % = 90 %</w:t>
+      </w:r>
+      <w:r>
+        <w:rPr/>
+        <w:t xml:space="preserve"> angažmana po koraku. Preostalih </w:t>
+      </w:r>
+      <w:r>
+        <w:rPr>
+          <w:b/>
+        </w:rPr>
+        <w:t>10 %</w:t>
+      </w:r>
+      <w:r>
+        <w:rPr/>
+        <w:t xml:space="preserve"> odnosi se na </w:t>
+      </w:r>
+      <w:r>
+        <w:rPr>
+          <w:b/>
+        </w:rPr>
+        <w:t>komunikaciju, koordinaciju i administrativne aktivnosti</w:t>
+      </w:r>
+      <w:r>
+        <w:rPr/>
+        <w:t xml:space="preserve"> koraka (status sastanci, usklađivanje s dionicima, ažuriranje plana) koje nisu izravno vezane uz jednu od tri uloge iz obrasca.</w:t>
+      </w:r>
+    </w:p>
+    <w:p>
+      <w:pPr>
+        <w:pStyle w:val="Normal"/>
+        <w:rPr/>
+      </w:pPr>
+      <w:r>
+        <w:rPr/>
+      </w:r>
+    </w:p>
+    <w:p>
+      <w:pPr>
+        <w:pStyle w:val="Normal"/>
+        <w:rPr/>
+      </w:pPr>
+      <w:r>
         <w:rPr>
           <w:b/>
         </w:rPr>
@@ -10756,7 +10805,7 @@
       </w:r>
       <w:r>
         <w:rPr/>
-        <w:t xml:space="preserve"> 10 % + 30 % + 50 % = </w:t>
+        <w:t xml:space="preserve"> 10 % + 30 % + 50 % + 10 % = </w:t>
       </w:r>
       <w:r>
         <w:rPr>
@@ -10766,7 +10815,7 @@
       </w:r>
       <w:r>
         <w:rPr/>
-        <w:t xml:space="preserve"> (stupac „Zbroj” u tablici).</w:t>
+        <w:t xml:space="preserve"> (stupac „Zbroj“ u tablici).</w:t>
       </w:r>
     </w:p>
     <w:p>
@@ -11078,7 +11127,7 @@
             </w:pPr>
             <w:r>
               <w:rPr/>
-              <w:t>Programer - frontend / dokumentacija</w:t>
+              <w:t>Programer - frontend dokumentacija</w:t>
             </w:r>
           </w:p>
         </w:tc>
@@ -11120,6 +11169,70 @@
             <w:r>
               <w:rPr/>
               <w:t>10-40 % (dio od ukupnih 50 % programera)</w:t>
+            </w:r>
+          </w:p>
+        </w:tc>
+      </w:tr>
+      <w:tr>
+        <w:trPr/>
+        <w:tc>
+          <w:tcPr>
+            <w:tcW w:w="2884" w:type="dxa"/>
+            <w:tcBorders>
+              <w:start w:val="single" w:sz="4" w:space="0" w:color="000000"/>
+              <w:bottom w:val="single" w:sz="4" w:space="0" w:color="000000"/>
+            </w:tcBorders>
+          </w:tcPr>
+          <w:p>
+            <w:pPr>
+              <w:pStyle w:val="TableContents"/>
+              <w:jc w:val="start"/>
+              <w:rPr/>
+            </w:pPr>
+            <w:r>
+              <w:rPr/>
+              <w:t>Komunikacija i administracija</w:t>
+            </w:r>
+          </w:p>
+        </w:tc>
+        <w:tc>
+          <w:tcPr>
+            <w:tcW w:w="1883" w:type="dxa"/>
+            <w:tcBorders>
+              <w:start w:val="single" w:sz="4" w:space="0" w:color="000000"/>
+              <w:bottom w:val="single" w:sz="4" w:space="0" w:color="000000"/>
+            </w:tcBorders>
+          </w:tcPr>
+          <w:p>
+            <w:pPr>
+              <w:pStyle w:val="TableContents"/>
+              <w:jc w:val="start"/>
+              <w:rPr/>
+            </w:pPr>
+            <w:r>
+              <w:rPr/>
+              <w:t>Cijeli tim</w:t>
+            </w:r>
+          </w:p>
+        </w:tc>
+        <w:tc>
+          <w:tcPr>
+            <w:tcW w:w="3899" w:type="dxa"/>
+            <w:tcBorders>
+              <w:start w:val="single" w:sz="4" w:space="0" w:color="000000"/>
+              <w:bottom w:val="single" w:sz="4" w:space="0" w:color="000000"/>
+              <w:end w:val="single" w:sz="4" w:space="0" w:color="000000"/>
+            </w:tcBorders>
+          </w:tcPr>
+          <w:p>
+            <w:pPr>
+              <w:pStyle w:val="TableContents"/>
+              <w:jc w:val="start"/>
+              <w:rPr/>
+            </w:pPr>
+            <w:r>
+              <w:rPr/>
+              <w:t>10 % (zajednički, izvan obrasca uloga)</w:t>
             </w:r>
           </w:p>
         </w:tc>
@@ -11542,12 +11655,13 @@
         </w:tblCellMar>
       </w:tblPr>
       <w:tblGrid>
-        <w:gridCol w:w="2343"/>
-        <w:gridCol w:w="1263"/>
-        <w:gridCol w:w="1265"/>
-        <w:gridCol w:w="1266"/>
-        <w:gridCol w:w="1262"/>
-        <w:gridCol w:w="1267"/>
+        <w:gridCol w:w="1853"/>
+        <w:gridCol w:w="1136"/>
+        <w:gridCol w:w="1135"/>
+        <w:gridCol w:w="1135"/>
+        <w:gridCol w:w="1136"/>
+        <w:gridCol w:w="1135"/>
+        <w:gridCol w:w="1136"/>
       </w:tblGrid>
       <w:tr>
         <w:trPr>
@@ -11555,7 +11669,7 @@
         </w:trPr>
         <w:tc>
           <w:tcPr>
-            <w:tcW w:w="2343" w:type="dxa"/>
+            <w:tcW w:w="1853" w:type="dxa"/>
             <w:tcBorders>
               <w:top w:val="single" w:sz="4" w:space="0" w:color="000000"/>
               <w:start w:val="single" w:sz="4" w:space="0" w:color="000000"/>
@@ -11576,7 +11690,7 @@
         </w:tc>
         <w:tc>
           <w:tcPr>
-            <w:tcW w:w="1263" w:type="dxa"/>
+            <w:tcW w:w="1136" w:type="dxa"/>
             <w:tcBorders>
               <w:top w:val="single" w:sz="4" w:space="0" w:color="000000"/>
               <w:start w:val="single" w:sz="4" w:space="0" w:color="000000"/>
@@ -11597,7 +11711,7 @@
         </w:tc>
         <w:tc>
           <w:tcPr>
-            <w:tcW w:w="1265" w:type="dxa"/>
+            <w:tcW w:w="1135" w:type="dxa"/>
             <w:tcBorders>
               <w:top w:val="single" w:sz="4" w:space="0" w:color="000000"/>
               <w:start w:val="single" w:sz="4" w:space="0" w:color="000000"/>
@@ -11618,7 +11732,7 @@
         </w:tc>
         <w:tc>
           <w:tcPr>
-            <w:tcW w:w="1266" w:type="dxa"/>
+            <w:tcW w:w="1135" w:type="dxa"/>
             <w:tcBorders>
               <w:top w:val="single" w:sz="4" w:space="0" w:color="000000"/>
               <w:start w:val="single" w:sz="4" w:space="0" w:color="000000"/>
@@ -11639,7 +11753,7 @@
         </w:tc>
         <w:tc>
           <w:tcPr>
-            <w:tcW w:w="1262" w:type="dxa"/>
+            <w:tcW w:w="1136" w:type="dxa"/>
             <w:tcBorders>
               <w:top w:val="single" w:sz="4" w:space="0" w:color="000000"/>
               <w:start w:val="single" w:sz="4" w:space="0" w:color="000000"/>
@@ -11660,7 +11774,28 @@
         </w:tc>
         <w:tc>
           <w:tcPr>
-            <w:tcW w:w="1267" w:type="dxa"/>
+            <w:tcW w:w="1135" w:type="dxa"/>
+            <w:tcBorders>
+              <w:top w:val="single" w:sz="4" w:space="0" w:color="000000"/>
+              <w:start w:val="single" w:sz="4" w:space="0" w:color="000000"/>
+              <w:bottom w:val="single" w:sz="4" w:space="0" w:color="000000"/>
+            </w:tcBorders>
+          </w:tcPr>
+          <w:p>
+            <w:pPr>
+              <w:pStyle w:val="TableHeading"/>
+              <w:jc w:val="start"/>
+              <w:rPr/>
+            </w:pPr>
+            <w:r>
+              <w:rPr/>
+              <w:t>Kom./adm. %</w:t>
+            </w:r>
+          </w:p>
+        </w:tc>
+        <w:tc>
+          <w:tcPr>
+            <w:tcW w:w="1136" w:type="dxa"/>
             <w:tcBorders>
               <w:top w:val="single" w:sz="4" w:space="0" w:color="000000"/>
               <w:start w:val="single" w:sz="4" w:space="0" w:color="000000"/>
@@ -11685,7 +11820,7 @@
         <w:trPr/>
         <w:tc>
           <w:tcPr>
-            <w:tcW w:w="2343" w:type="dxa"/>
+            <w:tcW w:w="1853" w:type="dxa"/>
             <w:tcBorders>
               <w:start w:val="single" w:sz="4" w:space="0" w:color="000000"/>
               <w:bottom w:val="single" w:sz="4" w:space="0" w:color="000000"/>
@@ -11705,7 +11840,7 @@
         </w:tc>
         <w:tc>
           <w:tcPr>
-            <w:tcW w:w="1263" w:type="dxa"/>
+            <w:tcW w:w="1136" w:type="dxa"/>
             <w:tcBorders>
               <w:start w:val="single" w:sz="4" w:space="0" w:color="000000"/>
               <w:bottom w:val="single" w:sz="4" w:space="0" w:color="000000"/>
@@ -11725,7 +11860,7 @@
         </w:tc>
         <w:tc>
           <w:tcPr>
-            <w:tcW w:w="1265" w:type="dxa"/>
+            <w:tcW w:w="1135" w:type="dxa"/>
             <w:tcBorders>
               <w:start w:val="single" w:sz="4" w:space="0" w:color="000000"/>
               <w:bottom w:val="single" w:sz="4" w:space="0" w:color="000000"/>
@@ -11745,7 +11880,7 @@
         </w:tc>
         <w:tc>
           <w:tcPr>
-            <w:tcW w:w="1266" w:type="dxa"/>
+            <w:tcW w:w="1135" w:type="dxa"/>
             <w:tcBorders>
               <w:start w:val="single" w:sz="4" w:space="0" w:color="000000"/>
               <w:bottom w:val="single" w:sz="4" w:space="0" w:color="000000"/>
@@ -11765,7 +11900,7 @@
         </w:tc>
         <w:tc>
           <w:tcPr>
-            <w:tcW w:w="1262" w:type="dxa"/>
+            <w:tcW w:w="1136" w:type="dxa"/>
             <w:tcBorders>
               <w:start w:val="single" w:sz="4" w:space="0" w:color="000000"/>
               <w:bottom w:val="single" w:sz="4" w:space="0" w:color="000000"/>
@@ -11785,7 +11920,27 @@
         </w:tc>
         <w:tc>
           <w:tcPr>
-            <w:tcW w:w="1267" w:type="dxa"/>
+            <w:tcW w:w="1135" w:type="dxa"/>
+            <w:tcBorders>
+              <w:start w:val="single" w:sz="4" w:space="0" w:color="000000"/>
+              <w:bottom w:val="single" w:sz="4" w:space="0" w:color="000000"/>
+            </w:tcBorders>
+          </w:tcPr>
+          <w:p>
+            <w:pPr>
+              <w:pStyle w:val="TableContents"/>
+              <w:jc w:val="start"/>
+              <w:rPr/>
+            </w:pPr>
+            <w:r>
+              <w:rPr/>
+              <w:t>10</w:t>
+            </w:r>
+          </w:p>
+        </w:tc>
+        <w:tc>
+          <w:tcPr>
+            <w:tcW w:w="1136" w:type="dxa"/>
             <w:tcBorders>
               <w:start w:val="single" w:sz="4" w:space="0" w:color="000000"/>
               <w:bottom w:val="single" w:sz="4" w:space="0" w:color="000000"/>
@@ -11809,7 +11964,7 @@
         <w:trPr/>
         <w:tc>
           <w:tcPr>
-            <w:tcW w:w="2343" w:type="dxa"/>
+            <w:tcW w:w="1853" w:type="dxa"/>
             <w:tcBorders>
               <w:start w:val="single" w:sz="4" w:space="0" w:color="000000"/>
               <w:bottom w:val="single" w:sz="4" w:space="0" w:color="000000"/>
@@ -11829,7 +11984,7 @@
         </w:tc>
         <w:tc>
           <w:tcPr>
-            <w:tcW w:w="1263" w:type="dxa"/>
+            <w:tcW w:w="1136" w:type="dxa"/>
             <w:tcBorders>
               <w:start w:val="single" w:sz="4" w:space="0" w:color="000000"/>
               <w:bottom w:val="single" w:sz="4" w:space="0" w:color="000000"/>
@@ -11849,7 +12004,7 @@
         </w:tc>
         <w:tc>
           <w:tcPr>
-            <w:tcW w:w="1265" w:type="dxa"/>
+            <w:tcW w:w="1135" w:type="dxa"/>
             <w:tcBorders>
               <w:start w:val="single" w:sz="4" w:space="0" w:color="000000"/>
               <w:bottom w:val="single" w:sz="4" w:space="0" w:color="000000"/>
@@ -11869,7 +12024,7 @@
         </w:tc>
         <w:tc>
           <w:tcPr>
-            <w:tcW w:w="1266" w:type="dxa"/>
+            <w:tcW w:w="1135" w:type="dxa"/>
             <w:tcBorders>
               <w:start w:val="single" w:sz="4" w:space="0" w:color="000000"/>
               <w:bottom w:val="single" w:sz="4" w:space="0" w:color="000000"/>
@@ -11889,7 +12044,7 @@
         </w:tc>
         <w:tc>
           <w:tcPr>
-            <w:tcW w:w="1262" w:type="dxa"/>
+            <w:tcW w:w="1136" w:type="dxa"/>
             <w:tcBorders>
               <w:start w:val="single" w:sz="4" w:space="0" w:color="000000"/>
               <w:bottom w:val="single" w:sz="4" w:space="0" w:color="000000"/>
@@ -11909,7 +12064,27 @@
         </w:tc>
         <w:tc>
           <w:tcPr>
-            <w:tcW w:w="1267" w:type="dxa"/>
+            <w:tcW w:w="1135" w:type="dxa"/>
+            <w:tcBorders>
+              <w:start w:val="single" w:sz="4" w:space="0" w:color="000000"/>
+              <w:bottom w:val="single" w:sz="4" w:space="0" w:color="000000"/>
+            </w:tcBorders>
+          </w:tcPr>
+          <w:p>
+            <w:pPr>
+              <w:pStyle w:val="TableContents"/>
+              <w:jc w:val="start"/>
+              <w:rPr/>
+            </w:pPr>
+            <w:r>
+              <w:rPr/>
+              <w:t>10</w:t>
+            </w:r>
+          </w:p>
+        </w:tc>
+        <w:tc>
+          <w:tcPr>
+            <w:tcW w:w="1136" w:type="dxa"/>
             <w:tcBorders>
               <w:start w:val="single" w:sz="4" w:space="0" w:color="000000"/>
               <w:bottom w:val="single" w:sz="4" w:space="0" w:color="000000"/>
@@ -11933,7 +12108,7 @@
         <w:trPr/>
         <w:tc>
           <w:tcPr>
-            <w:tcW w:w="2343" w:type="dxa"/>
+            <w:tcW w:w="1853" w:type="dxa"/>
             <w:tcBorders>
               <w:start w:val="single" w:sz="4" w:space="0" w:color="000000"/>
               <w:bottom w:val="single" w:sz="4" w:space="0" w:color="000000"/>
@@ -11953,7 +12128,7 @@
         </w:tc>
         <w:tc>
           <w:tcPr>
-            <w:tcW w:w="1263" w:type="dxa"/>
+            <w:tcW w:w="1136" w:type="dxa"/>
             <w:tcBorders>
               <w:start w:val="single" w:sz="4" w:space="0" w:color="000000"/>
               <w:bottom w:val="single" w:sz="4" w:space="0" w:color="000000"/>
@@ -11973,7 +12148,7 @@
         </w:tc>
         <w:tc>
           <w:tcPr>
-            <w:tcW w:w="1265" w:type="dxa"/>
+            <w:tcW w:w="1135" w:type="dxa"/>
             <w:tcBorders>
               <w:start w:val="single" w:sz="4" w:space="0" w:color="000000"/>
               <w:bottom w:val="single" w:sz="4" w:space="0" w:color="000000"/>
@@ -11993,7 +12168,7 @@
         </w:tc>
         <w:tc>
           <w:tcPr>
-            <w:tcW w:w="1266" w:type="dxa"/>
+            <w:tcW w:w="1135" w:type="dxa"/>
             <w:tcBorders>
               <w:start w:val="single" w:sz="4" w:space="0" w:color="000000"/>
               <w:bottom w:val="single" w:sz="4" w:space="0" w:color="000000"/>
@@ -12013,7 +12188,7 @@
         </w:tc>
         <w:tc>
           <w:tcPr>
-            <w:tcW w:w="1262" w:type="dxa"/>
+            <w:tcW w:w="1136" w:type="dxa"/>
             <w:tcBorders>
               <w:start w:val="single" w:sz="4" w:space="0" w:color="000000"/>
               <w:bottom w:val="single" w:sz="4" w:space="0" w:color="000000"/>
@@ -12033,7 +12208,27 @@
         </w:tc>
         <w:tc>
           <w:tcPr>
-            <w:tcW w:w="1267" w:type="dxa"/>
+            <w:tcW w:w="1135" w:type="dxa"/>
+            <w:tcBorders>
+              <w:start w:val="single" w:sz="4" w:space="0" w:color="000000"/>
+              <w:bottom w:val="single" w:sz="4" w:space="0" w:color="000000"/>
+            </w:tcBorders>
+          </w:tcPr>
+          <w:p>
+            <w:pPr>
+              <w:pStyle w:val="TableContents"/>
+              <w:jc w:val="start"/>
+              <w:rPr/>
+            </w:pPr>
+            <w:r>
+              <w:rPr/>
+              <w:t>10</w:t>
+            </w:r>
+          </w:p>
+        </w:tc>
+        <w:tc>
+          <w:tcPr>
+            <w:tcW w:w="1136" w:type="dxa"/>
             <w:tcBorders>
               <w:start w:val="single" w:sz="4" w:space="0" w:color="000000"/>
               <w:bottom w:val="single" w:sz="4" w:space="0" w:color="000000"/>
@@ -12057,7 +12252,7 @@
         <w:trPr/>
         <w:tc>
           <w:tcPr>
-            <w:tcW w:w="2343" w:type="dxa"/>
+            <w:tcW w:w="1853" w:type="dxa"/>
             <w:tcBorders>
               <w:start w:val="single" w:sz="4" w:space="0" w:color="000000"/>
               <w:bottom w:val="single" w:sz="4" w:space="0" w:color="000000"/>
@@ -12077,7 +12272,7 @@
         </w:tc>
         <w:tc>
           <w:tcPr>
-            <w:tcW w:w="1263" w:type="dxa"/>
+            <w:tcW w:w="1136" w:type="dxa"/>
             <w:tcBorders>
               <w:start w:val="single" w:sz="4" w:space="0" w:color="000000"/>
               <w:bottom w:val="single" w:sz="4" w:space="0" w:color="000000"/>
@@ -12097,7 +12292,7 @@
         </w:tc>
         <w:tc>
           <w:tcPr>
-            <w:tcW w:w="1265" w:type="dxa"/>
+            <w:tcW w:w="1135" w:type="dxa"/>
             <w:tcBorders>
               <w:start w:val="single" w:sz="4" w:space="0" w:color="000000"/>
               <w:bottom w:val="single" w:sz="4" w:space="0" w:color="000000"/>
@@ -12117,7 +12312,7 @@
         </w:tc>
         <w:tc>
           <w:tcPr>
-            <w:tcW w:w="1266" w:type="dxa"/>
+            <w:tcW w:w="1135" w:type="dxa"/>
             <w:tcBorders>
               <w:start w:val="single" w:sz="4" w:space="0" w:color="000000"/>
               <w:bottom w:val="single" w:sz="4" w:space="0" w:color="000000"/>
@@ -12137,7 +12332,7 @@
         </w:tc>
         <w:tc>
           <w:tcPr>
-            <w:tcW w:w="1262" w:type="dxa"/>
+            <w:tcW w:w="1136" w:type="dxa"/>
             <w:tcBorders>
               <w:start w:val="single" w:sz="4" w:space="0" w:color="000000"/>
               <w:bottom w:val="single" w:sz="4" w:space="0" w:color="000000"/>
@@ -12157,7 +12352,27 @@
         </w:tc>
         <w:tc>
           <w:tcPr>
-            <w:tcW w:w="1267" w:type="dxa"/>
+            <w:tcW w:w="1135" w:type="dxa"/>
+            <w:tcBorders>
+              <w:start w:val="single" w:sz="4" w:space="0" w:color="000000"/>
+              <w:bottom w:val="single" w:sz="4" w:space="0" w:color="000000"/>
+            </w:tcBorders>
+          </w:tcPr>
+          <w:p>
+            <w:pPr>
+              <w:pStyle w:val="TableContents"/>
+              <w:jc w:val="start"/>
+              <w:rPr/>
+            </w:pPr>
+            <w:r>
+              <w:rPr/>
+              <w:t>10</w:t>
+            </w:r>
+          </w:p>
+        </w:tc>
+        <w:tc>
+          <w:tcPr>
+            <w:tcW w:w="1136" w:type="dxa"/>
             <w:tcBorders>
               <w:start w:val="single" w:sz="4" w:space="0" w:color="000000"/>
               <w:bottom w:val="single" w:sz="4" w:space="0" w:color="000000"/>
@@ -12181,7 +12396,7 @@
         <w:trPr/>
         <w:tc>
           <w:tcPr>
-            <w:tcW w:w="2343" w:type="dxa"/>
+            <w:tcW w:w="1853" w:type="dxa"/>
             <w:tcBorders>
               <w:start w:val="single" w:sz="4" w:space="0" w:color="000000"/>
               <w:bottom w:val="single" w:sz="4" w:space="0" w:color="000000"/>
@@ -12201,7 +12416,7 @@
         </w:tc>
         <w:tc>
           <w:tcPr>
-            <w:tcW w:w="1263" w:type="dxa"/>
+            <w:tcW w:w="1136" w:type="dxa"/>
             <w:tcBorders>
               <w:start w:val="single" w:sz="4" w:space="0" w:color="000000"/>
               <w:bottom w:val="single" w:sz="4" w:space="0" w:color="000000"/>
@@ -12221,7 +12436,7 @@
         </w:tc>
         <w:tc>
           <w:tcPr>
-            <w:tcW w:w="1265" w:type="dxa"/>
+            <w:tcW w:w="1135" w:type="dxa"/>
             <w:tcBorders>
               <w:start w:val="single" w:sz="4" w:space="0" w:color="000000"/>
               <w:bottom w:val="single" w:sz="4" w:space="0" w:color="000000"/>
@@ -12241,7 +12456,7 @@
         </w:tc>
         <w:tc>
           <w:tcPr>
-            <w:tcW w:w="1266" w:type="dxa"/>
+            <w:tcW w:w="1135" w:type="dxa"/>
             <w:tcBorders>
               <w:start w:val="single" w:sz="4" w:space="0" w:color="000000"/>
               <w:bottom w:val="single" w:sz="4" w:space="0" w:color="000000"/>
@@ -12261,7 +12476,7 @@
         </w:tc>
         <w:tc>
           <w:tcPr>
-            <w:tcW w:w="1262" w:type="dxa"/>
+            <w:tcW w:w="1136" w:type="dxa"/>
             <w:tcBorders>
               <w:start w:val="single" w:sz="4" w:space="0" w:color="000000"/>
               <w:bottom w:val="single" w:sz="4" w:space="0" w:color="000000"/>
@@ -12281,7 +12496,27 @@
         </w:tc>
         <w:tc>
           <w:tcPr>
-            <w:tcW w:w="1267" w:type="dxa"/>
+            <w:tcW w:w="1135" w:type="dxa"/>
+            <w:tcBorders>
+              <w:start w:val="single" w:sz="4" w:space="0" w:color="000000"/>
+              <w:bottom w:val="single" w:sz="4" w:space="0" w:color="000000"/>
+            </w:tcBorders>
+          </w:tcPr>
+          <w:p>
+            <w:pPr>
+              <w:pStyle w:val="TableContents"/>
+              <w:jc w:val="start"/>
+              <w:rPr/>
+            </w:pPr>
+            <w:r>
+              <w:rPr/>
+              <w:t>10</w:t>
+            </w:r>
+          </w:p>
+        </w:tc>
+        <w:tc>
+          <w:tcPr>
+            <w:tcW w:w="1136" w:type="dxa"/>
             <w:tcBorders>
               <w:start w:val="single" w:sz="4" w:space="0" w:color="000000"/>
               <w:bottom w:val="single" w:sz="4" w:space="0" w:color="000000"/>
@@ -12305,7 +12540,7 @@
         <w:trPr/>
         <w:tc>
           <w:tcPr>
-            <w:tcW w:w="2343" w:type="dxa"/>
+            <w:tcW w:w="1853" w:type="dxa"/>
             <w:tcBorders>
               <w:start w:val="single" w:sz="4" w:space="0" w:color="000000"/>
               <w:bottom w:val="single" w:sz="4" w:space="0" w:color="000000"/>
@@ -12325,7 +12560,7 @@
         </w:tc>
         <w:tc>
           <w:tcPr>
-            <w:tcW w:w="1263" w:type="dxa"/>
+            <w:tcW w:w="1136" w:type="dxa"/>
             <w:tcBorders>
               <w:start w:val="single" w:sz="4" w:space="0" w:color="000000"/>
               <w:bottom w:val="single" w:sz="4" w:space="0" w:color="000000"/>
@@ -12345,7 +12580,7 @@
         </w:tc>
         <w:tc>
           <w:tcPr>
-            <w:tcW w:w="1265" w:type="dxa"/>
+            <w:tcW w:w="1135" w:type="dxa"/>
             <w:tcBorders>
               <w:start w:val="single" w:sz="4" w:space="0" w:color="000000"/>
               <w:bottom w:val="single" w:sz="4" w:space="0" w:color="000000"/>
@@ -12365,7 +12600,7 @@
         </w:tc>
         <w:tc>
           <w:tcPr>
-            <w:tcW w:w="1266" w:type="dxa"/>
+            <w:tcW w:w="1135" w:type="dxa"/>
             <w:tcBorders>
               <w:start w:val="single" w:sz="4" w:space="0" w:color="000000"/>
               <w:bottom w:val="single" w:sz="4" w:space="0" w:color="000000"/>
@@ -12385,7 +12620,7 @@
         </w:tc>
         <w:tc>
           <w:tcPr>
-            <w:tcW w:w="1262" w:type="dxa"/>
+            <w:tcW w:w="1136" w:type="dxa"/>
             <w:tcBorders>
               <w:start w:val="single" w:sz="4" w:space="0" w:color="000000"/>
               <w:bottom w:val="single" w:sz="4" w:space="0" w:color="000000"/>
@@ -12405,7 +12640,27 @@
         </w:tc>
         <w:tc>
           <w:tcPr>
-            <w:tcW w:w="1267" w:type="dxa"/>
+            <w:tcW w:w="1135" w:type="dxa"/>
+            <w:tcBorders>
+              <w:start w:val="single" w:sz="4" w:space="0" w:color="000000"/>
+              <w:bottom w:val="single" w:sz="4" w:space="0" w:color="000000"/>
+            </w:tcBorders>
+          </w:tcPr>
+          <w:p>
+            <w:pPr>
+              <w:pStyle w:val="TableContents"/>
+              <w:jc w:val="start"/>
+              <w:rPr/>
+            </w:pPr>
+            <w:r>
+              <w:rPr/>
+              <w:t>10</w:t>
+            </w:r>
+          </w:p>
+        </w:tc>
+        <w:tc>
+          <w:tcPr>
+            <w:tcW w:w="1136" w:type="dxa"/>
             <w:tcBorders>
               <w:start w:val="single" w:sz="4" w:space="0" w:color="000000"/>
               <w:bottom w:val="single" w:sz="4" w:space="0" w:color="000000"/>
@@ -12429,7 +12684,7 @@
         <w:trPr/>
         <w:tc>
           <w:tcPr>
-            <w:tcW w:w="2343" w:type="dxa"/>
+            <w:tcW w:w="1853" w:type="dxa"/>
             <w:tcBorders>
               <w:start w:val="single" w:sz="4" w:space="0" w:color="000000"/>
               <w:bottom w:val="single" w:sz="4" w:space="0" w:color="000000"/>
@@ -12449,7 +12704,7 @@
         </w:tc>
         <w:tc>
           <w:tcPr>
-            <w:tcW w:w="1263" w:type="dxa"/>
+            <w:tcW w:w="1136" w:type="dxa"/>
             <w:tcBorders>
               <w:start w:val="single" w:sz="4" w:space="0" w:color="000000"/>
               <w:bottom w:val="single" w:sz="4" w:space="0" w:color="000000"/>
@@ -12469,7 +12724,7 @@
         </w:tc>
         <w:tc>
           <w:tcPr>
-            <w:tcW w:w="1265" w:type="dxa"/>
+            <w:tcW w:w="1135" w:type="dxa"/>
             <w:tcBorders>
               <w:start w:val="single" w:sz="4" w:space="0" w:color="000000"/>
               <w:bottom w:val="single" w:sz="4" w:space="0" w:color="000000"/>
@@ -12489,7 +12744,7 @@
         </w:tc>
         <w:tc>
           <w:tcPr>
-            <w:tcW w:w="1266" w:type="dxa"/>
+            <w:tcW w:w="1135" w:type="dxa"/>
             <w:tcBorders>
               <w:start w:val="single" w:sz="4" w:space="0" w:color="000000"/>
               <w:bottom w:val="single" w:sz="4" w:space="0" w:color="000000"/>
@@ -12509,7 +12764,7 @@
         </w:tc>
         <w:tc>
           <w:tcPr>
-            <w:tcW w:w="1262" w:type="dxa"/>
+            <w:tcW w:w="1136" w:type="dxa"/>
             <w:tcBorders>
               <w:start w:val="single" w:sz="4" w:space="0" w:color="000000"/>
               <w:bottom w:val="single" w:sz="4" w:space="0" w:color="000000"/>
@@ -12529,7 +12784,27 @@
         </w:tc>
         <w:tc>
           <w:tcPr>
-            <w:tcW w:w="1267" w:type="dxa"/>
+            <w:tcW w:w="1135" w:type="dxa"/>
+            <w:tcBorders>
+              <w:start w:val="single" w:sz="4" w:space="0" w:color="000000"/>
+              <w:bottom w:val="single" w:sz="4" w:space="0" w:color="000000"/>
+            </w:tcBorders>
+          </w:tcPr>
+          <w:p>
+            <w:pPr>
+              <w:pStyle w:val="TableContents"/>
+              <w:jc w:val="start"/>
+              <w:rPr/>
+            </w:pPr>
+            <w:r>
+              <w:rPr/>
+              <w:t>10</w:t>
+            </w:r>
+          </w:p>
+        </w:tc>
+        <w:tc>
+          <w:tcPr>
+            <w:tcW w:w="1136" w:type="dxa"/>
             <w:tcBorders>
               <w:start w:val="single" w:sz="4" w:space="0" w:color="000000"/>
               <w:bottom w:val="single" w:sz="4" w:space="0" w:color="000000"/>
@@ -12553,7 +12828,7 @@
         <w:trPr/>
         <w:tc>
           <w:tcPr>
-            <w:tcW w:w="2343" w:type="dxa"/>
+            <w:tcW w:w="1853" w:type="dxa"/>
             <w:tcBorders>
               <w:start w:val="single" w:sz="4" w:space="0" w:color="000000"/>
               <w:bottom w:val="single" w:sz="4" w:space="0" w:color="000000"/>
@@ -12573,7 +12848,7 @@
         </w:tc>
         <w:tc>
           <w:tcPr>
-            <w:tcW w:w="1263" w:type="dxa"/>
+            <w:tcW w:w="1136" w:type="dxa"/>
             <w:tcBorders>
               <w:start w:val="single" w:sz="4" w:space="0" w:color="000000"/>
               <w:bottom w:val="single" w:sz="4" w:space="0" w:color="000000"/>
@@ -12593,7 +12868,7 @@
         </w:tc>
         <w:tc>
           <w:tcPr>
-            <w:tcW w:w="1265" w:type="dxa"/>
+            <w:tcW w:w="1135" w:type="dxa"/>
             <w:tcBorders>
               <w:start w:val="single" w:sz="4" w:space="0" w:color="000000"/>
               <w:bottom w:val="single" w:sz="4" w:space="0" w:color="000000"/>
@@ -12613,7 +12888,7 @@
         </w:tc>
         <w:tc>
           <w:tcPr>
-            <w:tcW w:w="1266" w:type="dxa"/>
+            <w:tcW w:w="1135" w:type="dxa"/>
             <w:tcBorders>
               <w:start w:val="single" w:sz="4" w:space="0" w:color="000000"/>
               <w:bottom w:val="single" w:sz="4" w:space="0" w:color="000000"/>
@@ -12633,7 +12908,7 @@
         </w:tc>
         <w:tc>
           <w:tcPr>
-            <w:tcW w:w="1262" w:type="dxa"/>
+            <w:tcW w:w="1136" w:type="dxa"/>
             <w:tcBorders>
               <w:start w:val="single" w:sz="4" w:space="0" w:color="000000"/>
               <w:bottom w:val="single" w:sz="4" w:space="0" w:color="000000"/>
@@ -12653,7 +12928,27 @@
         </w:tc>
         <w:tc>
           <w:tcPr>
-            <w:tcW w:w="1267" w:type="dxa"/>
+            <w:tcW w:w="1135" w:type="dxa"/>
+            <w:tcBorders>
+              <w:start w:val="single" w:sz="4" w:space="0" w:color="000000"/>
+              <w:bottom w:val="single" w:sz="4" w:space="0" w:color="000000"/>
+            </w:tcBorders>
+          </w:tcPr>
+          <w:p>
+            <w:pPr>
+              <w:pStyle w:val="TableContents"/>
+              <w:jc w:val="start"/>
+              <w:rPr/>
+            </w:pPr>
+            <w:r>
+              <w:rPr/>
+              <w:t>10</w:t>
+            </w:r>
+          </w:p>
+        </w:tc>
+        <w:tc>
+          <w:tcPr>
+            <w:tcW w:w="1136" w:type="dxa"/>
             <w:tcBorders>
               <w:start w:val="single" w:sz="4" w:space="0" w:color="000000"/>
               <w:bottom w:val="single" w:sz="4" w:space="0" w:color="000000"/>
@@ -12674,15 +12969,6 @@
         </w:tc>
       </w:tr>
     </w:tbl>
-    <w:p>
-      <w:pPr>
-        <w:pStyle w:val="BodyText"/>
-        <w:rPr/>
-      </w:pPr>
-      <w:r>
-        <w:rPr/>
-      </w:r>
-    </w:p>
     <w:p>
       <w:pPr>
         <w:pStyle w:val="Heading2"/>
@@ -12698,6 +12984,7 @@
     <w:p>
       <w:pPr>
         <w:pStyle w:val="Normal"/>
+        <w:spacing w:before="0" w:after="283"/>
         <w:rPr/>
       </w:pPr>
       <w:r>
@@ -12719,13 +13006,14 @@
         </w:tblCellMar>
       </w:tblPr>
       <w:tblGrid>
-        <w:gridCol w:w="597"/>
-        <w:gridCol w:w="2600"/>
-        <w:gridCol w:w="713"/>
-        <w:gridCol w:w="1247"/>
-        <w:gridCol w:w="1162"/>
-        <w:gridCol w:w="1241"/>
-        <w:gridCol w:w="1106"/>
+        <w:gridCol w:w="626"/>
+        <w:gridCol w:w="2607"/>
+        <w:gridCol w:w="620"/>
+        <w:gridCol w:w="1073"/>
+        <w:gridCol w:w="889"/>
+        <w:gridCol w:w="982"/>
+        <w:gridCol w:w="871"/>
+        <w:gridCol w:w="998"/>
       </w:tblGrid>
       <w:tr>
         <w:trPr>
@@ -12733,7 +13021,7 @@
         </w:trPr>
         <w:tc>
           <w:tcPr>
-            <w:tcW w:w="597" w:type="dxa"/>
+            <w:tcW w:w="626" w:type="dxa"/>
             <w:tcBorders>
               <w:top w:val="single" w:sz="4" w:space="0" w:color="000000"/>
               <w:start w:val="single" w:sz="4" w:space="0" w:color="000000"/>
@@ -12754,7 +13042,7 @@
         </w:tc>
         <w:tc>
           <w:tcPr>
-            <w:tcW w:w="2600" w:type="dxa"/>
+            <w:tcW w:w="2607" w:type="dxa"/>
             <w:tcBorders>
               <w:top w:val="single" w:sz="4" w:space="0" w:color="000000"/>
               <w:start w:val="single" w:sz="4" w:space="0" w:color="000000"/>
@@ -12775,7 +13063,7 @@
         </w:tc>
         <w:tc>
           <w:tcPr>
-            <w:tcW w:w="713" w:type="dxa"/>
+            <w:tcW w:w="620" w:type="dxa"/>
             <w:tcBorders>
               <w:top w:val="single" w:sz="4" w:space="0" w:color="000000"/>
               <w:start w:val="single" w:sz="4" w:space="0" w:color="000000"/>
@@ -12796,7 +13084,7 @@
         </w:tc>
         <w:tc>
           <w:tcPr>
-            <w:tcW w:w="1247" w:type="dxa"/>
+            <w:tcW w:w="1073" w:type="dxa"/>
             <w:tcBorders>
               <w:top w:val="single" w:sz="4" w:space="0" w:color="000000"/>
               <w:start w:val="single" w:sz="4" w:space="0" w:color="000000"/>
@@ -12817,7 +13105,7 @@
         </w:tc>
         <w:tc>
           <w:tcPr>
-            <w:tcW w:w="1162" w:type="dxa"/>
+            <w:tcW w:w="889" w:type="dxa"/>
             <w:tcBorders>
               <w:top w:val="single" w:sz="4" w:space="0" w:color="000000"/>
               <w:start w:val="single" w:sz="4" w:space="0" w:color="000000"/>
@@ -12838,7 +13126,7 @@
         </w:tc>
         <w:tc>
           <w:tcPr>
-            <w:tcW w:w="1241" w:type="dxa"/>
+            <w:tcW w:w="982" w:type="dxa"/>
             <w:tcBorders>
               <w:top w:val="single" w:sz="4" w:space="0" w:color="000000"/>
               <w:start w:val="single" w:sz="4" w:space="0" w:color="000000"/>
@@ -12859,7 +13147,28 @@
         </w:tc>
         <w:tc>
           <w:tcPr>
-            <w:tcW w:w="1106" w:type="dxa"/>
+            <w:tcW w:w="871" w:type="dxa"/>
+            <w:tcBorders>
+              <w:top w:val="single" w:sz="4" w:space="0" w:color="000000"/>
+              <w:start w:val="single" w:sz="4" w:space="0" w:color="000000"/>
+              <w:bottom w:val="single" w:sz="4" w:space="0" w:color="000000"/>
+            </w:tcBorders>
+          </w:tcPr>
+          <w:p>
+            <w:pPr>
+              <w:pStyle w:val="TableHeading"/>
+              <w:jc w:val="start"/>
+              <w:rPr/>
+            </w:pPr>
+            <w:r>
+              <w:rPr/>
+              <w:t>Kom./adm. %</w:t>
+            </w:r>
+          </w:p>
+        </w:tc>
+        <w:tc>
+          <w:tcPr>
+            <w:tcW w:w="998" w:type="dxa"/>
             <w:tcBorders>
               <w:top w:val="single" w:sz="4" w:space="0" w:color="000000"/>
               <w:start w:val="single" w:sz="4" w:space="0" w:color="000000"/>
@@ -12884,7 +13193,7 @@
         <w:trPr/>
         <w:tc>
           <w:tcPr>
-            <w:tcW w:w="597" w:type="dxa"/>
+            <w:tcW w:w="626" w:type="dxa"/>
             <w:tcBorders>
               <w:start w:val="single" w:sz="4" w:space="0" w:color="000000"/>
               <w:bottom w:val="single" w:sz="4" w:space="0" w:color="000000"/>
@@ -12904,7 +13213,7 @@
         </w:tc>
         <w:tc>
           <w:tcPr>
-            <w:tcW w:w="2600" w:type="dxa"/>
+            <w:tcW w:w="2607" w:type="dxa"/>
             <w:tcBorders>
               <w:start w:val="single" w:sz="4" w:space="0" w:color="000000"/>
               <w:bottom w:val="single" w:sz="4" w:space="0" w:color="000000"/>
@@ -12924,7 +13233,7 @@
         </w:tc>
         <w:tc>
           <w:tcPr>
-            <w:tcW w:w="713" w:type="dxa"/>
+            <w:tcW w:w="620" w:type="dxa"/>
             <w:tcBorders>
               <w:start w:val="single" w:sz="4" w:space="0" w:color="000000"/>
               <w:bottom w:val="single" w:sz="4" w:space="0" w:color="000000"/>
@@ -12944,7 +13253,7 @@
         </w:tc>
         <w:tc>
           <w:tcPr>
-            <w:tcW w:w="1247" w:type="dxa"/>
+            <w:tcW w:w="1073" w:type="dxa"/>
             <w:tcBorders>
               <w:start w:val="single" w:sz="4" w:space="0" w:color="000000"/>
               <w:bottom w:val="single" w:sz="4" w:space="0" w:color="000000"/>
@@ -12964,7 +13273,7 @@
         </w:tc>
         <w:tc>
           <w:tcPr>
-            <w:tcW w:w="1162" w:type="dxa"/>
+            <w:tcW w:w="889" w:type="dxa"/>
             <w:tcBorders>
               <w:start w:val="single" w:sz="4" w:space="0" w:color="000000"/>
               <w:bottom w:val="single" w:sz="4" w:space="0" w:color="000000"/>
@@ -12984,7 +13293,7 @@
         </w:tc>
         <w:tc>
           <w:tcPr>
-            <w:tcW w:w="1241" w:type="dxa"/>
+            <w:tcW w:w="982" w:type="dxa"/>
             <w:tcBorders>
               <w:start w:val="single" w:sz="4" w:space="0" w:color="000000"/>
               <w:bottom w:val="single" w:sz="4" w:space="0" w:color="000000"/>
@@ -13004,7 +13313,27 @@
         </w:tc>
         <w:tc>
           <w:tcPr>
-            <w:tcW w:w="1106" w:type="dxa"/>
+            <w:tcW w:w="871" w:type="dxa"/>
+            <w:tcBorders>
+              <w:start w:val="single" w:sz="4" w:space="0" w:color="000000"/>
+              <w:bottom w:val="single" w:sz="4" w:space="0" w:color="000000"/>
+            </w:tcBorders>
+          </w:tcPr>
+          <w:p>
+            <w:pPr>
+              <w:pStyle w:val="TableContents"/>
+              <w:jc w:val="start"/>
+              <w:rPr/>
+            </w:pPr>
+            <w:r>
+              <w:rPr/>
+              <w:t>10</w:t>
+            </w:r>
+          </w:p>
+        </w:tc>
+        <w:tc>
+          <w:tcPr>
+            <w:tcW w:w="998" w:type="dxa"/>
             <w:tcBorders>
               <w:start w:val="single" w:sz="4" w:space="0" w:color="000000"/>
               <w:bottom w:val="single" w:sz="4" w:space="0" w:color="000000"/>
@@ -13028,7 +13357,7 @@
         <w:trPr/>
         <w:tc>
           <w:tcPr>
-            <w:tcW w:w="597" w:type="dxa"/>
+            <w:tcW w:w="626" w:type="dxa"/>
             <w:tcBorders>
               <w:start w:val="single" w:sz="4" w:space="0" w:color="000000"/>
               <w:bottom w:val="single" w:sz="4" w:space="0" w:color="000000"/>
@@ -13048,7 +13377,7 @@
         </w:tc>
         <w:tc>
           <w:tcPr>
-            <w:tcW w:w="2600" w:type="dxa"/>
+            <w:tcW w:w="2607" w:type="dxa"/>
             <w:tcBorders>
               <w:start w:val="single" w:sz="4" w:space="0" w:color="000000"/>
               <w:bottom w:val="single" w:sz="4" w:space="0" w:color="000000"/>
@@ -13068,7 +13397,7 @@
         </w:tc>
         <w:tc>
           <w:tcPr>
-            <w:tcW w:w="713" w:type="dxa"/>
+            <w:tcW w:w="620" w:type="dxa"/>
             <w:tcBorders>
               <w:start w:val="single" w:sz="4" w:space="0" w:color="000000"/>
               <w:bottom w:val="single" w:sz="4" w:space="0" w:color="000000"/>
@@ -13088,7 +13417,7 @@
         </w:tc>
         <w:tc>
           <w:tcPr>
-            <w:tcW w:w="1247" w:type="dxa"/>
+            <w:tcW w:w="1073" w:type="dxa"/>
             <w:tcBorders>
               <w:start w:val="single" w:sz="4" w:space="0" w:color="000000"/>
               <w:bottom w:val="single" w:sz="4" w:space="0" w:color="000000"/>
@@ -13108,7 +13437,7 @@
         </w:tc>
         <w:tc>
           <w:tcPr>
-            <w:tcW w:w="1162" w:type="dxa"/>
+            <w:tcW w:w="889" w:type="dxa"/>
             <w:tcBorders>
               <w:start w:val="single" w:sz="4" w:space="0" w:color="000000"/>
               <w:bottom w:val="single" w:sz="4" w:space="0" w:color="000000"/>
@@ -13128,7 +13457,7 @@
         </w:tc>
         <w:tc>
           <w:tcPr>
-            <w:tcW w:w="1241" w:type="dxa"/>
+            <w:tcW w:w="982" w:type="dxa"/>
             <w:tcBorders>
               <w:start w:val="single" w:sz="4" w:space="0" w:color="000000"/>
               <w:bottom w:val="single" w:sz="4" w:space="0" w:color="000000"/>
@@ -13148,7 +13477,27 @@
         </w:tc>
         <w:tc>
           <w:tcPr>
-            <w:tcW w:w="1106" w:type="dxa"/>
+            <w:tcW w:w="871" w:type="dxa"/>
+            <w:tcBorders>
+              <w:start w:val="single" w:sz="4" w:space="0" w:color="000000"/>
+              <w:bottom w:val="single" w:sz="4" w:space="0" w:color="000000"/>
+            </w:tcBorders>
+          </w:tcPr>
+          <w:p>
+            <w:pPr>
+              <w:pStyle w:val="TableContents"/>
+              <w:jc w:val="start"/>
+              <w:rPr/>
+            </w:pPr>
+            <w:r>
+              <w:rPr/>
+              <w:t>10</w:t>
+            </w:r>
+          </w:p>
+        </w:tc>
+        <w:tc>
+          <w:tcPr>
+            <w:tcW w:w="998" w:type="dxa"/>
             <w:tcBorders>
               <w:start w:val="single" w:sz="4" w:space="0" w:color="000000"/>
               <w:bottom w:val="single" w:sz="4" w:space="0" w:color="000000"/>
@@ -13172,7 +13521,7 @@
         <w:trPr/>
         <w:tc>
           <w:tcPr>
-            <w:tcW w:w="597" w:type="dxa"/>
+            <w:tcW w:w="626" w:type="dxa"/>
             <w:tcBorders>
               <w:start w:val="single" w:sz="4" w:space="0" w:color="000000"/>
               <w:bottom w:val="single" w:sz="4" w:space="0" w:color="000000"/>
@@ -13192,7 +13541,7 @@
         </w:tc>
         <w:tc>
           <w:tcPr>
-            <w:tcW w:w="2600" w:type="dxa"/>
+            <w:tcW w:w="2607" w:type="dxa"/>
             <w:tcBorders>
               <w:start w:val="single" w:sz="4" w:space="0" w:color="000000"/>
               <w:bottom w:val="single" w:sz="4" w:space="0" w:color="000000"/>
@@ -13212,7 +13561,7 @@
         </w:tc>
         <w:tc>
           <w:tcPr>
-            <w:tcW w:w="713" w:type="dxa"/>
+            <w:tcW w:w="620" w:type="dxa"/>
             <w:tcBorders>
               <w:start w:val="single" w:sz="4" w:space="0" w:color="000000"/>
               <w:bottom w:val="single" w:sz="4" w:space="0" w:color="000000"/>
@@ -13232,7 +13581,7 @@
         </w:tc>
         <w:tc>
           <w:tcPr>
-            <w:tcW w:w="1247" w:type="dxa"/>
+            <w:tcW w:w="1073" w:type="dxa"/>
             <w:tcBorders>
               <w:start w:val="single" w:sz="4" w:space="0" w:color="000000"/>
               <w:bottom w:val="single" w:sz="4" w:space="0" w:color="000000"/>
@@ -13252,7 +13601,7 @@
         </w:tc>
         <w:tc>
           <w:tcPr>
-            <w:tcW w:w="1162" w:type="dxa"/>
+            <w:tcW w:w="889" w:type="dxa"/>
             <w:tcBorders>
               <w:start w:val="single" w:sz="4" w:space="0" w:color="000000"/>
               <w:bottom w:val="single" w:sz="4" w:space="0" w:color="000000"/>
@@ -13272,7 +13621,7 @@
         </w:tc>
         <w:tc>
           <w:tcPr>
-            <w:tcW w:w="1241" w:type="dxa"/>
+            <w:tcW w:w="982" w:type="dxa"/>
             <w:tcBorders>
               <w:start w:val="single" w:sz="4" w:space="0" w:color="000000"/>
               <w:bottom w:val="single" w:sz="4" w:space="0" w:color="000000"/>
@@ -13292,7 +13641,27 @@
         </w:tc>
         <w:tc>
           <w:tcPr>
-            <w:tcW w:w="1106" w:type="dxa"/>
+            <w:tcW w:w="871" w:type="dxa"/>
+            <w:tcBorders>
+              <w:start w:val="single" w:sz="4" w:space="0" w:color="000000"/>
+              <w:bottom w:val="single" w:sz="4" w:space="0" w:color="000000"/>
+            </w:tcBorders>
+          </w:tcPr>
+          <w:p>
+            <w:pPr>
+              <w:pStyle w:val="TableContents"/>
+              <w:jc w:val="start"/>
+              <w:rPr/>
+            </w:pPr>
+            <w:r>
+              <w:rPr/>
+              <w:t>10</w:t>
+            </w:r>
+          </w:p>
+        </w:tc>
+        <w:tc>
+          <w:tcPr>
+            <w:tcW w:w="998" w:type="dxa"/>
             <w:tcBorders>
               <w:start w:val="single" w:sz="4" w:space="0" w:color="000000"/>
               <w:bottom w:val="single" w:sz="4" w:space="0" w:color="000000"/>
@@ -13316,7 +13685,7 @@
         <w:trPr/>
         <w:tc>
           <w:tcPr>
-            <w:tcW w:w="597" w:type="dxa"/>
+            <w:tcW w:w="626" w:type="dxa"/>
             <w:tcBorders>
               <w:start w:val="single" w:sz="4" w:space="0" w:color="000000"/>
               <w:bottom w:val="single" w:sz="4" w:space="0" w:color="000000"/>
@@ -13336,7 +13705,7 @@
         </w:tc>
         <w:tc>
           <w:tcPr>
-            <w:tcW w:w="2600" w:type="dxa"/>
+            <w:tcW w:w="2607" w:type="dxa"/>
             <w:tcBorders>
               <w:start w:val="single" w:sz="4" w:space="0" w:color="000000"/>
               <w:bottom w:val="single" w:sz="4" w:space="0" w:color="000000"/>
@@ -13356,7 +13725,7 @@
         </w:tc>
         <w:tc>
           <w:tcPr>
-            <w:tcW w:w="713" w:type="dxa"/>
+            <w:tcW w:w="620" w:type="dxa"/>
             <w:tcBorders>
               <w:start w:val="single" w:sz="4" w:space="0" w:color="000000"/>
               <w:bottom w:val="single" w:sz="4" w:space="0" w:color="000000"/>
@@ -13376,7 +13745,7 @@
         </w:tc>
         <w:tc>
           <w:tcPr>
-            <w:tcW w:w="1247" w:type="dxa"/>
+            <w:tcW w:w="1073" w:type="dxa"/>
             <w:tcBorders>
               <w:start w:val="single" w:sz="4" w:space="0" w:color="000000"/>
               <w:bottom w:val="single" w:sz="4" w:space="0" w:color="000000"/>
@@ -13396,7 +13765,7 @@
         </w:tc>
         <w:tc>
           <w:tcPr>
-            <w:tcW w:w="1162" w:type="dxa"/>
+            <w:tcW w:w="889" w:type="dxa"/>
             <w:tcBorders>
               <w:start w:val="single" w:sz="4" w:space="0" w:color="000000"/>
               <w:bottom w:val="single" w:sz="4" w:space="0" w:color="000000"/>
@@ -13416,7 +13785,7 @@
         </w:tc>
         <w:tc>
           <w:tcPr>
-            <w:tcW w:w="1241" w:type="dxa"/>
+            <w:tcW w:w="982" w:type="dxa"/>
             <w:tcBorders>
               <w:start w:val="single" w:sz="4" w:space="0" w:color="000000"/>
               <w:bottom w:val="single" w:sz="4" w:space="0" w:color="000000"/>
@@ -13436,7 +13805,27 @@
         </w:tc>
         <w:tc>
           <w:tcPr>
-            <w:tcW w:w="1106" w:type="dxa"/>
+            <w:tcW w:w="871" w:type="dxa"/>
+            <w:tcBorders>
+              <w:start w:val="single" w:sz="4" w:space="0" w:color="000000"/>
+              <w:bottom w:val="single" w:sz="4" w:space="0" w:color="000000"/>
+            </w:tcBorders>
+          </w:tcPr>
+          <w:p>
+            <w:pPr>
+              <w:pStyle w:val="TableContents"/>
+              <w:jc w:val="start"/>
+              <w:rPr/>
+            </w:pPr>
+            <w:r>
+              <w:rPr/>
+              <w:t>10</w:t>
+            </w:r>
+          </w:p>
+        </w:tc>
+        <w:tc>
+          <w:tcPr>
+            <w:tcW w:w="998" w:type="dxa"/>
             <w:tcBorders>
               <w:start w:val="single" w:sz="4" w:space="0" w:color="000000"/>
               <w:bottom w:val="single" w:sz="4" w:space="0" w:color="000000"/>
@@ -13460,7 +13849,7 @@
         <w:trPr/>
         <w:tc>
           <w:tcPr>
-            <w:tcW w:w="597" w:type="dxa"/>
+            <w:tcW w:w="626" w:type="dxa"/>
             <w:tcBorders>
               <w:start w:val="single" w:sz="4" w:space="0" w:color="000000"/>
               <w:bottom w:val="single" w:sz="4" w:space="0" w:color="000000"/>
@@ -13480,7 +13869,7 @@
         </w:tc>
         <w:tc>
           <w:tcPr>
-            <w:tcW w:w="2600" w:type="dxa"/>
+            <w:tcW w:w="2607" w:type="dxa"/>
             <w:tcBorders>
               <w:start w:val="single" w:sz="4" w:space="0" w:color="000000"/>
               <w:bottom w:val="single" w:sz="4" w:space="0" w:color="000000"/>
@@ -13500,7 +13889,7 @@
         </w:tc>
         <w:tc>
           <w:tcPr>
-            <w:tcW w:w="713" w:type="dxa"/>
+            <w:tcW w:w="620" w:type="dxa"/>
             <w:tcBorders>
               <w:start w:val="single" w:sz="4" w:space="0" w:color="000000"/>
               <w:bottom w:val="single" w:sz="4" w:space="0" w:color="000000"/>
@@ -13520,7 +13909,7 @@
         </w:tc>
         <w:tc>
           <w:tcPr>
-            <w:tcW w:w="1247" w:type="dxa"/>
+            <w:tcW w:w="1073" w:type="dxa"/>
             <w:tcBorders>
               <w:start w:val="single" w:sz="4" w:space="0" w:color="000000"/>
               <w:bottom w:val="single" w:sz="4" w:space="0" w:color="000000"/>
@@ -13540,7 +13929,7 @@
         </w:tc>
         <w:tc>
           <w:tcPr>
-            <w:tcW w:w="1162" w:type="dxa"/>
+            <w:tcW w:w="889" w:type="dxa"/>
             <w:tcBorders>
               <w:start w:val="single" w:sz="4" w:space="0" w:color="000000"/>
               <w:bottom w:val="single" w:sz="4" w:space="0" w:color="000000"/>
@@ -13560,7 +13949,7 @@
         </w:tc>
         <w:tc>
           <w:tcPr>
-            <w:tcW w:w="1241" w:type="dxa"/>
+            <w:tcW w:w="982" w:type="dxa"/>
             <w:tcBorders>
               <w:start w:val="single" w:sz="4" w:space="0" w:color="000000"/>
               <w:bottom w:val="single" w:sz="4" w:space="0" w:color="000000"/>
@@ -13580,7 +13969,27 @@
         </w:tc>
         <w:tc>
           <w:tcPr>
-            <w:tcW w:w="1106" w:type="dxa"/>
+            <w:tcW w:w="871" w:type="dxa"/>
+            <w:tcBorders>
+              <w:start w:val="single" w:sz="4" w:space="0" w:color="000000"/>
+              <w:bottom w:val="single" w:sz="4" w:space="0" w:color="000000"/>
+            </w:tcBorders>
+          </w:tcPr>
+          <w:p>
+            <w:pPr>
+              <w:pStyle w:val="TableContents"/>
+              <w:jc w:val="start"/>
+              <w:rPr/>
+            </w:pPr>
+            <w:r>
+              <w:rPr/>
+              <w:t>10</w:t>
+            </w:r>
+          </w:p>
+        </w:tc>
+        <w:tc>
+          <w:tcPr>
+            <w:tcW w:w="998" w:type="dxa"/>
             <w:tcBorders>
               <w:start w:val="single" w:sz="4" w:space="0" w:color="000000"/>
               <w:bottom w:val="single" w:sz="4" w:space="0" w:color="000000"/>
@@ -13604,7 +14013,7 @@
         <w:trPr/>
         <w:tc>
           <w:tcPr>
-            <w:tcW w:w="597" w:type="dxa"/>
+            <w:tcW w:w="626" w:type="dxa"/>
             <w:tcBorders>
               <w:start w:val="single" w:sz="4" w:space="0" w:color="000000"/>
               <w:bottom w:val="single" w:sz="4" w:space="0" w:color="000000"/>
@@ -13624,7 +14033,7 @@
         </w:tc>
         <w:tc>
           <w:tcPr>
-            <w:tcW w:w="2600" w:type="dxa"/>
+            <w:tcW w:w="2607" w:type="dxa"/>
             <w:tcBorders>
               <w:start w:val="single" w:sz="4" w:space="0" w:color="000000"/>
               <w:bottom w:val="single" w:sz="4" w:space="0" w:color="000000"/>
@@ -13644,7 +14053,7 @@
         </w:tc>
         <w:tc>
           <w:tcPr>
-            <w:tcW w:w="713" w:type="dxa"/>
+            <w:tcW w:w="620" w:type="dxa"/>
             <w:tcBorders>
               <w:start w:val="single" w:sz="4" w:space="0" w:color="000000"/>
               <w:bottom w:val="single" w:sz="4" w:space="0" w:color="000000"/>
@@ -13664,7 +14073,7 @@
         </w:tc>
         <w:tc>
           <w:tcPr>
-            <w:tcW w:w="1247" w:type="dxa"/>
+            <w:tcW w:w="1073" w:type="dxa"/>
             <w:tcBorders>
               <w:start w:val="single" w:sz="4" w:space="0" w:color="000000"/>
               <w:bottom w:val="single" w:sz="4" w:space="0" w:color="000000"/>
@@ -13684,7 +14093,7 @@
         </w:tc>
         <w:tc>
           <w:tcPr>
-            <w:tcW w:w="1162" w:type="dxa"/>
+            <w:tcW w:w="889" w:type="dxa"/>
             <w:tcBorders>
               <w:start w:val="single" w:sz="4" w:space="0" w:color="000000"/>
               <w:bottom w:val="single" w:sz="4" w:space="0" w:color="000000"/>
@@ -13704,7 +14113,7 @@
         </w:tc>
         <w:tc>
           <w:tcPr>
-            <w:tcW w:w="1241" w:type="dxa"/>
+            <w:tcW w:w="982" w:type="dxa"/>
             <w:tcBorders>
               <w:start w:val="single" w:sz="4" w:space="0" w:color="000000"/>
               <w:bottom w:val="single" w:sz="4" w:space="0" w:color="000000"/>
@@ -13724,7 +14133,27 @@
         </w:tc>
         <w:tc>
           <w:tcPr>
-            <w:tcW w:w="1106" w:type="dxa"/>
+            <w:tcW w:w="871" w:type="dxa"/>
+            <w:tcBorders>
+              <w:start w:val="single" w:sz="4" w:space="0" w:color="000000"/>
+              <w:bottom w:val="single" w:sz="4" w:space="0" w:color="000000"/>
+            </w:tcBorders>
+          </w:tcPr>
+          <w:p>
+            <w:pPr>
+              <w:pStyle w:val="TableContents"/>
+              <w:jc w:val="start"/>
+              <w:rPr/>
+            </w:pPr>
+            <w:r>
+              <w:rPr/>
+              <w:t>10</w:t>
+            </w:r>
+          </w:p>
+        </w:tc>
+        <w:tc>
+          <w:tcPr>
+            <w:tcW w:w="998" w:type="dxa"/>
             <w:tcBorders>
               <w:start w:val="single" w:sz="4" w:space="0" w:color="000000"/>
               <w:bottom w:val="single" w:sz="4" w:space="0" w:color="000000"/>
@@ -13748,7 +14177,7 @@
         <w:trPr/>
         <w:tc>
           <w:tcPr>
-            <w:tcW w:w="597" w:type="dxa"/>
+            <w:tcW w:w="626" w:type="dxa"/>
             <w:tcBorders>
               <w:start w:val="single" w:sz="4" w:space="0" w:color="000000"/>
               <w:bottom w:val="single" w:sz="4" w:space="0" w:color="000000"/>
@@ -13768,7 +14197,7 @@
         </w:tc>
         <w:tc>
           <w:tcPr>
-            <w:tcW w:w="2600" w:type="dxa"/>
+            <w:tcW w:w="2607" w:type="dxa"/>
             <w:tcBorders>
               <w:start w:val="single" w:sz="4" w:space="0" w:color="000000"/>
               <w:bottom w:val="single" w:sz="4" w:space="0" w:color="000000"/>
@@ -13788,7 +14217,7 @@
         </w:tc>
         <w:tc>
           <w:tcPr>
-            <w:tcW w:w="713" w:type="dxa"/>
+            <w:tcW w:w="620" w:type="dxa"/>
             <w:tcBorders>
               <w:start w:val="single" w:sz="4" w:space="0" w:color="000000"/>
               <w:bottom w:val="single" w:sz="4" w:space="0" w:color="000000"/>
@@ -13808,7 +14237,7 @@
         </w:tc>
         <w:tc>
           <w:tcPr>
-            <w:tcW w:w="1247" w:type="dxa"/>
+            <w:tcW w:w="1073" w:type="dxa"/>
             <w:tcBorders>
               <w:start w:val="single" w:sz="4" w:space="0" w:color="000000"/>
               <w:bottom w:val="single" w:sz="4" w:space="0" w:color="000000"/>
@@ -13828,7 +14257,7 @@
         </w:tc>
         <w:tc>
           <w:tcPr>
-            <w:tcW w:w="1162" w:type="dxa"/>
+            <w:tcW w:w="889" w:type="dxa"/>
             <w:tcBorders>
               <w:start w:val="single" w:sz="4" w:space="0" w:color="000000"/>
               <w:bottom w:val="single" w:sz="4" w:space="0" w:color="000000"/>
@@ -13848,7 +14277,7 @@
         </w:tc>
         <w:tc>
           <w:tcPr>
-            <w:tcW w:w="1241" w:type="dxa"/>
+            <w:tcW w:w="982" w:type="dxa"/>
             <w:tcBorders>
               <w:start w:val="single" w:sz="4" w:space="0" w:color="000000"/>
               <w:bottom w:val="single" w:sz="4" w:space="0" w:color="000000"/>
@@ -13868,7 +14297,27 @@
         </w:tc>
         <w:tc>
           <w:tcPr>
-            <w:tcW w:w="1106" w:type="dxa"/>
+            <w:tcW w:w="871" w:type="dxa"/>
+            <w:tcBorders>
+              <w:start w:val="single" w:sz="4" w:space="0" w:color="000000"/>
+              <w:bottom w:val="single" w:sz="4" w:space="0" w:color="000000"/>
+            </w:tcBorders>
+          </w:tcPr>
+          <w:p>
+            <w:pPr>
+              <w:pStyle w:val="TableContents"/>
+              <w:jc w:val="start"/>
+              <w:rPr/>
+            </w:pPr>
+            <w:r>
+              <w:rPr/>
+              <w:t>10</w:t>
+            </w:r>
+          </w:p>
+        </w:tc>
+        <w:tc>
+          <w:tcPr>
+            <w:tcW w:w="998" w:type="dxa"/>
             <w:tcBorders>
               <w:start w:val="single" w:sz="4" w:space="0" w:color="000000"/>
               <w:bottom w:val="single" w:sz="4" w:space="0" w:color="000000"/>
@@ -13892,7 +14341,7 @@
         <w:trPr/>
         <w:tc>
           <w:tcPr>
-            <w:tcW w:w="597" w:type="dxa"/>
+            <w:tcW w:w="626" w:type="dxa"/>
             <w:tcBorders>
               <w:start w:val="single" w:sz="4" w:space="0" w:color="000000"/>
               <w:bottom w:val="single" w:sz="4" w:space="0" w:color="000000"/>
@@ -13912,7 +14361,7 @@
         </w:tc>
         <w:tc>
           <w:tcPr>
-            <w:tcW w:w="2600" w:type="dxa"/>
+            <w:tcW w:w="2607" w:type="dxa"/>
             <w:tcBorders>
               <w:start w:val="single" w:sz="4" w:space="0" w:color="000000"/>
               <w:bottom w:val="single" w:sz="4" w:space="0" w:color="000000"/>
@@ -13932,7 +14381,7 @@
         </w:tc>
         <w:tc>
           <w:tcPr>
-            <w:tcW w:w="713" w:type="dxa"/>
+            <w:tcW w:w="620" w:type="dxa"/>
             <w:tcBorders>
               <w:start w:val="single" w:sz="4" w:space="0" w:color="000000"/>
               <w:bottom w:val="single" w:sz="4" w:space="0" w:color="000000"/>
@@ -13952,7 +14401,7 @@
         </w:tc>
         <w:tc>
           <w:tcPr>
-            <w:tcW w:w="1247" w:type="dxa"/>
+            <w:tcW w:w="1073" w:type="dxa"/>
             <w:tcBorders>
               <w:start w:val="single" w:sz="4" w:space="0" w:color="000000"/>
               <w:bottom w:val="single" w:sz="4" w:space="0" w:color="000000"/>
@@ -13972,7 +14421,7 @@
         </w:tc>
         <w:tc>
           <w:tcPr>
-            <w:tcW w:w="1162" w:type="dxa"/>
+            <w:tcW w:w="889" w:type="dxa"/>
             <w:tcBorders>
               <w:start w:val="single" w:sz="4" w:space="0" w:color="000000"/>
               <w:bottom w:val="single" w:sz="4" w:space="0" w:color="000000"/>
@@ -13992,7 +14441,7 @@
         </w:tc>
         <w:tc>
           <w:tcPr>
-            <w:tcW w:w="1241" w:type="dxa"/>
+            <w:tcW w:w="982" w:type="dxa"/>
             <w:tcBorders>
               <w:start w:val="single" w:sz="4" w:space="0" w:color="000000"/>
               <w:bottom w:val="single" w:sz="4" w:space="0" w:color="000000"/>
@@ -14012,7 +14461,27 @@
         </w:tc>
         <w:tc>
           <w:tcPr>
-            <w:tcW w:w="1106" w:type="dxa"/>
+            <w:tcW w:w="871" w:type="dxa"/>
+            <w:tcBorders>
+              <w:start w:val="single" w:sz="4" w:space="0" w:color="000000"/>
+              <w:bottom w:val="single" w:sz="4" w:space="0" w:color="000000"/>
+            </w:tcBorders>
+          </w:tcPr>
+          <w:p>
+            <w:pPr>
+              <w:pStyle w:val="TableContents"/>
+              <w:jc w:val="start"/>
+              <w:rPr/>
+            </w:pPr>
+            <w:r>
+              <w:rPr/>
+              <w:t>10</w:t>
+            </w:r>
+          </w:p>
+        </w:tc>
+        <w:tc>
+          <w:tcPr>
+            <w:tcW w:w="998" w:type="dxa"/>
             <w:tcBorders>
               <w:start w:val="single" w:sz="4" w:space="0" w:color="000000"/>
               <w:bottom w:val="single" w:sz="4" w:space="0" w:color="000000"/>
@@ -14036,7 +14505,7 @@
         <w:trPr/>
         <w:tc>
           <w:tcPr>
-            <w:tcW w:w="597" w:type="dxa"/>
+            <w:tcW w:w="626" w:type="dxa"/>
             <w:tcBorders>
               <w:start w:val="single" w:sz="4" w:space="0" w:color="000000"/>
               <w:bottom w:val="single" w:sz="4" w:space="0" w:color="000000"/>
@@ -14056,7 +14525,7 @@
         </w:tc>
         <w:tc>
           <w:tcPr>
-            <w:tcW w:w="2600" w:type="dxa"/>
+            <w:tcW w:w="2607" w:type="dxa"/>
             <w:tcBorders>
               <w:start w:val="single" w:sz="4" w:space="0" w:color="000000"/>
               <w:bottom w:val="single" w:sz="4" w:space="0" w:color="000000"/>
@@ -14076,7 +14545,7 @@
         </w:tc>
         <w:tc>
           <w:tcPr>
-            <w:tcW w:w="713" w:type="dxa"/>
+            <w:tcW w:w="620" w:type="dxa"/>
             <w:tcBorders>
               <w:start w:val="single" w:sz="4" w:space="0" w:color="000000"/>
               <w:bottom w:val="single" w:sz="4" w:space="0" w:color="000000"/>
@@ -14096,7 +14565,7 @@
         </w:tc>
         <w:tc>
           <w:tcPr>
-            <w:tcW w:w="1247" w:type="dxa"/>
+            <w:tcW w:w="1073" w:type="dxa"/>
             <w:tcBorders>
               <w:start w:val="single" w:sz="4" w:space="0" w:color="000000"/>
               <w:bottom w:val="single" w:sz="4" w:space="0" w:color="000000"/>
@@ -14116,7 +14585,7 @@
         </w:tc>
         <w:tc>
           <w:tcPr>
-            <w:tcW w:w="1162" w:type="dxa"/>
+            <w:tcW w:w="889" w:type="dxa"/>
             <w:tcBorders>
               <w:start w:val="single" w:sz="4" w:space="0" w:color="000000"/>
               <w:bottom w:val="single" w:sz="4" w:space="0" w:color="000000"/>
@@ -14136,7 +14605,7 @@
         </w:tc>
         <w:tc>
           <w:tcPr>
-            <w:tcW w:w="1241" w:type="dxa"/>
+            <w:tcW w:w="982" w:type="dxa"/>
             <w:tcBorders>
               <w:start w:val="single" w:sz="4" w:space="0" w:color="000000"/>
               <w:bottom w:val="single" w:sz="4" w:space="0" w:color="000000"/>
@@ -14156,7 +14625,27 @@
         </w:tc>
         <w:tc>
           <w:tcPr>
-            <w:tcW w:w="1106" w:type="dxa"/>
+            <w:tcW w:w="871" w:type="dxa"/>
+            <w:tcBorders>
+              <w:start w:val="single" w:sz="4" w:space="0" w:color="000000"/>
+              <w:bottom w:val="single" w:sz="4" w:space="0" w:color="000000"/>
+            </w:tcBorders>
+          </w:tcPr>
+          <w:p>
+            <w:pPr>
+              <w:pStyle w:val="TableContents"/>
+              <w:jc w:val="start"/>
+              <w:rPr/>
+            </w:pPr>
+            <w:r>
+              <w:rPr/>
+              <w:t>10</w:t>
+            </w:r>
+          </w:p>
+        </w:tc>
+        <w:tc>
+          <w:tcPr>
+            <w:tcW w:w="998" w:type="dxa"/>
             <w:tcBorders>
               <w:start w:val="single" w:sz="4" w:space="0" w:color="000000"/>
               <w:bottom w:val="single" w:sz="4" w:space="0" w:color="000000"/>
@@ -14180,7 +14669,7 @@
         <w:trPr/>
         <w:tc>
           <w:tcPr>
-            <w:tcW w:w="597" w:type="dxa"/>
+            <w:tcW w:w="626" w:type="dxa"/>
             <w:tcBorders>
               <w:start w:val="single" w:sz="4" w:space="0" w:color="000000"/>
               <w:bottom w:val="single" w:sz="4" w:space="0" w:color="000000"/>
@@ -14200,7 +14689,7 @@
         </w:tc>
         <w:tc>
           <w:tcPr>
-            <w:tcW w:w="2600" w:type="dxa"/>
+            <w:tcW w:w="2607" w:type="dxa"/>
             <w:tcBorders>
               <w:start w:val="single" w:sz="4" w:space="0" w:color="000000"/>
               <w:bottom w:val="single" w:sz="4" w:space="0" w:color="000000"/>
@@ -14220,7 +14709,7 @@
         </w:tc>
         <w:tc>
           <w:tcPr>
-            <w:tcW w:w="713" w:type="dxa"/>
+            <w:tcW w:w="620" w:type="dxa"/>
             <w:tcBorders>
               <w:start w:val="single" w:sz="4" w:space="0" w:color="000000"/>
               <w:bottom w:val="single" w:sz="4" w:space="0" w:color="000000"/>
@@ -14240,7 +14729,7 @@
         </w:tc>
         <w:tc>
           <w:tcPr>
-            <w:tcW w:w="1247" w:type="dxa"/>
+            <w:tcW w:w="1073" w:type="dxa"/>
             <w:tcBorders>
               <w:start w:val="single" w:sz="4" w:space="0" w:color="000000"/>
               <w:bottom w:val="single" w:sz="4" w:space="0" w:color="000000"/>
@@ -14260,7 +14749,7 @@
         </w:tc>
         <w:tc>
           <w:tcPr>
-            <w:tcW w:w="1162" w:type="dxa"/>
+            <w:tcW w:w="889" w:type="dxa"/>
             <w:tcBorders>
               <w:start w:val="single" w:sz="4" w:space="0" w:color="000000"/>
               <w:bottom w:val="single" w:sz="4" w:space="0" w:color="000000"/>
@@ -14280,7 +14769,7 @@
         </w:tc>
         <w:tc>
           <w:tcPr>
-            <w:tcW w:w="1241" w:type="dxa"/>
+            <w:tcW w:w="982" w:type="dxa"/>
             <w:tcBorders>
               <w:start w:val="single" w:sz="4" w:space="0" w:color="000000"/>
               <w:bottom w:val="single" w:sz="4" w:space="0" w:color="000000"/>
@@ -14300,7 +14789,27 @@
         </w:tc>
         <w:tc>
           <w:tcPr>
-            <w:tcW w:w="1106" w:type="dxa"/>
+            <w:tcW w:w="871" w:type="dxa"/>
+            <w:tcBorders>
+              <w:start w:val="single" w:sz="4" w:space="0" w:color="000000"/>
+              <w:bottom w:val="single" w:sz="4" w:space="0" w:color="000000"/>
+            </w:tcBorders>
+          </w:tcPr>
+          <w:p>
+            <w:pPr>
+              <w:pStyle w:val="TableContents"/>
+              <w:jc w:val="start"/>
+              <w:rPr/>
+            </w:pPr>
+            <w:r>
+              <w:rPr/>
+              <w:t>10</w:t>
+            </w:r>
+          </w:p>
+        </w:tc>
+        <w:tc>
+          <w:tcPr>
+            <w:tcW w:w="998" w:type="dxa"/>
             <w:tcBorders>
               <w:start w:val="single" w:sz="4" w:space="0" w:color="000000"/>
               <w:bottom w:val="single" w:sz="4" w:space="0" w:color="000000"/>
@@ -14324,7 +14833,7 @@
         <w:trPr/>
         <w:tc>
           <w:tcPr>
-            <w:tcW w:w="597" w:type="dxa"/>
+            <w:tcW w:w="626" w:type="dxa"/>
             <w:tcBorders>
               <w:start w:val="single" w:sz="4" w:space="0" w:color="000000"/>
               <w:bottom w:val="single" w:sz="4" w:space="0" w:color="000000"/>
@@ -14344,7 +14853,7 @@
         </w:tc>
         <w:tc>
           <w:tcPr>
-            <w:tcW w:w="2600" w:type="dxa"/>
+            <w:tcW w:w="2607" w:type="dxa"/>
             <w:tcBorders>
               <w:start w:val="single" w:sz="4" w:space="0" w:color="000000"/>
               <w:bottom w:val="single" w:sz="4" w:space="0" w:color="000000"/>
@@ -14364,7 +14873,7 @@
         </w:tc>
         <w:tc>
           <w:tcPr>
-            <w:tcW w:w="713" w:type="dxa"/>
+            <w:tcW w:w="620" w:type="dxa"/>
             <w:tcBorders>
               <w:start w:val="single" w:sz="4" w:space="0" w:color="000000"/>
               <w:bottom w:val="single" w:sz="4" w:space="0" w:color="000000"/>
@@ -14384,7 +14893,7 @@
         </w:tc>
         <w:tc>
           <w:tcPr>
-            <w:tcW w:w="1247" w:type="dxa"/>
+            <w:tcW w:w="1073" w:type="dxa"/>
             <w:tcBorders>
               <w:start w:val="single" w:sz="4" w:space="0" w:color="000000"/>
               <w:bottom w:val="single" w:sz="4" w:space="0" w:color="000000"/>
@@ -14404,7 +14913,7 @@
         </w:tc>
         <w:tc>
           <w:tcPr>
-            <w:tcW w:w="1162" w:type="dxa"/>
+            <w:tcW w:w="889" w:type="dxa"/>
             <w:tcBorders>
               <w:start w:val="single" w:sz="4" w:space="0" w:color="000000"/>
               <w:bottom w:val="single" w:sz="4" w:space="0" w:color="000000"/>
@@ -14424,7 +14933,7 @@
         </w:tc>
         <w:tc>
           <w:tcPr>
-            <w:tcW w:w="1241" w:type="dxa"/>
+            <w:tcW w:w="982" w:type="dxa"/>
             <w:tcBorders>
               <w:start w:val="single" w:sz="4" w:space="0" w:color="000000"/>
               <w:bottom w:val="single" w:sz="4" w:space="0" w:color="000000"/>
@@ -14444,7 +14953,27 @@
         </w:tc>
         <w:tc>
           <w:tcPr>
-            <w:tcW w:w="1106" w:type="dxa"/>
+            <w:tcW w:w="871" w:type="dxa"/>
+            <w:tcBorders>
+              <w:start w:val="single" w:sz="4" w:space="0" w:color="000000"/>
+              <w:bottom w:val="single" w:sz="4" w:space="0" w:color="000000"/>
+            </w:tcBorders>
+          </w:tcPr>
+          <w:p>
+            <w:pPr>
+              <w:pStyle w:val="TableContents"/>
+              <w:jc w:val="start"/>
+              <w:rPr/>
+            </w:pPr>
+            <w:r>
+              <w:rPr/>
+              <w:t>10</w:t>
+            </w:r>
+          </w:p>
+        </w:tc>
+        <w:tc>
+          <w:tcPr>
+            <w:tcW w:w="998" w:type="dxa"/>
             <w:tcBorders>
               <w:start w:val="single" w:sz="4" w:space="0" w:color="000000"/>
               <w:bottom w:val="single" w:sz="4" w:space="0" w:color="000000"/>
@@ -14468,7 +14997,7 @@
         <w:trPr/>
         <w:tc>
           <w:tcPr>
-            <w:tcW w:w="597" w:type="dxa"/>
+            <w:tcW w:w="626" w:type="dxa"/>
             <w:tcBorders>
               <w:start w:val="single" w:sz="4" w:space="0" w:color="000000"/>
               <w:bottom w:val="single" w:sz="4" w:space="0" w:color="000000"/>
@@ -14488,7 +15017,7 @@
         </w:tc>
         <w:tc>
           <w:tcPr>
-            <w:tcW w:w="2600" w:type="dxa"/>
+            <w:tcW w:w="2607" w:type="dxa"/>
             <w:tcBorders>
               <w:start w:val="single" w:sz="4" w:space="0" w:color="000000"/>
               <w:bottom w:val="single" w:sz="4" w:space="0" w:color="000000"/>
@@ -14508,7 +15037,7 @@
         </w:tc>
         <w:tc>
           <w:tcPr>
-            <w:tcW w:w="713" w:type="dxa"/>
+            <w:tcW w:w="620" w:type="dxa"/>
             <w:tcBorders>
               <w:start w:val="single" w:sz="4" w:space="0" w:color="000000"/>
               <w:bottom w:val="single" w:sz="4" w:space="0" w:color="000000"/>
@@ -14528,7 +15057,7 @@
         </w:tc>
         <w:tc>
           <w:tcPr>
-            <w:tcW w:w="1247" w:type="dxa"/>
+            <w:tcW w:w="1073" w:type="dxa"/>
             <w:tcBorders>
               <w:start w:val="single" w:sz="4" w:space="0" w:color="000000"/>
               <w:bottom w:val="single" w:sz="4" w:space="0" w:color="000000"/>
@@ -14548,7 +15077,7 @@
         </w:tc>
         <w:tc>
           <w:tcPr>
-            <w:tcW w:w="1162" w:type="dxa"/>
+            <w:tcW w:w="889" w:type="dxa"/>
             <w:tcBorders>
               <w:start w:val="single" w:sz="4" w:space="0" w:color="000000"/>
               <w:bottom w:val="single" w:sz="4" w:space="0" w:color="000000"/>
@@ -14568,7 +15097,7 @@
         </w:tc>
         <w:tc>
           <w:tcPr>
-            <w:tcW w:w="1241" w:type="dxa"/>
+            <w:tcW w:w="982" w:type="dxa"/>
             <w:tcBorders>
               <w:start w:val="single" w:sz="4" w:space="0" w:color="000000"/>
               <w:bottom w:val="single" w:sz="4" w:space="0" w:color="000000"/>
@@ -14588,7 +15117,27 @@
         </w:tc>
         <w:tc>
           <w:tcPr>
-            <w:tcW w:w="1106" w:type="dxa"/>
+            <w:tcW w:w="871" w:type="dxa"/>
+            <w:tcBorders>
+              <w:start w:val="single" w:sz="4" w:space="0" w:color="000000"/>
+              <w:bottom w:val="single" w:sz="4" w:space="0" w:color="000000"/>
+            </w:tcBorders>
+          </w:tcPr>
+          <w:p>
+            <w:pPr>
+              <w:pStyle w:val="TableContents"/>
+              <w:jc w:val="start"/>
+              <w:rPr/>
+            </w:pPr>
+            <w:r>
+              <w:rPr/>
+              <w:t>10</w:t>
+            </w:r>
+          </w:p>
+        </w:tc>
+        <w:tc>
+          <w:tcPr>
+            <w:tcW w:w="998" w:type="dxa"/>
             <w:tcBorders>
               <w:start w:val="single" w:sz="4" w:space="0" w:color="000000"/>
               <w:bottom w:val="single" w:sz="4" w:space="0" w:color="000000"/>
@@ -14612,7 +15161,7 @@
         <w:trPr/>
         <w:tc>
           <w:tcPr>
-            <w:tcW w:w="597" w:type="dxa"/>
+            <w:tcW w:w="626" w:type="dxa"/>
             <w:tcBorders>
               <w:start w:val="single" w:sz="4" w:space="0" w:color="000000"/>
               <w:bottom w:val="single" w:sz="4" w:space="0" w:color="000000"/>
@@ -14632,7 +15181,7 @@
         </w:tc>
         <w:tc>
           <w:tcPr>
-            <w:tcW w:w="2600" w:type="dxa"/>
+            <w:tcW w:w="2607" w:type="dxa"/>
             <w:tcBorders>
               <w:start w:val="single" w:sz="4" w:space="0" w:color="000000"/>
               <w:bottom w:val="single" w:sz="4" w:space="0" w:color="000000"/>
@@ -14652,7 +15201,7 @@
         </w:tc>
         <w:tc>
           <w:tcPr>
-            <w:tcW w:w="713" w:type="dxa"/>
+            <w:tcW w:w="620" w:type="dxa"/>
             <w:tcBorders>
               <w:start w:val="single" w:sz="4" w:space="0" w:color="000000"/>
               <w:bottom w:val="single" w:sz="4" w:space="0" w:color="000000"/>
@@ -14672,7 +15221,7 @@
         </w:tc>
         <w:tc>
           <w:tcPr>
-            <w:tcW w:w="1247" w:type="dxa"/>
+            <w:tcW w:w="1073" w:type="dxa"/>
             <w:tcBorders>
               <w:start w:val="single" w:sz="4" w:space="0" w:color="000000"/>
               <w:bottom w:val="single" w:sz="4" w:space="0" w:color="000000"/>
@@ -14692,7 +15241,7 @@
         </w:tc>
         <w:tc>
           <w:tcPr>
-            <w:tcW w:w="1162" w:type="dxa"/>
+            <w:tcW w:w="889" w:type="dxa"/>
             <w:tcBorders>
               <w:start w:val="single" w:sz="4" w:space="0" w:color="000000"/>
               <w:bottom w:val="single" w:sz="4" w:space="0" w:color="000000"/>
@@ -14712,7 +15261,7 @@
         </w:tc>
         <w:tc>
           <w:tcPr>
-            <w:tcW w:w="1241" w:type="dxa"/>
+            <w:tcW w:w="982" w:type="dxa"/>
             <w:tcBorders>
               <w:start w:val="single" w:sz="4" w:space="0" w:color="000000"/>
               <w:bottom w:val="single" w:sz="4" w:space="0" w:color="000000"/>
@@ -14732,7 +15281,27 @@
         </w:tc>
         <w:tc>
           <w:tcPr>
-            <w:tcW w:w="1106" w:type="dxa"/>
+            <w:tcW w:w="871" w:type="dxa"/>
+            <w:tcBorders>
+              <w:start w:val="single" w:sz="4" w:space="0" w:color="000000"/>
+              <w:bottom w:val="single" w:sz="4" w:space="0" w:color="000000"/>
+            </w:tcBorders>
+          </w:tcPr>
+          <w:p>
+            <w:pPr>
+              <w:pStyle w:val="TableContents"/>
+              <w:jc w:val="start"/>
+              <w:rPr/>
+            </w:pPr>
+            <w:r>
+              <w:rPr/>
+              <w:t>10</w:t>
+            </w:r>
+          </w:p>
+        </w:tc>
+        <w:tc>
+          <w:tcPr>
+            <w:tcW w:w="998" w:type="dxa"/>
             <w:tcBorders>
               <w:start w:val="single" w:sz="4" w:space="0" w:color="000000"/>
               <w:bottom w:val="single" w:sz="4" w:space="0" w:color="000000"/>
@@ -14756,7 +15325,7 @@
         <w:trPr/>
         <w:tc>
           <w:tcPr>
-            <w:tcW w:w="597" w:type="dxa"/>
+            <w:tcW w:w="626" w:type="dxa"/>
             <w:tcBorders>
               <w:start w:val="single" w:sz="4" w:space="0" w:color="000000"/>
               <w:bottom w:val="single" w:sz="4" w:space="0" w:color="000000"/>
@@ -14776,7 +15345,7 @@
         </w:tc>
         <w:tc>
           <w:tcPr>
-            <w:tcW w:w="2600" w:type="dxa"/>
+            <w:tcW w:w="2607" w:type="dxa"/>
             <w:tcBorders>
               <w:start w:val="single" w:sz="4" w:space="0" w:color="000000"/>
               <w:bottom w:val="single" w:sz="4" w:space="0" w:color="000000"/>
@@ -14796,7 +15365,7 @@
         </w:tc>
         <w:tc>
           <w:tcPr>
-            <w:tcW w:w="713" w:type="dxa"/>
+            <w:tcW w:w="620" w:type="dxa"/>
             <w:tcBorders>
               <w:start w:val="single" w:sz="4" w:space="0" w:color="000000"/>
               <w:bottom w:val="single" w:sz="4" w:space="0" w:color="000000"/>
@@ -14816,7 +15385,7 @@
         </w:tc>
         <w:tc>
           <w:tcPr>
-            <w:tcW w:w="1247" w:type="dxa"/>
+            <w:tcW w:w="1073" w:type="dxa"/>
             <w:tcBorders>
               <w:start w:val="single" w:sz="4" w:space="0" w:color="000000"/>
               <w:bottom w:val="single" w:sz="4" w:space="0" w:color="000000"/>
@@ -14836,7 +15405,7 @@
         </w:tc>
         <w:tc>
           <w:tcPr>
-            <w:tcW w:w="1162" w:type="dxa"/>
+            <w:tcW w:w="889" w:type="dxa"/>
             <w:tcBorders>
               <w:start w:val="single" w:sz="4" w:space="0" w:color="000000"/>
               <w:bottom w:val="single" w:sz="4" w:space="0" w:color="000000"/>
@@ -14856,7 +15425,7 @@
         </w:tc>
         <w:tc>
           <w:tcPr>
-            <w:tcW w:w="1241" w:type="dxa"/>
+            <w:tcW w:w="982" w:type="dxa"/>
             <w:tcBorders>
               <w:start w:val="single" w:sz="4" w:space="0" w:color="000000"/>
               <w:bottom w:val="single" w:sz="4" w:space="0" w:color="000000"/>
@@ -14876,7 +15445,27 @@
         </w:tc>
         <w:tc>
           <w:tcPr>
-            <w:tcW w:w="1106" w:type="dxa"/>
+            <w:tcW w:w="871" w:type="dxa"/>
+            <w:tcBorders>
+              <w:start w:val="single" w:sz="4" w:space="0" w:color="000000"/>
+              <w:bottom w:val="single" w:sz="4" w:space="0" w:color="000000"/>
+            </w:tcBorders>
+          </w:tcPr>
+          <w:p>
+            <w:pPr>
+              <w:pStyle w:val="TableContents"/>
+              <w:jc w:val="start"/>
+              <w:rPr/>
+            </w:pPr>
+            <w:r>
+              <w:rPr/>
+              <w:t>10</w:t>
+            </w:r>
+          </w:p>
+        </w:tc>
+        <w:tc>
+          <w:tcPr>
+            <w:tcW w:w="998" w:type="dxa"/>
             <w:tcBorders>
               <w:start w:val="single" w:sz="4" w:space="0" w:color="000000"/>
               <w:bottom w:val="single" w:sz="4" w:space="0" w:color="000000"/>
@@ -14900,7 +15489,7 @@
         <w:trPr/>
         <w:tc>
           <w:tcPr>
-            <w:tcW w:w="597" w:type="dxa"/>
+            <w:tcW w:w="626" w:type="dxa"/>
             <w:tcBorders>
               <w:start w:val="single" w:sz="4" w:space="0" w:color="000000"/>
               <w:bottom w:val="single" w:sz="4" w:space="0" w:color="000000"/>
@@ -14920,7 +15509,7 @@
         </w:tc>
         <w:tc>
           <w:tcPr>
-            <w:tcW w:w="2600" w:type="dxa"/>
+            <w:tcW w:w="2607" w:type="dxa"/>
             <w:tcBorders>
               <w:start w:val="single" w:sz="4" w:space="0" w:color="000000"/>
               <w:bottom w:val="single" w:sz="4" w:space="0" w:color="000000"/>
@@ -14940,7 +15529,7 @@
         </w:tc>
         <w:tc>
           <w:tcPr>
-            <w:tcW w:w="713" w:type="dxa"/>
+            <w:tcW w:w="620" w:type="dxa"/>
             <w:tcBorders>
               <w:start w:val="single" w:sz="4" w:space="0" w:color="000000"/>
               <w:bottom w:val="single" w:sz="4" w:space="0" w:color="000000"/>
@@ -14960,7 +15549,7 @@
         </w:tc>
         <w:tc>
           <w:tcPr>
-            <w:tcW w:w="1247" w:type="dxa"/>
+            <w:tcW w:w="1073" w:type="dxa"/>
             <w:tcBorders>
               <w:start w:val="single" w:sz="4" w:space="0" w:color="000000"/>
               <w:bottom w:val="single" w:sz="4" w:space="0" w:color="000000"/>
@@ -14980,7 +15569,7 @@
         </w:tc>
         <w:tc>
           <w:tcPr>
-            <w:tcW w:w="1162" w:type="dxa"/>
+            <w:tcW w:w="889" w:type="dxa"/>
             <w:tcBorders>
               <w:start w:val="single" w:sz="4" w:space="0" w:color="000000"/>
               <w:bottom w:val="single" w:sz="4" w:space="0" w:color="000000"/>
@@ -15000,7 +15589,7 @@
         </w:tc>
         <w:tc>
           <w:tcPr>
-            <w:tcW w:w="1241" w:type="dxa"/>
+            <w:tcW w:w="982" w:type="dxa"/>
             <w:tcBorders>
               <w:start w:val="single" w:sz="4" w:space="0" w:color="000000"/>
               <w:bottom w:val="single" w:sz="4" w:space="0" w:color="000000"/>
@@ -15020,7 +15609,27 @@
         </w:tc>
         <w:tc>
           <w:tcPr>
-            <w:tcW w:w="1106" w:type="dxa"/>
+            <w:tcW w:w="871" w:type="dxa"/>
+            <w:tcBorders>
+              <w:start w:val="single" w:sz="4" w:space="0" w:color="000000"/>
+              <w:bottom w:val="single" w:sz="4" w:space="0" w:color="000000"/>
+            </w:tcBorders>
+          </w:tcPr>
+          <w:p>
+            <w:pPr>
+              <w:pStyle w:val="TableContents"/>
+              <w:jc w:val="start"/>
+              <w:rPr/>
+            </w:pPr>
+            <w:r>
+              <w:rPr/>
+              <w:t>10</w:t>
+            </w:r>
+          </w:p>
+        </w:tc>
+        <w:tc>
+          <w:tcPr>
+            <w:tcW w:w="998" w:type="dxa"/>
             <w:tcBorders>
               <w:start w:val="single" w:sz="4" w:space="0" w:color="000000"/>
               <w:bottom w:val="single" w:sz="4" w:space="0" w:color="000000"/>
@@ -15044,7 +15653,7 @@
         <w:trPr/>
         <w:tc>
           <w:tcPr>
-            <w:tcW w:w="597" w:type="dxa"/>
+            <w:tcW w:w="626" w:type="dxa"/>
             <w:tcBorders>
               <w:start w:val="single" w:sz="4" w:space="0" w:color="000000"/>
               <w:bottom w:val="single" w:sz="4" w:space="0" w:color="000000"/>
@@ -15064,7 +15673,7 @@
         </w:tc>
         <w:tc>
           <w:tcPr>
-            <w:tcW w:w="2600" w:type="dxa"/>
+            <w:tcW w:w="2607" w:type="dxa"/>
             <w:tcBorders>
               <w:start w:val="single" w:sz="4" w:space="0" w:color="000000"/>
               <w:bottom w:val="single" w:sz="4" w:space="0" w:color="000000"/>
@@ -15084,7 +15693,7 @@
         </w:tc>
         <w:tc>
           <w:tcPr>
-            <w:tcW w:w="713" w:type="dxa"/>
+            <w:tcW w:w="620" w:type="dxa"/>
             <w:tcBorders>
               <w:start w:val="single" w:sz="4" w:space="0" w:color="000000"/>
               <w:bottom w:val="single" w:sz="4" w:space="0" w:color="000000"/>
@@ -15104,7 +15713,7 @@
         </w:tc>
         <w:tc>
           <w:tcPr>
-            <w:tcW w:w="1247" w:type="dxa"/>
+            <w:tcW w:w="1073" w:type="dxa"/>
             <w:tcBorders>
               <w:start w:val="single" w:sz="4" w:space="0" w:color="000000"/>
               <w:bottom w:val="single" w:sz="4" w:space="0" w:color="000000"/>
@@ -15124,7 +15733,7 @@
         </w:tc>
         <w:tc>
           <w:tcPr>
-            <w:tcW w:w="1162" w:type="dxa"/>
+            <w:tcW w:w="889" w:type="dxa"/>
             <w:tcBorders>
               <w:start w:val="single" w:sz="4" w:space="0" w:color="000000"/>
               <w:bottom w:val="single" w:sz="4" w:space="0" w:color="000000"/>
@@ -15144,7 +15753,7 @@
         </w:tc>
         <w:tc>
           <w:tcPr>
-            <w:tcW w:w="1241" w:type="dxa"/>
+            <w:tcW w:w="982" w:type="dxa"/>
             <w:tcBorders>
               <w:start w:val="single" w:sz="4" w:space="0" w:color="000000"/>
               <w:bottom w:val="single" w:sz="4" w:space="0" w:color="000000"/>
@@ -15164,7 +15773,27 @@
         </w:tc>
         <w:tc>
           <w:tcPr>
-            <w:tcW w:w="1106" w:type="dxa"/>
+            <w:tcW w:w="871" w:type="dxa"/>
+            <w:tcBorders>
+              <w:start w:val="single" w:sz="4" w:space="0" w:color="000000"/>
+              <w:bottom w:val="single" w:sz="4" w:space="0" w:color="000000"/>
+            </w:tcBorders>
+          </w:tcPr>
+          <w:p>
+            <w:pPr>
+              <w:pStyle w:val="TableContents"/>
+              <w:jc w:val="start"/>
+              <w:rPr/>
+            </w:pPr>
+            <w:r>
+              <w:rPr/>
+              <w:t>10</w:t>
+            </w:r>
+          </w:p>
+        </w:tc>
+        <w:tc>
+          <w:tcPr>
+            <w:tcW w:w="998" w:type="dxa"/>
             <w:tcBorders>
               <w:start w:val="single" w:sz="4" w:space="0" w:color="000000"/>
               <w:bottom w:val="single" w:sz="4" w:space="0" w:color="000000"/>
@@ -15188,7 +15817,7 @@
         <w:trPr/>
         <w:tc>
           <w:tcPr>
-            <w:tcW w:w="597" w:type="dxa"/>
+            <w:tcW w:w="626" w:type="dxa"/>
             <w:tcBorders>
               <w:start w:val="single" w:sz="4" w:space="0" w:color="000000"/>
               <w:bottom w:val="single" w:sz="4" w:space="0" w:color="000000"/>
@@ -15208,7 +15837,7 @@
         </w:tc>
         <w:tc>
           <w:tcPr>
-            <w:tcW w:w="2600" w:type="dxa"/>
+            <w:tcW w:w="2607" w:type="dxa"/>
             <w:tcBorders>
               <w:start w:val="single" w:sz="4" w:space="0" w:color="000000"/>
               <w:bottom w:val="single" w:sz="4" w:space="0" w:color="000000"/>
@@ -15228,7 +15857,7 @@
         </w:tc>
         <w:tc>
           <w:tcPr>
-            <w:tcW w:w="713" w:type="dxa"/>
+            <w:tcW w:w="620" w:type="dxa"/>
             <w:tcBorders>
               <w:start w:val="single" w:sz="4" w:space="0" w:color="000000"/>
               <w:bottom w:val="single" w:sz="4" w:space="0" w:color="000000"/>
@@ -15248,7 +15877,7 @@
         </w:tc>
         <w:tc>
           <w:tcPr>
-            <w:tcW w:w="1247" w:type="dxa"/>
+            <w:tcW w:w="1073" w:type="dxa"/>
             <w:tcBorders>
               <w:start w:val="single" w:sz="4" w:space="0" w:color="000000"/>
               <w:bottom w:val="single" w:sz="4" w:space="0" w:color="000000"/>
@@ -15268,7 +15897,7 @@
         </w:tc>
         <w:tc>
           <w:tcPr>
-            <w:tcW w:w="1162" w:type="dxa"/>
+            <w:tcW w:w="889" w:type="dxa"/>
             <w:tcBorders>
               <w:start w:val="single" w:sz="4" w:space="0" w:color="000000"/>
               <w:bottom w:val="single" w:sz="4" w:space="0" w:color="000000"/>
@@ -15288,7 +15917,7 @@
         </w:tc>
         <w:tc>
           <w:tcPr>
-            <w:tcW w:w="1241" w:type="dxa"/>
+            <w:tcW w:w="982" w:type="dxa"/>
             <w:tcBorders>
               <w:start w:val="single" w:sz="4" w:space="0" w:color="000000"/>
               <w:bottom w:val="single" w:sz="4" w:space="0" w:color="000000"/>
@@ -15308,7 +15937,27 @@
         </w:tc>
         <w:tc>
           <w:tcPr>
-            <w:tcW w:w="1106" w:type="dxa"/>
+            <w:tcW w:w="871" w:type="dxa"/>
+            <w:tcBorders>
+              <w:start w:val="single" w:sz="4" w:space="0" w:color="000000"/>
+              <w:bottom w:val="single" w:sz="4" w:space="0" w:color="000000"/>
+            </w:tcBorders>
+          </w:tcPr>
+          <w:p>
+            <w:pPr>
+              <w:pStyle w:val="TableContents"/>
+              <w:jc w:val="start"/>
+              <w:rPr/>
+            </w:pPr>
+            <w:r>
+              <w:rPr/>
+              <w:t>10</w:t>
+            </w:r>
+          </w:p>
+        </w:tc>
+        <w:tc>
+          <w:tcPr>
+            <w:tcW w:w="998" w:type="dxa"/>
             <w:tcBorders>
               <w:start w:val="single" w:sz="4" w:space="0" w:color="000000"/>
               <w:bottom w:val="single" w:sz="4" w:space="0" w:color="000000"/>
@@ -15332,7 +15981,7 @@
         <w:trPr/>
         <w:tc>
           <w:tcPr>
-            <w:tcW w:w="597" w:type="dxa"/>
+            <w:tcW w:w="626" w:type="dxa"/>
             <w:tcBorders>
               <w:start w:val="single" w:sz="4" w:space="0" w:color="000000"/>
               <w:bottom w:val="single" w:sz="4" w:space="0" w:color="000000"/>
@@ -15352,7 +16001,7 @@
         </w:tc>
         <w:tc>
           <w:tcPr>
-            <w:tcW w:w="2600" w:type="dxa"/>
+            <w:tcW w:w="2607" w:type="dxa"/>
             <w:tcBorders>
               <w:start w:val="single" w:sz="4" w:space="0" w:color="000000"/>
               <w:bottom w:val="single" w:sz="4" w:space="0" w:color="000000"/>
@@ -15372,7 +16021,7 @@
         </w:tc>
         <w:tc>
           <w:tcPr>
-            <w:tcW w:w="713" w:type="dxa"/>
+            <w:tcW w:w="620" w:type="dxa"/>
             <w:tcBorders>
               <w:start w:val="single" w:sz="4" w:space="0" w:color="000000"/>
               <w:bottom w:val="single" w:sz="4" w:space="0" w:color="000000"/>
@@ -15392,7 +16041,7 @@
         </w:tc>
         <w:tc>
           <w:tcPr>
-            <w:tcW w:w="1247" w:type="dxa"/>
+            <w:tcW w:w="1073" w:type="dxa"/>
             <w:tcBorders>
               <w:start w:val="single" w:sz="4" w:space="0" w:color="000000"/>
               <w:bottom w:val="single" w:sz="4" w:space="0" w:color="000000"/>
@@ -15412,7 +16061,7 @@
         </w:tc>
         <w:tc>
           <w:tcPr>
-            <w:tcW w:w="1162" w:type="dxa"/>
+            <w:tcW w:w="889" w:type="dxa"/>
             <w:tcBorders>
               <w:start w:val="single" w:sz="4" w:space="0" w:color="000000"/>
               <w:bottom w:val="single" w:sz="4" w:space="0" w:color="000000"/>
@@ -15432,7 +16081,7 @@
         </w:tc>
         <w:tc>
           <w:tcPr>
-            <w:tcW w:w="1241" w:type="dxa"/>
+            <w:tcW w:w="982" w:type="dxa"/>
             <w:tcBorders>
               <w:start w:val="single" w:sz="4" w:space="0" w:color="000000"/>
               <w:bottom w:val="single" w:sz="4" w:space="0" w:color="000000"/>
@@ -15452,7 +16101,27 @@
         </w:tc>
         <w:tc>
           <w:tcPr>
-            <w:tcW w:w="1106" w:type="dxa"/>
+            <w:tcW w:w="871" w:type="dxa"/>
+            <w:tcBorders>
+              <w:start w:val="single" w:sz="4" w:space="0" w:color="000000"/>
+              <w:bottom w:val="single" w:sz="4" w:space="0" w:color="000000"/>
+            </w:tcBorders>
+          </w:tcPr>
+          <w:p>
+            <w:pPr>
+              <w:pStyle w:val="TableContents"/>
+              <w:jc w:val="start"/>
+              <w:rPr/>
+            </w:pPr>
+            <w:r>
+              <w:rPr/>
+              <w:t>10</w:t>
+            </w:r>
+          </w:p>
+        </w:tc>
+        <w:tc>
+          <w:tcPr>
+            <w:tcW w:w="998" w:type="dxa"/>
             <w:tcBorders>
               <w:start w:val="single" w:sz="4" w:space="0" w:color="000000"/>
               <w:bottom w:val="single" w:sz="4" w:space="0" w:color="000000"/>
@@ -15476,7 +16145,7 @@
         <w:trPr/>
         <w:tc>
           <w:tcPr>
-            <w:tcW w:w="597" w:type="dxa"/>
+            <w:tcW w:w="626" w:type="dxa"/>
             <w:tcBorders>
               <w:start w:val="single" w:sz="4" w:space="0" w:color="000000"/>
               <w:bottom w:val="single" w:sz="4" w:space="0" w:color="000000"/>
@@ -15496,7 +16165,7 @@
         </w:tc>
         <w:tc>
           <w:tcPr>
-            <w:tcW w:w="2600" w:type="dxa"/>
+            <w:tcW w:w="2607" w:type="dxa"/>
             <w:tcBorders>
               <w:start w:val="single" w:sz="4" w:space="0" w:color="000000"/>
               <w:bottom w:val="single" w:sz="4" w:space="0" w:color="000000"/>
@@ -15516,7 +16185,7 @@
         </w:tc>
         <w:tc>
           <w:tcPr>
-            <w:tcW w:w="713" w:type="dxa"/>
+            <w:tcW w:w="620" w:type="dxa"/>
             <w:tcBorders>
               <w:start w:val="single" w:sz="4" w:space="0" w:color="000000"/>
               <w:bottom w:val="single" w:sz="4" w:space="0" w:color="000000"/>
@@ -15536,7 +16205,7 @@
         </w:tc>
         <w:tc>
           <w:tcPr>
-            <w:tcW w:w="1247" w:type="dxa"/>
+            <w:tcW w:w="1073" w:type="dxa"/>
             <w:tcBorders>
               <w:start w:val="single" w:sz="4" w:space="0" w:color="000000"/>
               <w:bottom w:val="single" w:sz="4" w:space="0" w:color="000000"/>
@@ -15556,7 +16225,7 @@
         </w:tc>
         <w:tc>
           <w:tcPr>
-            <w:tcW w:w="1162" w:type="dxa"/>
+            <w:tcW w:w="889" w:type="dxa"/>
             <w:tcBorders>
               <w:start w:val="single" w:sz="4" w:space="0" w:color="000000"/>
               <w:bottom w:val="single" w:sz="4" w:space="0" w:color="000000"/>
@@ -15576,7 +16245,7 @@
         </w:tc>
         <w:tc>
           <w:tcPr>
-            <w:tcW w:w="1241" w:type="dxa"/>
+            <w:tcW w:w="982" w:type="dxa"/>
             <w:tcBorders>
               <w:start w:val="single" w:sz="4" w:space="0" w:color="000000"/>
               <w:bottom w:val="single" w:sz="4" w:space="0" w:color="000000"/>
@@ -15596,7 +16265,27 @@
         </w:tc>
         <w:tc>
           <w:tcPr>
-            <w:tcW w:w="1106" w:type="dxa"/>
+            <w:tcW w:w="871" w:type="dxa"/>
+            <w:tcBorders>
+              <w:start w:val="single" w:sz="4" w:space="0" w:color="000000"/>
+              <w:bottom w:val="single" w:sz="4" w:space="0" w:color="000000"/>
+            </w:tcBorders>
+          </w:tcPr>
+          <w:p>
+            <w:pPr>
+              <w:pStyle w:val="TableContents"/>
+              <w:jc w:val="start"/>
+              <w:rPr/>
+            </w:pPr>
+            <w:r>
+              <w:rPr/>
+              <w:t>10</w:t>
+            </w:r>
+          </w:p>
+        </w:tc>
+        <w:tc>
+          <w:tcPr>
+            <w:tcW w:w="998" w:type="dxa"/>
             <w:tcBorders>
               <w:start w:val="single" w:sz="4" w:space="0" w:color="000000"/>
               <w:bottom w:val="single" w:sz="4" w:space="0" w:color="000000"/>
@@ -15620,7 +16309,7 @@
         <w:trPr/>
         <w:tc>
           <w:tcPr>
-            <w:tcW w:w="597" w:type="dxa"/>
+            <w:tcW w:w="626" w:type="dxa"/>
             <w:tcBorders>
               <w:start w:val="single" w:sz="4" w:space="0" w:color="000000"/>
               <w:bottom w:val="single" w:sz="4" w:space="0" w:color="000000"/>
@@ -15640,7 +16329,7 @@
         </w:tc>
         <w:tc>
           <w:tcPr>
-            <w:tcW w:w="2600" w:type="dxa"/>
+            <w:tcW w:w="2607" w:type="dxa"/>
             <w:tcBorders>
               <w:start w:val="single" w:sz="4" w:space="0" w:color="000000"/>
               <w:bottom w:val="single" w:sz="4" w:space="0" w:color="000000"/>
@@ -15660,7 +16349,7 @@
         </w:tc>
         <w:tc>
           <w:tcPr>
-            <w:tcW w:w="713" w:type="dxa"/>
+            <w:tcW w:w="620" w:type="dxa"/>
             <w:tcBorders>
               <w:start w:val="single" w:sz="4" w:space="0" w:color="000000"/>
               <w:bottom w:val="single" w:sz="4" w:space="0" w:color="000000"/>
@@ -15680,7 +16369,7 @@
         </w:tc>
         <w:tc>
           <w:tcPr>
-            <w:tcW w:w="1247" w:type="dxa"/>
+            <w:tcW w:w="1073" w:type="dxa"/>
             <w:tcBorders>
               <w:start w:val="single" w:sz="4" w:space="0" w:color="000000"/>
               <w:bottom w:val="single" w:sz="4" w:space="0" w:color="000000"/>
@@ -15700,7 +16389,7 @@
         </w:tc>
         <w:tc>
           <w:tcPr>
-            <w:tcW w:w="1162" w:type="dxa"/>
+            <w:tcW w:w="889" w:type="dxa"/>
             <w:tcBorders>
               <w:start w:val="single" w:sz="4" w:space="0" w:color="000000"/>
               <w:bottom w:val="single" w:sz="4" w:space="0" w:color="000000"/>
@@ -15720,7 +16409,7 @@
         </w:tc>
         <w:tc>
           <w:tcPr>
-            <w:tcW w:w="1241" w:type="dxa"/>
+            <w:tcW w:w="982" w:type="dxa"/>
             <w:tcBorders>
               <w:start w:val="single" w:sz="4" w:space="0" w:color="000000"/>
               <w:bottom w:val="single" w:sz="4" w:space="0" w:color="000000"/>
@@ -15740,7 +16429,27 @@
         </w:tc>
         <w:tc>
           <w:tcPr>
-            <w:tcW w:w="1106" w:type="dxa"/>
+            <w:tcW w:w="871" w:type="dxa"/>
+            <w:tcBorders>
+              <w:start w:val="single" w:sz="4" w:space="0" w:color="000000"/>
+              <w:bottom w:val="single" w:sz="4" w:space="0" w:color="000000"/>
+            </w:tcBorders>
+          </w:tcPr>
+          <w:p>
+            <w:pPr>
+              <w:pStyle w:val="TableContents"/>
+              <w:jc w:val="start"/>
+              <w:rPr/>
+            </w:pPr>
+            <w:r>
+              <w:rPr/>
+              <w:t>10</w:t>
+            </w:r>
+          </w:p>
+        </w:tc>
+        <w:tc>
+          <w:tcPr>
+            <w:tcW w:w="998" w:type="dxa"/>
             <w:tcBorders>
               <w:start w:val="single" w:sz="4" w:space="0" w:color="000000"/>
               <w:bottom w:val="single" w:sz="4" w:space="0" w:color="000000"/>
@@ -15764,7 +16473,7 @@
         <w:trPr/>
         <w:tc>
           <w:tcPr>
-            <w:tcW w:w="597" w:type="dxa"/>
+            <w:tcW w:w="626" w:type="dxa"/>
             <w:tcBorders>
               <w:start w:val="single" w:sz="4" w:space="0" w:color="000000"/>
               <w:bottom w:val="single" w:sz="4" w:space="0" w:color="000000"/>
@@ -15784,7 +16493,7 @@
         </w:tc>
         <w:tc>
           <w:tcPr>
-            <w:tcW w:w="2600" w:type="dxa"/>
+            <w:tcW w:w="2607" w:type="dxa"/>
             <w:tcBorders>
               <w:start w:val="single" w:sz="4" w:space="0" w:color="000000"/>
               <w:bottom w:val="single" w:sz="4" w:space="0" w:color="000000"/>
@@ -15804,7 +16513,7 @@
         </w:tc>
         <w:tc>
           <w:tcPr>
-            <w:tcW w:w="713" w:type="dxa"/>
+            <w:tcW w:w="620" w:type="dxa"/>
             <w:tcBorders>
               <w:start w:val="single" w:sz="4" w:space="0" w:color="000000"/>
               <w:bottom w:val="single" w:sz="4" w:space="0" w:color="000000"/>
@@ -15824,7 +16533,7 @@
         </w:tc>
         <w:tc>
           <w:tcPr>
-            <w:tcW w:w="1247" w:type="dxa"/>
+            <w:tcW w:w="1073" w:type="dxa"/>
             <w:tcBorders>
               <w:start w:val="single" w:sz="4" w:space="0" w:color="000000"/>
               <w:bottom w:val="single" w:sz="4" w:space="0" w:color="000000"/>
@@ -15844,7 +16553,7 @@
         </w:tc>
         <w:tc>
           <w:tcPr>
-            <w:tcW w:w="1162" w:type="dxa"/>
+            <w:tcW w:w="889" w:type="dxa"/>
             <w:tcBorders>
               <w:start w:val="single" w:sz="4" w:space="0" w:color="000000"/>
               <w:bottom w:val="single" w:sz="4" w:space="0" w:color="000000"/>
@@ -15864,7 +16573,7 @@
         </w:tc>
         <w:tc>
           <w:tcPr>
-            <w:tcW w:w="1241" w:type="dxa"/>
+            <w:tcW w:w="982" w:type="dxa"/>
             <w:tcBorders>
               <w:start w:val="single" w:sz="4" w:space="0" w:color="000000"/>
               <w:bottom w:val="single" w:sz="4" w:space="0" w:color="000000"/>
@@ -15884,7 +16593,27 @@
         </w:tc>
         <w:tc>
           <w:tcPr>
-            <w:tcW w:w="1106" w:type="dxa"/>
+            <w:tcW w:w="871" w:type="dxa"/>
+            <w:tcBorders>
+              <w:start w:val="single" w:sz="4" w:space="0" w:color="000000"/>
+              <w:bottom w:val="single" w:sz="4" w:space="0" w:color="000000"/>
+            </w:tcBorders>
+          </w:tcPr>
+          <w:p>
+            <w:pPr>
+              <w:pStyle w:val="TableContents"/>
+              <w:jc w:val="start"/>
+              <w:rPr/>
+            </w:pPr>
+            <w:r>
+              <w:rPr/>
+              <w:t>10</w:t>
+            </w:r>
+          </w:p>
+        </w:tc>
+        <w:tc>
+          <w:tcPr>
+            <w:tcW w:w="998" w:type="dxa"/>
             <w:tcBorders>
               <w:start w:val="single" w:sz="4" w:space="0" w:color="000000"/>
               <w:bottom w:val="single" w:sz="4" w:space="0" w:color="000000"/>
@@ -15908,7 +16637,7 @@
         <w:trPr/>
         <w:tc>
           <w:tcPr>
-            <w:tcW w:w="597" w:type="dxa"/>
+            <w:tcW w:w="626" w:type="dxa"/>
             <w:tcBorders>
               <w:start w:val="single" w:sz="4" w:space="0" w:color="000000"/>
               <w:bottom w:val="single" w:sz="4" w:space="0" w:color="000000"/>
@@ -15928,7 +16657,7 @@
         </w:tc>
         <w:tc>
           <w:tcPr>
-            <w:tcW w:w="2600" w:type="dxa"/>
+            <w:tcW w:w="2607" w:type="dxa"/>
             <w:tcBorders>
               <w:start w:val="single" w:sz="4" w:space="0" w:color="000000"/>
               <w:bottom w:val="single" w:sz="4" w:space="0" w:color="000000"/>
@@ -15948,7 +16677,7 @@
         </w:tc>
         <w:tc>
           <w:tcPr>
-            <w:tcW w:w="713" w:type="dxa"/>
+            <w:tcW w:w="620" w:type="dxa"/>
             <w:tcBorders>
               <w:start w:val="single" w:sz="4" w:space="0" w:color="000000"/>
               <w:bottom w:val="single" w:sz="4" w:space="0" w:color="000000"/>
@@ -15968,7 +16697,7 @@
         </w:tc>
         <w:tc>
           <w:tcPr>
-            <w:tcW w:w="1247" w:type="dxa"/>
+            <w:tcW w:w="1073" w:type="dxa"/>
             <w:tcBorders>
               <w:start w:val="single" w:sz="4" w:space="0" w:color="000000"/>
               <w:bottom w:val="single" w:sz="4" w:space="0" w:color="000000"/>
@@ -15988,7 +16717,7 @@
         </w:tc>
         <w:tc>
           <w:tcPr>
-            <w:tcW w:w="1162" w:type="dxa"/>
+            <w:tcW w:w="889" w:type="dxa"/>
             <w:tcBorders>
               <w:start w:val="single" w:sz="4" w:space="0" w:color="000000"/>
               <w:bottom w:val="single" w:sz="4" w:space="0" w:color="000000"/>
@@ -16008,7 +16737,7 @@
         </w:tc>
         <w:tc>
           <w:tcPr>
-            <w:tcW w:w="1241" w:type="dxa"/>
+            <w:tcW w:w="982" w:type="dxa"/>
             <w:tcBorders>
               <w:start w:val="single" w:sz="4" w:space="0" w:color="000000"/>
               <w:bottom w:val="single" w:sz="4" w:space="0" w:color="000000"/>
@@ -16028,7 +16757,27 @@
         </w:tc>
         <w:tc>
           <w:tcPr>
-            <w:tcW w:w="1106" w:type="dxa"/>
+            <w:tcW w:w="871" w:type="dxa"/>
+            <w:tcBorders>
+              <w:start w:val="single" w:sz="4" w:space="0" w:color="000000"/>
+              <w:bottom w:val="single" w:sz="4" w:space="0" w:color="000000"/>
+            </w:tcBorders>
+          </w:tcPr>
+          <w:p>
+            <w:pPr>
+              <w:pStyle w:val="TableContents"/>
+              <w:jc w:val="start"/>
+              <w:rPr/>
+            </w:pPr>
+            <w:r>
+              <w:rPr/>
+              <w:t>10</w:t>
+            </w:r>
+          </w:p>
+        </w:tc>
+        <w:tc>
+          <w:tcPr>
+            <w:tcW w:w="998" w:type="dxa"/>
             <w:tcBorders>
               <w:start w:val="single" w:sz="4" w:space="0" w:color="000000"/>
               <w:bottom w:val="single" w:sz="4" w:space="0" w:color="000000"/>
@@ -16052,7 +16801,7 @@
         <w:trPr/>
         <w:tc>
           <w:tcPr>
-            <w:tcW w:w="597" w:type="dxa"/>
+            <w:tcW w:w="626" w:type="dxa"/>
             <w:tcBorders>
               <w:start w:val="single" w:sz="4" w:space="0" w:color="000000"/>
               <w:bottom w:val="single" w:sz="4" w:space="0" w:color="000000"/>
@@ -16072,7 +16821,7 @@
         </w:tc>
         <w:tc>
           <w:tcPr>
-            <w:tcW w:w="2600" w:type="dxa"/>
+            <w:tcW w:w="2607" w:type="dxa"/>
             <w:tcBorders>
               <w:start w:val="single" w:sz="4" w:space="0" w:color="000000"/>
               <w:bottom w:val="single" w:sz="4" w:space="0" w:color="000000"/>
@@ -16092,7 +16841,7 @@
         </w:tc>
         <w:tc>
           <w:tcPr>
-            <w:tcW w:w="713" w:type="dxa"/>
+            <w:tcW w:w="620" w:type="dxa"/>
             <w:tcBorders>
               <w:start w:val="single" w:sz="4" w:space="0" w:color="000000"/>
               <w:bottom w:val="single" w:sz="4" w:space="0" w:color="000000"/>
@@ -16112,7 +16861,7 @@
         </w:tc>
         <w:tc>
           <w:tcPr>
-            <w:tcW w:w="1247" w:type="dxa"/>
+            <w:tcW w:w="1073" w:type="dxa"/>
             <w:tcBorders>
               <w:start w:val="single" w:sz="4" w:space="0" w:color="000000"/>
               <w:bottom w:val="single" w:sz="4" w:space="0" w:color="000000"/>
@@ -16132,7 +16881,7 @@
         </w:tc>
         <w:tc>
           <w:tcPr>
-            <w:tcW w:w="1162" w:type="dxa"/>
+            <w:tcW w:w="889" w:type="dxa"/>
             <w:tcBorders>
               <w:start w:val="single" w:sz="4" w:space="0" w:color="000000"/>
               <w:bottom w:val="single" w:sz="4" w:space="0" w:color="000000"/>
@@ -16152,7 +16901,7 @@
         </w:tc>
         <w:tc>
           <w:tcPr>
-            <w:tcW w:w="1241" w:type="dxa"/>
+            <w:tcW w:w="982" w:type="dxa"/>
             <w:tcBorders>
               <w:start w:val="single" w:sz="4" w:space="0" w:color="000000"/>
               <w:bottom w:val="single" w:sz="4" w:space="0" w:color="000000"/>
@@ -16172,7 +16921,27 @@
         </w:tc>
         <w:tc>
           <w:tcPr>
-            <w:tcW w:w="1106" w:type="dxa"/>
+            <w:tcW w:w="871" w:type="dxa"/>
+            <w:tcBorders>
+              <w:start w:val="single" w:sz="4" w:space="0" w:color="000000"/>
+              <w:bottom w:val="single" w:sz="4" w:space="0" w:color="000000"/>
+            </w:tcBorders>
+          </w:tcPr>
+          <w:p>
+            <w:pPr>
+              <w:pStyle w:val="TableContents"/>
+              <w:jc w:val="start"/>
+              <w:rPr/>
+            </w:pPr>
+            <w:r>
+              <w:rPr/>
+              <w:t>10</w:t>
+            </w:r>
+          </w:p>
+        </w:tc>
+        <w:tc>
+          <w:tcPr>
+            <w:tcW w:w="998" w:type="dxa"/>
             <w:tcBorders>
               <w:start w:val="single" w:sz="4" w:space="0" w:color="000000"/>
               <w:bottom w:val="single" w:sz="4" w:space="0" w:color="000000"/>
@@ -16196,7 +16965,7 @@
         <w:trPr/>
         <w:tc>
           <w:tcPr>
-            <w:tcW w:w="597" w:type="dxa"/>
+            <w:tcW w:w="626" w:type="dxa"/>
             <w:tcBorders>
               <w:start w:val="single" w:sz="4" w:space="0" w:color="000000"/>
               <w:bottom w:val="single" w:sz="4" w:space="0" w:color="000000"/>
@@ -16216,7 +16985,7 @@
         </w:tc>
         <w:tc>
           <w:tcPr>
-            <w:tcW w:w="2600" w:type="dxa"/>
+            <w:tcW w:w="2607" w:type="dxa"/>
             <w:tcBorders>
               <w:start w:val="single" w:sz="4" w:space="0" w:color="000000"/>
               <w:bottom w:val="single" w:sz="4" w:space="0" w:color="000000"/>
@@ -16236,7 +17005,7 @@
         </w:tc>
         <w:tc>
           <w:tcPr>
-            <w:tcW w:w="713" w:type="dxa"/>
+            <w:tcW w:w="620" w:type="dxa"/>
             <w:tcBorders>
               <w:start w:val="single" w:sz="4" w:space="0" w:color="000000"/>
               <w:bottom w:val="single" w:sz="4" w:space="0" w:color="000000"/>
@@ -16256,7 +17025,7 @@
         </w:tc>
         <w:tc>
           <w:tcPr>
-            <w:tcW w:w="1247" w:type="dxa"/>
+            <w:tcW w:w="1073" w:type="dxa"/>
             <w:tcBorders>
               <w:start w:val="single" w:sz="4" w:space="0" w:color="000000"/>
               <w:bottom w:val="single" w:sz="4" w:space="0" w:color="000000"/>
@@ -16276,7 +17045,7 @@
         </w:tc>
         <w:tc>
           <w:tcPr>
-            <w:tcW w:w="1162" w:type="dxa"/>
+            <w:tcW w:w="889" w:type="dxa"/>
             <w:tcBorders>
               <w:start w:val="single" w:sz="4" w:space="0" w:color="000000"/>
               <w:bottom w:val="single" w:sz="4" w:space="0" w:color="000000"/>
@@ -16296,7 +17065,7 @@
         </w:tc>
         <w:tc>
           <w:tcPr>
-            <w:tcW w:w="1241" w:type="dxa"/>
+            <w:tcW w:w="982" w:type="dxa"/>
             <w:tcBorders>
               <w:start w:val="single" w:sz="4" w:space="0" w:color="000000"/>
               <w:bottom w:val="single" w:sz="4" w:space="0" w:color="000000"/>
@@ -16316,7 +17085,27 @@
         </w:tc>
         <w:tc>
           <w:tcPr>
-            <w:tcW w:w="1106" w:type="dxa"/>
+            <w:tcW w:w="871" w:type="dxa"/>
+            <w:tcBorders>
+              <w:start w:val="single" w:sz="4" w:space="0" w:color="000000"/>
+              <w:bottom w:val="single" w:sz="4" w:space="0" w:color="000000"/>
+            </w:tcBorders>
+          </w:tcPr>
+          <w:p>
+            <w:pPr>
+              <w:pStyle w:val="TableContents"/>
+              <w:jc w:val="start"/>
+              <w:rPr/>
+            </w:pPr>
+            <w:r>
+              <w:rPr/>
+              <w:t>10</w:t>
+            </w:r>
+          </w:p>
+        </w:tc>
+        <w:tc>
+          <w:tcPr>
+            <w:tcW w:w="998" w:type="dxa"/>
             <w:tcBorders>
               <w:start w:val="single" w:sz="4" w:space="0" w:color="000000"/>
               <w:bottom w:val="single" w:sz="4" w:space="0" w:color="000000"/>
@@ -16340,7 +17129,7 @@
         <w:trPr/>
         <w:tc>
           <w:tcPr>
-            <w:tcW w:w="597" w:type="dxa"/>
+            <w:tcW w:w="626" w:type="dxa"/>
             <w:tcBorders>
               <w:start w:val="single" w:sz="4" w:space="0" w:color="000000"/>
               <w:bottom w:val="single" w:sz="4" w:space="0" w:color="000000"/>
@@ -16360,7 +17149,7 @@
         </w:tc>
         <w:tc>
           <w:tcPr>
-            <w:tcW w:w="2600" w:type="dxa"/>
+            <w:tcW w:w="2607" w:type="dxa"/>
             <w:tcBorders>
               <w:start w:val="single" w:sz="4" w:space="0" w:color="000000"/>
               <w:bottom w:val="single" w:sz="4" w:space="0" w:color="000000"/>
@@ -16380,7 +17169,7 @@
         </w:tc>
         <w:tc>
           <w:tcPr>
-            <w:tcW w:w="713" w:type="dxa"/>
+            <w:tcW w:w="620" w:type="dxa"/>
             <w:tcBorders>
               <w:start w:val="single" w:sz="4" w:space="0" w:color="000000"/>
               <w:bottom w:val="single" w:sz="4" w:space="0" w:color="000000"/>
@@ -16400,7 +17189,7 @@
         </w:tc>
         <w:tc>
           <w:tcPr>
-            <w:tcW w:w="1247" w:type="dxa"/>
+            <w:tcW w:w="1073" w:type="dxa"/>
             <w:tcBorders>
               <w:start w:val="single" w:sz="4" w:space="0" w:color="000000"/>
               <w:bottom w:val="single" w:sz="4" w:space="0" w:color="000000"/>
@@ -16420,7 +17209,7 @@
         </w:tc>
         <w:tc>
           <w:tcPr>
-            <w:tcW w:w="1162" w:type="dxa"/>
+            <w:tcW w:w="889" w:type="dxa"/>
             <w:tcBorders>
               <w:start w:val="single" w:sz="4" w:space="0" w:color="000000"/>
               <w:bottom w:val="single" w:sz="4" w:space="0" w:color="000000"/>
@@ -16440,7 +17229,7 @@
         </w:tc>
         <w:tc>
           <w:tcPr>
-            <w:tcW w:w="1241" w:type="dxa"/>
+            <w:tcW w:w="982" w:type="dxa"/>
             <w:tcBorders>
               <w:start w:val="single" w:sz="4" w:space="0" w:color="000000"/>
               <w:bottom w:val="single" w:sz="4" w:space="0" w:color="000000"/>
@@ -16460,7 +17249,27 @@
         </w:tc>
         <w:tc>
           <w:tcPr>
-            <w:tcW w:w="1106" w:type="dxa"/>
+            <w:tcW w:w="871" w:type="dxa"/>
+            <w:tcBorders>
+              <w:start w:val="single" w:sz="4" w:space="0" w:color="000000"/>
+              <w:bottom w:val="single" w:sz="4" w:space="0" w:color="000000"/>
+            </w:tcBorders>
+          </w:tcPr>
+          <w:p>
+            <w:pPr>
+              <w:pStyle w:val="TableContents"/>
+              <w:jc w:val="start"/>
+              <w:rPr/>
+            </w:pPr>
+            <w:r>
+              <w:rPr/>
+              <w:t>10</w:t>
+            </w:r>
+          </w:p>
+        </w:tc>
+        <w:tc>
+          <w:tcPr>
+            <w:tcW w:w="998" w:type="dxa"/>
             <w:tcBorders>
               <w:start w:val="single" w:sz="4" w:space="0" w:color="000000"/>
               <w:bottom w:val="single" w:sz="4" w:space="0" w:color="000000"/>
@@ -16484,7 +17293,7 @@
         <w:trPr/>
         <w:tc>
           <w:tcPr>
-            <w:tcW w:w="597" w:type="dxa"/>
+            <w:tcW w:w="626" w:type="dxa"/>
             <w:tcBorders>
               <w:start w:val="single" w:sz="4" w:space="0" w:color="000000"/>
               <w:bottom w:val="single" w:sz="4" w:space="0" w:color="000000"/>
@@ -16504,7 +17313,7 @@
         </w:tc>
         <w:tc>
           <w:tcPr>
-            <w:tcW w:w="2600" w:type="dxa"/>
+            <w:tcW w:w="2607" w:type="dxa"/>
             <w:tcBorders>
               <w:start w:val="single" w:sz="4" w:space="0" w:color="000000"/>
               <w:bottom w:val="single" w:sz="4" w:space="0" w:color="000000"/>
@@ -16524,7 +17333,7 @@
         </w:tc>
         <w:tc>
           <w:tcPr>
-            <w:tcW w:w="713" w:type="dxa"/>
+            <w:tcW w:w="620" w:type="dxa"/>
             <w:tcBorders>
               <w:start w:val="single" w:sz="4" w:space="0" w:color="000000"/>
               <w:bottom w:val="single" w:sz="4" w:space="0" w:color="000000"/>
@@ -16544,7 +17353,7 @@
         </w:tc>
         <w:tc>
           <w:tcPr>
-            <w:tcW w:w="1247" w:type="dxa"/>
+            <w:tcW w:w="1073" w:type="dxa"/>
             <w:tcBorders>
               <w:start w:val="single" w:sz="4" w:space="0" w:color="000000"/>
               <w:bottom w:val="single" w:sz="4" w:space="0" w:color="000000"/>
@@ -16564,7 +17373,7 @@
         </w:tc>
         <w:tc>
           <w:tcPr>
-            <w:tcW w:w="1162" w:type="dxa"/>
+            <w:tcW w:w="889" w:type="dxa"/>
             <w:tcBorders>
               <w:start w:val="single" w:sz="4" w:space="0" w:color="000000"/>
               <w:bottom w:val="single" w:sz="4" w:space="0" w:color="000000"/>
@@ -16584,7 +17393,7 @@
         </w:tc>
         <w:tc>
           <w:tcPr>
-            <w:tcW w:w="1241" w:type="dxa"/>
+            <w:tcW w:w="982" w:type="dxa"/>
             <w:tcBorders>
               <w:start w:val="single" w:sz="4" w:space="0" w:color="000000"/>
               <w:bottom w:val="single" w:sz="4" w:space="0" w:color="000000"/>
@@ -16604,7 +17413,27 @@
         </w:tc>
         <w:tc>
           <w:tcPr>
-            <w:tcW w:w="1106" w:type="dxa"/>
+            <w:tcW w:w="871" w:type="dxa"/>
+            <w:tcBorders>
+              <w:start w:val="single" w:sz="4" w:space="0" w:color="000000"/>
+              <w:bottom w:val="single" w:sz="4" w:space="0" w:color="000000"/>
+            </w:tcBorders>
+          </w:tcPr>
+          <w:p>
+            <w:pPr>
+              <w:pStyle w:val="TableContents"/>
+              <w:jc w:val="start"/>
+              <w:rPr/>
+            </w:pPr>
+            <w:r>
+              <w:rPr/>
+              <w:t>10</w:t>
+            </w:r>
+          </w:p>
+        </w:tc>
+        <w:tc>
+          <w:tcPr>
+            <w:tcW w:w="998" w:type="dxa"/>
             <w:tcBorders>
               <w:start w:val="single" w:sz="4" w:space="0" w:color="000000"/>
               <w:bottom w:val="single" w:sz="4" w:space="0" w:color="000000"/>
@@ -16628,7 +17457,7 @@
         <w:trPr/>
         <w:tc>
           <w:tcPr>
-            <w:tcW w:w="597" w:type="dxa"/>
+            <w:tcW w:w="626" w:type="dxa"/>
             <w:tcBorders>
               <w:start w:val="single" w:sz="4" w:space="0" w:color="000000"/>
               <w:bottom w:val="single" w:sz="4" w:space="0" w:color="000000"/>
@@ -16648,7 +17477,7 @@
         </w:tc>
         <w:tc>
           <w:tcPr>
-            <w:tcW w:w="2600" w:type="dxa"/>
+            <w:tcW w:w="2607" w:type="dxa"/>
             <w:tcBorders>
               <w:start w:val="single" w:sz="4" w:space="0" w:color="000000"/>
               <w:bottom w:val="single" w:sz="4" w:space="0" w:color="000000"/>
@@ -16668,7 +17497,7 @@
         </w:tc>
         <w:tc>
           <w:tcPr>
-            <w:tcW w:w="713" w:type="dxa"/>
+            <w:tcW w:w="620" w:type="dxa"/>
             <w:tcBorders>
               <w:start w:val="single" w:sz="4" w:space="0" w:color="000000"/>
               <w:bottom w:val="single" w:sz="4" w:space="0" w:color="000000"/>
@@ -16688,7 +17517,7 @@
         </w:tc>
         <w:tc>
           <w:tcPr>
-            <w:tcW w:w="1247" w:type="dxa"/>
+            <w:tcW w:w="1073" w:type="dxa"/>
             <w:tcBorders>
               <w:start w:val="single" w:sz="4" w:space="0" w:color="000000"/>
               <w:bottom w:val="single" w:sz="4" w:space="0" w:color="000000"/>
@@ -16708,7 +17537,7 @@
         </w:tc>
         <w:tc>
           <w:tcPr>
-            <w:tcW w:w="1162" w:type="dxa"/>
+            <w:tcW w:w="889" w:type="dxa"/>
             <w:tcBorders>
               <w:start w:val="single" w:sz="4" w:space="0" w:color="000000"/>
               <w:bottom w:val="single" w:sz="4" w:space="0" w:color="000000"/>
@@ -16728,7 +17557,7 @@
         </w:tc>
         <w:tc>
           <w:tcPr>
-            <w:tcW w:w="1241" w:type="dxa"/>
+            <w:tcW w:w="982" w:type="dxa"/>
             <w:tcBorders>
               <w:start w:val="single" w:sz="4" w:space="0" w:color="000000"/>
               <w:bottom w:val="single" w:sz="4" w:space="0" w:color="000000"/>
@@ -16748,7 +17577,27 @@
         </w:tc>
         <w:tc>
           <w:tcPr>
-            <w:tcW w:w="1106" w:type="dxa"/>
+            <w:tcW w:w="871" w:type="dxa"/>
+            <w:tcBorders>
+              <w:start w:val="single" w:sz="4" w:space="0" w:color="000000"/>
+              <w:bottom w:val="single" w:sz="4" w:space="0" w:color="000000"/>
+            </w:tcBorders>
+          </w:tcPr>
+          <w:p>
+            <w:pPr>
+              <w:pStyle w:val="TableContents"/>
+              <w:jc w:val="start"/>
+              <w:rPr/>
+            </w:pPr>
+            <w:r>
+              <w:rPr/>
+              <w:t>10</w:t>
+            </w:r>
+          </w:p>
+        </w:tc>
+        <w:tc>
+          <w:tcPr>
+            <w:tcW w:w="998" w:type="dxa"/>
             <w:tcBorders>
               <w:start w:val="single" w:sz="4" w:space="0" w:color="000000"/>
               <w:bottom w:val="single" w:sz="4" w:space="0" w:color="000000"/>
@@ -16772,7 +17621,7 @@
         <w:trPr/>
         <w:tc>
           <w:tcPr>
-            <w:tcW w:w="597" w:type="dxa"/>
+            <w:tcW w:w="626" w:type="dxa"/>
             <w:tcBorders>
               <w:start w:val="single" w:sz="4" w:space="0" w:color="000000"/>
               <w:bottom w:val="single" w:sz="4" w:space="0" w:color="000000"/>
@@ -16792,7 +17641,7 @@
         </w:tc>
         <w:tc>
           <w:tcPr>
-            <w:tcW w:w="2600" w:type="dxa"/>
+            <w:tcW w:w="2607" w:type="dxa"/>
             <w:tcBorders>
               <w:start w:val="single" w:sz="4" w:space="0" w:color="000000"/>
               <w:bottom w:val="single" w:sz="4" w:space="0" w:color="000000"/>
@@ -16812,7 +17661,7 @@
         </w:tc>
         <w:tc>
           <w:tcPr>
-            <w:tcW w:w="713" w:type="dxa"/>
+            <w:tcW w:w="620" w:type="dxa"/>
             <w:tcBorders>
               <w:start w:val="single" w:sz="4" w:space="0" w:color="000000"/>
               <w:bottom w:val="single" w:sz="4" w:space="0" w:color="000000"/>
@@ -16832,7 +17681,7 @@
         </w:tc>
         <w:tc>
           <w:tcPr>
-            <w:tcW w:w="1247" w:type="dxa"/>
+            <w:tcW w:w="1073" w:type="dxa"/>
             <w:tcBorders>
               <w:start w:val="single" w:sz="4" w:space="0" w:color="000000"/>
               <w:bottom w:val="single" w:sz="4" w:space="0" w:color="000000"/>
@@ -16852,7 +17701,7 @@
         </w:tc>
         <w:tc>
           <w:tcPr>
-            <w:tcW w:w="1162" w:type="dxa"/>
+            <w:tcW w:w="889" w:type="dxa"/>
             <w:tcBorders>
               <w:start w:val="single" w:sz="4" w:space="0" w:color="000000"/>
               <w:bottom w:val="single" w:sz="4" w:space="0" w:color="000000"/>
@@ -16872,7 +17721,7 @@
         </w:tc>
         <w:tc>
           <w:tcPr>
-            <w:tcW w:w="1241" w:type="dxa"/>
+            <w:tcW w:w="982" w:type="dxa"/>
             <w:tcBorders>
               <w:start w:val="single" w:sz="4" w:space="0" w:color="000000"/>
               <w:bottom w:val="single" w:sz="4" w:space="0" w:color="000000"/>
@@ -16892,7 +17741,27 @@
         </w:tc>
         <w:tc>
           <w:tcPr>
-            <w:tcW w:w="1106" w:type="dxa"/>
+            <w:tcW w:w="871" w:type="dxa"/>
+            <w:tcBorders>
+              <w:start w:val="single" w:sz="4" w:space="0" w:color="000000"/>
+              <w:bottom w:val="single" w:sz="4" w:space="0" w:color="000000"/>
+            </w:tcBorders>
+          </w:tcPr>
+          <w:p>
+            <w:pPr>
+              <w:pStyle w:val="TableContents"/>
+              <w:jc w:val="start"/>
+              <w:rPr/>
+            </w:pPr>
+            <w:r>
+              <w:rPr/>
+              <w:t>10</w:t>
+            </w:r>
+          </w:p>
+        </w:tc>
+        <w:tc>
+          <w:tcPr>
+            <w:tcW w:w="998" w:type="dxa"/>
             <w:tcBorders>
               <w:start w:val="single" w:sz="4" w:space="0" w:color="000000"/>
               <w:bottom w:val="single" w:sz="4" w:space="0" w:color="000000"/>
@@ -16916,7 +17785,7 @@
         <w:trPr/>
         <w:tc>
           <w:tcPr>
-            <w:tcW w:w="597" w:type="dxa"/>
+            <w:tcW w:w="626" w:type="dxa"/>
             <w:tcBorders>
               <w:start w:val="single" w:sz="4" w:space="0" w:color="000000"/>
               <w:bottom w:val="single" w:sz="4" w:space="0" w:color="000000"/>
@@ -16936,7 +17805,7 @@
         </w:tc>
         <w:tc>
           <w:tcPr>
-            <w:tcW w:w="2600" w:type="dxa"/>
+            <w:tcW w:w="2607" w:type="dxa"/>
             <w:tcBorders>
               <w:start w:val="single" w:sz="4" w:space="0" w:color="000000"/>
               <w:bottom w:val="single" w:sz="4" w:space="0" w:color="000000"/>
@@ -16956,7 +17825,7 @@
         </w:tc>
         <w:tc>
           <w:tcPr>
-            <w:tcW w:w="713" w:type="dxa"/>
+            <w:tcW w:w="620" w:type="dxa"/>
             <w:tcBorders>
               <w:start w:val="single" w:sz="4" w:space="0" w:color="000000"/>
               <w:bottom w:val="single" w:sz="4" w:space="0" w:color="000000"/>
@@ -16976,7 +17845,7 @@
         </w:tc>
         <w:tc>
           <w:tcPr>
-            <w:tcW w:w="1247" w:type="dxa"/>
+            <w:tcW w:w="1073" w:type="dxa"/>
             <w:tcBorders>
               <w:start w:val="single" w:sz="4" w:space="0" w:color="000000"/>
               <w:bottom w:val="single" w:sz="4" w:space="0" w:color="000000"/>
@@ -16996,7 +17865,7 @@
         </w:tc>
         <w:tc>
           <w:tcPr>
-            <w:tcW w:w="1162" w:type="dxa"/>
+            <w:tcW w:w="889" w:type="dxa"/>
             <w:tcBorders>
               <w:start w:val="single" w:sz="4" w:space="0" w:color="000000"/>
               <w:bottom w:val="single" w:sz="4" w:space="0" w:color="000000"/>
@@ -17016,7 +17885,7 @@
         </w:tc>
         <w:tc>
           <w:tcPr>
-            <w:tcW w:w="1241" w:type="dxa"/>
+            <w:tcW w:w="982" w:type="dxa"/>
             <w:tcBorders>
               <w:start w:val="single" w:sz="4" w:space="0" w:color="000000"/>
               <w:bottom w:val="single" w:sz="4" w:space="0" w:color="000000"/>
@@ -17036,7 +17905,27 @@
         </w:tc>
         <w:tc>
           <w:tcPr>
-            <w:tcW w:w="1106" w:type="dxa"/>
+            <w:tcW w:w="871" w:type="dxa"/>
+            <w:tcBorders>
+              <w:start w:val="single" w:sz="4" w:space="0" w:color="000000"/>
+              <w:bottom w:val="single" w:sz="4" w:space="0" w:color="000000"/>
+            </w:tcBorders>
+          </w:tcPr>
+          <w:p>
+            <w:pPr>
+              <w:pStyle w:val="TableContents"/>
+              <w:jc w:val="start"/>
+              <w:rPr/>
+            </w:pPr>
+            <w:r>
+              <w:rPr/>
+              <w:t>10</w:t>
+            </w:r>
+          </w:p>
+        </w:tc>
+        <w:tc>
+          <w:tcPr>
+            <w:tcW w:w="998" w:type="dxa"/>
             <w:tcBorders>
               <w:start w:val="single" w:sz="4" w:space="0" w:color="000000"/>
               <w:bottom w:val="single" w:sz="4" w:space="0" w:color="000000"/>
@@ -17060,7 +17949,7 @@
         <w:trPr/>
         <w:tc>
           <w:tcPr>
-            <w:tcW w:w="597" w:type="dxa"/>
+            <w:tcW w:w="626" w:type="dxa"/>
             <w:tcBorders>
               <w:start w:val="single" w:sz="4" w:space="0" w:color="000000"/>
               <w:bottom w:val="single" w:sz="4" w:space="0" w:color="000000"/>
@@ -17080,7 +17969,7 @@
         </w:tc>
         <w:tc>
           <w:tcPr>
-            <w:tcW w:w="2600" w:type="dxa"/>
+            <w:tcW w:w="2607" w:type="dxa"/>
             <w:tcBorders>
               <w:start w:val="single" w:sz="4" w:space="0" w:color="000000"/>
               <w:bottom w:val="single" w:sz="4" w:space="0" w:color="000000"/>
@@ -17100,7 +17989,7 @@
         </w:tc>
         <w:tc>
           <w:tcPr>
-            <w:tcW w:w="713" w:type="dxa"/>
+            <w:tcW w:w="620" w:type="dxa"/>
             <w:tcBorders>
               <w:start w:val="single" w:sz="4" w:space="0" w:color="000000"/>
               <w:bottom w:val="single" w:sz="4" w:space="0" w:color="000000"/>
@@ -17120,7 +18009,7 @@
         </w:tc>
         <w:tc>
           <w:tcPr>
-            <w:tcW w:w="1247" w:type="dxa"/>
+            <w:tcW w:w="1073" w:type="dxa"/>
             <w:tcBorders>
               <w:start w:val="single" w:sz="4" w:space="0" w:color="000000"/>
               <w:bottom w:val="single" w:sz="4" w:space="0" w:color="000000"/>
@@ -17140,7 +18029,7 @@
         </w:tc>
         <w:tc>
           <w:tcPr>
-            <w:tcW w:w="1162" w:type="dxa"/>
+            <w:tcW w:w="889" w:type="dxa"/>
             <w:tcBorders>
               <w:start w:val="single" w:sz="4" w:space="0" w:color="000000"/>
               <w:bottom w:val="single" w:sz="4" w:space="0" w:color="000000"/>
@@ -17160,7 +18049,7 @@
         </w:tc>
         <w:tc>
           <w:tcPr>
-            <w:tcW w:w="1241" w:type="dxa"/>
+            <w:tcW w:w="982" w:type="dxa"/>
             <w:tcBorders>
               <w:start w:val="single" w:sz="4" w:space="0" w:color="000000"/>
               <w:bottom w:val="single" w:sz="4" w:space="0" w:color="000000"/>
@@ -17180,7 +18069,27 @@
         </w:tc>
         <w:tc>
           <w:tcPr>
-            <w:tcW w:w="1106" w:type="dxa"/>
+            <w:tcW w:w="871" w:type="dxa"/>
+            <w:tcBorders>
+              <w:start w:val="single" w:sz="4" w:space="0" w:color="000000"/>
+              <w:bottom w:val="single" w:sz="4" w:space="0" w:color="000000"/>
+            </w:tcBorders>
+          </w:tcPr>
+          <w:p>
+            <w:pPr>
+              <w:pStyle w:val="TableContents"/>
+              <w:jc w:val="start"/>
+              <w:rPr/>
+            </w:pPr>
+            <w:r>
+              <w:rPr/>
+              <w:t>10</w:t>
+            </w:r>
+          </w:p>
+        </w:tc>
+        <w:tc>
+          <w:tcPr>
+            <w:tcW w:w="998" w:type="dxa"/>
             <w:tcBorders>
               <w:start w:val="single" w:sz="4" w:space="0" w:color="000000"/>
               <w:bottom w:val="single" w:sz="4" w:space="0" w:color="000000"/>
@@ -17204,7 +18113,7 @@
         <w:trPr/>
         <w:tc>
           <w:tcPr>
-            <w:tcW w:w="597" w:type="dxa"/>
+            <w:tcW w:w="626" w:type="dxa"/>
             <w:tcBorders>
               <w:start w:val="single" w:sz="4" w:space="0" w:color="000000"/>
               <w:bottom w:val="single" w:sz="4" w:space="0" w:color="000000"/>
@@ -17224,7 +18133,7 @@
         </w:tc>
         <w:tc>
           <w:tcPr>
-            <w:tcW w:w="2600" w:type="dxa"/>
+            <w:tcW w:w="2607" w:type="dxa"/>
             <w:tcBorders>
               <w:start w:val="single" w:sz="4" w:space="0" w:color="000000"/>
               <w:bottom w:val="single" w:sz="4" w:space="0" w:color="000000"/>
@@ -17244,7 +18153,7 @@
         </w:tc>
         <w:tc>
           <w:tcPr>
-            <w:tcW w:w="713" w:type="dxa"/>
+            <w:tcW w:w="620" w:type="dxa"/>
             <w:tcBorders>
               <w:start w:val="single" w:sz="4" w:space="0" w:color="000000"/>
               <w:bottom w:val="single" w:sz="4" w:space="0" w:color="000000"/>
@@ -17264,7 +18173,7 @@
         </w:tc>
         <w:tc>
           <w:tcPr>
-            <w:tcW w:w="1247" w:type="dxa"/>
+            <w:tcW w:w="1073" w:type="dxa"/>
             <w:tcBorders>
               <w:start w:val="single" w:sz="4" w:space="0" w:color="000000"/>
               <w:bottom w:val="single" w:sz="4" w:space="0" w:color="000000"/>
@@ -17284,7 +18193,7 @@
         </w:tc>
         <w:tc>
           <w:tcPr>
-            <w:tcW w:w="1162" w:type="dxa"/>
+            <w:tcW w:w="889" w:type="dxa"/>
             <w:tcBorders>
               <w:start w:val="single" w:sz="4" w:space="0" w:color="000000"/>
               <w:bottom w:val="single" w:sz="4" w:space="0" w:color="000000"/>
@@ -17304,7 +18213,7 @@
         </w:tc>
         <w:tc>
           <w:tcPr>
-            <w:tcW w:w="1241" w:type="dxa"/>
+            <w:tcW w:w="982" w:type="dxa"/>
             <w:tcBorders>
               <w:start w:val="single" w:sz="4" w:space="0" w:color="000000"/>
               <w:bottom w:val="single" w:sz="4" w:space="0" w:color="000000"/>
@@ -17324,7 +18233,27 @@
         </w:tc>
         <w:tc>
           <w:tcPr>
-            <w:tcW w:w="1106" w:type="dxa"/>
+            <w:tcW w:w="871" w:type="dxa"/>
+            <w:tcBorders>
+              <w:start w:val="single" w:sz="4" w:space="0" w:color="000000"/>
+              <w:bottom w:val="single" w:sz="4" w:space="0" w:color="000000"/>
+            </w:tcBorders>
+          </w:tcPr>
+          <w:p>
+            <w:pPr>
+              <w:pStyle w:val="TableContents"/>
+              <w:jc w:val="start"/>
+              <w:rPr/>
+            </w:pPr>
+            <w:r>
+              <w:rPr/>
+              <w:t>10</w:t>
+            </w:r>
+          </w:p>
+        </w:tc>
+        <w:tc>
+          <w:tcPr>
+            <w:tcW w:w="998" w:type="dxa"/>
             <w:tcBorders>
               <w:start w:val="single" w:sz="4" w:space="0" w:color="000000"/>
               <w:bottom w:val="single" w:sz="4" w:space="0" w:color="000000"/>
@@ -17348,7 +18277,7 @@
         <w:trPr/>
         <w:tc>
           <w:tcPr>
-            <w:tcW w:w="597" w:type="dxa"/>
+            <w:tcW w:w="626" w:type="dxa"/>
             <w:tcBorders>
               <w:start w:val="single" w:sz="4" w:space="0" w:color="000000"/>
               <w:bottom w:val="single" w:sz="4" w:space="0" w:color="000000"/>
@@ -17368,7 +18297,7 @@
         </w:tc>
         <w:tc>
           <w:tcPr>
-            <w:tcW w:w="2600" w:type="dxa"/>
+            <w:tcW w:w="2607" w:type="dxa"/>
             <w:tcBorders>
               <w:start w:val="single" w:sz="4" w:space="0" w:color="000000"/>
               <w:bottom w:val="single" w:sz="4" w:space="0" w:color="000000"/>
@@ -17388,7 +18317,7 @@
         </w:tc>
         <w:tc>
           <w:tcPr>
-            <w:tcW w:w="713" w:type="dxa"/>
+            <w:tcW w:w="620" w:type="dxa"/>
             <w:tcBorders>
               <w:start w:val="single" w:sz="4" w:space="0" w:color="000000"/>
               <w:bottom w:val="single" w:sz="4" w:space="0" w:color="000000"/>
@@ -17408,7 +18337,7 @@
         </w:tc>
         <w:tc>
           <w:tcPr>
-            <w:tcW w:w="1247" w:type="dxa"/>
+            <w:tcW w:w="1073" w:type="dxa"/>
             <w:tcBorders>
               <w:start w:val="single" w:sz="4" w:space="0" w:color="000000"/>
               <w:bottom w:val="single" w:sz="4" w:space="0" w:color="000000"/>
@@ -17428,7 +18357,7 @@
         </w:tc>
         <w:tc>
           <w:tcPr>
-            <w:tcW w:w="1162" w:type="dxa"/>
+            <w:tcW w:w="889" w:type="dxa"/>
             <w:tcBorders>
               <w:start w:val="single" w:sz="4" w:space="0" w:color="000000"/>
               <w:bottom w:val="single" w:sz="4" w:space="0" w:color="000000"/>
@@ -17448,7 +18377,7 @@
         </w:tc>
         <w:tc>
           <w:tcPr>
-            <w:tcW w:w="1241" w:type="dxa"/>
+            <w:tcW w:w="982" w:type="dxa"/>
             <w:tcBorders>
               <w:start w:val="single" w:sz="4" w:space="0" w:color="000000"/>
               <w:bottom w:val="single" w:sz="4" w:space="0" w:color="000000"/>
@@ -17468,7 +18397,27 @@
         </w:tc>
         <w:tc>
           <w:tcPr>
-            <w:tcW w:w="1106" w:type="dxa"/>
+            <w:tcW w:w="871" w:type="dxa"/>
+            <w:tcBorders>
+              <w:start w:val="single" w:sz="4" w:space="0" w:color="000000"/>
+              <w:bottom w:val="single" w:sz="4" w:space="0" w:color="000000"/>
+            </w:tcBorders>
+          </w:tcPr>
+          <w:p>
+            <w:pPr>
+              <w:pStyle w:val="TableContents"/>
+              <w:jc w:val="start"/>
+              <w:rPr/>
+            </w:pPr>
+            <w:r>
+              <w:rPr/>
+              <w:t>10</w:t>
+            </w:r>
+          </w:p>
+        </w:tc>
+        <w:tc>
+          <w:tcPr>
+            <w:tcW w:w="998" w:type="dxa"/>
             <w:tcBorders>
               <w:start w:val="single" w:sz="4" w:space="0" w:color="000000"/>
               <w:bottom w:val="single" w:sz="4" w:space="0" w:color="000000"/>
@@ -17492,7 +18441,7 @@
         <w:trPr/>
         <w:tc>
           <w:tcPr>
-            <w:tcW w:w="597" w:type="dxa"/>
+            <w:tcW w:w="626" w:type="dxa"/>
             <w:tcBorders>
               <w:start w:val="single" w:sz="4" w:space="0" w:color="000000"/>
               <w:bottom w:val="single" w:sz="4" w:space="0" w:color="000000"/>
@@ -17512,7 +18461,7 @@
         </w:tc>
         <w:tc>
           <w:tcPr>
-            <w:tcW w:w="2600" w:type="dxa"/>
+            <w:tcW w:w="2607" w:type="dxa"/>
             <w:tcBorders>
               <w:start w:val="single" w:sz="4" w:space="0" w:color="000000"/>
               <w:bottom w:val="single" w:sz="4" w:space="0" w:color="000000"/>
@@ -17532,7 +18481,7 @@
         </w:tc>
         <w:tc>
           <w:tcPr>
-            <w:tcW w:w="713" w:type="dxa"/>
+            <w:tcW w:w="620" w:type="dxa"/>
             <w:tcBorders>
               <w:start w:val="single" w:sz="4" w:space="0" w:color="000000"/>
               <w:bottom w:val="single" w:sz="4" w:space="0" w:color="000000"/>
@@ -17552,7 +18501,7 @@
         </w:tc>
         <w:tc>
           <w:tcPr>
-            <w:tcW w:w="1247" w:type="dxa"/>
+            <w:tcW w:w="1073" w:type="dxa"/>
             <w:tcBorders>
               <w:start w:val="single" w:sz="4" w:space="0" w:color="000000"/>
               <w:bottom w:val="single" w:sz="4" w:space="0" w:color="000000"/>
@@ -17572,7 +18521,7 @@
         </w:tc>
         <w:tc>
           <w:tcPr>
-            <w:tcW w:w="1162" w:type="dxa"/>
+            <w:tcW w:w="889" w:type="dxa"/>
             <w:tcBorders>
               <w:start w:val="single" w:sz="4" w:space="0" w:color="000000"/>
               <w:bottom w:val="single" w:sz="4" w:space="0" w:color="000000"/>
@@ -17592,7 +18541,7 @@
         </w:tc>
         <w:tc>
           <w:tcPr>
-            <w:tcW w:w="1241" w:type="dxa"/>
+            <w:tcW w:w="982" w:type="dxa"/>
             <w:tcBorders>
               <w:start w:val="single" w:sz="4" w:space="0" w:color="000000"/>
               <w:bottom w:val="single" w:sz="4" w:space="0" w:color="000000"/>
@@ -17612,7 +18561,27 @@
         </w:tc>
         <w:tc>
           <w:tcPr>
-            <w:tcW w:w="1106" w:type="dxa"/>
+            <w:tcW w:w="871" w:type="dxa"/>
+            <w:tcBorders>
+              <w:start w:val="single" w:sz="4" w:space="0" w:color="000000"/>
+              <w:bottom w:val="single" w:sz="4" w:space="0" w:color="000000"/>
+            </w:tcBorders>
+          </w:tcPr>
+          <w:p>
+            <w:pPr>
+              <w:pStyle w:val="TableContents"/>
+              <w:jc w:val="start"/>
+              <w:rPr/>
+            </w:pPr>
+            <w:r>
+              <w:rPr/>
+              <w:t>10</w:t>
+            </w:r>
+          </w:p>
+        </w:tc>
+        <w:tc>
+          <w:tcPr>
+            <w:tcW w:w="998" w:type="dxa"/>
             <w:tcBorders>
               <w:start w:val="single" w:sz="4" w:space="0" w:color="000000"/>
               <w:bottom w:val="single" w:sz="4" w:space="0" w:color="000000"/>
@@ -17636,7 +18605,7 @@
         <w:trPr/>
         <w:tc>
           <w:tcPr>
-            <w:tcW w:w="597" w:type="dxa"/>
+            <w:tcW w:w="626" w:type="dxa"/>
             <w:tcBorders>
               <w:start w:val="single" w:sz="4" w:space="0" w:color="000000"/>
               <w:bottom w:val="single" w:sz="4" w:space="0" w:color="000000"/>
@@ -17656,7 +18625,7 @@
         </w:tc>
         <w:tc>
           <w:tcPr>
-            <w:tcW w:w="2600" w:type="dxa"/>
+            <w:tcW w:w="2607" w:type="dxa"/>
             <w:tcBorders>
               <w:start w:val="single" w:sz="4" w:space="0" w:color="000000"/>
               <w:bottom w:val="single" w:sz="4" w:space="0" w:color="000000"/>
@@ -17676,7 +18645,7 @@
         </w:tc>
         <w:tc>
           <w:tcPr>
-            <w:tcW w:w="713" w:type="dxa"/>
+            <w:tcW w:w="620" w:type="dxa"/>
             <w:tcBorders>
               <w:start w:val="single" w:sz="4" w:space="0" w:color="000000"/>
               <w:bottom w:val="single" w:sz="4" w:space="0" w:color="000000"/>
@@ -17696,7 +18665,7 @@
         </w:tc>
         <w:tc>
           <w:tcPr>
-            <w:tcW w:w="1247" w:type="dxa"/>
+            <w:tcW w:w="1073" w:type="dxa"/>
             <w:tcBorders>
               <w:start w:val="single" w:sz="4" w:space="0" w:color="000000"/>
               <w:bottom w:val="single" w:sz="4" w:space="0" w:color="000000"/>
@@ -17716,7 +18685,7 @@
         </w:tc>
         <w:tc>
           <w:tcPr>
-            <w:tcW w:w="1162" w:type="dxa"/>
+            <w:tcW w:w="889" w:type="dxa"/>
             <w:tcBorders>
               <w:start w:val="single" w:sz="4" w:space="0" w:color="000000"/>
               <w:bottom w:val="single" w:sz="4" w:space="0" w:color="000000"/>
@@ -17736,7 +18705,7 @@
         </w:tc>
         <w:tc>
           <w:tcPr>
-            <w:tcW w:w="1241" w:type="dxa"/>
+            <w:tcW w:w="982" w:type="dxa"/>
             <w:tcBorders>
               <w:start w:val="single" w:sz="4" w:space="0" w:color="000000"/>
               <w:bottom w:val="single" w:sz="4" w:space="0" w:color="000000"/>
@@ -17756,7 +18725,27 @@
         </w:tc>
         <w:tc>
           <w:tcPr>
-            <w:tcW w:w="1106" w:type="dxa"/>
+            <w:tcW w:w="871" w:type="dxa"/>
+            <w:tcBorders>
+              <w:start w:val="single" w:sz="4" w:space="0" w:color="000000"/>
+              <w:bottom w:val="single" w:sz="4" w:space="0" w:color="000000"/>
+            </w:tcBorders>
+          </w:tcPr>
+          <w:p>
+            <w:pPr>
+              <w:pStyle w:val="TableContents"/>
+              <w:jc w:val="start"/>
+              <w:rPr/>
+            </w:pPr>
+            <w:r>
+              <w:rPr/>
+              <w:t>10</w:t>
+            </w:r>
+          </w:p>
+        </w:tc>
+        <w:tc>
+          <w:tcPr>
+            <w:tcW w:w="998" w:type="dxa"/>
             <w:tcBorders>
               <w:start w:val="single" w:sz="4" w:space="0" w:color="000000"/>
               <w:bottom w:val="single" w:sz="4" w:space="0" w:color="000000"/>
@@ -17780,7 +18769,7 @@
         <w:trPr/>
         <w:tc>
           <w:tcPr>
-            <w:tcW w:w="597" w:type="dxa"/>
+            <w:tcW w:w="626" w:type="dxa"/>
             <w:tcBorders>
               <w:start w:val="single" w:sz="4" w:space="0" w:color="000000"/>
               <w:bottom w:val="single" w:sz="4" w:space="0" w:color="000000"/>
@@ -17800,7 +18789,7 @@
         </w:tc>
         <w:tc>
           <w:tcPr>
-            <w:tcW w:w="2600" w:type="dxa"/>
+            <w:tcW w:w="2607" w:type="dxa"/>
             <w:tcBorders>
               <w:start w:val="single" w:sz="4" w:space="0" w:color="000000"/>
               <w:bottom w:val="single" w:sz="4" w:space="0" w:color="000000"/>
@@ -17820,7 +18809,7 @@
         </w:tc>
         <w:tc>
           <w:tcPr>
-            <w:tcW w:w="713" w:type="dxa"/>
+            <w:tcW w:w="620" w:type="dxa"/>
             <w:tcBorders>
               <w:start w:val="single" w:sz="4" w:space="0" w:color="000000"/>
               <w:bottom w:val="single" w:sz="4" w:space="0" w:color="000000"/>
@@ -17840,7 +18829,7 @@
         </w:tc>
         <w:tc>
           <w:tcPr>
-            <w:tcW w:w="1247" w:type="dxa"/>
+            <w:tcW w:w="1073" w:type="dxa"/>
             <w:tcBorders>
               <w:start w:val="single" w:sz="4" w:space="0" w:color="000000"/>
               <w:bottom w:val="single" w:sz="4" w:space="0" w:color="000000"/>
@@ -17860,7 +18849,7 @@
         </w:tc>
         <w:tc>
           <w:tcPr>
-            <w:tcW w:w="1162" w:type="dxa"/>
+            <w:tcW w:w="889" w:type="dxa"/>
             <w:tcBorders>
               <w:start w:val="single" w:sz="4" w:space="0" w:color="000000"/>
               <w:bottom w:val="single" w:sz="4" w:space="0" w:color="000000"/>
@@ -17880,7 +18869,7 @@
         </w:tc>
         <w:tc>
           <w:tcPr>
-            <w:tcW w:w="1241" w:type="dxa"/>
+            <w:tcW w:w="982" w:type="dxa"/>
             <w:tcBorders>
               <w:start w:val="single" w:sz="4" w:space="0" w:color="000000"/>
               <w:bottom w:val="single" w:sz="4" w:space="0" w:color="000000"/>
@@ -17900,7 +18889,27 @@
         </w:tc>
         <w:tc>
           <w:tcPr>
-            <w:tcW w:w="1106" w:type="dxa"/>
+            <w:tcW w:w="871" w:type="dxa"/>
+            <w:tcBorders>
+              <w:start w:val="single" w:sz="4" w:space="0" w:color="000000"/>
+              <w:bottom w:val="single" w:sz="4" w:space="0" w:color="000000"/>
+            </w:tcBorders>
+          </w:tcPr>
+          <w:p>
+            <w:pPr>
+              <w:pStyle w:val="TableContents"/>
+              <w:jc w:val="start"/>
+              <w:rPr/>
+            </w:pPr>
+            <w:r>
+              <w:rPr/>
+              <w:t>10</w:t>
+            </w:r>
+          </w:p>
+        </w:tc>
+        <w:tc>
+          <w:tcPr>
+            <w:tcW w:w="998" w:type="dxa"/>
             <w:tcBorders>
               <w:start w:val="single" w:sz="4" w:space="0" w:color="000000"/>
               <w:bottom w:val="single" w:sz="4" w:space="0" w:color="000000"/>
@@ -17924,7 +18933,7 @@
         <w:trPr/>
         <w:tc>
           <w:tcPr>
-            <w:tcW w:w="597" w:type="dxa"/>
+            <w:tcW w:w="626" w:type="dxa"/>
             <w:tcBorders>
               <w:start w:val="single" w:sz="4" w:space="0" w:color="000000"/>
               <w:bottom w:val="single" w:sz="4" w:space="0" w:color="000000"/>
@@ -17944,7 +18953,7 @@
         </w:tc>
         <w:tc>
           <w:tcPr>
-            <w:tcW w:w="2600" w:type="dxa"/>
+            <w:tcW w:w="2607" w:type="dxa"/>
             <w:tcBorders>
               <w:start w:val="single" w:sz="4" w:space="0" w:color="000000"/>
               <w:bottom w:val="single" w:sz="4" w:space="0" w:color="000000"/>
@@ -17964,7 +18973,7 @@
         </w:tc>
         <w:tc>
           <w:tcPr>
-            <w:tcW w:w="713" w:type="dxa"/>
+            <w:tcW w:w="620" w:type="dxa"/>
             <w:tcBorders>
               <w:start w:val="single" w:sz="4" w:space="0" w:color="000000"/>
               <w:bottom w:val="single" w:sz="4" w:space="0" w:color="000000"/>
@@ -17984,7 +18993,7 @@
         </w:tc>
         <w:tc>
           <w:tcPr>
-            <w:tcW w:w="1247" w:type="dxa"/>
+            <w:tcW w:w="1073" w:type="dxa"/>
             <w:tcBorders>
               <w:start w:val="single" w:sz="4" w:space="0" w:color="000000"/>
               <w:bottom w:val="single" w:sz="4" w:space="0" w:color="000000"/>
@@ -18004,7 +19013,7 @@
         </w:tc>
         <w:tc>
           <w:tcPr>
-            <w:tcW w:w="1162" w:type="dxa"/>
+            <w:tcW w:w="889" w:type="dxa"/>
             <w:tcBorders>
               <w:start w:val="single" w:sz="4" w:space="0" w:color="000000"/>
               <w:bottom w:val="single" w:sz="4" w:space="0" w:color="000000"/>
@@ -18024,7 +19033,7 @@
         </w:tc>
         <w:tc>
           <w:tcPr>
-            <w:tcW w:w="1241" w:type="dxa"/>
+            <w:tcW w:w="982" w:type="dxa"/>
             <w:tcBorders>
               <w:start w:val="single" w:sz="4" w:space="0" w:color="000000"/>
               <w:bottom w:val="single" w:sz="4" w:space="0" w:color="000000"/>
@@ -18044,7 +19053,27 @@
         </w:tc>
         <w:tc>
           <w:tcPr>
-            <w:tcW w:w="1106" w:type="dxa"/>
+            <w:tcW w:w="871" w:type="dxa"/>
+            <w:tcBorders>
+              <w:start w:val="single" w:sz="4" w:space="0" w:color="000000"/>
+              <w:bottom w:val="single" w:sz="4" w:space="0" w:color="000000"/>
+            </w:tcBorders>
+          </w:tcPr>
+          <w:p>
+            <w:pPr>
+              <w:pStyle w:val="TableContents"/>
+              <w:jc w:val="start"/>
+              <w:rPr/>
+            </w:pPr>
+            <w:r>
+              <w:rPr/>
+              <w:t>10</w:t>
+            </w:r>
+          </w:p>
+        </w:tc>
+        <w:tc>
+          <w:tcPr>
+            <w:tcW w:w="998" w:type="dxa"/>
             <w:tcBorders>
               <w:start w:val="single" w:sz="4" w:space="0" w:color="000000"/>
               <w:bottom w:val="single" w:sz="4" w:space="0" w:color="000000"/>
@@ -18068,7 +19097,7 @@
         <w:trPr/>
         <w:tc>
           <w:tcPr>
-            <w:tcW w:w="597" w:type="dxa"/>
+            <w:tcW w:w="626" w:type="dxa"/>
             <w:tcBorders>
               <w:start w:val="single" w:sz="4" w:space="0" w:color="000000"/>
               <w:bottom w:val="single" w:sz="4" w:space="0" w:color="000000"/>
@@ -18088,7 +19117,7 @@
         </w:tc>
         <w:tc>
           <w:tcPr>
-            <w:tcW w:w="2600" w:type="dxa"/>
+            <w:tcW w:w="2607" w:type="dxa"/>
             <w:tcBorders>
               <w:start w:val="single" w:sz="4" w:space="0" w:color="000000"/>
               <w:bottom w:val="single" w:sz="4" w:space="0" w:color="000000"/>
@@ -18108,7 +19137,7 @@
         </w:tc>
         <w:tc>
           <w:tcPr>
-            <w:tcW w:w="713" w:type="dxa"/>
+            <w:tcW w:w="620" w:type="dxa"/>
             <w:tcBorders>
               <w:start w:val="single" w:sz="4" w:space="0" w:color="000000"/>
               <w:bottom w:val="single" w:sz="4" w:space="0" w:color="000000"/>
@@ -18128,7 +19157,7 @@
         </w:tc>
         <w:tc>
           <w:tcPr>
-            <w:tcW w:w="1247" w:type="dxa"/>
+            <w:tcW w:w="1073" w:type="dxa"/>
             <w:tcBorders>
               <w:start w:val="single" w:sz="4" w:space="0" w:color="000000"/>
               <w:bottom w:val="single" w:sz="4" w:space="0" w:color="000000"/>
@@ -18148,7 +19177,7 @@
         </w:tc>
         <w:tc>
           <w:tcPr>
-            <w:tcW w:w="1162" w:type="dxa"/>
+            <w:tcW w:w="889" w:type="dxa"/>
             <w:tcBorders>
               <w:start w:val="single" w:sz="4" w:space="0" w:color="000000"/>
               <w:bottom w:val="single" w:sz="4" w:space="0" w:color="000000"/>
@@ -18168,7 +19197,7 @@
         </w:tc>
         <w:tc>
           <w:tcPr>
-            <w:tcW w:w="1241" w:type="dxa"/>
+            <w:tcW w:w="982" w:type="dxa"/>
             <w:tcBorders>
               <w:start w:val="single" w:sz="4" w:space="0" w:color="000000"/>
               <w:bottom w:val="single" w:sz="4" w:space="0" w:color="000000"/>
@@ -18188,7 +19217,27 @@
         </w:tc>
         <w:tc>
           <w:tcPr>
-            <w:tcW w:w="1106" w:type="dxa"/>
+            <w:tcW w:w="871" w:type="dxa"/>
+            <w:tcBorders>
+              <w:start w:val="single" w:sz="4" w:space="0" w:color="000000"/>
+              <w:bottom w:val="single" w:sz="4" w:space="0" w:color="000000"/>
+            </w:tcBorders>
+          </w:tcPr>
+          <w:p>
+            <w:pPr>
+              <w:pStyle w:val="TableContents"/>
+              <w:jc w:val="start"/>
+              <w:rPr/>
+            </w:pPr>
+            <w:r>
+              <w:rPr/>
+              <w:t>10</w:t>
+            </w:r>
+          </w:p>
+        </w:tc>
+        <w:tc>
+          <w:tcPr>
+            <w:tcW w:w="998" w:type="dxa"/>
             <w:tcBorders>
               <w:start w:val="single" w:sz="4" w:space="0" w:color="000000"/>
               <w:bottom w:val="single" w:sz="4" w:space="0" w:color="000000"/>
@@ -18212,7 +19261,7 @@
         <w:trPr/>
         <w:tc>
           <w:tcPr>
-            <w:tcW w:w="597" w:type="dxa"/>
+            <w:tcW w:w="626" w:type="dxa"/>
             <w:tcBorders>
               <w:start w:val="single" w:sz="4" w:space="0" w:color="000000"/>
               <w:bottom w:val="single" w:sz="4" w:space="0" w:color="000000"/>
@@ -18232,7 +19281,7 @@
         </w:tc>
         <w:tc>
           <w:tcPr>
-            <w:tcW w:w="2600" w:type="dxa"/>
+            <w:tcW w:w="2607" w:type="dxa"/>
             <w:tcBorders>
               <w:start w:val="single" w:sz="4" w:space="0" w:color="000000"/>
               <w:bottom w:val="single" w:sz="4" w:space="0" w:color="000000"/>
@@ -18252,7 +19301,7 @@
         </w:tc>
         <w:tc>
           <w:tcPr>
-            <w:tcW w:w="713" w:type="dxa"/>
+            <w:tcW w:w="620" w:type="dxa"/>
             <w:tcBorders>
               <w:start w:val="single" w:sz="4" w:space="0" w:color="000000"/>
               <w:bottom w:val="single" w:sz="4" w:space="0" w:color="000000"/>
@@ -18272,7 +19321,7 @@
         </w:tc>
         <w:tc>
           <w:tcPr>
-            <w:tcW w:w="1247" w:type="dxa"/>
+            <w:tcW w:w="1073" w:type="dxa"/>
             <w:tcBorders>
               <w:start w:val="single" w:sz="4" w:space="0" w:color="000000"/>
               <w:bottom w:val="single" w:sz="4" w:space="0" w:color="000000"/>
@@ -18292,7 +19341,7 @@
         </w:tc>
         <w:tc>
           <w:tcPr>
-            <w:tcW w:w="1162" w:type="dxa"/>
+            <w:tcW w:w="889" w:type="dxa"/>
             <w:tcBorders>
               <w:start w:val="single" w:sz="4" w:space="0" w:color="000000"/>
               <w:bottom w:val="single" w:sz="4" w:space="0" w:color="000000"/>
@@ -18312,7 +19361,7 @@
         </w:tc>
         <w:tc>
           <w:tcPr>
-            <w:tcW w:w="1241" w:type="dxa"/>
+            <w:tcW w:w="982" w:type="dxa"/>
             <w:tcBorders>
               <w:start w:val="single" w:sz="4" w:space="0" w:color="000000"/>
               <w:bottom w:val="single" w:sz="4" w:space="0" w:color="000000"/>
@@ -18332,7 +19381,27 @@
         </w:tc>
         <w:tc>
           <w:tcPr>
-            <w:tcW w:w="1106" w:type="dxa"/>
+            <w:tcW w:w="871" w:type="dxa"/>
+            <w:tcBorders>
+              <w:start w:val="single" w:sz="4" w:space="0" w:color="000000"/>
+              <w:bottom w:val="single" w:sz="4" w:space="0" w:color="000000"/>
+            </w:tcBorders>
+          </w:tcPr>
+          <w:p>
+            <w:pPr>
+              <w:pStyle w:val="TableContents"/>
+              <w:jc w:val="start"/>
+              <w:rPr/>
+            </w:pPr>
+            <w:r>
+              <w:rPr/>
+              <w:t>10</w:t>
+            </w:r>
+          </w:p>
+        </w:tc>
+        <w:tc>
+          <w:tcPr>
+            <w:tcW w:w="998" w:type="dxa"/>
             <w:tcBorders>
               <w:start w:val="single" w:sz="4" w:space="0" w:color="000000"/>
               <w:bottom w:val="single" w:sz="4" w:space="0" w:color="000000"/>
@@ -18356,7 +19425,7 @@
         <w:trPr/>
         <w:tc>
           <w:tcPr>
-            <w:tcW w:w="597" w:type="dxa"/>
+            <w:tcW w:w="626" w:type="dxa"/>
             <w:tcBorders>
               <w:start w:val="single" w:sz="4" w:space="0" w:color="000000"/>
               <w:bottom w:val="single" w:sz="4" w:space="0" w:color="000000"/>
@@ -18376,7 +19445,7 @@
         </w:tc>
         <w:tc>
           <w:tcPr>
-            <w:tcW w:w="2600" w:type="dxa"/>
+            <w:tcW w:w="2607" w:type="dxa"/>
             <w:tcBorders>
               <w:start w:val="single" w:sz="4" w:space="0" w:color="000000"/>
               <w:bottom w:val="single" w:sz="4" w:space="0" w:color="000000"/>
@@ -18396,7 +19465,7 @@
         </w:tc>
         <w:tc>
           <w:tcPr>
-            <w:tcW w:w="713" w:type="dxa"/>
+            <w:tcW w:w="620" w:type="dxa"/>
             <w:tcBorders>
               <w:start w:val="single" w:sz="4" w:space="0" w:color="000000"/>
               <w:bottom w:val="single" w:sz="4" w:space="0" w:color="000000"/>
@@ -18416,7 +19485,7 @@
         </w:tc>
         <w:tc>
           <w:tcPr>
-            <w:tcW w:w="1247" w:type="dxa"/>
+            <w:tcW w:w="1073" w:type="dxa"/>
             <w:tcBorders>
               <w:start w:val="single" w:sz="4" w:space="0" w:color="000000"/>
               <w:bottom w:val="single" w:sz="4" w:space="0" w:color="000000"/>
@@ -18436,7 +19505,7 @@
         </w:tc>
         <w:tc>
           <w:tcPr>
-            <w:tcW w:w="1162" w:type="dxa"/>
+            <w:tcW w:w="889" w:type="dxa"/>
             <w:tcBorders>
               <w:start w:val="single" w:sz="4" w:space="0" w:color="000000"/>
               <w:bottom w:val="single" w:sz="4" w:space="0" w:color="000000"/>
@@ -18456,7 +19525,7 @@
         </w:tc>
         <w:tc>
           <w:tcPr>
-            <w:tcW w:w="1241" w:type="dxa"/>
+            <w:tcW w:w="982" w:type="dxa"/>
             <w:tcBorders>
               <w:start w:val="single" w:sz="4" w:space="0" w:color="000000"/>
               <w:bottom w:val="single" w:sz="4" w:space="0" w:color="000000"/>
@@ -18476,7 +19545,27 @@
         </w:tc>
         <w:tc>
           <w:tcPr>
-            <w:tcW w:w="1106" w:type="dxa"/>
+            <w:tcW w:w="871" w:type="dxa"/>
+            <w:tcBorders>
+              <w:start w:val="single" w:sz="4" w:space="0" w:color="000000"/>
+              <w:bottom w:val="single" w:sz="4" w:space="0" w:color="000000"/>
+            </w:tcBorders>
+          </w:tcPr>
+          <w:p>
+            <w:pPr>
+              <w:pStyle w:val="TableContents"/>
+              <w:jc w:val="start"/>
+              <w:rPr/>
+            </w:pPr>
+            <w:r>
+              <w:rPr/>
+              <w:t>10</w:t>
+            </w:r>
+          </w:p>
+        </w:tc>
+        <w:tc>
+          <w:tcPr>
+            <w:tcW w:w="998" w:type="dxa"/>
             <w:tcBorders>
               <w:start w:val="single" w:sz="4" w:space="0" w:color="000000"/>
               <w:bottom w:val="single" w:sz="4" w:space="0" w:color="000000"/>
@@ -18497,15 +19586,6 @@
         </w:tc>
       </w:tr>
     </w:tbl>
-    <w:p>
-      <w:pPr>
-        <w:pStyle w:val="BodyText"/>
-        <w:rPr/>
-      </w:pPr>
-      <w:r>
-        <w:rPr/>
-      </w:r>
-    </w:p>
     <w:p>
       <w:pPr>
         <w:pStyle w:val="Heading1"/>
@@ -20339,8 +21419,8 @@
       <w:u w:val="single"/>
     </w:rPr>
   </w:style>
-  <w:style w:type="character" w:styleId="FootnoteCharacters">
-    <w:name w:val="Footnote Characters"/>
+  <w:style w:type="character" w:styleId="FootnoteCharactersuser">
+    <w:name w:val="Footnote Characters (user)"/>
     <w:uiPriority w:val="99"/>
     <w:semiHidden/>
     <w:unhideWhenUsed/>
@@ -20349,8 +21429,8 @@
       <w:vertAlign w:val="superscript"/>
     </w:rPr>
   </w:style>
-  <w:style w:type="character" w:styleId="FootnoteCharactersuser">
-    <w:name w:val="Footnote Characters (user)"/>
+  <w:style w:type="character" w:styleId="FootnoteCharacters">
+    <w:name w:val="Footnote Characters"/>
     <w:qFormat/>
     <w:rPr>
       <w:vertAlign w:val="superscript"/>
@@ -20374,8 +21454,8 @@
       <w:szCs w:val="20"/>
     </w:rPr>
   </w:style>
-  <w:style w:type="character" w:styleId="EndnoteCharacters">
-    <w:name w:val="Endnote Characters"/>
+  <w:style w:type="character" w:styleId="EndnoteCharactersuser">
+    <w:name w:val="Endnote Characters (user)"/>
     <w:uiPriority w:val="99"/>
     <w:semiHidden/>
     <w:unhideWhenUsed/>
@@ -20384,8 +21464,8 @@
       <w:vertAlign w:val="superscript"/>
     </w:rPr>
   </w:style>
-  <w:style w:type="character" w:styleId="EndnoteCharactersuser">
-    <w:name w:val="Endnote Characters (user)"/>
+  <w:style w:type="character" w:styleId="EndnoteCharacters">
+    <w:name w:val="Endnote Characters"/>
     <w:qFormat/>
     <w:rPr>
       <w:vertAlign w:val="superscript"/>
@@ -20461,8 +21541,8 @@
     <w:qFormat/>
     <w:rPr/>
   </w:style>
-  <w:style w:type="character" w:styleId="Bulletsuser">
-    <w:name w:val="Bullets (user)"/>
+  <w:style w:type="character" w:styleId="Bullets">
+    <w:name w:val="Bullets"/>
     <w:qFormat/>
     <w:rPr>
       <w:rFonts w:ascii="OpenSymbol" w:hAnsi="OpenSymbol" w:eastAsia="OpenSymbol" w:cs="OpenSymbol"/>
@@ -20763,15 +21843,15 @@
       <w:lang w:val="hr-HR" w:eastAsia="en-US" w:bidi="ar-SA"/>
     </w:rPr>
   </w:style>
-  <w:style w:type="paragraph" w:styleId="FrameContents">
-    <w:name w:val="Frame Contents"/>
+  <w:style w:type="paragraph" w:styleId="FrameContentsuser">
+    <w:name w:val="Frame Contents (user)"/>
     <w:basedOn w:val="Normal"/>
     <w:qFormat/>
     <w:pPr/>
     <w:rPr/>
   </w:style>
-  <w:style w:type="paragraph" w:styleId="FrameContentsuser">
-    <w:name w:val="Frame Contents (user)"/>
+  <w:style w:type="paragraph" w:styleId="FrameContents">
+    <w:name w:val="Frame Contents"/>
     <w:basedOn w:val="Normal"/>
     <w:qFormat/>
     <w:pPr/>

--- a/DZ4/KUDTrack_UpravljanjeProjektom.docx
+++ b/DZ4/KUDTrack_UpravljanjeProjektom.docx
@@ -1123,7 +1123,7 @@
         <w:pStyle w:val="Normal"/>
         <w:numPr>
           <w:ilvl w:val="0"/>
-          <w:numId w:val="3"/>
+          <w:numId w:val="2"/>
         </w:numPr>
         <w:tabs>
           <w:tab w:val="clear" w:pos="720"/>
@@ -1148,7 +1148,7 @@
         <w:pStyle w:val="Normal"/>
         <w:numPr>
           <w:ilvl w:val="0"/>
-          <w:numId w:val="3"/>
+          <w:numId w:val="2"/>
         </w:numPr>
         <w:tabs>
           <w:tab w:val="clear" w:pos="720"/>
@@ -1173,7 +1173,7 @@
         <w:pStyle w:val="Normal"/>
         <w:numPr>
           <w:ilvl w:val="0"/>
-          <w:numId w:val="3"/>
+          <w:numId w:val="2"/>
         </w:numPr>
         <w:tabs>
           <w:tab w:val="clear" w:pos="720"/>
@@ -1198,7 +1198,7 @@
         <w:pStyle w:val="Normal"/>
         <w:numPr>
           <w:ilvl w:val="0"/>
-          <w:numId w:val="3"/>
+          <w:numId w:val="2"/>
         </w:numPr>
         <w:tabs>
           <w:tab w:val="clear" w:pos="720"/>
@@ -2594,8 +2594,8 @@
       </w:tblPr>
       <w:tblGrid>
         <w:gridCol w:w="1733"/>
-        <w:gridCol w:w="1054"/>
-        <w:gridCol w:w="902"/>
+        <w:gridCol w:w="1053"/>
+        <w:gridCol w:w="903"/>
         <w:gridCol w:w="1890"/>
         <w:gridCol w:w="3087"/>
       </w:tblGrid>
@@ -2626,7 +2626,7 @@
         </w:tc>
         <w:tc>
           <w:tcPr>
-            <w:tcW w:w="1054" w:type="dxa"/>
+            <w:tcW w:w="1053" w:type="dxa"/>
             <w:tcBorders>
               <w:top w:val="single" w:sz="4" w:space="0" w:color="000000"/>
               <w:start w:val="single" w:sz="4" w:space="0" w:color="000000"/>
@@ -2647,7 +2647,7 @@
         </w:tc>
         <w:tc>
           <w:tcPr>
-            <w:tcW w:w="902" w:type="dxa"/>
+            <w:tcW w:w="903" w:type="dxa"/>
             <w:tcBorders>
               <w:top w:val="single" w:sz="4" w:space="0" w:color="000000"/>
               <w:start w:val="single" w:sz="4" w:space="0" w:color="000000"/>
@@ -2734,7 +2734,7 @@
         </w:tc>
         <w:tc>
           <w:tcPr>
-            <w:tcW w:w="1054" w:type="dxa"/>
+            <w:tcW w:w="1053" w:type="dxa"/>
             <w:tcBorders>
               <w:start w:val="single" w:sz="4" w:space="0" w:color="000000"/>
               <w:bottom w:val="single" w:sz="4" w:space="0" w:color="000000"/>
@@ -2754,7 +2754,7 @@
         </w:tc>
         <w:tc>
           <w:tcPr>
-            <w:tcW w:w="902" w:type="dxa"/>
+            <w:tcW w:w="903" w:type="dxa"/>
             <w:tcBorders>
               <w:start w:val="single" w:sz="4" w:space="0" w:color="000000"/>
               <w:bottom w:val="single" w:sz="4" w:space="0" w:color="000000"/>
@@ -2838,7 +2838,7 @@
         </w:tc>
         <w:tc>
           <w:tcPr>
-            <w:tcW w:w="1054" w:type="dxa"/>
+            <w:tcW w:w="1053" w:type="dxa"/>
             <w:tcBorders>
               <w:start w:val="single" w:sz="4" w:space="0" w:color="000000"/>
               <w:bottom w:val="single" w:sz="4" w:space="0" w:color="000000"/>
@@ -2858,7 +2858,7 @@
         </w:tc>
         <w:tc>
           <w:tcPr>
-            <w:tcW w:w="902" w:type="dxa"/>
+            <w:tcW w:w="903" w:type="dxa"/>
             <w:tcBorders>
               <w:start w:val="single" w:sz="4" w:space="0" w:color="000000"/>
               <w:bottom w:val="single" w:sz="4" w:space="0" w:color="000000"/>
@@ -2942,7 +2942,7 @@
         </w:tc>
         <w:tc>
           <w:tcPr>
-            <w:tcW w:w="1054" w:type="dxa"/>
+            <w:tcW w:w="1053" w:type="dxa"/>
             <w:tcBorders>
               <w:start w:val="single" w:sz="4" w:space="0" w:color="000000"/>
               <w:bottom w:val="single" w:sz="4" w:space="0" w:color="000000"/>
@@ -2962,7 +2962,7 @@
         </w:tc>
         <w:tc>
           <w:tcPr>
-            <w:tcW w:w="902" w:type="dxa"/>
+            <w:tcW w:w="903" w:type="dxa"/>
             <w:tcBorders>
               <w:start w:val="single" w:sz="4" w:space="0" w:color="000000"/>
               <w:bottom w:val="single" w:sz="4" w:space="0" w:color="000000"/>
@@ -3046,7 +3046,7 @@
         </w:tc>
         <w:tc>
           <w:tcPr>
-            <w:tcW w:w="1054" w:type="dxa"/>
+            <w:tcW w:w="1053" w:type="dxa"/>
             <w:tcBorders>
               <w:start w:val="single" w:sz="4" w:space="0" w:color="000000"/>
               <w:bottom w:val="single" w:sz="4" w:space="0" w:color="000000"/>
@@ -3066,7 +3066,7 @@
         </w:tc>
         <w:tc>
           <w:tcPr>
-            <w:tcW w:w="902" w:type="dxa"/>
+            <w:tcW w:w="903" w:type="dxa"/>
             <w:tcBorders>
               <w:start w:val="single" w:sz="4" w:space="0" w:color="000000"/>
               <w:bottom w:val="single" w:sz="4" w:space="0" w:color="000000"/>
@@ -3150,7 +3150,7 @@
         </w:tc>
         <w:tc>
           <w:tcPr>
-            <w:tcW w:w="1054" w:type="dxa"/>
+            <w:tcW w:w="1053" w:type="dxa"/>
             <w:tcBorders>
               <w:start w:val="single" w:sz="4" w:space="0" w:color="000000"/>
               <w:bottom w:val="single" w:sz="4" w:space="0" w:color="000000"/>
@@ -3170,7 +3170,7 @@
         </w:tc>
         <w:tc>
           <w:tcPr>
-            <w:tcW w:w="902" w:type="dxa"/>
+            <w:tcW w:w="903" w:type="dxa"/>
             <w:tcBorders>
               <w:start w:val="single" w:sz="4" w:space="0" w:color="000000"/>
               <w:bottom w:val="single" w:sz="4" w:space="0" w:color="000000"/>
@@ -3254,7 +3254,7 @@
         </w:tc>
         <w:tc>
           <w:tcPr>
-            <w:tcW w:w="1054" w:type="dxa"/>
+            <w:tcW w:w="1053" w:type="dxa"/>
             <w:tcBorders>
               <w:start w:val="single" w:sz="4" w:space="0" w:color="000000"/>
               <w:bottom w:val="single" w:sz="4" w:space="0" w:color="000000"/>
@@ -3274,7 +3274,7 @@
         </w:tc>
         <w:tc>
           <w:tcPr>
-            <w:tcW w:w="902" w:type="dxa"/>
+            <w:tcW w:w="903" w:type="dxa"/>
             <w:tcBorders>
               <w:start w:val="single" w:sz="4" w:space="0" w:color="000000"/>
               <w:bottom w:val="single" w:sz="4" w:space="0" w:color="000000"/>
@@ -3358,7 +3358,7 @@
         </w:tc>
         <w:tc>
           <w:tcPr>
-            <w:tcW w:w="1054" w:type="dxa"/>
+            <w:tcW w:w="1053" w:type="dxa"/>
             <w:tcBorders>
               <w:start w:val="single" w:sz="4" w:space="0" w:color="000000"/>
               <w:bottom w:val="single" w:sz="4" w:space="0" w:color="000000"/>
@@ -3378,7 +3378,7 @@
         </w:tc>
         <w:tc>
           <w:tcPr>
-            <w:tcW w:w="902" w:type="dxa"/>
+            <w:tcW w:w="903" w:type="dxa"/>
             <w:tcBorders>
               <w:start w:val="single" w:sz="4" w:space="0" w:color="000000"/>
               <w:bottom w:val="single" w:sz="4" w:space="0" w:color="000000"/>
@@ -3462,7 +3462,7 @@
         </w:tc>
         <w:tc>
           <w:tcPr>
-            <w:tcW w:w="1054" w:type="dxa"/>
+            <w:tcW w:w="1053" w:type="dxa"/>
             <w:tcBorders>
               <w:start w:val="single" w:sz="4" w:space="0" w:color="000000"/>
               <w:bottom w:val="single" w:sz="4" w:space="0" w:color="000000"/>
@@ -3482,7 +3482,7 @@
         </w:tc>
         <w:tc>
           <w:tcPr>
-            <w:tcW w:w="902" w:type="dxa"/>
+            <w:tcW w:w="903" w:type="dxa"/>
             <w:tcBorders>
               <w:start w:val="single" w:sz="4" w:space="0" w:color="000000"/>
               <w:bottom w:val="single" w:sz="4" w:space="0" w:color="000000"/>
@@ -3614,12 +3614,12 @@
         </w:tblCellMar>
       </w:tblPr>
       <w:tblGrid>
-        <w:gridCol w:w="720"/>
-        <w:gridCol w:w="3327"/>
-        <w:gridCol w:w="1173"/>
-        <w:gridCol w:w="1257"/>
-        <w:gridCol w:w="993"/>
-        <w:gridCol w:w="1196"/>
+        <w:gridCol w:w="616"/>
+        <w:gridCol w:w="3599"/>
+        <w:gridCol w:w="1275"/>
+        <w:gridCol w:w="1129"/>
+        <w:gridCol w:w="880"/>
+        <w:gridCol w:w="1167"/>
       </w:tblGrid>
       <w:tr>
         <w:trPr>
@@ -3627,7 +3627,7 @@
         </w:trPr>
         <w:tc>
           <w:tcPr>
-            <w:tcW w:w="720" w:type="dxa"/>
+            <w:tcW w:w="616" w:type="dxa"/>
             <w:tcBorders>
               <w:top w:val="single" w:sz="4" w:space="0" w:color="000000"/>
               <w:start w:val="single" w:sz="4" w:space="0" w:color="000000"/>
@@ -3648,7 +3648,7 @@
         </w:tc>
         <w:tc>
           <w:tcPr>
-            <w:tcW w:w="3327" w:type="dxa"/>
+            <w:tcW w:w="3599" w:type="dxa"/>
             <w:tcBorders>
               <w:top w:val="single" w:sz="4" w:space="0" w:color="000000"/>
               <w:start w:val="single" w:sz="4" w:space="0" w:color="000000"/>
@@ -3669,7 +3669,7 @@
         </w:tc>
         <w:tc>
           <w:tcPr>
-            <w:tcW w:w="1173" w:type="dxa"/>
+            <w:tcW w:w="1275" w:type="dxa"/>
             <w:tcBorders>
               <w:top w:val="single" w:sz="4" w:space="0" w:color="000000"/>
               <w:start w:val="single" w:sz="4" w:space="0" w:color="000000"/>
@@ -3690,7 +3690,7 @@
         </w:tc>
         <w:tc>
           <w:tcPr>
-            <w:tcW w:w="1257" w:type="dxa"/>
+            <w:tcW w:w="1129" w:type="dxa"/>
             <w:tcBorders>
               <w:top w:val="single" w:sz="4" w:space="0" w:color="000000"/>
               <w:start w:val="single" w:sz="4" w:space="0" w:color="000000"/>
@@ -3711,7 +3711,7 @@
         </w:tc>
         <w:tc>
           <w:tcPr>
-            <w:tcW w:w="993" w:type="dxa"/>
+            <w:tcW w:w="880" w:type="dxa"/>
             <w:tcBorders>
               <w:top w:val="single" w:sz="4" w:space="0" w:color="000000"/>
               <w:start w:val="single" w:sz="4" w:space="0" w:color="000000"/>
@@ -3732,7 +3732,7 @@
         </w:tc>
         <w:tc>
           <w:tcPr>
-            <w:tcW w:w="1196" w:type="dxa"/>
+            <w:tcW w:w="1167" w:type="dxa"/>
             <w:tcBorders>
               <w:top w:val="single" w:sz="4" w:space="0" w:color="000000"/>
               <w:start w:val="single" w:sz="4" w:space="0" w:color="000000"/>
@@ -3748,7 +3748,7 @@
             </w:pPr>
             <w:r>
               <w:rPr/>
-              <w:t>Prethodnik (ID)</w:t>
+              <w:t>Prethodnik (WBS)</w:t>
             </w:r>
           </w:p>
         </w:tc>
@@ -3757,7 +3757,7 @@
         <w:trPr/>
         <w:tc>
           <w:tcPr>
-            <w:tcW w:w="720" w:type="dxa"/>
+            <w:tcW w:w="616" w:type="dxa"/>
             <w:tcBorders>
               <w:start w:val="single" w:sz="4" w:space="0" w:color="000000"/>
               <w:bottom w:val="single" w:sz="4" w:space="0" w:color="000000"/>
@@ -3777,7 +3777,7 @@
         </w:tc>
         <w:tc>
           <w:tcPr>
-            <w:tcW w:w="3327" w:type="dxa"/>
+            <w:tcW w:w="3599" w:type="dxa"/>
             <w:tcBorders>
               <w:start w:val="single" w:sz="4" w:space="0" w:color="000000"/>
               <w:bottom w:val="single" w:sz="4" w:space="0" w:color="000000"/>
@@ -3797,7 +3797,7 @@
         </w:tc>
         <w:tc>
           <w:tcPr>
-            <w:tcW w:w="1173" w:type="dxa"/>
+            <w:tcW w:w="1275" w:type="dxa"/>
             <w:tcBorders>
               <w:start w:val="single" w:sz="4" w:space="0" w:color="000000"/>
               <w:bottom w:val="single" w:sz="4" w:space="0" w:color="000000"/>
@@ -3817,7 +3817,7 @@
         </w:tc>
         <w:tc>
           <w:tcPr>
-            <w:tcW w:w="1257" w:type="dxa"/>
+            <w:tcW w:w="1129" w:type="dxa"/>
             <w:tcBorders>
               <w:start w:val="single" w:sz="4" w:space="0" w:color="000000"/>
               <w:bottom w:val="single" w:sz="4" w:space="0" w:color="000000"/>
@@ -3837,7 +3837,7 @@
         </w:tc>
         <w:tc>
           <w:tcPr>
-            <w:tcW w:w="993" w:type="dxa"/>
+            <w:tcW w:w="880" w:type="dxa"/>
             <w:tcBorders>
               <w:start w:val="single" w:sz="4" w:space="0" w:color="000000"/>
               <w:bottom w:val="single" w:sz="4" w:space="0" w:color="000000"/>
@@ -3857,7 +3857,7 @@
         </w:tc>
         <w:tc>
           <w:tcPr>
-            <w:tcW w:w="1196" w:type="dxa"/>
+            <w:tcW w:w="1167" w:type="dxa"/>
             <w:tcBorders>
               <w:start w:val="single" w:sz="4" w:space="0" w:color="000000"/>
               <w:bottom w:val="single" w:sz="4" w:space="0" w:color="000000"/>
@@ -3881,7 +3881,7 @@
         <w:trPr/>
         <w:tc>
           <w:tcPr>
-            <w:tcW w:w="720" w:type="dxa"/>
+            <w:tcW w:w="616" w:type="dxa"/>
             <w:tcBorders>
               <w:start w:val="single" w:sz="4" w:space="0" w:color="000000"/>
               <w:bottom w:val="single" w:sz="4" w:space="0" w:color="000000"/>
@@ -3901,7 +3901,7 @@
         </w:tc>
         <w:tc>
           <w:tcPr>
-            <w:tcW w:w="3327" w:type="dxa"/>
+            <w:tcW w:w="3599" w:type="dxa"/>
             <w:tcBorders>
               <w:start w:val="single" w:sz="4" w:space="0" w:color="000000"/>
               <w:bottom w:val="single" w:sz="4" w:space="0" w:color="000000"/>
@@ -3921,7 +3921,7 @@
         </w:tc>
         <w:tc>
           <w:tcPr>
-            <w:tcW w:w="1173" w:type="dxa"/>
+            <w:tcW w:w="1275" w:type="dxa"/>
             <w:tcBorders>
               <w:start w:val="single" w:sz="4" w:space="0" w:color="000000"/>
               <w:bottom w:val="single" w:sz="4" w:space="0" w:color="000000"/>
@@ -3941,7 +3941,7 @@
         </w:tc>
         <w:tc>
           <w:tcPr>
-            <w:tcW w:w="1257" w:type="dxa"/>
+            <w:tcW w:w="1129" w:type="dxa"/>
             <w:tcBorders>
               <w:start w:val="single" w:sz="4" w:space="0" w:color="000000"/>
               <w:bottom w:val="single" w:sz="4" w:space="0" w:color="000000"/>
@@ -3961,7 +3961,7 @@
         </w:tc>
         <w:tc>
           <w:tcPr>
-            <w:tcW w:w="993" w:type="dxa"/>
+            <w:tcW w:w="880" w:type="dxa"/>
             <w:tcBorders>
               <w:start w:val="single" w:sz="4" w:space="0" w:color="000000"/>
               <w:bottom w:val="single" w:sz="4" w:space="0" w:color="000000"/>
@@ -3981,7 +3981,7 @@
         </w:tc>
         <w:tc>
           <w:tcPr>
-            <w:tcW w:w="1196" w:type="dxa"/>
+            <w:tcW w:w="1167" w:type="dxa"/>
             <w:tcBorders>
               <w:start w:val="single" w:sz="4" w:space="0" w:color="000000"/>
               <w:bottom w:val="single" w:sz="4" w:space="0" w:color="000000"/>
@@ -3996,7 +3996,7 @@
             </w:pPr>
             <w:r>
               <w:rPr/>
-              <w:t>2</w:t>
+              <w:t>1.1</w:t>
             </w:r>
           </w:p>
         </w:tc>
@@ -4005,7 +4005,7 @@
         <w:trPr/>
         <w:tc>
           <w:tcPr>
-            <w:tcW w:w="720" w:type="dxa"/>
+            <w:tcW w:w="616" w:type="dxa"/>
             <w:tcBorders>
               <w:start w:val="single" w:sz="4" w:space="0" w:color="000000"/>
               <w:bottom w:val="single" w:sz="4" w:space="0" w:color="000000"/>
@@ -4025,7 +4025,7 @@
         </w:tc>
         <w:tc>
           <w:tcPr>
-            <w:tcW w:w="3327" w:type="dxa"/>
+            <w:tcW w:w="3599" w:type="dxa"/>
             <w:tcBorders>
               <w:start w:val="single" w:sz="4" w:space="0" w:color="000000"/>
               <w:bottom w:val="single" w:sz="4" w:space="0" w:color="000000"/>
@@ -4045,7 +4045,7 @@
         </w:tc>
         <w:tc>
           <w:tcPr>
-            <w:tcW w:w="1173" w:type="dxa"/>
+            <w:tcW w:w="1275" w:type="dxa"/>
             <w:tcBorders>
               <w:start w:val="single" w:sz="4" w:space="0" w:color="000000"/>
               <w:bottom w:val="single" w:sz="4" w:space="0" w:color="000000"/>
@@ -4065,7 +4065,7 @@
         </w:tc>
         <w:tc>
           <w:tcPr>
-            <w:tcW w:w="1257" w:type="dxa"/>
+            <w:tcW w:w="1129" w:type="dxa"/>
             <w:tcBorders>
               <w:start w:val="single" w:sz="4" w:space="0" w:color="000000"/>
               <w:bottom w:val="single" w:sz="4" w:space="0" w:color="000000"/>
@@ -4085,7 +4085,7 @@
         </w:tc>
         <w:tc>
           <w:tcPr>
-            <w:tcW w:w="993" w:type="dxa"/>
+            <w:tcW w:w="880" w:type="dxa"/>
             <w:tcBorders>
               <w:start w:val="single" w:sz="4" w:space="0" w:color="000000"/>
               <w:bottom w:val="single" w:sz="4" w:space="0" w:color="000000"/>
@@ -4105,7 +4105,7 @@
         </w:tc>
         <w:tc>
           <w:tcPr>
-            <w:tcW w:w="1196" w:type="dxa"/>
+            <w:tcW w:w="1167" w:type="dxa"/>
             <w:tcBorders>
               <w:start w:val="single" w:sz="4" w:space="0" w:color="000000"/>
               <w:bottom w:val="single" w:sz="4" w:space="0" w:color="000000"/>
@@ -4120,7 +4120,7 @@
             </w:pPr>
             <w:r>
               <w:rPr/>
-              <w:t>2</w:t>
+              <w:t>1.1</w:t>
             </w:r>
           </w:p>
         </w:tc>
@@ -4129,7 +4129,7 @@
         <w:trPr/>
         <w:tc>
           <w:tcPr>
-            <w:tcW w:w="720" w:type="dxa"/>
+            <w:tcW w:w="616" w:type="dxa"/>
             <w:tcBorders>
               <w:start w:val="single" w:sz="4" w:space="0" w:color="000000"/>
               <w:bottom w:val="single" w:sz="4" w:space="0" w:color="000000"/>
@@ -4149,7 +4149,7 @@
         </w:tc>
         <w:tc>
           <w:tcPr>
-            <w:tcW w:w="3327" w:type="dxa"/>
+            <w:tcW w:w="3599" w:type="dxa"/>
             <w:tcBorders>
               <w:start w:val="single" w:sz="4" w:space="0" w:color="000000"/>
               <w:bottom w:val="single" w:sz="4" w:space="0" w:color="000000"/>
@@ -4169,7 +4169,7 @@
         </w:tc>
         <w:tc>
           <w:tcPr>
-            <w:tcW w:w="1173" w:type="dxa"/>
+            <w:tcW w:w="1275" w:type="dxa"/>
             <w:tcBorders>
               <w:start w:val="single" w:sz="4" w:space="0" w:color="000000"/>
               <w:bottom w:val="single" w:sz="4" w:space="0" w:color="000000"/>
@@ -4189,7 +4189,7 @@
         </w:tc>
         <w:tc>
           <w:tcPr>
-            <w:tcW w:w="1257" w:type="dxa"/>
+            <w:tcW w:w="1129" w:type="dxa"/>
             <w:tcBorders>
               <w:start w:val="single" w:sz="4" w:space="0" w:color="000000"/>
               <w:bottom w:val="single" w:sz="4" w:space="0" w:color="000000"/>
@@ -4209,7 +4209,7 @@
         </w:tc>
         <w:tc>
           <w:tcPr>
-            <w:tcW w:w="993" w:type="dxa"/>
+            <w:tcW w:w="880" w:type="dxa"/>
             <w:tcBorders>
               <w:start w:val="single" w:sz="4" w:space="0" w:color="000000"/>
               <w:bottom w:val="single" w:sz="4" w:space="0" w:color="000000"/>
@@ -4229,7 +4229,7 @@
         </w:tc>
         <w:tc>
           <w:tcPr>
-            <w:tcW w:w="1196" w:type="dxa"/>
+            <w:tcW w:w="1167" w:type="dxa"/>
             <w:tcBorders>
               <w:start w:val="single" w:sz="4" w:space="0" w:color="000000"/>
               <w:bottom w:val="single" w:sz="4" w:space="0" w:color="000000"/>
@@ -4244,7 +4244,7 @@
             </w:pPr>
             <w:r>
               <w:rPr/>
-              <w:t>3; 4</w:t>
+              <w:t>1.2; 1.3</w:t>
             </w:r>
           </w:p>
         </w:tc>
@@ -4253,7 +4253,7 @@
         <w:trPr/>
         <w:tc>
           <w:tcPr>
-            <w:tcW w:w="720" w:type="dxa"/>
+            <w:tcW w:w="616" w:type="dxa"/>
             <w:tcBorders>
               <w:start w:val="single" w:sz="4" w:space="0" w:color="000000"/>
               <w:bottom w:val="single" w:sz="4" w:space="0" w:color="000000"/>
@@ -4273,7 +4273,7 @@
         </w:tc>
         <w:tc>
           <w:tcPr>
-            <w:tcW w:w="3327" w:type="dxa"/>
+            <w:tcW w:w="3599" w:type="dxa"/>
             <w:tcBorders>
               <w:start w:val="single" w:sz="4" w:space="0" w:color="000000"/>
               <w:bottom w:val="single" w:sz="4" w:space="0" w:color="000000"/>
@@ -4293,7 +4293,7 @@
         </w:tc>
         <w:tc>
           <w:tcPr>
-            <w:tcW w:w="1173" w:type="dxa"/>
+            <w:tcW w:w="1275" w:type="dxa"/>
             <w:tcBorders>
               <w:start w:val="single" w:sz="4" w:space="0" w:color="000000"/>
               <w:bottom w:val="single" w:sz="4" w:space="0" w:color="000000"/>
@@ -4313,7 +4313,7 @@
         </w:tc>
         <w:tc>
           <w:tcPr>
-            <w:tcW w:w="1257" w:type="dxa"/>
+            <w:tcW w:w="1129" w:type="dxa"/>
             <w:tcBorders>
               <w:start w:val="single" w:sz="4" w:space="0" w:color="000000"/>
               <w:bottom w:val="single" w:sz="4" w:space="0" w:color="000000"/>
@@ -4333,7 +4333,7 @@
         </w:tc>
         <w:tc>
           <w:tcPr>
-            <w:tcW w:w="993" w:type="dxa"/>
+            <w:tcW w:w="880" w:type="dxa"/>
             <w:tcBorders>
               <w:start w:val="single" w:sz="4" w:space="0" w:color="000000"/>
               <w:bottom w:val="single" w:sz="4" w:space="0" w:color="000000"/>
@@ -4353,7 +4353,7 @@
         </w:tc>
         <w:tc>
           <w:tcPr>
-            <w:tcW w:w="1196" w:type="dxa"/>
+            <w:tcW w:w="1167" w:type="dxa"/>
             <w:tcBorders>
               <w:start w:val="single" w:sz="4" w:space="0" w:color="000000"/>
               <w:bottom w:val="single" w:sz="4" w:space="0" w:color="000000"/>
@@ -4368,7 +4368,7 @@
             </w:pPr>
             <w:r>
               <w:rPr/>
-              <w:t>5</w:t>
+              <w:t>1.4</w:t>
             </w:r>
           </w:p>
         </w:tc>
@@ -4377,7 +4377,7 @@
         <w:trPr/>
         <w:tc>
           <w:tcPr>
-            <w:tcW w:w="720" w:type="dxa"/>
+            <w:tcW w:w="616" w:type="dxa"/>
             <w:tcBorders>
               <w:start w:val="single" w:sz="4" w:space="0" w:color="000000"/>
               <w:bottom w:val="single" w:sz="4" w:space="0" w:color="000000"/>
@@ -4397,7 +4397,7 @@
         </w:tc>
         <w:tc>
           <w:tcPr>
-            <w:tcW w:w="3327" w:type="dxa"/>
+            <w:tcW w:w="3599" w:type="dxa"/>
             <w:tcBorders>
               <w:start w:val="single" w:sz="4" w:space="0" w:color="000000"/>
               <w:bottom w:val="single" w:sz="4" w:space="0" w:color="000000"/>
@@ -4417,7 +4417,7 @@
         </w:tc>
         <w:tc>
           <w:tcPr>
-            <w:tcW w:w="1173" w:type="dxa"/>
+            <w:tcW w:w="1275" w:type="dxa"/>
             <w:tcBorders>
               <w:start w:val="single" w:sz="4" w:space="0" w:color="000000"/>
               <w:bottom w:val="single" w:sz="4" w:space="0" w:color="000000"/>
@@ -4437,7 +4437,7 @@
         </w:tc>
         <w:tc>
           <w:tcPr>
-            <w:tcW w:w="1257" w:type="dxa"/>
+            <w:tcW w:w="1129" w:type="dxa"/>
             <w:tcBorders>
               <w:start w:val="single" w:sz="4" w:space="0" w:color="000000"/>
               <w:bottom w:val="single" w:sz="4" w:space="0" w:color="000000"/>
@@ -4457,7 +4457,7 @@
         </w:tc>
         <w:tc>
           <w:tcPr>
-            <w:tcW w:w="993" w:type="dxa"/>
+            <w:tcW w:w="880" w:type="dxa"/>
             <w:tcBorders>
               <w:start w:val="single" w:sz="4" w:space="0" w:color="000000"/>
               <w:bottom w:val="single" w:sz="4" w:space="0" w:color="000000"/>
@@ -4477,7 +4477,7 @@
         </w:tc>
         <w:tc>
           <w:tcPr>
-            <w:tcW w:w="1196" w:type="dxa"/>
+            <w:tcW w:w="1167" w:type="dxa"/>
             <w:tcBorders>
               <w:start w:val="single" w:sz="4" w:space="0" w:color="000000"/>
               <w:bottom w:val="single" w:sz="4" w:space="0" w:color="000000"/>
@@ -4492,7 +4492,7 @@
             </w:pPr>
             <w:r>
               <w:rPr/>
-              <w:t>5</w:t>
+              <w:t>1.4</w:t>
             </w:r>
           </w:p>
         </w:tc>
@@ -4501,7 +4501,7 @@
         <w:trPr/>
         <w:tc>
           <w:tcPr>
-            <w:tcW w:w="720" w:type="dxa"/>
+            <w:tcW w:w="616" w:type="dxa"/>
             <w:tcBorders>
               <w:start w:val="single" w:sz="4" w:space="0" w:color="000000"/>
               <w:bottom w:val="single" w:sz="4" w:space="0" w:color="000000"/>
@@ -4521,7 +4521,7 @@
         </w:tc>
         <w:tc>
           <w:tcPr>
-            <w:tcW w:w="3327" w:type="dxa"/>
+            <w:tcW w:w="3599" w:type="dxa"/>
             <w:tcBorders>
               <w:start w:val="single" w:sz="4" w:space="0" w:color="000000"/>
               <w:bottom w:val="single" w:sz="4" w:space="0" w:color="000000"/>
@@ -4541,7 +4541,7 @@
         </w:tc>
         <w:tc>
           <w:tcPr>
-            <w:tcW w:w="1173" w:type="dxa"/>
+            <w:tcW w:w="1275" w:type="dxa"/>
             <w:tcBorders>
               <w:start w:val="single" w:sz="4" w:space="0" w:color="000000"/>
               <w:bottom w:val="single" w:sz="4" w:space="0" w:color="000000"/>
@@ -4561,7 +4561,7 @@
         </w:tc>
         <w:tc>
           <w:tcPr>
-            <w:tcW w:w="1257" w:type="dxa"/>
+            <w:tcW w:w="1129" w:type="dxa"/>
             <w:tcBorders>
               <w:start w:val="single" w:sz="4" w:space="0" w:color="000000"/>
               <w:bottom w:val="single" w:sz="4" w:space="0" w:color="000000"/>
@@ -4581,7 +4581,7 @@
         </w:tc>
         <w:tc>
           <w:tcPr>
-            <w:tcW w:w="993" w:type="dxa"/>
+            <w:tcW w:w="880" w:type="dxa"/>
             <w:tcBorders>
               <w:start w:val="single" w:sz="4" w:space="0" w:color="000000"/>
               <w:bottom w:val="single" w:sz="4" w:space="0" w:color="000000"/>
@@ -4601,7 +4601,7 @@
         </w:tc>
         <w:tc>
           <w:tcPr>
-            <w:tcW w:w="1196" w:type="dxa"/>
+            <w:tcW w:w="1167" w:type="dxa"/>
             <w:tcBorders>
               <w:start w:val="single" w:sz="4" w:space="0" w:color="000000"/>
               <w:bottom w:val="single" w:sz="4" w:space="0" w:color="000000"/>
@@ -4616,7 +4616,7 @@
             </w:pPr>
             <w:r>
               <w:rPr/>
-              <w:t>7; 8</w:t>
+              <w:t>2.1; 2.2</w:t>
             </w:r>
           </w:p>
         </w:tc>
@@ -4625,7 +4625,7 @@
         <w:trPr/>
         <w:tc>
           <w:tcPr>
-            <w:tcW w:w="720" w:type="dxa"/>
+            <w:tcW w:w="616" w:type="dxa"/>
             <w:tcBorders>
               <w:start w:val="single" w:sz="4" w:space="0" w:color="000000"/>
               <w:bottom w:val="single" w:sz="4" w:space="0" w:color="000000"/>
@@ -4645,7 +4645,7 @@
         </w:tc>
         <w:tc>
           <w:tcPr>
-            <w:tcW w:w="3327" w:type="dxa"/>
+            <w:tcW w:w="3599" w:type="dxa"/>
             <w:tcBorders>
               <w:start w:val="single" w:sz="4" w:space="0" w:color="000000"/>
               <w:bottom w:val="single" w:sz="4" w:space="0" w:color="000000"/>
@@ -4665,7 +4665,7 @@
         </w:tc>
         <w:tc>
           <w:tcPr>
-            <w:tcW w:w="1173" w:type="dxa"/>
+            <w:tcW w:w="1275" w:type="dxa"/>
             <w:tcBorders>
               <w:start w:val="single" w:sz="4" w:space="0" w:color="000000"/>
               <w:bottom w:val="single" w:sz="4" w:space="0" w:color="000000"/>
@@ -4685,7 +4685,7 @@
         </w:tc>
         <w:tc>
           <w:tcPr>
-            <w:tcW w:w="1257" w:type="dxa"/>
+            <w:tcW w:w="1129" w:type="dxa"/>
             <w:tcBorders>
               <w:start w:val="single" w:sz="4" w:space="0" w:color="000000"/>
               <w:bottom w:val="single" w:sz="4" w:space="0" w:color="000000"/>
@@ -4705,7 +4705,7 @@
         </w:tc>
         <w:tc>
           <w:tcPr>
-            <w:tcW w:w="993" w:type="dxa"/>
+            <w:tcW w:w="880" w:type="dxa"/>
             <w:tcBorders>
               <w:start w:val="single" w:sz="4" w:space="0" w:color="000000"/>
               <w:bottom w:val="single" w:sz="4" w:space="0" w:color="000000"/>
@@ -4725,7 +4725,7 @@
         </w:tc>
         <w:tc>
           <w:tcPr>
-            <w:tcW w:w="1196" w:type="dxa"/>
+            <w:tcW w:w="1167" w:type="dxa"/>
             <w:tcBorders>
               <w:start w:val="single" w:sz="4" w:space="0" w:color="000000"/>
               <w:bottom w:val="single" w:sz="4" w:space="0" w:color="000000"/>
@@ -4740,7 +4740,7 @@
             </w:pPr>
             <w:r>
               <w:rPr/>
-              <w:t>9</w:t>
+              <w:t>2.3</w:t>
             </w:r>
           </w:p>
         </w:tc>
@@ -4749,7 +4749,7 @@
         <w:trPr/>
         <w:tc>
           <w:tcPr>
-            <w:tcW w:w="720" w:type="dxa"/>
+            <w:tcW w:w="616" w:type="dxa"/>
             <w:tcBorders>
               <w:start w:val="single" w:sz="4" w:space="0" w:color="000000"/>
               <w:bottom w:val="single" w:sz="4" w:space="0" w:color="000000"/>
@@ -4769,7 +4769,7 @@
         </w:tc>
         <w:tc>
           <w:tcPr>
-            <w:tcW w:w="3327" w:type="dxa"/>
+            <w:tcW w:w="3599" w:type="dxa"/>
             <w:tcBorders>
               <w:start w:val="single" w:sz="4" w:space="0" w:color="000000"/>
               <w:bottom w:val="single" w:sz="4" w:space="0" w:color="000000"/>
@@ -4789,7 +4789,7 @@
         </w:tc>
         <w:tc>
           <w:tcPr>
-            <w:tcW w:w="1173" w:type="dxa"/>
+            <w:tcW w:w="1275" w:type="dxa"/>
             <w:tcBorders>
               <w:start w:val="single" w:sz="4" w:space="0" w:color="000000"/>
               <w:bottom w:val="single" w:sz="4" w:space="0" w:color="000000"/>
@@ -4809,7 +4809,7 @@
         </w:tc>
         <w:tc>
           <w:tcPr>
-            <w:tcW w:w="1257" w:type="dxa"/>
+            <w:tcW w:w="1129" w:type="dxa"/>
             <w:tcBorders>
               <w:start w:val="single" w:sz="4" w:space="0" w:color="000000"/>
               <w:bottom w:val="single" w:sz="4" w:space="0" w:color="000000"/>
@@ -4829,7 +4829,7 @@
         </w:tc>
         <w:tc>
           <w:tcPr>
-            <w:tcW w:w="993" w:type="dxa"/>
+            <w:tcW w:w="880" w:type="dxa"/>
             <w:tcBorders>
               <w:start w:val="single" w:sz="4" w:space="0" w:color="000000"/>
               <w:bottom w:val="single" w:sz="4" w:space="0" w:color="000000"/>
@@ -4849,7 +4849,7 @@
         </w:tc>
         <w:tc>
           <w:tcPr>
-            <w:tcW w:w="1196" w:type="dxa"/>
+            <w:tcW w:w="1167" w:type="dxa"/>
             <w:tcBorders>
               <w:start w:val="single" w:sz="4" w:space="0" w:color="000000"/>
               <w:bottom w:val="single" w:sz="4" w:space="0" w:color="000000"/>
@@ -4864,7 +4864,7 @@
             </w:pPr>
             <w:r>
               <w:rPr/>
-              <w:t>9</w:t>
+              <w:t>2.3</w:t>
             </w:r>
           </w:p>
         </w:tc>
@@ -4873,7 +4873,7 @@
         <w:trPr/>
         <w:tc>
           <w:tcPr>
-            <w:tcW w:w="720" w:type="dxa"/>
+            <w:tcW w:w="616" w:type="dxa"/>
             <w:tcBorders>
               <w:start w:val="single" w:sz="4" w:space="0" w:color="000000"/>
               <w:bottom w:val="single" w:sz="4" w:space="0" w:color="000000"/>
@@ -4893,7 +4893,7 @@
         </w:tc>
         <w:tc>
           <w:tcPr>
-            <w:tcW w:w="3327" w:type="dxa"/>
+            <w:tcW w:w="3599" w:type="dxa"/>
             <w:tcBorders>
               <w:start w:val="single" w:sz="4" w:space="0" w:color="000000"/>
               <w:bottom w:val="single" w:sz="4" w:space="0" w:color="000000"/>
@@ -4913,7 +4913,7 @@
         </w:tc>
         <w:tc>
           <w:tcPr>
-            <w:tcW w:w="1173" w:type="dxa"/>
+            <w:tcW w:w="1275" w:type="dxa"/>
             <w:tcBorders>
               <w:start w:val="single" w:sz="4" w:space="0" w:color="000000"/>
               <w:bottom w:val="single" w:sz="4" w:space="0" w:color="000000"/>
@@ -4933,7 +4933,7 @@
         </w:tc>
         <w:tc>
           <w:tcPr>
-            <w:tcW w:w="1257" w:type="dxa"/>
+            <w:tcW w:w="1129" w:type="dxa"/>
             <w:tcBorders>
               <w:start w:val="single" w:sz="4" w:space="0" w:color="000000"/>
               <w:bottom w:val="single" w:sz="4" w:space="0" w:color="000000"/>
@@ -4953,7 +4953,7 @@
         </w:tc>
         <w:tc>
           <w:tcPr>
-            <w:tcW w:w="993" w:type="dxa"/>
+            <w:tcW w:w="880" w:type="dxa"/>
             <w:tcBorders>
               <w:start w:val="single" w:sz="4" w:space="0" w:color="000000"/>
               <w:bottom w:val="single" w:sz="4" w:space="0" w:color="000000"/>
@@ -4973,7 +4973,7 @@
         </w:tc>
         <w:tc>
           <w:tcPr>
-            <w:tcW w:w="1196" w:type="dxa"/>
+            <w:tcW w:w="1167" w:type="dxa"/>
             <w:tcBorders>
               <w:start w:val="single" w:sz="4" w:space="0" w:color="000000"/>
               <w:bottom w:val="single" w:sz="4" w:space="0" w:color="000000"/>
@@ -4988,7 +4988,7 @@
             </w:pPr>
             <w:r>
               <w:rPr/>
-              <w:t>11</w:t>
+              <w:t>3.1</w:t>
             </w:r>
           </w:p>
         </w:tc>
@@ -4997,7 +4997,7 @@
         <w:trPr/>
         <w:tc>
           <w:tcPr>
-            <w:tcW w:w="720" w:type="dxa"/>
+            <w:tcW w:w="616" w:type="dxa"/>
             <w:tcBorders>
               <w:start w:val="single" w:sz="4" w:space="0" w:color="000000"/>
               <w:bottom w:val="single" w:sz="4" w:space="0" w:color="000000"/>
@@ -5017,7 +5017,7 @@
         </w:tc>
         <w:tc>
           <w:tcPr>
-            <w:tcW w:w="3327" w:type="dxa"/>
+            <w:tcW w:w="3599" w:type="dxa"/>
             <w:tcBorders>
               <w:start w:val="single" w:sz="4" w:space="0" w:color="000000"/>
               <w:bottom w:val="single" w:sz="4" w:space="0" w:color="000000"/>
@@ -5037,7 +5037,7 @@
         </w:tc>
         <w:tc>
           <w:tcPr>
-            <w:tcW w:w="1173" w:type="dxa"/>
+            <w:tcW w:w="1275" w:type="dxa"/>
             <w:tcBorders>
               <w:start w:val="single" w:sz="4" w:space="0" w:color="000000"/>
               <w:bottom w:val="single" w:sz="4" w:space="0" w:color="000000"/>
@@ -5057,7 +5057,7 @@
         </w:tc>
         <w:tc>
           <w:tcPr>
-            <w:tcW w:w="1257" w:type="dxa"/>
+            <w:tcW w:w="1129" w:type="dxa"/>
             <w:tcBorders>
               <w:start w:val="single" w:sz="4" w:space="0" w:color="000000"/>
               <w:bottom w:val="single" w:sz="4" w:space="0" w:color="000000"/>
@@ -5077,7 +5077,7 @@
         </w:tc>
         <w:tc>
           <w:tcPr>
-            <w:tcW w:w="993" w:type="dxa"/>
+            <w:tcW w:w="880" w:type="dxa"/>
             <w:tcBorders>
               <w:start w:val="single" w:sz="4" w:space="0" w:color="000000"/>
               <w:bottom w:val="single" w:sz="4" w:space="0" w:color="000000"/>
@@ -5097,7 +5097,7 @@
         </w:tc>
         <w:tc>
           <w:tcPr>
-            <w:tcW w:w="1196" w:type="dxa"/>
+            <w:tcW w:w="1167" w:type="dxa"/>
             <w:tcBorders>
               <w:start w:val="single" w:sz="4" w:space="0" w:color="000000"/>
               <w:bottom w:val="single" w:sz="4" w:space="0" w:color="000000"/>
@@ -5112,7 +5112,7 @@
             </w:pPr>
             <w:r>
               <w:rPr/>
-              <w:t>12</w:t>
+              <w:t>3.2</w:t>
             </w:r>
           </w:p>
         </w:tc>
@@ -5121,7 +5121,7 @@
         <w:trPr/>
         <w:tc>
           <w:tcPr>
-            <w:tcW w:w="720" w:type="dxa"/>
+            <w:tcW w:w="616" w:type="dxa"/>
             <w:tcBorders>
               <w:start w:val="single" w:sz="4" w:space="0" w:color="000000"/>
               <w:bottom w:val="single" w:sz="4" w:space="0" w:color="000000"/>
@@ -5141,7 +5141,7 @@
         </w:tc>
         <w:tc>
           <w:tcPr>
-            <w:tcW w:w="3327" w:type="dxa"/>
+            <w:tcW w:w="3599" w:type="dxa"/>
             <w:tcBorders>
               <w:start w:val="single" w:sz="4" w:space="0" w:color="000000"/>
               <w:bottom w:val="single" w:sz="4" w:space="0" w:color="000000"/>
@@ -5161,7 +5161,7 @@
         </w:tc>
         <w:tc>
           <w:tcPr>
-            <w:tcW w:w="1173" w:type="dxa"/>
+            <w:tcW w:w="1275" w:type="dxa"/>
             <w:tcBorders>
               <w:start w:val="single" w:sz="4" w:space="0" w:color="000000"/>
               <w:bottom w:val="single" w:sz="4" w:space="0" w:color="000000"/>
@@ -5181,7 +5181,7 @@
         </w:tc>
         <w:tc>
           <w:tcPr>
-            <w:tcW w:w="1257" w:type="dxa"/>
+            <w:tcW w:w="1129" w:type="dxa"/>
             <w:tcBorders>
               <w:start w:val="single" w:sz="4" w:space="0" w:color="000000"/>
               <w:bottom w:val="single" w:sz="4" w:space="0" w:color="000000"/>
@@ -5201,7 +5201,7 @@
         </w:tc>
         <w:tc>
           <w:tcPr>
-            <w:tcW w:w="993" w:type="dxa"/>
+            <w:tcW w:w="880" w:type="dxa"/>
             <w:tcBorders>
               <w:start w:val="single" w:sz="4" w:space="0" w:color="000000"/>
               <w:bottom w:val="single" w:sz="4" w:space="0" w:color="000000"/>
@@ -5221,7 +5221,7 @@
         </w:tc>
         <w:tc>
           <w:tcPr>
-            <w:tcW w:w="1196" w:type="dxa"/>
+            <w:tcW w:w="1167" w:type="dxa"/>
             <w:tcBorders>
               <w:start w:val="single" w:sz="4" w:space="0" w:color="000000"/>
               <w:bottom w:val="single" w:sz="4" w:space="0" w:color="000000"/>
@@ -5236,7 +5236,7 @@
             </w:pPr>
             <w:r>
               <w:rPr/>
-              <w:t>13; 14</w:t>
+              <w:t>3.3; 3.4</w:t>
             </w:r>
           </w:p>
         </w:tc>
@@ -5245,7 +5245,7 @@
         <w:trPr/>
         <w:tc>
           <w:tcPr>
-            <w:tcW w:w="720" w:type="dxa"/>
+            <w:tcW w:w="616" w:type="dxa"/>
             <w:tcBorders>
               <w:start w:val="single" w:sz="4" w:space="0" w:color="000000"/>
               <w:bottom w:val="single" w:sz="4" w:space="0" w:color="000000"/>
@@ -5265,7 +5265,7 @@
         </w:tc>
         <w:tc>
           <w:tcPr>
-            <w:tcW w:w="3327" w:type="dxa"/>
+            <w:tcW w:w="3599" w:type="dxa"/>
             <w:tcBorders>
               <w:start w:val="single" w:sz="4" w:space="0" w:color="000000"/>
               <w:bottom w:val="single" w:sz="4" w:space="0" w:color="000000"/>
@@ -5285,7 +5285,7 @@
         </w:tc>
         <w:tc>
           <w:tcPr>
-            <w:tcW w:w="1173" w:type="dxa"/>
+            <w:tcW w:w="1275" w:type="dxa"/>
             <w:tcBorders>
               <w:start w:val="single" w:sz="4" w:space="0" w:color="000000"/>
               <w:bottom w:val="single" w:sz="4" w:space="0" w:color="000000"/>
@@ -5305,7 +5305,7 @@
         </w:tc>
         <w:tc>
           <w:tcPr>
-            <w:tcW w:w="1257" w:type="dxa"/>
+            <w:tcW w:w="1129" w:type="dxa"/>
             <w:tcBorders>
               <w:start w:val="single" w:sz="4" w:space="0" w:color="000000"/>
               <w:bottom w:val="single" w:sz="4" w:space="0" w:color="000000"/>
@@ -5325,7 +5325,7 @@
         </w:tc>
         <w:tc>
           <w:tcPr>
-            <w:tcW w:w="993" w:type="dxa"/>
+            <w:tcW w:w="880" w:type="dxa"/>
             <w:tcBorders>
               <w:start w:val="single" w:sz="4" w:space="0" w:color="000000"/>
               <w:bottom w:val="single" w:sz="4" w:space="0" w:color="000000"/>
@@ -5345,7 +5345,7 @@
         </w:tc>
         <w:tc>
           <w:tcPr>
-            <w:tcW w:w="1196" w:type="dxa"/>
+            <w:tcW w:w="1167" w:type="dxa"/>
             <w:tcBorders>
               <w:start w:val="single" w:sz="4" w:space="0" w:color="000000"/>
               <w:bottom w:val="single" w:sz="4" w:space="0" w:color="000000"/>
@@ -5360,7 +5360,7 @@
             </w:pPr>
             <w:r>
               <w:rPr/>
-              <w:t>13</w:t>
+              <w:t>3.3</w:t>
             </w:r>
           </w:p>
         </w:tc>
@@ -5369,7 +5369,7 @@
         <w:trPr/>
         <w:tc>
           <w:tcPr>
-            <w:tcW w:w="720" w:type="dxa"/>
+            <w:tcW w:w="616" w:type="dxa"/>
             <w:tcBorders>
               <w:start w:val="single" w:sz="4" w:space="0" w:color="000000"/>
               <w:bottom w:val="single" w:sz="4" w:space="0" w:color="000000"/>
@@ -5389,7 +5389,7 @@
         </w:tc>
         <w:tc>
           <w:tcPr>
-            <w:tcW w:w="3327" w:type="dxa"/>
+            <w:tcW w:w="3599" w:type="dxa"/>
             <w:tcBorders>
               <w:start w:val="single" w:sz="4" w:space="0" w:color="000000"/>
               <w:bottom w:val="single" w:sz="4" w:space="0" w:color="000000"/>
@@ -5409,7 +5409,7 @@
         </w:tc>
         <w:tc>
           <w:tcPr>
-            <w:tcW w:w="1173" w:type="dxa"/>
+            <w:tcW w:w="1275" w:type="dxa"/>
             <w:tcBorders>
               <w:start w:val="single" w:sz="4" w:space="0" w:color="000000"/>
               <w:bottom w:val="single" w:sz="4" w:space="0" w:color="000000"/>
@@ -5429,7 +5429,7 @@
         </w:tc>
         <w:tc>
           <w:tcPr>
-            <w:tcW w:w="1257" w:type="dxa"/>
+            <w:tcW w:w="1129" w:type="dxa"/>
             <w:tcBorders>
               <w:start w:val="single" w:sz="4" w:space="0" w:color="000000"/>
               <w:bottom w:val="single" w:sz="4" w:space="0" w:color="000000"/>
@@ -5449,7 +5449,7 @@
         </w:tc>
         <w:tc>
           <w:tcPr>
-            <w:tcW w:w="993" w:type="dxa"/>
+            <w:tcW w:w="880" w:type="dxa"/>
             <w:tcBorders>
               <w:start w:val="single" w:sz="4" w:space="0" w:color="000000"/>
               <w:bottom w:val="single" w:sz="4" w:space="0" w:color="000000"/>
@@ -5469,7 +5469,7 @@
         </w:tc>
         <w:tc>
           <w:tcPr>
-            <w:tcW w:w="1196" w:type="dxa"/>
+            <w:tcW w:w="1167" w:type="dxa"/>
             <w:tcBorders>
               <w:start w:val="single" w:sz="4" w:space="0" w:color="000000"/>
               <w:bottom w:val="single" w:sz="4" w:space="0" w:color="000000"/>
@@ -5484,7 +5484,7 @@
             </w:pPr>
             <w:r>
               <w:rPr/>
-              <w:t>14</w:t>
+              <w:t>3.4</w:t>
             </w:r>
           </w:p>
         </w:tc>
@@ -5493,7 +5493,7 @@
         <w:trPr/>
         <w:tc>
           <w:tcPr>
-            <w:tcW w:w="720" w:type="dxa"/>
+            <w:tcW w:w="616" w:type="dxa"/>
             <w:tcBorders>
               <w:start w:val="single" w:sz="4" w:space="0" w:color="000000"/>
               <w:bottom w:val="single" w:sz="4" w:space="0" w:color="000000"/>
@@ -5513,7 +5513,7 @@
         </w:tc>
         <w:tc>
           <w:tcPr>
-            <w:tcW w:w="3327" w:type="dxa"/>
+            <w:tcW w:w="3599" w:type="dxa"/>
             <w:tcBorders>
               <w:start w:val="single" w:sz="4" w:space="0" w:color="000000"/>
               <w:bottom w:val="single" w:sz="4" w:space="0" w:color="000000"/>
@@ -5533,7 +5533,7 @@
         </w:tc>
         <w:tc>
           <w:tcPr>
-            <w:tcW w:w="1173" w:type="dxa"/>
+            <w:tcW w:w="1275" w:type="dxa"/>
             <w:tcBorders>
               <w:start w:val="single" w:sz="4" w:space="0" w:color="000000"/>
               <w:bottom w:val="single" w:sz="4" w:space="0" w:color="000000"/>
@@ -5553,7 +5553,7 @@
         </w:tc>
         <w:tc>
           <w:tcPr>
-            <w:tcW w:w="1257" w:type="dxa"/>
+            <w:tcW w:w="1129" w:type="dxa"/>
             <w:tcBorders>
               <w:start w:val="single" w:sz="4" w:space="0" w:color="000000"/>
               <w:bottom w:val="single" w:sz="4" w:space="0" w:color="000000"/>
@@ -5573,7 +5573,7 @@
         </w:tc>
         <w:tc>
           <w:tcPr>
-            <w:tcW w:w="993" w:type="dxa"/>
+            <w:tcW w:w="880" w:type="dxa"/>
             <w:tcBorders>
               <w:start w:val="single" w:sz="4" w:space="0" w:color="000000"/>
               <w:bottom w:val="single" w:sz="4" w:space="0" w:color="000000"/>
@@ -5593,7 +5593,7 @@
         </w:tc>
         <w:tc>
           <w:tcPr>
-            <w:tcW w:w="1196" w:type="dxa"/>
+            <w:tcW w:w="1167" w:type="dxa"/>
             <w:tcBorders>
               <w:start w:val="single" w:sz="4" w:space="0" w:color="000000"/>
               <w:bottom w:val="single" w:sz="4" w:space="0" w:color="000000"/>
@@ -5608,7 +5608,7 @@
             </w:pPr>
             <w:r>
               <w:rPr/>
-              <w:t>17; 18</w:t>
+              <w:t>4.1; 4.2</w:t>
             </w:r>
           </w:p>
         </w:tc>
@@ -5617,7 +5617,7 @@
         <w:trPr/>
         <w:tc>
           <w:tcPr>
-            <w:tcW w:w="720" w:type="dxa"/>
+            <w:tcW w:w="616" w:type="dxa"/>
             <w:tcBorders>
               <w:start w:val="single" w:sz="4" w:space="0" w:color="000000"/>
               <w:bottom w:val="single" w:sz="4" w:space="0" w:color="000000"/>
@@ -5637,7 +5637,7 @@
         </w:tc>
         <w:tc>
           <w:tcPr>
-            <w:tcW w:w="3327" w:type="dxa"/>
+            <w:tcW w:w="3599" w:type="dxa"/>
             <w:tcBorders>
               <w:start w:val="single" w:sz="4" w:space="0" w:color="000000"/>
               <w:bottom w:val="single" w:sz="4" w:space="0" w:color="000000"/>
@@ -5657,7 +5657,7 @@
         </w:tc>
         <w:tc>
           <w:tcPr>
-            <w:tcW w:w="1173" w:type="dxa"/>
+            <w:tcW w:w="1275" w:type="dxa"/>
             <w:tcBorders>
               <w:start w:val="single" w:sz="4" w:space="0" w:color="000000"/>
               <w:bottom w:val="single" w:sz="4" w:space="0" w:color="000000"/>
@@ -5677,7 +5677,7 @@
         </w:tc>
         <w:tc>
           <w:tcPr>
-            <w:tcW w:w="1257" w:type="dxa"/>
+            <w:tcW w:w="1129" w:type="dxa"/>
             <w:tcBorders>
               <w:start w:val="single" w:sz="4" w:space="0" w:color="000000"/>
               <w:bottom w:val="single" w:sz="4" w:space="0" w:color="000000"/>
@@ -5697,7 +5697,7 @@
         </w:tc>
         <w:tc>
           <w:tcPr>
-            <w:tcW w:w="993" w:type="dxa"/>
+            <w:tcW w:w="880" w:type="dxa"/>
             <w:tcBorders>
               <w:start w:val="single" w:sz="4" w:space="0" w:color="000000"/>
               <w:bottom w:val="single" w:sz="4" w:space="0" w:color="000000"/>
@@ -5717,7 +5717,7 @@
         </w:tc>
         <w:tc>
           <w:tcPr>
-            <w:tcW w:w="1196" w:type="dxa"/>
+            <w:tcW w:w="1167" w:type="dxa"/>
             <w:tcBorders>
               <w:start w:val="single" w:sz="4" w:space="0" w:color="000000"/>
               <w:bottom w:val="single" w:sz="4" w:space="0" w:color="000000"/>
@@ -5732,7 +5732,7 @@
             </w:pPr>
             <w:r>
               <w:rPr/>
-              <w:t>17; 18</w:t>
+              <w:t>4.1; 4.2</w:t>
             </w:r>
           </w:p>
         </w:tc>
@@ -5741,7 +5741,7 @@
         <w:trPr/>
         <w:tc>
           <w:tcPr>
-            <w:tcW w:w="720" w:type="dxa"/>
+            <w:tcW w:w="616" w:type="dxa"/>
             <w:tcBorders>
               <w:start w:val="single" w:sz="4" w:space="0" w:color="000000"/>
               <w:bottom w:val="single" w:sz="4" w:space="0" w:color="000000"/>
@@ -5761,7 +5761,7 @@
         </w:tc>
         <w:tc>
           <w:tcPr>
-            <w:tcW w:w="3327" w:type="dxa"/>
+            <w:tcW w:w="3599" w:type="dxa"/>
             <w:tcBorders>
               <w:start w:val="single" w:sz="4" w:space="0" w:color="000000"/>
               <w:bottom w:val="single" w:sz="4" w:space="0" w:color="000000"/>
@@ -5781,7 +5781,7 @@
         </w:tc>
         <w:tc>
           <w:tcPr>
-            <w:tcW w:w="1173" w:type="dxa"/>
+            <w:tcW w:w="1275" w:type="dxa"/>
             <w:tcBorders>
               <w:start w:val="single" w:sz="4" w:space="0" w:color="000000"/>
               <w:bottom w:val="single" w:sz="4" w:space="0" w:color="000000"/>
@@ -5801,7 +5801,7 @@
         </w:tc>
         <w:tc>
           <w:tcPr>
-            <w:tcW w:w="1257" w:type="dxa"/>
+            <w:tcW w:w="1129" w:type="dxa"/>
             <w:tcBorders>
               <w:start w:val="single" w:sz="4" w:space="0" w:color="000000"/>
               <w:bottom w:val="single" w:sz="4" w:space="0" w:color="000000"/>
@@ -5821,7 +5821,7 @@
         </w:tc>
         <w:tc>
           <w:tcPr>
-            <w:tcW w:w="993" w:type="dxa"/>
+            <w:tcW w:w="880" w:type="dxa"/>
             <w:tcBorders>
               <w:start w:val="single" w:sz="4" w:space="0" w:color="000000"/>
               <w:bottom w:val="single" w:sz="4" w:space="0" w:color="000000"/>
@@ -5841,7 +5841,7 @@
         </w:tc>
         <w:tc>
           <w:tcPr>
-            <w:tcW w:w="1196" w:type="dxa"/>
+            <w:tcW w:w="1167" w:type="dxa"/>
             <w:tcBorders>
               <w:start w:val="single" w:sz="4" w:space="0" w:color="000000"/>
               <w:bottom w:val="single" w:sz="4" w:space="0" w:color="000000"/>
@@ -5856,7 +5856,7 @@
             </w:pPr>
             <w:r>
               <w:rPr/>
-              <w:t>19; 20</w:t>
+              <w:t>4.3; 4.4</w:t>
             </w:r>
           </w:p>
         </w:tc>
@@ -5865,7 +5865,7 @@
         <w:trPr/>
         <w:tc>
           <w:tcPr>
-            <w:tcW w:w="720" w:type="dxa"/>
+            <w:tcW w:w="616" w:type="dxa"/>
             <w:tcBorders>
               <w:start w:val="single" w:sz="4" w:space="0" w:color="000000"/>
               <w:bottom w:val="single" w:sz="4" w:space="0" w:color="000000"/>
@@ -5885,7 +5885,7 @@
         </w:tc>
         <w:tc>
           <w:tcPr>
-            <w:tcW w:w="3327" w:type="dxa"/>
+            <w:tcW w:w="3599" w:type="dxa"/>
             <w:tcBorders>
               <w:start w:val="single" w:sz="4" w:space="0" w:color="000000"/>
               <w:bottom w:val="single" w:sz="4" w:space="0" w:color="000000"/>
@@ -5905,7 +5905,7 @@
         </w:tc>
         <w:tc>
           <w:tcPr>
-            <w:tcW w:w="1173" w:type="dxa"/>
+            <w:tcW w:w="1275" w:type="dxa"/>
             <w:tcBorders>
               <w:start w:val="single" w:sz="4" w:space="0" w:color="000000"/>
               <w:bottom w:val="single" w:sz="4" w:space="0" w:color="000000"/>
@@ -5925,7 +5925,7 @@
         </w:tc>
         <w:tc>
           <w:tcPr>
-            <w:tcW w:w="1257" w:type="dxa"/>
+            <w:tcW w:w="1129" w:type="dxa"/>
             <w:tcBorders>
               <w:start w:val="single" w:sz="4" w:space="0" w:color="000000"/>
               <w:bottom w:val="single" w:sz="4" w:space="0" w:color="000000"/>
@@ -5945,7 +5945,7 @@
         </w:tc>
         <w:tc>
           <w:tcPr>
-            <w:tcW w:w="993" w:type="dxa"/>
+            <w:tcW w:w="880" w:type="dxa"/>
             <w:tcBorders>
               <w:start w:val="single" w:sz="4" w:space="0" w:color="000000"/>
               <w:bottom w:val="single" w:sz="4" w:space="0" w:color="000000"/>
@@ -5965,7 +5965,7 @@
         </w:tc>
         <w:tc>
           <w:tcPr>
-            <w:tcW w:w="1196" w:type="dxa"/>
+            <w:tcW w:w="1167" w:type="dxa"/>
             <w:tcBorders>
               <w:start w:val="single" w:sz="4" w:space="0" w:color="000000"/>
               <w:bottom w:val="single" w:sz="4" w:space="0" w:color="000000"/>
@@ -5980,7 +5980,7 @@
             </w:pPr>
             <w:r>
               <w:rPr/>
-              <w:t>19; 20</w:t>
+              <w:t>4.3; 4.4</w:t>
             </w:r>
           </w:p>
         </w:tc>
@@ -5989,7 +5989,7 @@
         <w:trPr/>
         <w:tc>
           <w:tcPr>
-            <w:tcW w:w="720" w:type="dxa"/>
+            <w:tcW w:w="616" w:type="dxa"/>
             <w:tcBorders>
               <w:start w:val="single" w:sz="4" w:space="0" w:color="000000"/>
               <w:bottom w:val="single" w:sz="4" w:space="0" w:color="000000"/>
@@ -6009,7 +6009,7 @@
         </w:tc>
         <w:tc>
           <w:tcPr>
-            <w:tcW w:w="3327" w:type="dxa"/>
+            <w:tcW w:w="3599" w:type="dxa"/>
             <w:tcBorders>
               <w:start w:val="single" w:sz="4" w:space="0" w:color="000000"/>
               <w:bottom w:val="single" w:sz="4" w:space="0" w:color="000000"/>
@@ -6029,7 +6029,7 @@
         </w:tc>
         <w:tc>
           <w:tcPr>
-            <w:tcW w:w="1173" w:type="dxa"/>
+            <w:tcW w:w="1275" w:type="dxa"/>
             <w:tcBorders>
               <w:start w:val="single" w:sz="4" w:space="0" w:color="000000"/>
               <w:bottom w:val="single" w:sz="4" w:space="0" w:color="000000"/>
@@ -6049,7 +6049,7 @@
         </w:tc>
         <w:tc>
           <w:tcPr>
-            <w:tcW w:w="1257" w:type="dxa"/>
+            <w:tcW w:w="1129" w:type="dxa"/>
             <w:tcBorders>
               <w:start w:val="single" w:sz="4" w:space="0" w:color="000000"/>
               <w:bottom w:val="single" w:sz="4" w:space="0" w:color="000000"/>
@@ -6069,7 +6069,7 @@
         </w:tc>
         <w:tc>
           <w:tcPr>
-            <w:tcW w:w="993" w:type="dxa"/>
+            <w:tcW w:w="880" w:type="dxa"/>
             <w:tcBorders>
               <w:start w:val="single" w:sz="4" w:space="0" w:color="000000"/>
               <w:bottom w:val="single" w:sz="4" w:space="0" w:color="000000"/>
@@ -6089,7 +6089,7 @@
         </w:tc>
         <w:tc>
           <w:tcPr>
-            <w:tcW w:w="1196" w:type="dxa"/>
+            <w:tcW w:w="1167" w:type="dxa"/>
             <w:tcBorders>
               <w:start w:val="single" w:sz="4" w:space="0" w:color="000000"/>
               <w:bottom w:val="single" w:sz="4" w:space="0" w:color="000000"/>
@@ -6104,7 +6104,7 @@
             </w:pPr>
             <w:r>
               <w:rPr/>
-              <w:t>19; 20</w:t>
+              <w:t>4.3; 4.4</w:t>
             </w:r>
           </w:p>
         </w:tc>
@@ -6113,7 +6113,7 @@
         <w:trPr/>
         <w:tc>
           <w:tcPr>
-            <w:tcW w:w="720" w:type="dxa"/>
+            <w:tcW w:w="616" w:type="dxa"/>
             <w:tcBorders>
               <w:start w:val="single" w:sz="4" w:space="0" w:color="000000"/>
               <w:bottom w:val="single" w:sz="4" w:space="0" w:color="000000"/>
@@ -6133,7 +6133,7 @@
         </w:tc>
         <w:tc>
           <w:tcPr>
-            <w:tcW w:w="3327" w:type="dxa"/>
+            <w:tcW w:w="3599" w:type="dxa"/>
             <w:tcBorders>
               <w:start w:val="single" w:sz="4" w:space="0" w:color="000000"/>
               <w:bottom w:val="single" w:sz="4" w:space="0" w:color="000000"/>
@@ -6153,7 +6153,7 @@
         </w:tc>
         <w:tc>
           <w:tcPr>
-            <w:tcW w:w="1173" w:type="dxa"/>
+            <w:tcW w:w="1275" w:type="dxa"/>
             <w:tcBorders>
               <w:start w:val="single" w:sz="4" w:space="0" w:color="000000"/>
               <w:bottom w:val="single" w:sz="4" w:space="0" w:color="000000"/>
@@ -6173,7 +6173,7 @@
         </w:tc>
         <w:tc>
           <w:tcPr>
-            <w:tcW w:w="1257" w:type="dxa"/>
+            <w:tcW w:w="1129" w:type="dxa"/>
             <w:tcBorders>
               <w:start w:val="single" w:sz="4" w:space="0" w:color="000000"/>
               <w:bottom w:val="single" w:sz="4" w:space="0" w:color="000000"/>
@@ -6193,7 +6193,7 @@
         </w:tc>
         <w:tc>
           <w:tcPr>
-            <w:tcW w:w="993" w:type="dxa"/>
+            <w:tcW w:w="880" w:type="dxa"/>
             <w:tcBorders>
               <w:start w:val="single" w:sz="4" w:space="0" w:color="000000"/>
               <w:bottom w:val="single" w:sz="4" w:space="0" w:color="000000"/>
@@ -6213,7 +6213,7 @@
         </w:tc>
         <w:tc>
           <w:tcPr>
-            <w:tcW w:w="1196" w:type="dxa"/>
+            <w:tcW w:w="1167" w:type="dxa"/>
             <w:tcBorders>
               <w:start w:val="single" w:sz="4" w:space="0" w:color="000000"/>
               <w:bottom w:val="single" w:sz="4" w:space="0" w:color="000000"/>
@@ -6228,7 +6228,7 @@
             </w:pPr>
             <w:r>
               <w:rPr/>
-              <w:t>19; 20</w:t>
+              <w:t>4.3; 4.4</w:t>
             </w:r>
           </w:p>
         </w:tc>
@@ -6237,7 +6237,7 @@
         <w:trPr/>
         <w:tc>
           <w:tcPr>
-            <w:tcW w:w="720" w:type="dxa"/>
+            <w:tcW w:w="616" w:type="dxa"/>
             <w:tcBorders>
               <w:start w:val="single" w:sz="4" w:space="0" w:color="000000"/>
               <w:bottom w:val="single" w:sz="4" w:space="0" w:color="000000"/>
@@ -6257,7 +6257,7 @@
         </w:tc>
         <w:tc>
           <w:tcPr>
-            <w:tcW w:w="3327" w:type="dxa"/>
+            <w:tcW w:w="3599" w:type="dxa"/>
             <w:tcBorders>
               <w:start w:val="single" w:sz="4" w:space="0" w:color="000000"/>
               <w:bottom w:val="single" w:sz="4" w:space="0" w:color="000000"/>
@@ -6277,7 +6277,7 @@
         </w:tc>
         <w:tc>
           <w:tcPr>
-            <w:tcW w:w="1173" w:type="dxa"/>
+            <w:tcW w:w="1275" w:type="dxa"/>
             <w:tcBorders>
               <w:start w:val="single" w:sz="4" w:space="0" w:color="000000"/>
               <w:bottom w:val="single" w:sz="4" w:space="0" w:color="000000"/>
@@ -6297,7 +6297,7 @@
         </w:tc>
         <w:tc>
           <w:tcPr>
-            <w:tcW w:w="1257" w:type="dxa"/>
+            <w:tcW w:w="1129" w:type="dxa"/>
             <w:tcBorders>
               <w:start w:val="single" w:sz="4" w:space="0" w:color="000000"/>
               <w:bottom w:val="single" w:sz="4" w:space="0" w:color="000000"/>
@@ -6317,7 +6317,7 @@
         </w:tc>
         <w:tc>
           <w:tcPr>
-            <w:tcW w:w="993" w:type="dxa"/>
+            <w:tcW w:w="880" w:type="dxa"/>
             <w:tcBorders>
               <w:start w:val="single" w:sz="4" w:space="0" w:color="000000"/>
               <w:bottom w:val="single" w:sz="4" w:space="0" w:color="000000"/>
@@ -6337,7 +6337,7 @@
         </w:tc>
         <w:tc>
           <w:tcPr>
-            <w:tcW w:w="1196" w:type="dxa"/>
+            <w:tcW w:w="1167" w:type="dxa"/>
             <w:tcBorders>
               <w:start w:val="single" w:sz="4" w:space="0" w:color="000000"/>
               <w:bottom w:val="single" w:sz="4" w:space="0" w:color="000000"/>
@@ -6352,7 +6352,7 @@
             </w:pPr>
             <w:r>
               <w:rPr/>
-              <w:t>23; 24; 25</w:t>
+              <w:t>5.1; 5.2; 5.3</w:t>
             </w:r>
           </w:p>
         </w:tc>
@@ -6361,7 +6361,7 @@
         <w:trPr/>
         <w:tc>
           <w:tcPr>
-            <w:tcW w:w="720" w:type="dxa"/>
+            <w:tcW w:w="616" w:type="dxa"/>
             <w:tcBorders>
               <w:start w:val="single" w:sz="4" w:space="0" w:color="000000"/>
               <w:bottom w:val="single" w:sz="4" w:space="0" w:color="000000"/>
@@ -6381,7 +6381,7 @@
         </w:tc>
         <w:tc>
           <w:tcPr>
-            <w:tcW w:w="3327" w:type="dxa"/>
+            <w:tcW w:w="3599" w:type="dxa"/>
             <w:tcBorders>
               <w:start w:val="single" w:sz="4" w:space="0" w:color="000000"/>
               <w:bottom w:val="single" w:sz="4" w:space="0" w:color="000000"/>
@@ -6401,7 +6401,7 @@
         </w:tc>
         <w:tc>
           <w:tcPr>
-            <w:tcW w:w="1173" w:type="dxa"/>
+            <w:tcW w:w="1275" w:type="dxa"/>
             <w:tcBorders>
               <w:start w:val="single" w:sz="4" w:space="0" w:color="000000"/>
               <w:bottom w:val="single" w:sz="4" w:space="0" w:color="000000"/>
@@ -6421,7 +6421,7 @@
         </w:tc>
         <w:tc>
           <w:tcPr>
-            <w:tcW w:w="1257" w:type="dxa"/>
+            <w:tcW w:w="1129" w:type="dxa"/>
             <w:tcBorders>
               <w:start w:val="single" w:sz="4" w:space="0" w:color="000000"/>
               <w:bottom w:val="single" w:sz="4" w:space="0" w:color="000000"/>
@@ -6441,7 +6441,7 @@
         </w:tc>
         <w:tc>
           <w:tcPr>
-            <w:tcW w:w="993" w:type="dxa"/>
+            <w:tcW w:w="880" w:type="dxa"/>
             <w:tcBorders>
               <w:start w:val="single" w:sz="4" w:space="0" w:color="000000"/>
               <w:bottom w:val="single" w:sz="4" w:space="0" w:color="000000"/>
@@ -6461,7 +6461,7 @@
         </w:tc>
         <w:tc>
           <w:tcPr>
-            <w:tcW w:w="1196" w:type="dxa"/>
+            <w:tcW w:w="1167" w:type="dxa"/>
             <w:tcBorders>
               <w:start w:val="single" w:sz="4" w:space="0" w:color="000000"/>
               <w:bottom w:val="single" w:sz="4" w:space="0" w:color="000000"/>
@@ -6476,7 +6476,7 @@
             </w:pPr>
             <w:r>
               <w:rPr/>
-              <w:t>26</w:t>
+              <w:t>5.4</w:t>
             </w:r>
           </w:p>
         </w:tc>
@@ -6485,7 +6485,7 @@
         <w:trPr/>
         <w:tc>
           <w:tcPr>
-            <w:tcW w:w="720" w:type="dxa"/>
+            <w:tcW w:w="616" w:type="dxa"/>
             <w:tcBorders>
               <w:start w:val="single" w:sz="4" w:space="0" w:color="000000"/>
               <w:bottom w:val="single" w:sz="4" w:space="0" w:color="000000"/>
@@ -6505,27 +6505,27 @@
         </w:tc>
         <w:tc>
           <w:tcPr>
-            <w:tcW w:w="3327" w:type="dxa"/>
-            <w:tcBorders>
-              <w:start w:val="single" w:sz="4" w:space="0" w:color="000000"/>
-              <w:bottom w:val="single" w:sz="4" w:space="0" w:color="000000"/>
-            </w:tcBorders>
-          </w:tcPr>
-          <w:p>
-            <w:pPr>
-              <w:pStyle w:val="TableContents"/>
-              <w:jc w:val="start"/>
-              <w:rPr/>
-            </w:pPr>
-            <w:r>
-              <w:rPr/>
-              <w:t>Backend - modul inventara</w:t>
-            </w:r>
-          </w:p>
-        </w:tc>
-        <w:tc>
-          <w:tcPr>
-            <w:tcW w:w="1173" w:type="dxa"/>
+            <w:tcW w:w="3599" w:type="dxa"/>
+            <w:tcBorders>
+              <w:start w:val="single" w:sz="4" w:space="0" w:color="000000"/>
+              <w:bottom w:val="single" w:sz="4" w:space="0" w:color="000000"/>
+            </w:tcBorders>
+          </w:tcPr>
+          <w:p>
+            <w:pPr>
+              <w:pStyle w:val="TableContents"/>
+              <w:jc w:val="start"/>
+              <w:rPr/>
+            </w:pPr>
+            <w:r>
+              <w:rPr/>
+              <w:t>Backend – modul inventara</w:t>
+            </w:r>
+          </w:p>
+        </w:tc>
+        <w:tc>
+          <w:tcPr>
+            <w:tcW w:w="1275" w:type="dxa"/>
             <w:tcBorders>
               <w:start w:val="single" w:sz="4" w:space="0" w:color="000000"/>
               <w:bottom w:val="single" w:sz="4" w:space="0" w:color="000000"/>
@@ -6545,7 +6545,7 @@
         </w:tc>
         <w:tc>
           <w:tcPr>
-            <w:tcW w:w="1257" w:type="dxa"/>
+            <w:tcW w:w="1129" w:type="dxa"/>
             <w:tcBorders>
               <w:start w:val="single" w:sz="4" w:space="0" w:color="000000"/>
               <w:bottom w:val="single" w:sz="4" w:space="0" w:color="000000"/>
@@ -6565,7 +6565,7 @@
         </w:tc>
         <w:tc>
           <w:tcPr>
-            <w:tcW w:w="993" w:type="dxa"/>
+            <w:tcW w:w="880" w:type="dxa"/>
             <w:tcBorders>
               <w:start w:val="single" w:sz="4" w:space="0" w:color="000000"/>
               <w:bottom w:val="single" w:sz="4" w:space="0" w:color="000000"/>
@@ -6585,7 +6585,7 @@
         </w:tc>
         <w:tc>
           <w:tcPr>
-            <w:tcW w:w="1196" w:type="dxa"/>
+            <w:tcW w:w="1167" w:type="dxa"/>
             <w:tcBorders>
               <w:start w:val="single" w:sz="4" w:space="0" w:color="000000"/>
               <w:bottom w:val="single" w:sz="4" w:space="0" w:color="000000"/>
@@ -6600,7 +6600,7 @@
             </w:pPr>
             <w:r>
               <w:rPr/>
-              <w:t>28</w:t>
+              <w:t>6.1</w:t>
             </w:r>
           </w:p>
         </w:tc>
@@ -6609,7 +6609,7 @@
         <w:trPr/>
         <w:tc>
           <w:tcPr>
-            <w:tcW w:w="720" w:type="dxa"/>
+            <w:tcW w:w="616" w:type="dxa"/>
             <w:tcBorders>
               <w:start w:val="single" w:sz="4" w:space="0" w:color="000000"/>
               <w:bottom w:val="single" w:sz="4" w:space="0" w:color="000000"/>
@@ -6629,27 +6629,27 @@
         </w:tc>
         <w:tc>
           <w:tcPr>
-            <w:tcW w:w="3327" w:type="dxa"/>
-            <w:tcBorders>
-              <w:start w:val="single" w:sz="4" w:space="0" w:color="000000"/>
-              <w:bottom w:val="single" w:sz="4" w:space="0" w:color="000000"/>
-            </w:tcBorders>
-          </w:tcPr>
-          <w:p>
-            <w:pPr>
-              <w:pStyle w:val="TableContents"/>
-              <w:jc w:val="start"/>
-              <w:rPr/>
-            </w:pPr>
-            <w:r>
-              <w:rPr/>
-              <w:t>Backend - modul zaduženja</w:t>
-            </w:r>
-          </w:p>
-        </w:tc>
-        <w:tc>
-          <w:tcPr>
-            <w:tcW w:w="1173" w:type="dxa"/>
+            <w:tcW w:w="3599" w:type="dxa"/>
+            <w:tcBorders>
+              <w:start w:val="single" w:sz="4" w:space="0" w:color="000000"/>
+              <w:bottom w:val="single" w:sz="4" w:space="0" w:color="000000"/>
+            </w:tcBorders>
+          </w:tcPr>
+          <w:p>
+            <w:pPr>
+              <w:pStyle w:val="TableContents"/>
+              <w:jc w:val="start"/>
+              <w:rPr/>
+            </w:pPr>
+            <w:r>
+              <w:rPr/>
+              <w:t>Backend – modul zaduženja</w:t>
+            </w:r>
+          </w:p>
+        </w:tc>
+        <w:tc>
+          <w:tcPr>
+            <w:tcW w:w="1275" w:type="dxa"/>
             <w:tcBorders>
               <w:start w:val="single" w:sz="4" w:space="0" w:color="000000"/>
               <w:bottom w:val="single" w:sz="4" w:space="0" w:color="000000"/>
@@ -6669,7 +6669,7 @@
         </w:tc>
         <w:tc>
           <w:tcPr>
-            <w:tcW w:w="1257" w:type="dxa"/>
+            <w:tcW w:w="1129" w:type="dxa"/>
             <w:tcBorders>
               <w:start w:val="single" w:sz="4" w:space="0" w:color="000000"/>
               <w:bottom w:val="single" w:sz="4" w:space="0" w:color="000000"/>
@@ -6689,7 +6689,7 @@
         </w:tc>
         <w:tc>
           <w:tcPr>
-            <w:tcW w:w="993" w:type="dxa"/>
+            <w:tcW w:w="880" w:type="dxa"/>
             <w:tcBorders>
               <w:start w:val="single" w:sz="4" w:space="0" w:color="000000"/>
               <w:bottom w:val="single" w:sz="4" w:space="0" w:color="000000"/>
@@ -6709,7 +6709,7 @@
         </w:tc>
         <w:tc>
           <w:tcPr>
-            <w:tcW w:w="1196" w:type="dxa"/>
+            <w:tcW w:w="1167" w:type="dxa"/>
             <w:tcBorders>
               <w:start w:val="single" w:sz="4" w:space="0" w:color="000000"/>
               <w:bottom w:val="single" w:sz="4" w:space="0" w:color="000000"/>
@@ -6724,7 +6724,7 @@
             </w:pPr>
             <w:r>
               <w:rPr/>
-              <w:t>28</w:t>
+              <w:t>6.1</w:t>
             </w:r>
           </w:p>
         </w:tc>
@@ -6733,7 +6733,7 @@
         <w:trPr/>
         <w:tc>
           <w:tcPr>
-            <w:tcW w:w="720" w:type="dxa"/>
+            <w:tcW w:w="616" w:type="dxa"/>
             <w:tcBorders>
               <w:start w:val="single" w:sz="4" w:space="0" w:color="000000"/>
               <w:bottom w:val="single" w:sz="4" w:space="0" w:color="000000"/>
@@ -6753,27 +6753,27 @@
         </w:tc>
         <w:tc>
           <w:tcPr>
-            <w:tcW w:w="3327" w:type="dxa"/>
-            <w:tcBorders>
-              <w:start w:val="single" w:sz="4" w:space="0" w:color="000000"/>
-              <w:bottom w:val="single" w:sz="4" w:space="0" w:color="000000"/>
-            </w:tcBorders>
-          </w:tcPr>
-          <w:p>
-            <w:pPr>
-              <w:pStyle w:val="TableContents"/>
-              <w:jc w:val="start"/>
-              <w:rPr/>
-            </w:pPr>
-            <w:r>
-              <w:rPr/>
-              <w:t>Frontend - UI inventara i zaduženja</w:t>
-            </w:r>
-          </w:p>
-        </w:tc>
-        <w:tc>
-          <w:tcPr>
-            <w:tcW w:w="1173" w:type="dxa"/>
+            <w:tcW w:w="3599" w:type="dxa"/>
+            <w:tcBorders>
+              <w:start w:val="single" w:sz="4" w:space="0" w:color="000000"/>
+              <w:bottom w:val="single" w:sz="4" w:space="0" w:color="000000"/>
+            </w:tcBorders>
+          </w:tcPr>
+          <w:p>
+            <w:pPr>
+              <w:pStyle w:val="TableContents"/>
+              <w:jc w:val="start"/>
+              <w:rPr/>
+            </w:pPr>
+            <w:r>
+              <w:rPr/>
+              <w:t>Frontend – UI inventara i zaduženja</w:t>
+            </w:r>
+          </w:p>
+        </w:tc>
+        <w:tc>
+          <w:tcPr>
+            <w:tcW w:w="1275" w:type="dxa"/>
             <w:tcBorders>
               <w:start w:val="single" w:sz="4" w:space="0" w:color="000000"/>
               <w:bottom w:val="single" w:sz="4" w:space="0" w:color="000000"/>
@@ -6793,7 +6793,7 @@
         </w:tc>
         <w:tc>
           <w:tcPr>
-            <w:tcW w:w="1257" w:type="dxa"/>
+            <w:tcW w:w="1129" w:type="dxa"/>
             <w:tcBorders>
               <w:start w:val="single" w:sz="4" w:space="0" w:color="000000"/>
               <w:bottom w:val="single" w:sz="4" w:space="0" w:color="000000"/>
@@ -6813,7 +6813,7 @@
         </w:tc>
         <w:tc>
           <w:tcPr>
-            <w:tcW w:w="993" w:type="dxa"/>
+            <w:tcW w:w="880" w:type="dxa"/>
             <w:tcBorders>
               <w:start w:val="single" w:sz="4" w:space="0" w:color="000000"/>
               <w:bottom w:val="single" w:sz="4" w:space="0" w:color="000000"/>
@@ -6833,7 +6833,7 @@
         </w:tc>
         <w:tc>
           <w:tcPr>
-            <w:tcW w:w="1196" w:type="dxa"/>
+            <w:tcW w:w="1167" w:type="dxa"/>
             <w:tcBorders>
               <w:start w:val="single" w:sz="4" w:space="0" w:color="000000"/>
               <w:bottom w:val="single" w:sz="4" w:space="0" w:color="000000"/>
@@ -6848,7 +6848,7 @@
             </w:pPr>
             <w:r>
               <w:rPr/>
-              <w:t>28</w:t>
+              <w:t>6.1</w:t>
             </w:r>
           </w:p>
         </w:tc>
@@ -6857,7 +6857,7 @@
         <w:trPr/>
         <w:tc>
           <w:tcPr>
-            <w:tcW w:w="720" w:type="dxa"/>
+            <w:tcW w:w="616" w:type="dxa"/>
             <w:tcBorders>
               <w:start w:val="single" w:sz="4" w:space="0" w:color="000000"/>
               <w:bottom w:val="single" w:sz="4" w:space="0" w:color="000000"/>
@@ -6877,27 +6877,27 @@
         </w:tc>
         <w:tc>
           <w:tcPr>
-            <w:tcW w:w="3327" w:type="dxa"/>
-            <w:tcBorders>
-              <w:start w:val="single" w:sz="4" w:space="0" w:color="000000"/>
-              <w:bottom w:val="single" w:sz="4" w:space="0" w:color="000000"/>
-            </w:tcBorders>
-          </w:tcPr>
-          <w:p>
-            <w:pPr>
-              <w:pStyle w:val="TableContents"/>
-              <w:jc w:val="start"/>
-              <w:rPr/>
-            </w:pPr>
-            <w:r>
-              <w:rPr/>
-              <w:t>Backend - upozorenja i notifikacije</w:t>
-            </w:r>
-          </w:p>
-        </w:tc>
-        <w:tc>
-          <w:tcPr>
-            <w:tcW w:w="1173" w:type="dxa"/>
+            <w:tcW w:w="3599" w:type="dxa"/>
+            <w:tcBorders>
+              <w:start w:val="single" w:sz="4" w:space="0" w:color="000000"/>
+              <w:bottom w:val="single" w:sz="4" w:space="0" w:color="000000"/>
+            </w:tcBorders>
+          </w:tcPr>
+          <w:p>
+            <w:pPr>
+              <w:pStyle w:val="TableContents"/>
+              <w:jc w:val="start"/>
+              <w:rPr/>
+            </w:pPr>
+            <w:r>
+              <w:rPr/>
+              <w:t>Backend – upozorenja i notifikacije</w:t>
+            </w:r>
+          </w:p>
+        </w:tc>
+        <w:tc>
+          <w:tcPr>
+            <w:tcW w:w="1275" w:type="dxa"/>
             <w:tcBorders>
               <w:start w:val="single" w:sz="4" w:space="0" w:color="000000"/>
               <w:bottom w:val="single" w:sz="4" w:space="0" w:color="000000"/>
@@ -6917,7 +6917,7 @@
         </w:tc>
         <w:tc>
           <w:tcPr>
-            <w:tcW w:w="1257" w:type="dxa"/>
+            <w:tcW w:w="1129" w:type="dxa"/>
             <w:tcBorders>
               <w:start w:val="single" w:sz="4" w:space="0" w:color="000000"/>
               <w:bottom w:val="single" w:sz="4" w:space="0" w:color="000000"/>
@@ -6937,7 +6937,7 @@
         </w:tc>
         <w:tc>
           <w:tcPr>
-            <w:tcW w:w="993" w:type="dxa"/>
+            <w:tcW w:w="880" w:type="dxa"/>
             <w:tcBorders>
               <w:start w:val="single" w:sz="4" w:space="0" w:color="000000"/>
               <w:bottom w:val="single" w:sz="4" w:space="0" w:color="000000"/>
@@ -6957,7 +6957,7 @@
         </w:tc>
         <w:tc>
           <w:tcPr>
-            <w:tcW w:w="1196" w:type="dxa"/>
+            <w:tcW w:w="1167" w:type="dxa"/>
             <w:tcBorders>
               <w:start w:val="single" w:sz="4" w:space="0" w:color="000000"/>
               <w:bottom w:val="single" w:sz="4" w:space="0" w:color="000000"/>
@@ -6972,7 +6972,7 @@
             </w:pPr>
             <w:r>
               <w:rPr/>
-              <w:t>29; 30</w:t>
+              <w:t>6.2; 6.3</w:t>
             </w:r>
           </w:p>
         </w:tc>
@@ -6981,7 +6981,7 @@
         <w:trPr/>
         <w:tc>
           <w:tcPr>
-            <w:tcW w:w="720" w:type="dxa"/>
+            <w:tcW w:w="616" w:type="dxa"/>
             <w:tcBorders>
               <w:start w:val="single" w:sz="4" w:space="0" w:color="000000"/>
               <w:bottom w:val="single" w:sz="4" w:space="0" w:color="000000"/>
@@ -7001,27 +7001,27 @@
         </w:tc>
         <w:tc>
           <w:tcPr>
-            <w:tcW w:w="3327" w:type="dxa"/>
-            <w:tcBorders>
-              <w:start w:val="single" w:sz="4" w:space="0" w:color="000000"/>
-              <w:bottom w:val="single" w:sz="4" w:space="0" w:color="000000"/>
-            </w:tcBorders>
-          </w:tcPr>
-          <w:p>
-            <w:pPr>
-              <w:pStyle w:val="TableContents"/>
-              <w:jc w:val="start"/>
-              <w:rPr/>
-            </w:pPr>
-            <w:r>
-              <w:rPr/>
-              <w:t>Frontend - upozorenja i izvještaji</w:t>
-            </w:r>
-          </w:p>
-        </w:tc>
-        <w:tc>
-          <w:tcPr>
-            <w:tcW w:w="1173" w:type="dxa"/>
+            <w:tcW w:w="3599" w:type="dxa"/>
+            <w:tcBorders>
+              <w:start w:val="single" w:sz="4" w:space="0" w:color="000000"/>
+              <w:bottom w:val="single" w:sz="4" w:space="0" w:color="000000"/>
+            </w:tcBorders>
+          </w:tcPr>
+          <w:p>
+            <w:pPr>
+              <w:pStyle w:val="TableContents"/>
+              <w:jc w:val="start"/>
+              <w:rPr/>
+            </w:pPr>
+            <w:r>
+              <w:rPr/>
+              <w:t>Frontend – upozorenja i izvještaji</w:t>
+            </w:r>
+          </w:p>
+        </w:tc>
+        <w:tc>
+          <w:tcPr>
+            <w:tcW w:w="1275" w:type="dxa"/>
             <w:tcBorders>
               <w:start w:val="single" w:sz="4" w:space="0" w:color="000000"/>
               <w:bottom w:val="single" w:sz="4" w:space="0" w:color="000000"/>
@@ -7041,7 +7041,7 @@
         </w:tc>
         <w:tc>
           <w:tcPr>
-            <w:tcW w:w="1257" w:type="dxa"/>
+            <w:tcW w:w="1129" w:type="dxa"/>
             <w:tcBorders>
               <w:start w:val="single" w:sz="4" w:space="0" w:color="000000"/>
               <w:bottom w:val="single" w:sz="4" w:space="0" w:color="000000"/>
@@ -7061,7 +7061,7 @@
         </w:tc>
         <w:tc>
           <w:tcPr>
-            <w:tcW w:w="993" w:type="dxa"/>
+            <w:tcW w:w="880" w:type="dxa"/>
             <w:tcBorders>
               <w:start w:val="single" w:sz="4" w:space="0" w:color="000000"/>
               <w:bottom w:val="single" w:sz="4" w:space="0" w:color="000000"/>
@@ -7081,7 +7081,7 @@
         </w:tc>
         <w:tc>
           <w:tcPr>
-            <w:tcW w:w="1196" w:type="dxa"/>
+            <w:tcW w:w="1167" w:type="dxa"/>
             <w:tcBorders>
               <w:start w:val="single" w:sz="4" w:space="0" w:color="000000"/>
               <w:bottom w:val="single" w:sz="4" w:space="0" w:color="000000"/>
@@ -7096,7 +7096,7 @@
             </w:pPr>
             <w:r>
               <w:rPr/>
-              <w:t>31</w:t>
+              <w:t>6.4</w:t>
             </w:r>
           </w:p>
         </w:tc>
@@ -7105,7 +7105,7 @@
         <w:trPr/>
         <w:tc>
           <w:tcPr>
-            <w:tcW w:w="720" w:type="dxa"/>
+            <w:tcW w:w="616" w:type="dxa"/>
             <w:tcBorders>
               <w:start w:val="single" w:sz="4" w:space="0" w:color="000000"/>
               <w:bottom w:val="single" w:sz="4" w:space="0" w:color="000000"/>
@@ -7125,7 +7125,7 @@
         </w:tc>
         <w:tc>
           <w:tcPr>
-            <w:tcW w:w="3327" w:type="dxa"/>
+            <w:tcW w:w="3599" w:type="dxa"/>
             <w:tcBorders>
               <w:start w:val="single" w:sz="4" w:space="0" w:color="000000"/>
               <w:bottom w:val="single" w:sz="4" w:space="0" w:color="000000"/>
@@ -7145,7 +7145,7 @@
         </w:tc>
         <w:tc>
           <w:tcPr>
-            <w:tcW w:w="1173" w:type="dxa"/>
+            <w:tcW w:w="1275" w:type="dxa"/>
             <w:tcBorders>
               <w:start w:val="single" w:sz="4" w:space="0" w:color="000000"/>
               <w:bottom w:val="single" w:sz="4" w:space="0" w:color="000000"/>
@@ -7165,7 +7165,7 @@
         </w:tc>
         <w:tc>
           <w:tcPr>
-            <w:tcW w:w="1257" w:type="dxa"/>
+            <w:tcW w:w="1129" w:type="dxa"/>
             <w:tcBorders>
               <w:start w:val="single" w:sz="4" w:space="0" w:color="000000"/>
               <w:bottom w:val="single" w:sz="4" w:space="0" w:color="000000"/>
@@ -7185,7 +7185,7 @@
         </w:tc>
         <w:tc>
           <w:tcPr>
-            <w:tcW w:w="993" w:type="dxa"/>
+            <w:tcW w:w="880" w:type="dxa"/>
             <w:tcBorders>
               <w:start w:val="single" w:sz="4" w:space="0" w:color="000000"/>
               <w:bottom w:val="single" w:sz="4" w:space="0" w:color="000000"/>
@@ -7205,7 +7205,7 @@
         </w:tc>
         <w:tc>
           <w:tcPr>
-            <w:tcW w:w="1196" w:type="dxa"/>
+            <w:tcW w:w="1167" w:type="dxa"/>
             <w:tcBorders>
               <w:start w:val="single" w:sz="4" w:space="0" w:color="000000"/>
               <w:bottom w:val="single" w:sz="4" w:space="0" w:color="000000"/>
@@ -7220,7 +7220,7 @@
             </w:pPr>
             <w:r>
               <w:rPr/>
-              <w:t>32; 33</w:t>
+              <w:t>6.5; 6.6</w:t>
             </w:r>
           </w:p>
         </w:tc>
@@ -7229,7 +7229,7 @@
         <w:trPr/>
         <w:tc>
           <w:tcPr>
-            <w:tcW w:w="720" w:type="dxa"/>
+            <w:tcW w:w="616" w:type="dxa"/>
             <w:tcBorders>
               <w:start w:val="single" w:sz="4" w:space="0" w:color="000000"/>
               <w:bottom w:val="single" w:sz="4" w:space="0" w:color="000000"/>
@@ -7249,7 +7249,7 @@
         </w:tc>
         <w:tc>
           <w:tcPr>
-            <w:tcW w:w="3327" w:type="dxa"/>
+            <w:tcW w:w="3599" w:type="dxa"/>
             <w:tcBorders>
               <w:start w:val="single" w:sz="4" w:space="0" w:color="000000"/>
               <w:bottom w:val="single" w:sz="4" w:space="0" w:color="000000"/>
@@ -7269,7 +7269,7 @@
         </w:tc>
         <w:tc>
           <w:tcPr>
-            <w:tcW w:w="1173" w:type="dxa"/>
+            <w:tcW w:w="1275" w:type="dxa"/>
             <w:tcBorders>
               <w:start w:val="single" w:sz="4" w:space="0" w:color="000000"/>
               <w:bottom w:val="single" w:sz="4" w:space="0" w:color="000000"/>
@@ -7289,7 +7289,7 @@
         </w:tc>
         <w:tc>
           <w:tcPr>
-            <w:tcW w:w="1257" w:type="dxa"/>
+            <w:tcW w:w="1129" w:type="dxa"/>
             <w:tcBorders>
               <w:start w:val="single" w:sz="4" w:space="0" w:color="000000"/>
               <w:bottom w:val="single" w:sz="4" w:space="0" w:color="000000"/>
@@ -7309,7 +7309,7 @@
         </w:tc>
         <w:tc>
           <w:tcPr>
-            <w:tcW w:w="993" w:type="dxa"/>
+            <w:tcW w:w="880" w:type="dxa"/>
             <w:tcBorders>
               <w:start w:val="single" w:sz="4" w:space="0" w:color="000000"/>
               <w:bottom w:val="single" w:sz="4" w:space="0" w:color="000000"/>
@@ -7329,7 +7329,7 @@
         </w:tc>
         <w:tc>
           <w:tcPr>
-            <w:tcW w:w="1196" w:type="dxa"/>
+            <w:tcW w:w="1167" w:type="dxa"/>
             <w:tcBorders>
               <w:start w:val="single" w:sz="4" w:space="0" w:color="000000"/>
               <w:bottom w:val="single" w:sz="4" w:space="0" w:color="000000"/>
@@ -7344,7 +7344,7 @@
             </w:pPr>
             <w:r>
               <w:rPr/>
-              <w:t>34</w:t>
+              <w:t>6.7</w:t>
             </w:r>
           </w:p>
         </w:tc>
@@ -7353,7 +7353,7 @@
         <w:trPr/>
         <w:tc>
           <w:tcPr>
-            <w:tcW w:w="720" w:type="dxa"/>
+            <w:tcW w:w="616" w:type="dxa"/>
             <w:tcBorders>
               <w:start w:val="single" w:sz="4" w:space="0" w:color="000000"/>
               <w:bottom w:val="single" w:sz="4" w:space="0" w:color="000000"/>
@@ -7373,7 +7373,7 @@
         </w:tc>
         <w:tc>
           <w:tcPr>
-            <w:tcW w:w="3327" w:type="dxa"/>
+            <w:tcW w:w="3599" w:type="dxa"/>
             <w:tcBorders>
               <w:start w:val="single" w:sz="4" w:space="0" w:color="000000"/>
               <w:bottom w:val="single" w:sz="4" w:space="0" w:color="000000"/>
@@ -7393,7 +7393,7 @@
         </w:tc>
         <w:tc>
           <w:tcPr>
-            <w:tcW w:w="1173" w:type="dxa"/>
+            <w:tcW w:w="1275" w:type="dxa"/>
             <w:tcBorders>
               <w:start w:val="single" w:sz="4" w:space="0" w:color="000000"/>
               <w:bottom w:val="single" w:sz="4" w:space="0" w:color="000000"/>
@@ -7413,7 +7413,7 @@
         </w:tc>
         <w:tc>
           <w:tcPr>
-            <w:tcW w:w="1257" w:type="dxa"/>
+            <w:tcW w:w="1129" w:type="dxa"/>
             <w:tcBorders>
               <w:start w:val="single" w:sz="4" w:space="0" w:color="000000"/>
               <w:bottom w:val="single" w:sz="4" w:space="0" w:color="000000"/>
@@ -7433,7 +7433,7 @@
         </w:tc>
         <w:tc>
           <w:tcPr>
-            <w:tcW w:w="993" w:type="dxa"/>
+            <w:tcW w:w="880" w:type="dxa"/>
             <w:tcBorders>
               <w:start w:val="single" w:sz="4" w:space="0" w:color="000000"/>
               <w:bottom w:val="single" w:sz="4" w:space="0" w:color="000000"/>
@@ -7453,7 +7453,7 @@
         </w:tc>
         <w:tc>
           <w:tcPr>
-            <w:tcW w:w="1196" w:type="dxa"/>
+            <w:tcW w:w="1167" w:type="dxa"/>
             <w:tcBorders>
               <w:start w:val="single" w:sz="4" w:space="0" w:color="000000"/>
               <w:bottom w:val="single" w:sz="4" w:space="0" w:color="000000"/>
@@ -7468,7 +7468,7 @@
             </w:pPr>
             <w:r>
               <w:rPr/>
-              <w:t>35</w:t>
+              <w:t>6.8</w:t>
             </w:r>
           </w:p>
         </w:tc>
@@ -7477,7 +7477,7 @@
         <w:trPr/>
         <w:tc>
           <w:tcPr>
-            <w:tcW w:w="720" w:type="dxa"/>
+            <w:tcW w:w="616" w:type="dxa"/>
             <w:tcBorders>
               <w:start w:val="single" w:sz="4" w:space="0" w:color="000000"/>
               <w:bottom w:val="single" w:sz="4" w:space="0" w:color="000000"/>
@@ -7497,7 +7497,7 @@
         </w:tc>
         <w:tc>
           <w:tcPr>
-            <w:tcW w:w="3327" w:type="dxa"/>
+            <w:tcW w:w="3599" w:type="dxa"/>
             <w:tcBorders>
               <w:start w:val="single" w:sz="4" w:space="0" w:color="000000"/>
               <w:bottom w:val="single" w:sz="4" w:space="0" w:color="000000"/>
@@ -7517,7 +7517,7 @@
         </w:tc>
         <w:tc>
           <w:tcPr>
-            <w:tcW w:w="1173" w:type="dxa"/>
+            <w:tcW w:w="1275" w:type="dxa"/>
             <w:tcBorders>
               <w:start w:val="single" w:sz="4" w:space="0" w:color="000000"/>
               <w:bottom w:val="single" w:sz="4" w:space="0" w:color="000000"/>
@@ -7537,7 +7537,7 @@
         </w:tc>
         <w:tc>
           <w:tcPr>
-            <w:tcW w:w="1257" w:type="dxa"/>
+            <w:tcW w:w="1129" w:type="dxa"/>
             <w:tcBorders>
               <w:start w:val="single" w:sz="4" w:space="0" w:color="000000"/>
               <w:bottom w:val="single" w:sz="4" w:space="0" w:color="000000"/>
@@ -7557,7 +7557,7 @@
         </w:tc>
         <w:tc>
           <w:tcPr>
-            <w:tcW w:w="993" w:type="dxa"/>
+            <w:tcW w:w="880" w:type="dxa"/>
             <w:tcBorders>
               <w:start w:val="single" w:sz="4" w:space="0" w:color="000000"/>
               <w:bottom w:val="single" w:sz="4" w:space="0" w:color="000000"/>
@@ -7577,7 +7577,7 @@
         </w:tc>
         <w:tc>
           <w:tcPr>
-            <w:tcW w:w="1196" w:type="dxa"/>
+            <w:tcW w:w="1167" w:type="dxa"/>
             <w:tcBorders>
               <w:start w:val="single" w:sz="4" w:space="0" w:color="000000"/>
               <w:bottom w:val="single" w:sz="4" w:space="0" w:color="000000"/>
@@ -7592,7 +7592,7 @@
             </w:pPr>
             <w:r>
               <w:rPr/>
-              <w:t>35</w:t>
+              <w:t>6.8</w:t>
             </w:r>
           </w:p>
         </w:tc>
@@ -7601,7 +7601,7 @@
         <w:trPr/>
         <w:tc>
           <w:tcPr>
-            <w:tcW w:w="720" w:type="dxa"/>
+            <w:tcW w:w="616" w:type="dxa"/>
             <w:tcBorders>
               <w:start w:val="single" w:sz="4" w:space="0" w:color="000000"/>
               <w:bottom w:val="single" w:sz="4" w:space="0" w:color="000000"/>
@@ -7621,7 +7621,7 @@
         </w:tc>
         <w:tc>
           <w:tcPr>
-            <w:tcW w:w="3327" w:type="dxa"/>
+            <w:tcW w:w="3599" w:type="dxa"/>
             <w:tcBorders>
               <w:start w:val="single" w:sz="4" w:space="0" w:color="000000"/>
               <w:bottom w:val="single" w:sz="4" w:space="0" w:color="000000"/>
@@ -7641,7 +7641,7 @@
         </w:tc>
         <w:tc>
           <w:tcPr>
-            <w:tcW w:w="1173" w:type="dxa"/>
+            <w:tcW w:w="1275" w:type="dxa"/>
             <w:tcBorders>
               <w:start w:val="single" w:sz="4" w:space="0" w:color="000000"/>
               <w:bottom w:val="single" w:sz="4" w:space="0" w:color="000000"/>
@@ -7661,7 +7661,7 @@
         </w:tc>
         <w:tc>
           <w:tcPr>
-            <w:tcW w:w="1257" w:type="dxa"/>
+            <w:tcW w:w="1129" w:type="dxa"/>
             <w:tcBorders>
               <w:start w:val="single" w:sz="4" w:space="0" w:color="000000"/>
               <w:bottom w:val="single" w:sz="4" w:space="0" w:color="000000"/>
@@ -7681,7 +7681,7 @@
         </w:tc>
         <w:tc>
           <w:tcPr>
-            <w:tcW w:w="993" w:type="dxa"/>
+            <w:tcW w:w="880" w:type="dxa"/>
             <w:tcBorders>
               <w:start w:val="single" w:sz="4" w:space="0" w:color="000000"/>
               <w:bottom w:val="single" w:sz="4" w:space="0" w:color="000000"/>
@@ -7701,7 +7701,7 @@
         </w:tc>
         <w:tc>
           <w:tcPr>
-            <w:tcW w:w="1196" w:type="dxa"/>
+            <w:tcW w:w="1167" w:type="dxa"/>
             <w:tcBorders>
               <w:start w:val="single" w:sz="4" w:space="0" w:color="000000"/>
               <w:bottom w:val="single" w:sz="4" w:space="0" w:color="000000"/>
@@ -7716,7 +7716,7 @@
             </w:pPr>
             <w:r>
               <w:rPr/>
-              <w:t>35</w:t>
+              <w:t>6.8</w:t>
             </w:r>
           </w:p>
         </w:tc>
@@ -7725,7 +7725,7 @@
         <w:trPr/>
         <w:tc>
           <w:tcPr>
-            <w:tcW w:w="720" w:type="dxa"/>
+            <w:tcW w:w="616" w:type="dxa"/>
             <w:tcBorders>
               <w:start w:val="single" w:sz="4" w:space="0" w:color="000000"/>
               <w:bottom w:val="single" w:sz="4" w:space="0" w:color="000000"/>
@@ -7745,7 +7745,7 @@
         </w:tc>
         <w:tc>
           <w:tcPr>
-            <w:tcW w:w="3327" w:type="dxa"/>
+            <w:tcW w:w="3599" w:type="dxa"/>
             <w:tcBorders>
               <w:start w:val="single" w:sz="4" w:space="0" w:color="000000"/>
               <w:bottom w:val="single" w:sz="4" w:space="0" w:color="000000"/>
@@ -7765,7 +7765,7 @@
         </w:tc>
         <w:tc>
           <w:tcPr>
-            <w:tcW w:w="1173" w:type="dxa"/>
+            <w:tcW w:w="1275" w:type="dxa"/>
             <w:tcBorders>
               <w:start w:val="single" w:sz="4" w:space="0" w:color="000000"/>
               <w:bottom w:val="single" w:sz="4" w:space="0" w:color="000000"/>
@@ -7785,7 +7785,7 @@
         </w:tc>
         <w:tc>
           <w:tcPr>
-            <w:tcW w:w="1257" w:type="dxa"/>
+            <w:tcW w:w="1129" w:type="dxa"/>
             <w:tcBorders>
               <w:start w:val="single" w:sz="4" w:space="0" w:color="000000"/>
               <w:bottom w:val="single" w:sz="4" w:space="0" w:color="000000"/>
@@ -7805,7 +7805,7 @@
         </w:tc>
         <w:tc>
           <w:tcPr>
-            <w:tcW w:w="993" w:type="dxa"/>
+            <w:tcW w:w="880" w:type="dxa"/>
             <w:tcBorders>
               <w:start w:val="single" w:sz="4" w:space="0" w:color="000000"/>
               <w:bottom w:val="single" w:sz="4" w:space="0" w:color="000000"/>
@@ -7825,7 +7825,7 @@
         </w:tc>
         <w:tc>
           <w:tcPr>
-            <w:tcW w:w="1196" w:type="dxa"/>
+            <w:tcW w:w="1167" w:type="dxa"/>
             <w:tcBorders>
               <w:start w:val="single" w:sz="4" w:space="0" w:color="000000"/>
               <w:bottom w:val="single" w:sz="4" w:space="0" w:color="000000"/>
@@ -7840,7 +7840,7 @@
             </w:pPr>
             <w:r>
               <w:rPr/>
-              <w:t>38; 39</w:t>
+              <w:t>7.1; 7.2</w:t>
             </w:r>
           </w:p>
         </w:tc>
@@ -7849,7 +7849,7 @@
         <w:trPr/>
         <w:tc>
           <w:tcPr>
-            <w:tcW w:w="720" w:type="dxa"/>
+            <w:tcW w:w="616" w:type="dxa"/>
             <w:tcBorders>
               <w:start w:val="single" w:sz="4" w:space="0" w:color="000000"/>
               <w:bottom w:val="single" w:sz="4" w:space="0" w:color="000000"/>
@@ -7869,7 +7869,7 @@
         </w:tc>
         <w:tc>
           <w:tcPr>
-            <w:tcW w:w="3327" w:type="dxa"/>
+            <w:tcW w:w="3599" w:type="dxa"/>
             <w:tcBorders>
               <w:start w:val="single" w:sz="4" w:space="0" w:color="000000"/>
               <w:bottom w:val="single" w:sz="4" w:space="0" w:color="000000"/>
@@ -7889,7 +7889,7 @@
         </w:tc>
         <w:tc>
           <w:tcPr>
-            <w:tcW w:w="1173" w:type="dxa"/>
+            <w:tcW w:w="1275" w:type="dxa"/>
             <w:tcBorders>
               <w:start w:val="single" w:sz="4" w:space="0" w:color="000000"/>
               <w:bottom w:val="single" w:sz="4" w:space="0" w:color="000000"/>
@@ -7909,7 +7909,7 @@
         </w:tc>
         <w:tc>
           <w:tcPr>
-            <w:tcW w:w="1257" w:type="dxa"/>
+            <w:tcW w:w="1129" w:type="dxa"/>
             <w:tcBorders>
               <w:start w:val="single" w:sz="4" w:space="0" w:color="000000"/>
               <w:bottom w:val="single" w:sz="4" w:space="0" w:color="000000"/>
@@ -7929,7 +7929,7 @@
         </w:tc>
         <w:tc>
           <w:tcPr>
-            <w:tcW w:w="993" w:type="dxa"/>
+            <w:tcW w:w="880" w:type="dxa"/>
             <w:tcBorders>
               <w:start w:val="single" w:sz="4" w:space="0" w:color="000000"/>
               <w:bottom w:val="single" w:sz="4" w:space="0" w:color="000000"/>
@@ -7949,7 +7949,7 @@
         </w:tc>
         <w:tc>
           <w:tcPr>
-            <w:tcW w:w="1196" w:type="dxa"/>
+            <w:tcW w:w="1167" w:type="dxa"/>
             <w:tcBorders>
               <w:start w:val="single" w:sz="4" w:space="0" w:color="000000"/>
               <w:bottom w:val="single" w:sz="4" w:space="0" w:color="000000"/>
@@ -7964,7 +7964,7 @@
             </w:pPr>
             <w:r>
               <w:rPr/>
-              <w:t>40</w:t>
+              <w:t>7.3</w:t>
             </w:r>
           </w:p>
         </w:tc>
@@ -7973,7 +7973,7 @@
         <w:trPr/>
         <w:tc>
           <w:tcPr>
-            <w:tcW w:w="720" w:type="dxa"/>
+            <w:tcW w:w="616" w:type="dxa"/>
             <w:tcBorders>
               <w:start w:val="single" w:sz="4" w:space="0" w:color="000000"/>
               <w:bottom w:val="single" w:sz="4" w:space="0" w:color="000000"/>
@@ -7993,7 +7993,7 @@
         </w:tc>
         <w:tc>
           <w:tcPr>
-            <w:tcW w:w="3327" w:type="dxa"/>
+            <w:tcW w:w="3599" w:type="dxa"/>
             <w:tcBorders>
               <w:start w:val="single" w:sz="4" w:space="0" w:color="000000"/>
               <w:bottom w:val="single" w:sz="4" w:space="0" w:color="000000"/>
@@ -8013,7 +8013,7 @@
         </w:tc>
         <w:tc>
           <w:tcPr>
-            <w:tcW w:w="1173" w:type="dxa"/>
+            <w:tcW w:w="1275" w:type="dxa"/>
             <w:tcBorders>
               <w:start w:val="single" w:sz="4" w:space="0" w:color="000000"/>
               <w:bottom w:val="single" w:sz="4" w:space="0" w:color="000000"/>
@@ -8033,7 +8033,7 @@
         </w:tc>
         <w:tc>
           <w:tcPr>
-            <w:tcW w:w="1257" w:type="dxa"/>
+            <w:tcW w:w="1129" w:type="dxa"/>
             <w:tcBorders>
               <w:start w:val="single" w:sz="4" w:space="0" w:color="000000"/>
               <w:bottom w:val="single" w:sz="4" w:space="0" w:color="000000"/>
@@ -8053,7 +8053,7 @@
         </w:tc>
         <w:tc>
           <w:tcPr>
-            <w:tcW w:w="993" w:type="dxa"/>
+            <w:tcW w:w="880" w:type="dxa"/>
             <w:tcBorders>
               <w:start w:val="single" w:sz="4" w:space="0" w:color="000000"/>
               <w:bottom w:val="single" w:sz="4" w:space="0" w:color="000000"/>
@@ -8073,7 +8073,7 @@
         </w:tc>
         <w:tc>
           <w:tcPr>
-            <w:tcW w:w="1196" w:type="dxa"/>
+            <w:tcW w:w="1167" w:type="dxa"/>
             <w:tcBorders>
               <w:start w:val="single" w:sz="4" w:space="0" w:color="000000"/>
               <w:bottom w:val="single" w:sz="4" w:space="0" w:color="000000"/>
@@ -8088,7 +8088,7 @@
             </w:pPr>
             <w:r>
               <w:rPr/>
-              <w:t>41</w:t>
+              <w:t>7.4</w:t>
             </w:r>
           </w:p>
         </w:tc>
@@ -8097,7 +8097,7 @@
         <w:trPr/>
         <w:tc>
           <w:tcPr>
-            <w:tcW w:w="720" w:type="dxa"/>
+            <w:tcW w:w="616" w:type="dxa"/>
             <w:tcBorders>
               <w:start w:val="single" w:sz="4" w:space="0" w:color="000000"/>
               <w:bottom w:val="single" w:sz="4" w:space="0" w:color="000000"/>
@@ -8117,7 +8117,7 @@
         </w:tc>
         <w:tc>
           <w:tcPr>
-            <w:tcW w:w="3327" w:type="dxa"/>
+            <w:tcW w:w="3599" w:type="dxa"/>
             <w:tcBorders>
               <w:start w:val="single" w:sz="4" w:space="0" w:color="000000"/>
               <w:bottom w:val="single" w:sz="4" w:space="0" w:color="000000"/>
@@ -8137,7 +8137,7 @@
         </w:tc>
         <w:tc>
           <w:tcPr>
-            <w:tcW w:w="1173" w:type="dxa"/>
+            <w:tcW w:w="1275" w:type="dxa"/>
             <w:tcBorders>
               <w:start w:val="single" w:sz="4" w:space="0" w:color="000000"/>
               <w:bottom w:val="single" w:sz="4" w:space="0" w:color="000000"/>
@@ -8157,7 +8157,7 @@
         </w:tc>
         <w:tc>
           <w:tcPr>
-            <w:tcW w:w="1257" w:type="dxa"/>
+            <w:tcW w:w="1129" w:type="dxa"/>
             <w:tcBorders>
               <w:start w:val="single" w:sz="4" w:space="0" w:color="000000"/>
               <w:bottom w:val="single" w:sz="4" w:space="0" w:color="000000"/>
@@ -8177,7 +8177,7 @@
         </w:tc>
         <w:tc>
           <w:tcPr>
-            <w:tcW w:w="993" w:type="dxa"/>
+            <w:tcW w:w="880" w:type="dxa"/>
             <w:tcBorders>
               <w:start w:val="single" w:sz="4" w:space="0" w:color="000000"/>
               <w:bottom w:val="single" w:sz="4" w:space="0" w:color="000000"/>
@@ -8197,7 +8197,7 @@
         </w:tc>
         <w:tc>
           <w:tcPr>
-            <w:tcW w:w="1196" w:type="dxa"/>
+            <w:tcW w:w="1167" w:type="dxa"/>
             <w:tcBorders>
               <w:start w:val="single" w:sz="4" w:space="0" w:color="000000"/>
               <w:bottom w:val="single" w:sz="4" w:space="0" w:color="000000"/>
@@ -8212,7 +8212,7 @@
             </w:pPr>
             <w:r>
               <w:rPr/>
-              <w:t>42</w:t>
+              <w:t>7.5</w:t>
             </w:r>
           </w:p>
         </w:tc>
@@ -8221,7 +8221,7 @@
         <w:trPr/>
         <w:tc>
           <w:tcPr>
-            <w:tcW w:w="720" w:type="dxa"/>
+            <w:tcW w:w="616" w:type="dxa"/>
             <w:tcBorders>
               <w:start w:val="single" w:sz="4" w:space="0" w:color="000000"/>
               <w:bottom w:val="single" w:sz="4" w:space="0" w:color="000000"/>
@@ -8241,7 +8241,7 @@
         </w:tc>
         <w:tc>
           <w:tcPr>
-            <w:tcW w:w="3327" w:type="dxa"/>
+            <w:tcW w:w="3599" w:type="dxa"/>
             <w:tcBorders>
               <w:start w:val="single" w:sz="4" w:space="0" w:color="000000"/>
               <w:bottom w:val="single" w:sz="4" w:space="0" w:color="000000"/>
@@ -8261,7 +8261,7 @@
         </w:tc>
         <w:tc>
           <w:tcPr>
-            <w:tcW w:w="1173" w:type="dxa"/>
+            <w:tcW w:w="1275" w:type="dxa"/>
             <w:tcBorders>
               <w:start w:val="single" w:sz="4" w:space="0" w:color="000000"/>
               <w:bottom w:val="single" w:sz="4" w:space="0" w:color="000000"/>
@@ -8281,7 +8281,7 @@
         </w:tc>
         <w:tc>
           <w:tcPr>
-            <w:tcW w:w="1257" w:type="dxa"/>
+            <w:tcW w:w="1129" w:type="dxa"/>
             <w:tcBorders>
               <w:start w:val="single" w:sz="4" w:space="0" w:color="000000"/>
               <w:bottom w:val="single" w:sz="4" w:space="0" w:color="000000"/>
@@ -8301,7 +8301,7 @@
         </w:tc>
         <w:tc>
           <w:tcPr>
-            <w:tcW w:w="993" w:type="dxa"/>
+            <w:tcW w:w="880" w:type="dxa"/>
             <w:tcBorders>
               <w:start w:val="single" w:sz="4" w:space="0" w:color="000000"/>
               <w:bottom w:val="single" w:sz="4" w:space="0" w:color="000000"/>
@@ -8321,7 +8321,7 @@
         </w:tc>
         <w:tc>
           <w:tcPr>
-            <w:tcW w:w="1196" w:type="dxa"/>
+            <w:tcW w:w="1167" w:type="dxa"/>
             <w:tcBorders>
               <w:start w:val="single" w:sz="4" w:space="0" w:color="000000"/>
               <w:bottom w:val="single" w:sz="4" w:space="0" w:color="000000"/>
@@ -8336,7 +8336,7 @@
             </w:pPr>
             <w:r>
               <w:rPr/>
-              <w:t>44</w:t>
+              <w:t>8.1</w:t>
             </w:r>
           </w:p>
         </w:tc>
@@ -8345,7 +8345,7 @@
         <w:trPr/>
         <w:tc>
           <w:tcPr>
-            <w:tcW w:w="720" w:type="dxa"/>
+            <w:tcW w:w="616" w:type="dxa"/>
             <w:tcBorders>
               <w:start w:val="single" w:sz="4" w:space="0" w:color="000000"/>
               <w:bottom w:val="single" w:sz="4" w:space="0" w:color="000000"/>
@@ -8365,7 +8365,7 @@
         </w:tc>
         <w:tc>
           <w:tcPr>
-            <w:tcW w:w="3327" w:type="dxa"/>
+            <w:tcW w:w="3599" w:type="dxa"/>
             <w:tcBorders>
               <w:start w:val="single" w:sz="4" w:space="0" w:color="000000"/>
               <w:bottom w:val="single" w:sz="4" w:space="0" w:color="000000"/>
@@ -8385,7 +8385,7 @@
         </w:tc>
         <w:tc>
           <w:tcPr>
-            <w:tcW w:w="1173" w:type="dxa"/>
+            <w:tcW w:w="1275" w:type="dxa"/>
             <w:tcBorders>
               <w:start w:val="single" w:sz="4" w:space="0" w:color="000000"/>
               <w:bottom w:val="single" w:sz="4" w:space="0" w:color="000000"/>
@@ -8405,7 +8405,7 @@
         </w:tc>
         <w:tc>
           <w:tcPr>
-            <w:tcW w:w="1257" w:type="dxa"/>
+            <w:tcW w:w="1129" w:type="dxa"/>
             <w:tcBorders>
               <w:start w:val="single" w:sz="4" w:space="0" w:color="000000"/>
               <w:bottom w:val="single" w:sz="4" w:space="0" w:color="000000"/>
@@ -8425,7 +8425,7 @@
         </w:tc>
         <w:tc>
           <w:tcPr>
-            <w:tcW w:w="993" w:type="dxa"/>
+            <w:tcW w:w="880" w:type="dxa"/>
             <w:tcBorders>
               <w:start w:val="single" w:sz="4" w:space="0" w:color="000000"/>
               <w:bottom w:val="single" w:sz="4" w:space="0" w:color="000000"/>
@@ -8445,7 +8445,7 @@
         </w:tc>
         <w:tc>
           <w:tcPr>
-            <w:tcW w:w="1196" w:type="dxa"/>
+            <w:tcW w:w="1167" w:type="dxa"/>
             <w:tcBorders>
               <w:start w:val="single" w:sz="4" w:space="0" w:color="000000"/>
               <w:bottom w:val="single" w:sz="4" w:space="0" w:color="000000"/>
@@ -8460,7 +8460,7 @@
             </w:pPr>
             <w:r>
               <w:rPr/>
-              <w:t>44</w:t>
+              <w:t>8.1</w:t>
             </w:r>
           </w:p>
         </w:tc>
@@ -8469,7 +8469,7 @@
         <w:trPr/>
         <w:tc>
           <w:tcPr>
-            <w:tcW w:w="720" w:type="dxa"/>
+            <w:tcW w:w="616" w:type="dxa"/>
             <w:tcBorders>
               <w:start w:val="single" w:sz="4" w:space="0" w:color="000000"/>
               <w:bottom w:val="single" w:sz="4" w:space="0" w:color="000000"/>
@@ -8489,7 +8489,7 @@
         </w:tc>
         <w:tc>
           <w:tcPr>
-            <w:tcW w:w="3327" w:type="dxa"/>
+            <w:tcW w:w="3599" w:type="dxa"/>
             <w:tcBorders>
               <w:start w:val="single" w:sz="4" w:space="0" w:color="000000"/>
               <w:bottom w:val="single" w:sz="4" w:space="0" w:color="000000"/>
@@ -8509,7 +8509,7 @@
         </w:tc>
         <w:tc>
           <w:tcPr>
-            <w:tcW w:w="1173" w:type="dxa"/>
+            <w:tcW w:w="1275" w:type="dxa"/>
             <w:tcBorders>
               <w:start w:val="single" w:sz="4" w:space="0" w:color="000000"/>
               <w:bottom w:val="single" w:sz="4" w:space="0" w:color="000000"/>
@@ -8529,7 +8529,7 @@
         </w:tc>
         <w:tc>
           <w:tcPr>
-            <w:tcW w:w="1257" w:type="dxa"/>
+            <w:tcW w:w="1129" w:type="dxa"/>
             <w:tcBorders>
               <w:start w:val="single" w:sz="4" w:space="0" w:color="000000"/>
               <w:bottom w:val="single" w:sz="4" w:space="0" w:color="000000"/>
@@ -8549,7 +8549,7 @@
         </w:tc>
         <w:tc>
           <w:tcPr>
-            <w:tcW w:w="993" w:type="dxa"/>
+            <w:tcW w:w="880" w:type="dxa"/>
             <w:tcBorders>
               <w:start w:val="single" w:sz="4" w:space="0" w:color="000000"/>
               <w:bottom w:val="single" w:sz="4" w:space="0" w:color="000000"/>
@@ -8569,7 +8569,7 @@
         </w:tc>
         <w:tc>
           <w:tcPr>
-            <w:tcW w:w="1196" w:type="dxa"/>
+            <w:tcW w:w="1167" w:type="dxa"/>
             <w:tcBorders>
               <w:start w:val="single" w:sz="4" w:space="0" w:color="000000"/>
               <w:bottom w:val="single" w:sz="4" w:space="0" w:color="000000"/>
@@ -8584,7 +8584,7 @@
             </w:pPr>
             <w:r>
               <w:rPr/>
-              <w:t>45; 46</w:t>
+              <w:t>8.2; 8.3</w:t>
             </w:r>
           </w:p>
         </w:tc>
@@ -9144,7 +9144,7 @@
         <w:pStyle w:val="Normal"/>
         <w:numPr>
           <w:ilvl w:val="0"/>
-          <w:numId w:val="4"/>
+          <w:numId w:val="3"/>
         </w:numPr>
         <w:tabs>
           <w:tab w:val="clear" w:pos="720"/>
@@ -9169,7 +9169,7 @@
         <w:pStyle w:val="Normal"/>
         <w:numPr>
           <w:ilvl w:val="0"/>
-          <w:numId w:val="4"/>
+          <w:numId w:val="3"/>
         </w:numPr>
         <w:tabs>
           <w:tab w:val="clear" w:pos="720"/>
@@ -9194,7 +9194,7 @@
         <w:pStyle w:val="Normal"/>
         <w:numPr>
           <w:ilvl w:val="0"/>
-          <w:numId w:val="4"/>
+          <w:numId w:val="3"/>
         </w:numPr>
         <w:tabs>
           <w:tab w:val="clear" w:pos="720"/>
@@ -9219,7 +9219,7 @@
         <w:pStyle w:val="Normal"/>
         <w:numPr>
           <w:ilvl w:val="0"/>
-          <w:numId w:val="4"/>
+          <w:numId w:val="3"/>
         </w:numPr>
         <w:tabs>
           <w:tab w:val="clear" w:pos="720"/>
@@ -9244,7 +9244,7 @@
         <w:pStyle w:val="Normal"/>
         <w:numPr>
           <w:ilvl w:val="0"/>
-          <w:numId w:val="4"/>
+          <w:numId w:val="3"/>
         </w:numPr>
         <w:tabs>
           <w:tab w:val="clear" w:pos="720"/>
@@ -9269,7 +9269,7 @@
         <w:pStyle w:val="Normal"/>
         <w:numPr>
           <w:ilvl w:val="0"/>
-          <w:numId w:val="4"/>
+          <w:numId w:val="3"/>
         </w:numPr>
         <w:tabs>
           <w:tab w:val="clear" w:pos="720"/>
@@ -9294,7 +9294,7 @@
         <w:pStyle w:val="Normal"/>
         <w:numPr>
           <w:ilvl w:val="0"/>
-          <w:numId w:val="4"/>
+          <w:numId w:val="3"/>
         </w:numPr>
         <w:tabs>
           <w:tab w:val="clear" w:pos="720"/>
@@ -9319,7 +9319,7 @@
         <w:pStyle w:val="Normal"/>
         <w:numPr>
           <w:ilvl w:val="0"/>
-          <w:numId w:val="4"/>
+          <w:numId w:val="3"/>
         </w:numPr>
         <w:tabs>
           <w:tab w:val="clear" w:pos="720"/>
@@ -9666,8 +9666,8 @@
       <w:tblGrid>
         <w:gridCol w:w="857"/>
         <w:gridCol w:w="2603"/>
-        <w:gridCol w:w="1438"/>
-        <w:gridCol w:w="2019"/>
+        <w:gridCol w:w="1437"/>
+        <w:gridCol w:w="2020"/>
         <w:gridCol w:w="1749"/>
       </w:tblGrid>
       <w:tr>
@@ -9718,7 +9718,7 @@
         </w:tc>
         <w:tc>
           <w:tcPr>
-            <w:tcW w:w="1438" w:type="dxa"/>
+            <w:tcW w:w="1437" w:type="dxa"/>
             <w:tcBorders>
               <w:top w:val="single" w:sz="4" w:space="0" w:color="000000"/>
               <w:start w:val="single" w:sz="4" w:space="0" w:color="000000"/>
@@ -9739,7 +9739,7 @@
         </w:tc>
         <w:tc>
           <w:tcPr>
-            <w:tcW w:w="2019" w:type="dxa"/>
+            <w:tcW w:w="2020" w:type="dxa"/>
             <w:tcBorders>
               <w:top w:val="single" w:sz="4" w:space="0" w:color="000000"/>
               <w:start w:val="single" w:sz="4" w:space="0" w:color="000000"/>
@@ -9825,7 +9825,7 @@
         </w:tc>
         <w:tc>
           <w:tcPr>
-            <w:tcW w:w="1438" w:type="dxa"/>
+            <w:tcW w:w="1437" w:type="dxa"/>
             <w:tcBorders>
               <w:start w:val="single" w:sz="4" w:space="0" w:color="000000"/>
               <w:bottom w:val="single" w:sz="4" w:space="0" w:color="000000"/>
@@ -9845,7 +9845,7 @@
         </w:tc>
         <w:tc>
           <w:tcPr>
-            <w:tcW w:w="2019" w:type="dxa"/>
+            <w:tcW w:w="2020" w:type="dxa"/>
             <w:tcBorders>
               <w:start w:val="single" w:sz="4" w:space="0" w:color="000000"/>
               <w:bottom w:val="single" w:sz="4" w:space="0" w:color="000000"/>
@@ -9929,7 +9929,7 @@
         </w:tc>
         <w:tc>
           <w:tcPr>
-            <w:tcW w:w="1438" w:type="dxa"/>
+            <w:tcW w:w="1437" w:type="dxa"/>
             <w:tcBorders>
               <w:start w:val="single" w:sz="4" w:space="0" w:color="000000"/>
               <w:bottom w:val="single" w:sz="4" w:space="0" w:color="000000"/>
@@ -9949,7 +9949,7 @@
         </w:tc>
         <w:tc>
           <w:tcPr>
-            <w:tcW w:w="2019" w:type="dxa"/>
+            <w:tcW w:w="2020" w:type="dxa"/>
             <w:tcBorders>
               <w:start w:val="single" w:sz="4" w:space="0" w:color="000000"/>
               <w:bottom w:val="single" w:sz="4" w:space="0" w:color="000000"/>
@@ -10033,7 +10033,7 @@
         </w:tc>
         <w:tc>
           <w:tcPr>
-            <w:tcW w:w="1438" w:type="dxa"/>
+            <w:tcW w:w="1437" w:type="dxa"/>
             <w:tcBorders>
               <w:start w:val="single" w:sz="4" w:space="0" w:color="000000"/>
               <w:bottom w:val="single" w:sz="4" w:space="0" w:color="000000"/>
@@ -10053,7 +10053,7 @@
         </w:tc>
         <w:tc>
           <w:tcPr>
-            <w:tcW w:w="2019" w:type="dxa"/>
+            <w:tcW w:w="2020" w:type="dxa"/>
             <w:tcBorders>
               <w:start w:val="single" w:sz="4" w:space="0" w:color="000000"/>
               <w:bottom w:val="single" w:sz="4" w:space="0" w:color="000000"/>
@@ -10137,7 +10137,7 @@
         </w:tc>
         <w:tc>
           <w:tcPr>
-            <w:tcW w:w="1438" w:type="dxa"/>
+            <w:tcW w:w="1437" w:type="dxa"/>
             <w:tcBorders>
               <w:start w:val="single" w:sz="4" w:space="0" w:color="000000"/>
               <w:bottom w:val="single" w:sz="4" w:space="0" w:color="000000"/>
@@ -10157,7 +10157,7 @@
         </w:tc>
         <w:tc>
           <w:tcPr>
-            <w:tcW w:w="2019" w:type="dxa"/>
+            <w:tcW w:w="2020" w:type="dxa"/>
             <w:tcBorders>
               <w:start w:val="single" w:sz="4" w:space="0" w:color="000000"/>
               <w:bottom w:val="single" w:sz="4" w:space="0" w:color="000000"/>
@@ -10241,7 +10241,7 @@
         </w:tc>
         <w:tc>
           <w:tcPr>
-            <w:tcW w:w="1438" w:type="dxa"/>
+            <w:tcW w:w="1437" w:type="dxa"/>
             <w:tcBorders>
               <w:start w:val="single" w:sz="4" w:space="0" w:color="000000"/>
               <w:bottom w:val="single" w:sz="4" w:space="0" w:color="000000"/>
@@ -10261,7 +10261,7 @@
         </w:tc>
         <w:tc>
           <w:tcPr>
-            <w:tcW w:w="2019" w:type="dxa"/>
+            <w:tcW w:w="2020" w:type="dxa"/>
             <w:tcBorders>
               <w:start w:val="single" w:sz="4" w:space="0" w:color="000000"/>
               <w:bottom w:val="single" w:sz="4" w:space="0" w:color="000000"/>
@@ -10345,7 +10345,7 @@
         </w:tc>
         <w:tc>
           <w:tcPr>
-            <w:tcW w:w="1438" w:type="dxa"/>
+            <w:tcW w:w="1437" w:type="dxa"/>
             <w:tcBorders>
               <w:start w:val="single" w:sz="4" w:space="0" w:color="000000"/>
               <w:bottom w:val="single" w:sz="4" w:space="0" w:color="000000"/>
@@ -10365,7 +10365,7 @@
         </w:tc>
         <w:tc>
           <w:tcPr>
-            <w:tcW w:w="2019" w:type="dxa"/>
+            <w:tcW w:w="2020" w:type="dxa"/>
             <w:tcBorders>
               <w:start w:val="single" w:sz="4" w:space="0" w:color="000000"/>
               <w:bottom w:val="single" w:sz="4" w:space="0" w:color="000000"/>
@@ -10449,7 +10449,7 @@
         </w:tc>
         <w:tc>
           <w:tcPr>
-            <w:tcW w:w="1438" w:type="dxa"/>
+            <w:tcW w:w="1437" w:type="dxa"/>
             <w:tcBorders>
               <w:start w:val="single" w:sz="4" w:space="0" w:color="000000"/>
               <w:bottom w:val="single" w:sz="4" w:space="0" w:color="000000"/>
@@ -10469,7 +10469,7 @@
         </w:tc>
         <w:tc>
           <w:tcPr>
-            <w:tcW w:w="2019" w:type="dxa"/>
+            <w:tcW w:w="2020" w:type="dxa"/>
             <w:tcBorders>
               <w:start w:val="single" w:sz="4" w:space="0" w:color="000000"/>
               <w:bottom w:val="single" w:sz="4" w:space="0" w:color="000000"/>
@@ -10553,7 +10553,7 @@
         </w:tc>
         <w:tc>
           <w:tcPr>
-            <w:tcW w:w="1438" w:type="dxa"/>
+            <w:tcW w:w="1437" w:type="dxa"/>
             <w:tcBorders>
               <w:start w:val="single" w:sz="4" w:space="0" w:color="000000"/>
               <w:bottom w:val="single" w:sz="4" w:space="0" w:color="000000"/>
@@ -10573,7 +10573,7 @@
         </w:tc>
         <w:tc>
           <w:tcPr>
-            <w:tcW w:w="2019" w:type="dxa"/>
+            <w:tcW w:w="2020" w:type="dxa"/>
             <w:tcBorders>
               <w:start w:val="single" w:sz="4" w:space="0" w:color="000000"/>
               <w:bottom w:val="single" w:sz="4" w:space="0" w:color="000000"/>
@@ -11655,13 +11655,13 @@
         </w:tblCellMar>
       </w:tblPr>
       <w:tblGrid>
-        <w:gridCol w:w="1853"/>
+        <w:gridCol w:w="1852"/>
+        <w:gridCol w:w="1136"/>
         <w:gridCol w:w="1136"/>
         <w:gridCol w:w="1135"/>
         <w:gridCol w:w="1135"/>
-        <w:gridCol w:w="1136"/>
         <w:gridCol w:w="1135"/>
-        <w:gridCol w:w="1136"/>
+        <w:gridCol w:w="1137"/>
       </w:tblGrid>
       <w:tr>
         <w:trPr>
@@ -11669,7 +11669,7 @@
         </w:trPr>
         <w:tc>
           <w:tcPr>
-            <w:tcW w:w="1853" w:type="dxa"/>
+            <w:tcW w:w="1852" w:type="dxa"/>
             <w:tcBorders>
               <w:top w:val="single" w:sz="4" w:space="0" w:color="000000"/>
               <w:start w:val="single" w:sz="4" w:space="0" w:color="000000"/>
@@ -11711,6 +11711,27 @@
         </w:tc>
         <w:tc>
           <w:tcPr>
+            <w:tcW w:w="1136" w:type="dxa"/>
+            <w:tcBorders>
+              <w:top w:val="single" w:sz="4" w:space="0" w:color="000000"/>
+              <w:start w:val="single" w:sz="4" w:space="0" w:color="000000"/>
+              <w:bottom w:val="single" w:sz="4" w:space="0" w:color="000000"/>
+            </w:tcBorders>
+          </w:tcPr>
+          <w:p>
+            <w:pPr>
+              <w:pStyle w:val="TableHeading"/>
+              <w:jc w:val="start"/>
+              <w:rPr/>
+            </w:pPr>
+            <w:r>
+              <w:rPr/>
+              <w:t>Analitičar %</w:t>
+            </w:r>
+          </w:p>
+        </w:tc>
+        <w:tc>
+          <w:tcPr>
             <w:tcW w:w="1135" w:type="dxa"/>
             <w:tcBorders>
               <w:top w:val="single" w:sz="4" w:space="0" w:color="000000"/>
@@ -11726,7 +11747,7 @@
             </w:pPr>
             <w:r>
               <w:rPr/>
-              <w:t>Analitičar %</w:t>
+              <w:t>Programer BE %</w:t>
             </w:r>
           </w:p>
         </w:tc>
@@ -11747,13 +11768,13 @@
             </w:pPr>
             <w:r>
               <w:rPr/>
-              <w:t>Programer BE %</w:t>
-            </w:r>
-          </w:p>
-        </w:tc>
-        <w:tc>
-          <w:tcPr>
-            <w:tcW w:w="1136" w:type="dxa"/>
+              <w:t>Programer FE %</w:t>
+            </w:r>
+          </w:p>
+        </w:tc>
+        <w:tc>
+          <w:tcPr>
+            <w:tcW w:w="1135" w:type="dxa"/>
             <w:tcBorders>
               <w:top w:val="single" w:sz="4" w:space="0" w:color="000000"/>
               <w:start w:val="single" w:sz="4" w:space="0" w:color="000000"/>
@@ -11768,34 +11789,13 @@
             </w:pPr>
             <w:r>
               <w:rPr/>
-              <w:t>Programer FE %</w:t>
-            </w:r>
-          </w:p>
-        </w:tc>
-        <w:tc>
-          <w:tcPr>
-            <w:tcW w:w="1135" w:type="dxa"/>
-            <w:tcBorders>
-              <w:top w:val="single" w:sz="4" w:space="0" w:color="000000"/>
-              <w:start w:val="single" w:sz="4" w:space="0" w:color="000000"/>
-              <w:bottom w:val="single" w:sz="4" w:space="0" w:color="000000"/>
-            </w:tcBorders>
-          </w:tcPr>
-          <w:p>
-            <w:pPr>
-              <w:pStyle w:val="TableHeading"/>
-              <w:jc w:val="start"/>
-              <w:rPr/>
-            </w:pPr>
-            <w:r>
-              <w:rPr/>
               <w:t>Kom./adm. %</w:t>
             </w:r>
           </w:p>
         </w:tc>
         <w:tc>
           <w:tcPr>
-            <w:tcW w:w="1136" w:type="dxa"/>
+            <w:tcW w:w="1137" w:type="dxa"/>
             <w:tcBorders>
               <w:top w:val="single" w:sz="4" w:space="0" w:color="000000"/>
               <w:start w:val="single" w:sz="4" w:space="0" w:color="000000"/>
@@ -11820,7 +11820,7 @@
         <w:trPr/>
         <w:tc>
           <w:tcPr>
-            <w:tcW w:w="1853" w:type="dxa"/>
+            <w:tcW w:w="1852" w:type="dxa"/>
             <w:tcBorders>
               <w:start w:val="single" w:sz="4" w:space="0" w:color="000000"/>
               <w:bottom w:val="single" w:sz="4" w:space="0" w:color="000000"/>
@@ -11860,6 +11860,26 @@
         </w:tc>
         <w:tc>
           <w:tcPr>
+            <w:tcW w:w="1136" w:type="dxa"/>
+            <w:tcBorders>
+              <w:start w:val="single" w:sz="4" w:space="0" w:color="000000"/>
+              <w:bottom w:val="single" w:sz="4" w:space="0" w:color="000000"/>
+            </w:tcBorders>
+          </w:tcPr>
+          <w:p>
+            <w:pPr>
+              <w:pStyle w:val="TableContents"/>
+              <w:jc w:val="start"/>
+              <w:rPr/>
+            </w:pPr>
+            <w:r>
+              <w:rPr/>
+              <w:t>30</w:t>
+            </w:r>
+          </w:p>
+        </w:tc>
+        <w:tc>
+          <w:tcPr>
             <w:tcW w:w="1135" w:type="dxa"/>
             <w:tcBorders>
               <w:start w:val="single" w:sz="4" w:space="0" w:color="000000"/>
@@ -11874,7 +11894,7 @@
             </w:pPr>
             <w:r>
               <w:rPr/>
-              <w:t>30</w:t>
+              <w:t>25</w:t>
             </w:r>
           </w:p>
         </w:tc>
@@ -11900,26 +11920,6 @@
         </w:tc>
         <w:tc>
           <w:tcPr>
-            <w:tcW w:w="1136" w:type="dxa"/>
-            <w:tcBorders>
-              <w:start w:val="single" w:sz="4" w:space="0" w:color="000000"/>
-              <w:bottom w:val="single" w:sz="4" w:space="0" w:color="000000"/>
-            </w:tcBorders>
-          </w:tcPr>
-          <w:p>
-            <w:pPr>
-              <w:pStyle w:val="TableContents"/>
-              <w:jc w:val="start"/>
-              <w:rPr/>
-            </w:pPr>
-            <w:r>
-              <w:rPr/>
-              <w:t>25</w:t>
-            </w:r>
-          </w:p>
-        </w:tc>
-        <w:tc>
-          <w:tcPr>
             <w:tcW w:w="1135" w:type="dxa"/>
             <w:tcBorders>
               <w:start w:val="single" w:sz="4" w:space="0" w:color="000000"/>
@@ -11940,7 +11940,7 @@
         </w:tc>
         <w:tc>
           <w:tcPr>
-            <w:tcW w:w="1136" w:type="dxa"/>
+            <w:tcW w:w="1137" w:type="dxa"/>
             <w:tcBorders>
               <w:start w:val="single" w:sz="4" w:space="0" w:color="000000"/>
               <w:bottom w:val="single" w:sz="4" w:space="0" w:color="000000"/>
@@ -11964,7 +11964,7 @@
         <w:trPr/>
         <w:tc>
           <w:tcPr>
-            <w:tcW w:w="1853" w:type="dxa"/>
+            <w:tcW w:w="1852" w:type="dxa"/>
             <w:tcBorders>
               <w:start w:val="single" w:sz="4" w:space="0" w:color="000000"/>
               <w:bottom w:val="single" w:sz="4" w:space="0" w:color="000000"/>
@@ -12004,6 +12004,26 @@
         </w:tc>
         <w:tc>
           <w:tcPr>
+            <w:tcW w:w="1136" w:type="dxa"/>
+            <w:tcBorders>
+              <w:start w:val="single" w:sz="4" w:space="0" w:color="000000"/>
+              <w:bottom w:val="single" w:sz="4" w:space="0" w:color="000000"/>
+            </w:tcBorders>
+          </w:tcPr>
+          <w:p>
+            <w:pPr>
+              <w:pStyle w:val="TableContents"/>
+              <w:jc w:val="start"/>
+              <w:rPr/>
+            </w:pPr>
+            <w:r>
+              <w:rPr/>
+              <w:t>30</w:t>
+            </w:r>
+          </w:p>
+        </w:tc>
+        <w:tc>
+          <w:tcPr>
             <w:tcW w:w="1135" w:type="dxa"/>
             <w:tcBorders>
               <w:start w:val="single" w:sz="4" w:space="0" w:color="000000"/>
@@ -12038,26 +12058,6 @@
             </w:pPr>
             <w:r>
               <w:rPr/>
-              <w:t>30</w:t>
-            </w:r>
-          </w:p>
-        </w:tc>
-        <w:tc>
-          <w:tcPr>
-            <w:tcW w:w="1136" w:type="dxa"/>
-            <w:tcBorders>
-              <w:start w:val="single" w:sz="4" w:space="0" w:color="000000"/>
-              <w:bottom w:val="single" w:sz="4" w:space="0" w:color="000000"/>
-            </w:tcBorders>
-          </w:tcPr>
-          <w:p>
-            <w:pPr>
-              <w:pStyle w:val="TableContents"/>
-              <w:jc w:val="start"/>
-              <w:rPr/>
-            </w:pPr>
-            <w:r>
-              <w:rPr/>
               <w:t>20</w:t>
             </w:r>
           </w:p>
@@ -12084,7 +12084,7 @@
         </w:tc>
         <w:tc>
           <w:tcPr>
-            <w:tcW w:w="1136" w:type="dxa"/>
+            <w:tcW w:w="1137" w:type="dxa"/>
             <w:tcBorders>
               <w:start w:val="single" w:sz="4" w:space="0" w:color="000000"/>
               <w:bottom w:val="single" w:sz="4" w:space="0" w:color="000000"/>
@@ -12108,7 +12108,7 @@
         <w:trPr/>
         <w:tc>
           <w:tcPr>
-            <w:tcW w:w="1853" w:type="dxa"/>
+            <w:tcW w:w="1852" w:type="dxa"/>
             <w:tcBorders>
               <w:start w:val="single" w:sz="4" w:space="0" w:color="000000"/>
               <w:bottom w:val="single" w:sz="4" w:space="0" w:color="000000"/>
@@ -12148,6 +12148,26 @@
         </w:tc>
         <w:tc>
           <w:tcPr>
+            <w:tcW w:w="1136" w:type="dxa"/>
+            <w:tcBorders>
+              <w:start w:val="single" w:sz="4" w:space="0" w:color="000000"/>
+              <w:bottom w:val="single" w:sz="4" w:space="0" w:color="000000"/>
+            </w:tcBorders>
+          </w:tcPr>
+          <w:p>
+            <w:pPr>
+              <w:pStyle w:val="TableContents"/>
+              <w:jc w:val="start"/>
+              <w:rPr/>
+            </w:pPr>
+            <w:r>
+              <w:rPr/>
+              <w:t>30</w:t>
+            </w:r>
+          </w:p>
+        </w:tc>
+        <w:tc>
+          <w:tcPr>
             <w:tcW w:w="1135" w:type="dxa"/>
             <w:tcBorders>
               <w:start w:val="single" w:sz="4" w:space="0" w:color="000000"/>
@@ -12162,7 +12182,7 @@
             </w:pPr>
             <w:r>
               <w:rPr/>
-              <w:t>30</w:t>
+              <w:t>16</w:t>
             </w:r>
           </w:p>
         </w:tc>
@@ -12182,26 +12202,6 @@
             </w:pPr>
             <w:r>
               <w:rPr/>
-              <w:t>16</w:t>
-            </w:r>
-          </w:p>
-        </w:tc>
-        <w:tc>
-          <w:tcPr>
-            <w:tcW w:w="1136" w:type="dxa"/>
-            <w:tcBorders>
-              <w:start w:val="single" w:sz="4" w:space="0" w:color="000000"/>
-              <w:bottom w:val="single" w:sz="4" w:space="0" w:color="000000"/>
-            </w:tcBorders>
-          </w:tcPr>
-          <w:p>
-            <w:pPr>
-              <w:pStyle w:val="TableContents"/>
-              <w:jc w:val="start"/>
-              <w:rPr/>
-            </w:pPr>
-            <w:r>
-              <w:rPr/>
               <w:t>34</w:t>
             </w:r>
           </w:p>
@@ -12228,7 +12228,7 @@
         </w:tc>
         <w:tc>
           <w:tcPr>
-            <w:tcW w:w="1136" w:type="dxa"/>
+            <w:tcW w:w="1137" w:type="dxa"/>
             <w:tcBorders>
               <w:start w:val="single" w:sz="4" w:space="0" w:color="000000"/>
               <w:bottom w:val="single" w:sz="4" w:space="0" w:color="000000"/>
@@ -12252,7 +12252,7 @@
         <w:trPr/>
         <w:tc>
           <w:tcPr>
-            <w:tcW w:w="1853" w:type="dxa"/>
+            <w:tcW w:w="1852" w:type="dxa"/>
             <w:tcBorders>
               <w:start w:val="single" w:sz="4" w:space="0" w:color="000000"/>
               <w:bottom w:val="single" w:sz="4" w:space="0" w:color="000000"/>
@@ -12292,6 +12292,26 @@
         </w:tc>
         <w:tc>
           <w:tcPr>
+            <w:tcW w:w="1136" w:type="dxa"/>
+            <w:tcBorders>
+              <w:start w:val="single" w:sz="4" w:space="0" w:color="000000"/>
+              <w:bottom w:val="single" w:sz="4" w:space="0" w:color="000000"/>
+            </w:tcBorders>
+          </w:tcPr>
+          <w:p>
+            <w:pPr>
+              <w:pStyle w:val="TableContents"/>
+              <w:jc w:val="start"/>
+              <w:rPr/>
+            </w:pPr>
+            <w:r>
+              <w:rPr/>
+              <w:t>30</w:t>
+            </w:r>
+          </w:p>
+        </w:tc>
+        <w:tc>
+          <w:tcPr>
             <w:tcW w:w="1135" w:type="dxa"/>
             <w:tcBorders>
               <w:start w:val="single" w:sz="4" w:space="0" w:color="000000"/>
@@ -12306,7 +12326,7 @@
             </w:pPr>
             <w:r>
               <w:rPr/>
-              <w:t>30</w:t>
+              <w:t>25</w:t>
             </w:r>
           </w:p>
         </w:tc>
@@ -12332,26 +12352,6 @@
         </w:tc>
         <w:tc>
           <w:tcPr>
-            <w:tcW w:w="1136" w:type="dxa"/>
-            <w:tcBorders>
-              <w:start w:val="single" w:sz="4" w:space="0" w:color="000000"/>
-              <w:bottom w:val="single" w:sz="4" w:space="0" w:color="000000"/>
-            </w:tcBorders>
-          </w:tcPr>
-          <w:p>
-            <w:pPr>
-              <w:pStyle w:val="TableContents"/>
-              <w:jc w:val="start"/>
-              <w:rPr/>
-            </w:pPr>
-            <w:r>
-              <w:rPr/>
-              <w:t>25</w:t>
-            </w:r>
-          </w:p>
-        </w:tc>
-        <w:tc>
-          <w:tcPr>
             <w:tcW w:w="1135" w:type="dxa"/>
             <w:tcBorders>
               <w:start w:val="single" w:sz="4" w:space="0" w:color="000000"/>
@@ -12372,7 +12372,7 @@
         </w:tc>
         <w:tc>
           <w:tcPr>
-            <w:tcW w:w="1136" w:type="dxa"/>
+            <w:tcW w:w="1137" w:type="dxa"/>
             <w:tcBorders>
               <w:start w:val="single" w:sz="4" w:space="0" w:color="000000"/>
               <w:bottom w:val="single" w:sz="4" w:space="0" w:color="000000"/>
@@ -12396,7 +12396,7 @@
         <w:trPr/>
         <w:tc>
           <w:tcPr>
-            <w:tcW w:w="1853" w:type="dxa"/>
+            <w:tcW w:w="1852" w:type="dxa"/>
             <w:tcBorders>
               <w:start w:val="single" w:sz="4" w:space="0" w:color="000000"/>
               <w:bottom w:val="single" w:sz="4" w:space="0" w:color="000000"/>
@@ -12436,6 +12436,26 @@
         </w:tc>
         <w:tc>
           <w:tcPr>
+            <w:tcW w:w="1136" w:type="dxa"/>
+            <w:tcBorders>
+              <w:start w:val="single" w:sz="4" w:space="0" w:color="000000"/>
+              <w:bottom w:val="single" w:sz="4" w:space="0" w:color="000000"/>
+            </w:tcBorders>
+          </w:tcPr>
+          <w:p>
+            <w:pPr>
+              <w:pStyle w:val="TableContents"/>
+              <w:jc w:val="start"/>
+              <w:rPr/>
+            </w:pPr>
+            <w:r>
+              <w:rPr/>
+              <w:t>30</w:t>
+            </w:r>
+          </w:p>
+        </w:tc>
+        <w:tc>
+          <w:tcPr>
             <w:tcW w:w="1135" w:type="dxa"/>
             <w:tcBorders>
               <w:start w:val="single" w:sz="4" w:space="0" w:color="000000"/>
@@ -12450,7 +12470,7 @@
             </w:pPr>
             <w:r>
               <w:rPr/>
-              <w:t>30</w:t>
+              <w:t>25</w:t>
             </w:r>
           </w:p>
         </w:tc>
@@ -12476,26 +12496,6 @@
         </w:tc>
         <w:tc>
           <w:tcPr>
-            <w:tcW w:w="1136" w:type="dxa"/>
-            <w:tcBorders>
-              <w:start w:val="single" w:sz="4" w:space="0" w:color="000000"/>
-              <w:bottom w:val="single" w:sz="4" w:space="0" w:color="000000"/>
-            </w:tcBorders>
-          </w:tcPr>
-          <w:p>
-            <w:pPr>
-              <w:pStyle w:val="TableContents"/>
-              <w:jc w:val="start"/>
-              <w:rPr/>
-            </w:pPr>
-            <w:r>
-              <w:rPr/>
-              <w:t>25</w:t>
-            </w:r>
-          </w:p>
-        </w:tc>
-        <w:tc>
-          <w:tcPr>
             <w:tcW w:w="1135" w:type="dxa"/>
             <w:tcBorders>
               <w:start w:val="single" w:sz="4" w:space="0" w:color="000000"/>
@@ -12516,7 +12516,7 @@
         </w:tc>
         <w:tc>
           <w:tcPr>
-            <w:tcW w:w="1136" w:type="dxa"/>
+            <w:tcW w:w="1137" w:type="dxa"/>
             <w:tcBorders>
               <w:start w:val="single" w:sz="4" w:space="0" w:color="000000"/>
               <w:bottom w:val="single" w:sz="4" w:space="0" w:color="000000"/>
@@ -12540,7 +12540,7 @@
         <w:trPr/>
         <w:tc>
           <w:tcPr>
-            <w:tcW w:w="1853" w:type="dxa"/>
+            <w:tcW w:w="1852" w:type="dxa"/>
             <w:tcBorders>
               <w:start w:val="single" w:sz="4" w:space="0" w:color="000000"/>
               <w:bottom w:val="single" w:sz="4" w:space="0" w:color="000000"/>
@@ -12580,6 +12580,26 @@
         </w:tc>
         <w:tc>
           <w:tcPr>
+            <w:tcW w:w="1136" w:type="dxa"/>
+            <w:tcBorders>
+              <w:start w:val="single" w:sz="4" w:space="0" w:color="000000"/>
+              <w:bottom w:val="single" w:sz="4" w:space="0" w:color="000000"/>
+            </w:tcBorders>
+          </w:tcPr>
+          <w:p>
+            <w:pPr>
+              <w:pStyle w:val="TableContents"/>
+              <w:jc w:val="start"/>
+              <w:rPr/>
+            </w:pPr>
+            <w:r>
+              <w:rPr/>
+              <w:t>30</w:t>
+            </w:r>
+          </w:p>
+        </w:tc>
+        <w:tc>
+          <w:tcPr>
             <w:tcW w:w="1135" w:type="dxa"/>
             <w:tcBorders>
               <w:start w:val="single" w:sz="4" w:space="0" w:color="000000"/>
@@ -12594,7 +12614,7 @@
             </w:pPr>
             <w:r>
               <w:rPr/>
-              <w:t>30</w:t>
+              <w:t>31</w:t>
             </w:r>
           </w:p>
         </w:tc>
@@ -12614,26 +12634,6 @@
             </w:pPr>
             <w:r>
               <w:rPr/>
-              <w:t>31</w:t>
-            </w:r>
-          </w:p>
-        </w:tc>
-        <w:tc>
-          <w:tcPr>
-            <w:tcW w:w="1136" w:type="dxa"/>
-            <w:tcBorders>
-              <w:start w:val="single" w:sz="4" w:space="0" w:color="000000"/>
-              <w:bottom w:val="single" w:sz="4" w:space="0" w:color="000000"/>
-            </w:tcBorders>
-          </w:tcPr>
-          <w:p>
-            <w:pPr>
-              <w:pStyle w:val="TableContents"/>
-              <w:jc w:val="start"/>
-              <w:rPr/>
-            </w:pPr>
-            <w:r>
-              <w:rPr/>
               <w:t>19</w:t>
             </w:r>
           </w:p>
@@ -12660,7 +12660,7 @@
         </w:tc>
         <w:tc>
           <w:tcPr>
-            <w:tcW w:w="1136" w:type="dxa"/>
+            <w:tcW w:w="1137" w:type="dxa"/>
             <w:tcBorders>
               <w:start w:val="single" w:sz="4" w:space="0" w:color="000000"/>
               <w:bottom w:val="single" w:sz="4" w:space="0" w:color="000000"/>
@@ -12684,7 +12684,7 @@
         <w:trPr/>
         <w:tc>
           <w:tcPr>
-            <w:tcW w:w="1853" w:type="dxa"/>
+            <w:tcW w:w="1852" w:type="dxa"/>
             <w:tcBorders>
               <w:start w:val="single" w:sz="4" w:space="0" w:color="000000"/>
               <w:bottom w:val="single" w:sz="4" w:space="0" w:color="000000"/>
@@ -12724,6 +12724,26 @@
         </w:tc>
         <w:tc>
           <w:tcPr>
+            <w:tcW w:w="1136" w:type="dxa"/>
+            <w:tcBorders>
+              <w:start w:val="single" w:sz="4" w:space="0" w:color="000000"/>
+              <w:bottom w:val="single" w:sz="4" w:space="0" w:color="000000"/>
+            </w:tcBorders>
+          </w:tcPr>
+          <w:p>
+            <w:pPr>
+              <w:pStyle w:val="TableContents"/>
+              <w:jc w:val="start"/>
+              <w:rPr/>
+            </w:pPr>
+            <w:r>
+              <w:rPr/>
+              <w:t>30</w:t>
+            </w:r>
+          </w:p>
+        </w:tc>
+        <w:tc>
+          <w:tcPr>
             <w:tcW w:w="1135" w:type="dxa"/>
             <w:tcBorders>
               <w:start w:val="single" w:sz="4" w:space="0" w:color="000000"/>
@@ -12738,7 +12758,7 @@
             </w:pPr>
             <w:r>
               <w:rPr/>
-              <w:t>30</w:t>
+              <w:t>25</w:t>
             </w:r>
           </w:p>
         </w:tc>
@@ -12764,26 +12784,6 @@
         </w:tc>
         <w:tc>
           <w:tcPr>
-            <w:tcW w:w="1136" w:type="dxa"/>
-            <w:tcBorders>
-              <w:start w:val="single" w:sz="4" w:space="0" w:color="000000"/>
-              <w:bottom w:val="single" w:sz="4" w:space="0" w:color="000000"/>
-            </w:tcBorders>
-          </w:tcPr>
-          <w:p>
-            <w:pPr>
-              <w:pStyle w:val="TableContents"/>
-              <w:jc w:val="start"/>
-              <w:rPr/>
-            </w:pPr>
-            <w:r>
-              <w:rPr/>
-              <w:t>25</w:t>
-            </w:r>
-          </w:p>
-        </w:tc>
-        <w:tc>
-          <w:tcPr>
             <w:tcW w:w="1135" w:type="dxa"/>
             <w:tcBorders>
               <w:start w:val="single" w:sz="4" w:space="0" w:color="000000"/>
@@ -12804,7 +12804,7 @@
         </w:tc>
         <w:tc>
           <w:tcPr>
-            <w:tcW w:w="1136" w:type="dxa"/>
+            <w:tcW w:w="1137" w:type="dxa"/>
             <w:tcBorders>
               <w:start w:val="single" w:sz="4" w:space="0" w:color="000000"/>
               <w:bottom w:val="single" w:sz="4" w:space="0" w:color="000000"/>
@@ -12828,7 +12828,7 @@
         <w:trPr/>
         <w:tc>
           <w:tcPr>
-            <w:tcW w:w="1853" w:type="dxa"/>
+            <w:tcW w:w="1852" w:type="dxa"/>
             <w:tcBorders>
               <w:start w:val="single" w:sz="4" w:space="0" w:color="000000"/>
               <w:bottom w:val="single" w:sz="4" w:space="0" w:color="000000"/>
@@ -12868,6 +12868,26 @@
         </w:tc>
         <w:tc>
           <w:tcPr>
+            <w:tcW w:w="1136" w:type="dxa"/>
+            <w:tcBorders>
+              <w:start w:val="single" w:sz="4" w:space="0" w:color="000000"/>
+              <w:bottom w:val="single" w:sz="4" w:space="0" w:color="000000"/>
+            </w:tcBorders>
+          </w:tcPr>
+          <w:p>
+            <w:pPr>
+              <w:pStyle w:val="TableContents"/>
+              <w:jc w:val="start"/>
+              <w:rPr/>
+            </w:pPr>
+            <w:r>
+              <w:rPr/>
+              <w:t>30</w:t>
+            </w:r>
+          </w:p>
+        </w:tc>
+        <w:tc>
+          <w:tcPr>
             <w:tcW w:w="1135" w:type="dxa"/>
             <w:tcBorders>
               <w:start w:val="single" w:sz="4" w:space="0" w:color="000000"/>
@@ -12882,7 +12902,7 @@
             </w:pPr>
             <w:r>
               <w:rPr/>
-              <w:t>30</w:t>
+              <w:t>16</w:t>
             </w:r>
           </w:p>
         </w:tc>
@@ -12902,26 +12922,6 @@
             </w:pPr>
             <w:r>
               <w:rPr/>
-              <w:t>16</w:t>
-            </w:r>
-          </w:p>
-        </w:tc>
-        <w:tc>
-          <w:tcPr>
-            <w:tcW w:w="1136" w:type="dxa"/>
-            <w:tcBorders>
-              <w:start w:val="single" w:sz="4" w:space="0" w:color="000000"/>
-              <w:bottom w:val="single" w:sz="4" w:space="0" w:color="000000"/>
-            </w:tcBorders>
-          </w:tcPr>
-          <w:p>
-            <w:pPr>
-              <w:pStyle w:val="TableContents"/>
-              <w:jc w:val="start"/>
-              <w:rPr/>
-            </w:pPr>
-            <w:r>
-              <w:rPr/>
               <w:t>34</w:t>
             </w:r>
           </w:p>
@@ -12948,7 +12948,7 @@
         </w:tc>
         <w:tc>
           <w:tcPr>
-            <w:tcW w:w="1136" w:type="dxa"/>
+            <w:tcW w:w="1137" w:type="dxa"/>
             <w:tcBorders>
               <w:start w:val="single" w:sz="4" w:space="0" w:color="000000"/>
               <w:bottom w:val="single" w:sz="4" w:space="0" w:color="000000"/>
@@ -13006,22 +13006,20 @@
         </w:tblCellMar>
       </w:tblPr>
       <w:tblGrid>
-        <w:gridCol w:w="626"/>
-        <w:gridCol w:w="2607"/>
-        <w:gridCol w:w="620"/>
+        <w:gridCol w:w="625"/>
+        <w:gridCol w:w="2608"/>
+        <w:gridCol w:w="619"/>
         <w:gridCol w:w="1073"/>
         <w:gridCol w:w="889"/>
         <w:gridCol w:w="982"/>
         <w:gridCol w:w="871"/>
-        <w:gridCol w:w="998"/>
+        <w:gridCol w:w="999"/>
       </w:tblGrid>
       <w:tr>
-        <w:trPr>
-          <w:tblHeader w:val="true"/>
-        </w:trPr>
-        <w:tc>
-          <w:tcPr>
-            <w:tcW w:w="626" w:type="dxa"/>
+        <w:trPr/>
+        <w:tc>
+          <w:tcPr>
+            <w:tcW w:w="625" w:type="dxa"/>
             <w:tcBorders>
               <w:top w:val="single" w:sz="4" w:space="0" w:color="000000"/>
               <w:start w:val="single" w:sz="4" w:space="0" w:color="000000"/>
@@ -13042,7 +13040,7 @@
         </w:tc>
         <w:tc>
           <w:tcPr>
-            <w:tcW w:w="2607" w:type="dxa"/>
+            <w:tcW w:w="2608" w:type="dxa"/>
             <w:tcBorders>
               <w:top w:val="single" w:sz="4" w:space="0" w:color="000000"/>
               <w:start w:val="single" w:sz="4" w:space="0" w:color="000000"/>
@@ -13063,7 +13061,7 @@
         </w:tc>
         <w:tc>
           <w:tcPr>
-            <w:tcW w:w="620" w:type="dxa"/>
+            <w:tcW w:w="619" w:type="dxa"/>
             <w:tcBorders>
               <w:top w:val="single" w:sz="4" w:space="0" w:color="000000"/>
               <w:start w:val="single" w:sz="4" w:space="0" w:color="000000"/>
@@ -13168,7 +13166,7 @@
         </w:tc>
         <w:tc>
           <w:tcPr>
-            <w:tcW w:w="998" w:type="dxa"/>
+            <w:tcW w:w="999" w:type="dxa"/>
             <w:tcBorders>
               <w:top w:val="single" w:sz="4" w:space="0" w:color="000000"/>
               <w:start w:val="single" w:sz="4" w:space="0" w:color="000000"/>
@@ -13193,7 +13191,7 @@
         <w:trPr/>
         <w:tc>
           <w:tcPr>
-            <w:tcW w:w="626" w:type="dxa"/>
+            <w:tcW w:w="625" w:type="dxa"/>
             <w:tcBorders>
               <w:start w:val="single" w:sz="4" w:space="0" w:color="000000"/>
               <w:bottom w:val="single" w:sz="4" w:space="0" w:color="000000"/>
@@ -13213,7 +13211,7 @@
         </w:tc>
         <w:tc>
           <w:tcPr>
-            <w:tcW w:w="2607" w:type="dxa"/>
+            <w:tcW w:w="2608" w:type="dxa"/>
             <w:tcBorders>
               <w:start w:val="single" w:sz="4" w:space="0" w:color="000000"/>
               <w:bottom w:val="single" w:sz="4" w:space="0" w:color="000000"/>
@@ -13233,7 +13231,7 @@
         </w:tc>
         <w:tc>
           <w:tcPr>
-            <w:tcW w:w="620" w:type="dxa"/>
+            <w:tcW w:w="619" w:type="dxa"/>
             <w:tcBorders>
               <w:start w:val="single" w:sz="4" w:space="0" w:color="000000"/>
               <w:bottom w:val="single" w:sz="4" w:space="0" w:color="000000"/>
@@ -13333,7 +13331,7 @@
         </w:tc>
         <w:tc>
           <w:tcPr>
-            <w:tcW w:w="998" w:type="dxa"/>
+            <w:tcW w:w="999" w:type="dxa"/>
             <w:tcBorders>
               <w:start w:val="single" w:sz="4" w:space="0" w:color="000000"/>
               <w:bottom w:val="single" w:sz="4" w:space="0" w:color="000000"/>
@@ -13357,7 +13355,7 @@
         <w:trPr/>
         <w:tc>
           <w:tcPr>
-            <w:tcW w:w="626" w:type="dxa"/>
+            <w:tcW w:w="625" w:type="dxa"/>
             <w:tcBorders>
               <w:start w:val="single" w:sz="4" w:space="0" w:color="000000"/>
               <w:bottom w:val="single" w:sz="4" w:space="0" w:color="000000"/>
@@ -13377,7 +13375,7 @@
         </w:tc>
         <w:tc>
           <w:tcPr>
-            <w:tcW w:w="2607" w:type="dxa"/>
+            <w:tcW w:w="2608" w:type="dxa"/>
             <w:tcBorders>
               <w:start w:val="single" w:sz="4" w:space="0" w:color="000000"/>
               <w:bottom w:val="single" w:sz="4" w:space="0" w:color="000000"/>
@@ -13397,7 +13395,7 @@
         </w:tc>
         <w:tc>
           <w:tcPr>
-            <w:tcW w:w="620" w:type="dxa"/>
+            <w:tcW w:w="619" w:type="dxa"/>
             <w:tcBorders>
               <w:start w:val="single" w:sz="4" w:space="0" w:color="000000"/>
               <w:bottom w:val="single" w:sz="4" w:space="0" w:color="000000"/>
@@ -13497,7 +13495,7 @@
         </w:tc>
         <w:tc>
           <w:tcPr>
-            <w:tcW w:w="998" w:type="dxa"/>
+            <w:tcW w:w="999" w:type="dxa"/>
             <w:tcBorders>
               <w:start w:val="single" w:sz="4" w:space="0" w:color="000000"/>
               <w:bottom w:val="single" w:sz="4" w:space="0" w:color="000000"/>
@@ -13521,7 +13519,7 @@
         <w:trPr/>
         <w:tc>
           <w:tcPr>
-            <w:tcW w:w="626" w:type="dxa"/>
+            <w:tcW w:w="625" w:type="dxa"/>
             <w:tcBorders>
               <w:start w:val="single" w:sz="4" w:space="0" w:color="000000"/>
               <w:bottom w:val="single" w:sz="4" w:space="0" w:color="000000"/>
@@ -13541,7 +13539,7 @@
         </w:tc>
         <w:tc>
           <w:tcPr>
-            <w:tcW w:w="2607" w:type="dxa"/>
+            <w:tcW w:w="2608" w:type="dxa"/>
             <w:tcBorders>
               <w:start w:val="single" w:sz="4" w:space="0" w:color="000000"/>
               <w:bottom w:val="single" w:sz="4" w:space="0" w:color="000000"/>
@@ -13561,7 +13559,7 @@
         </w:tc>
         <w:tc>
           <w:tcPr>
-            <w:tcW w:w="620" w:type="dxa"/>
+            <w:tcW w:w="619" w:type="dxa"/>
             <w:tcBorders>
               <w:start w:val="single" w:sz="4" w:space="0" w:color="000000"/>
               <w:bottom w:val="single" w:sz="4" w:space="0" w:color="000000"/>
@@ -13661,7 +13659,7 @@
         </w:tc>
         <w:tc>
           <w:tcPr>
-            <w:tcW w:w="998" w:type="dxa"/>
+            <w:tcW w:w="999" w:type="dxa"/>
             <w:tcBorders>
               <w:start w:val="single" w:sz="4" w:space="0" w:color="000000"/>
               <w:bottom w:val="single" w:sz="4" w:space="0" w:color="000000"/>
@@ -13685,7 +13683,7 @@
         <w:trPr/>
         <w:tc>
           <w:tcPr>
-            <w:tcW w:w="626" w:type="dxa"/>
+            <w:tcW w:w="625" w:type="dxa"/>
             <w:tcBorders>
               <w:start w:val="single" w:sz="4" w:space="0" w:color="000000"/>
               <w:bottom w:val="single" w:sz="4" w:space="0" w:color="000000"/>
@@ -13705,7 +13703,7 @@
         </w:tc>
         <w:tc>
           <w:tcPr>
-            <w:tcW w:w="2607" w:type="dxa"/>
+            <w:tcW w:w="2608" w:type="dxa"/>
             <w:tcBorders>
               <w:start w:val="single" w:sz="4" w:space="0" w:color="000000"/>
               <w:bottom w:val="single" w:sz="4" w:space="0" w:color="000000"/>
@@ -13725,7 +13723,7 @@
         </w:tc>
         <w:tc>
           <w:tcPr>
-            <w:tcW w:w="620" w:type="dxa"/>
+            <w:tcW w:w="619" w:type="dxa"/>
             <w:tcBorders>
               <w:start w:val="single" w:sz="4" w:space="0" w:color="000000"/>
               <w:bottom w:val="single" w:sz="4" w:space="0" w:color="000000"/>
@@ -13825,7 +13823,7 @@
         </w:tc>
         <w:tc>
           <w:tcPr>
-            <w:tcW w:w="998" w:type="dxa"/>
+            <w:tcW w:w="999" w:type="dxa"/>
             <w:tcBorders>
               <w:start w:val="single" w:sz="4" w:space="0" w:color="000000"/>
               <w:bottom w:val="single" w:sz="4" w:space="0" w:color="000000"/>
@@ -13849,7 +13847,7 @@
         <w:trPr/>
         <w:tc>
           <w:tcPr>
-            <w:tcW w:w="626" w:type="dxa"/>
+            <w:tcW w:w="625" w:type="dxa"/>
             <w:tcBorders>
               <w:start w:val="single" w:sz="4" w:space="0" w:color="000000"/>
               <w:bottom w:val="single" w:sz="4" w:space="0" w:color="000000"/>
@@ -13869,7 +13867,7 @@
         </w:tc>
         <w:tc>
           <w:tcPr>
-            <w:tcW w:w="2607" w:type="dxa"/>
+            <w:tcW w:w="2608" w:type="dxa"/>
             <w:tcBorders>
               <w:start w:val="single" w:sz="4" w:space="0" w:color="000000"/>
               <w:bottom w:val="single" w:sz="4" w:space="0" w:color="000000"/>
@@ -13889,7 +13887,7 @@
         </w:tc>
         <w:tc>
           <w:tcPr>
-            <w:tcW w:w="620" w:type="dxa"/>
+            <w:tcW w:w="619" w:type="dxa"/>
             <w:tcBorders>
               <w:start w:val="single" w:sz="4" w:space="0" w:color="000000"/>
               <w:bottom w:val="single" w:sz="4" w:space="0" w:color="000000"/>
@@ -13989,7 +13987,7 @@
         </w:tc>
         <w:tc>
           <w:tcPr>
-            <w:tcW w:w="998" w:type="dxa"/>
+            <w:tcW w:w="999" w:type="dxa"/>
             <w:tcBorders>
               <w:start w:val="single" w:sz="4" w:space="0" w:color="000000"/>
               <w:bottom w:val="single" w:sz="4" w:space="0" w:color="000000"/>
@@ -14013,7 +14011,7 @@
         <w:trPr/>
         <w:tc>
           <w:tcPr>
-            <w:tcW w:w="626" w:type="dxa"/>
+            <w:tcW w:w="625" w:type="dxa"/>
             <w:tcBorders>
               <w:start w:val="single" w:sz="4" w:space="0" w:color="000000"/>
               <w:bottom w:val="single" w:sz="4" w:space="0" w:color="000000"/>
@@ -14033,7 +14031,7 @@
         </w:tc>
         <w:tc>
           <w:tcPr>
-            <w:tcW w:w="2607" w:type="dxa"/>
+            <w:tcW w:w="2608" w:type="dxa"/>
             <w:tcBorders>
               <w:start w:val="single" w:sz="4" w:space="0" w:color="000000"/>
               <w:bottom w:val="single" w:sz="4" w:space="0" w:color="000000"/>
@@ -14053,7 +14051,7 @@
         </w:tc>
         <w:tc>
           <w:tcPr>
-            <w:tcW w:w="620" w:type="dxa"/>
+            <w:tcW w:w="619" w:type="dxa"/>
             <w:tcBorders>
               <w:start w:val="single" w:sz="4" w:space="0" w:color="000000"/>
               <w:bottom w:val="single" w:sz="4" w:space="0" w:color="000000"/>
@@ -14153,7 +14151,7 @@
         </w:tc>
         <w:tc>
           <w:tcPr>
-            <w:tcW w:w="998" w:type="dxa"/>
+            <w:tcW w:w="999" w:type="dxa"/>
             <w:tcBorders>
               <w:start w:val="single" w:sz="4" w:space="0" w:color="000000"/>
               <w:bottom w:val="single" w:sz="4" w:space="0" w:color="000000"/>
@@ -14177,7 +14175,7 @@
         <w:trPr/>
         <w:tc>
           <w:tcPr>
-            <w:tcW w:w="626" w:type="dxa"/>
+            <w:tcW w:w="625" w:type="dxa"/>
             <w:tcBorders>
               <w:start w:val="single" w:sz="4" w:space="0" w:color="000000"/>
               <w:bottom w:val="single" w:sz="4" w:space="0" w:color="000000"/>
@@ -14197,7 +14195,7 @@
         </w:tc>
         <w:tc>
           <w:tcPr>
-            <w:tcW w:w="2607" w:type="dxa"/>
+            <w:tcW w:w="2608" w:type="dxa"/>
             <w:tcBorders>
               <w:start w:val="single" w:sz="4" w:space="0" w:color="000000"/>
               <w:bottom w:val="single" w:sz="4" w:space="0" w:color="000000"/>
@@ -14217,7 +14215,7 @@
         </w:tc>
         <w:tc>
           <w:tcPr>
-            <w:tcW w:w="620" w:type="dxa"/>
+            <w:tcW w:w="619" w:type="dxa"/>
             <w:tcBorders>
               <w:start w:val="single" w:sz="4" w:space="0" w:color="000000"/>
               <w:bottom w:val="single" w:sz="4" w:space="0" w:color="000000"/>
@@ -14317,7 +14315,7 @@
         </w:tc>
         <w:tc>
           <w:tcPr>
-            <w:tcW w:w="998" w:type="dxa"/>
+            <w:tcW w:w="999" w:type="dxa"/>
             <w:tcBorders>
               <w:start w:val="single" w:sz="4" w:space="0" w:color="000000"/>
               <w:bottom w:val="single" w:sz="4" w:space="0" w:color="000000"/>
@@ -14341,7 +14339,7 @@
         <w:trPr/>
         <w:tc>
           <w:tcPr>
-            <w:tcW w:w="626" w:type="dxa"/>
+            <w:tcW w:w="625" w:type="dxa"/>
             <w:tcBorders>
               <w:start w:val="single" w:sz="4" w:space="0" w:color="000000"/>
               <w:bottom w:val="single" w:sz="4" w:space="0" w:color="000000"/>
@@ -14361,7 +14359,7 @@
         </w:tc>
         <w:tc>
           <w:tcPr>
-            <w:tcW w:w="2607" w:type="dxa"/>
+            <w:tcW w:w="2608" w:type="dxa"/>
             <w:tcBorders>
               <w:start w:val="single" w:sz="4" w:space="0" w:color="000000"/>
               <w:bottom w:val="single" w:sz="4" w:space="0" w:color="000000"/>
@@ -14381,7 +14379,7 @@
         </w:tc>
         <w:tc>
           <w:tcPr>
-            <w:tcW w:w="620" w:type="dxa"/>
+            <w:tcW w:w="619" w:type="dxa"/>
             <w:tcBorders>
               <w:start w:val="single" w:sz="4" w:space="0" w:color="000000"/>
               <w:bottom w:val="single" w:sz="4" w:space="0" w:color="000000"/>
@@ -14481,7 +14479,7 @@
         </w:tc>
         <w:tc>
           <w:tcPr>
-            <w:tcW w:w="998" w:type="dxa"/>
+            <w:tcW w:w="999" w:type="dxa"/>
             <w:tcBorders>
               <w:start w:val="single" w:sz="4" w:space="0" w:color="000000"/>
               <w:bottom w:val="single" w:sz="4" w:space="0" w:color="000000"/>
@@ -14505,7 +14503,7 @@
         <w:trPr/>
         <w:tc>
           <w:tcPr>
-            <w:tcW w:w="626" w:type="dxa"/>
+            <w:tcW w:w="625" w:type="dxa"/>
             <w:tcBorders>
               <w:start w:val="single" w:sz="4" w:space="0" w:color="000000"/>
               <w:bottom w:val="single" w:sz="4" w:space="0" w:color="000000"/>
@@ -14525,7 +14523,7 @@
         </w:tc>
         <w:tc>
           <w:tcPr>
-            <w:tcW w:w="2607" w:type="dxa"/>
+            <w:tcW w:w="2608" w:type="dxa"/>
             <w:tcBorders>
               <w:start w:val="single" w:sz="4" w:space="0" w:color="000000"/>
               <w:bottom w:val="single" w:sz="4" w:space="0" w:color="000000"/>
@@ -14545,7 +14543,7 @@
         </w:tc>
         <w:tc>
           <w:tcPr>
-            <w:tcW w:w="620" w:type="dxa"/>
+            <w:tcW w:w="619" w:type="dxa"/>
             <w:tcBorders>
               <w:start w:val="single" w:sz="4" w:space="0" w:color="000000"/>
               <w:bottom w:val="single" w:sz="4" w:space="0" w:color="000000"/>
@@ -14645,7 +14643,7 @@
         </w:tc>
         <w:tc>
           <w:tcPr>
-            <w:tcW w:w="998" w:type="dxa"/>
+            <w:tcW w:w="999" w:type="dxa"/>
             <w:tcBorders>
               <w:start w:val="single" w:sz="4" w:space="0" w:color="000000"/>
               <w:bottom w:val="single" w:sz="4" w:space="0" w:color="000000"/>
@@ -14669,7 +14667,7 @@
         <w:trPr/>
         <w:tc>
           <w:tcPr>
-            <w:tcW w:w="626" w:type="dxa"/>
+            <w:tcW w:w="625" w:type="dxa"/>
             <w:tcBorders>
               <w:start w:val="single" w:sz="4" w:space="0" w:color="000000"/>
               <w:bottom w:val="single" w:sz="4" w:space="0" w:color="000000"/>
@@ -14689,7 +14687,7 @@
         </w:tc>
         <w:tc>
           <w:tcPr>
-            <w:tcW w:w="2607" w:type="dxa"/>
+            <w:tcW w:w="2608" w:type="dxa"/>
             <w:tcBorders>
               <w:start w:val="single" w:sz="4" w:space="0" w:color="000000"/>
               <w:bottom w:val="single" w:sz="4" w:space="0" w:color="000000"/>
@@ -14709,7 +14707,7 @@
         </w:tc>
         <w:tc>
           <w:tcPr>
-            <w:tcW w:w="620" w:type="dxa"/>
+            <w:tcW w:w="619" w:type="dxa"/>
             <w:tcBorders>
               <w:start w:val="single" w:sz="4" w:space="0" w:color="000000"/>
               <w:bottom w:val="single" w:sz="4" w:space="0" w:color="000000"/>
@@ -14809,7 +14807,7 @@
         </w:tc>
         <w:tc>
           <w:tcPr>
-            <w:tcW w:w="998" w:type="dxa"/>
+            <w:tcW w:w="999" w:type="dxa"/>
             <w:tcBorders>
               <w:start w:val="single" w:sz="4" w:space="0" w:color="000000"/>
               <w:bottom w:val="single" w:sz="4" w:space="0" w:color="000000"/>
@@ -14833,7 +14831,7 @@
         <w:trPr/>
         <w:tc>
           <w:tcPr>
-            <w:tcW w:w="626" w:type="dxa"/>
+            <w:tcW w:w="625" w:type="dxa"/>
             <w:tcBorders>
               <w:start w:val="single" w:sz="4" w:space="0" w:color="000000"/>
               <w:bottom w:val="single" w:sz="4" w:space="0" w:color="000000"/>
@@ -14853,7 +14851,7 @@
         </w:tc>
         <w:tc>
           <w:tcPr>
-            <w:tcW w:w="2607" w:type="dxa"/>
+            <w:tcW w:w="2608" w:type="dxa"/>
             <w:tcBorders>
               <w:start w:val="single" w:sz="4" w:space="0" w:color="000000"/>
               <w:bottom w:val="single" w:sz="4" w:space="0" w:color="000000"/>
@@ -14873,7 +14871,7 @@
         </w:tc>
         <w:tc>
           <w:tcPr>
-            <w:tcW w:w="620" w:type="dxa"/>
+            <w:tcW w:w="619" w:type="dxa"/>
             <w:tcBorders>
               <w:start w:val="single" w:sz="4" w:space="0" w:color="000000"/>
               <w:bottom w:val="single" w:sz="4" w:space="0" w:color="000000"/>
@@ -14973,7 +14971,7 @@
         </w:tc>
         <w:tc>
           <w:tcPr>
-            <w:tcW w:w="998" w:type="dxa"/>
+            <w:tcW w:w="999" w:type="dxa"/>
             <w:tcBorders>
               <w:start w:val="single" w:sz="4" w:space="0" w:color="000000"/>
               <w:bottom w:val="single" w:sz="4" w:space="0" w:color="000000"/>
@@ -14997,7 +14995,7 @@
         <w:trPr/>
         <w:tc>
           <w:tcPr>
-            <w:tcW w:w="626" w:type="dxa"/>
+            <w:tcW w:w="625" w:type="dxa"/>
             <w:tcBorders>
               <w:start w:val="single" w:sz="4" w:space="0" w:color="000000"/>
               <w:bottom w:val="single" w:sz="4" w:space="0" w:color="000000"/>
@@ -15017,7 +15015,7 @@
         </w:tc>
         <w:tc>
           <w:tcPr>
-            <w:tcW w:w="2607" w:type="dxa"/>
+            <w:tcW w:w="2608" w:type="dxa"/>
             <w:tcBorders>
               <w:start w:val="single" w:sz="4" w:space="0" w:color="000000"/>
               <w:bottom w:val="single" w:sz="4" w:space="0" w:color="000000"/>
@@ -15037,7 +15035,7 @@
         </w:tc>
         <w:tc>
           <w:tcPr>
-            <w:tcW w:w="620" w:type="dxa"/>
+            <w:tcW w:w="619" w:type="dxa"/>
             <w:tcBorders>
               <w:start w:val="single" w:sz="4" w:space="0" w:color="000000"/>
               <w:bottom w:val="single" w:sz="4" w:space="0" w:color="000000"/>
@@ -15137,7 +15135,7 @@
         </w:tc>
         <w:tc>
           <w:tcPr>
-            <w:tcW w:w="998" w:type="dxa"/>
+            <w:tcW w:w="999" w:type="dxa"/>
             <w:tcBorders>
               <w:start w:val="single" w:sz="4" w:space="0" w:color="000000"/>
               <w:bottom w:val="single" w:sz="4" w:space="0" w:color="000000"/>
@@ -15161,7 +15159,7 @@
         <w:trPr/>
         <w:tc>
           <w:tcPr>
-            <w:tcW w:w="626" w:type="dxa"/>
+            <w:tcW w:w="625" w:type="dxa"/>
             <w:tcBorders>
               <w:start w:val="single" w:sz="4" w:space="0" w:color="000000"/>
               <w:bottom w:val="single" w:sz="4" w:space="0" w:color="000000"/>
@@ -15181,7 +15179,7 @@
         </w:tc>
         <w:tc>
           <w:tcPr>
-            <w:tcW w:w="2607" w:type="dxa"/>
+            <w:tcW w:w="2608" w:type="dxa"/>
             <w:tcBorders>
               <w:start w:val="single" w:sz="4" w:space="0" w:color="000000"/>
               <w:bottom w:val="single" w:sz="4" w:space="0" w:color="000000"/>
@@ -15201,7 +15199,7 @@
         </w:tc>
         <w:tc>
           <w:tcPr>
-            <w:tcW w:w="620" w:type="dxa"/>
+            <w:tcW w:w="619" w:type="dxa"/>
             <w:tcBorders>
               <w:start w:val="single" w:sz="4" w:space="0" w:color="000000"/>
               <w:bottom w:val="single" w:sz="4" w:space="0" w:color="000000"/>
@@ -15301,7 +15299,7 @@
         </w:tc>
         <w:tc>
           <w:tcPr>
-            <w:tcW w:w="998" w:type="dxa"/>
+            <w:tcW w:w="999" w:type="dxa"/>
             <w:tcBorders>
               <w:start w:val="single" w:sz="4" w:space="0" w:color="000000"/>
               <w:bottom w:val="single" w:sz="4" w:space="0" w:color="000000"/>
@@ -15325,7 +15323,7 @@
         <w:trPr/>
         <w:tc>
           <w:tcPr>
-            <w:tcW w:w="626" w:type="dxa"/>
+            <w:tcW w:w="625" w:type="dxa"/>
             <w:tcBorders>
               <w:start w:val="single" w:sz="4" w:space="0" w:color="000000"/>
               <w:bottom w:val="single" w:sz="4" w:space="0" w:color="000000"/>
@@ -15345,7 +15343,7 @@
         </w:tc>
         <w:tc>
           <w:tcPr>
-            <w:tcW w:w="2607" w:type="dxa"/>
+            <w:tcW w:w="2608" w:type="dxa"/>
             <w:tcBorders>
               <w:start w:val="single" w:sz="4" w:space="0" w:color="000000"/>
               <w:bottom w:val="single" w:sz="4" w:space="0" w:color="000000"/>
@@ -15365,7 +15363,7 @@
         </w:tc>
         <w:tc>
           <w:tcPr>
-            <w:tcW w:w="620" w:type="dxa"/>
+            <w:tcW w:w="619" w:type="dxa"/>
             <w:tcBorders>
               <w:start w:val="single" w:sz="4" w:space="0" w:color="000000"/>
               <w:bottom w:val="single" w:sz="4" w:space="0" w:color="000000"/>
@@ -15465,7 +15463,7 @@
         </w:tc>
         <w:tc>
           <w:tcPr>
-            <w:tcW w:w="998" w:type="dxa"/>
+            <w:tcW w:w="999" w:type="dxa"/>
             <w:tcBorders>
               <w:start w:val="single" w:sz="4" w:space="0" w:color="000000"/>
               <w:bottom w:val="single" w:sz="4" w:space="0" w:color="000000"/>
@@ -15489,7 +15487,7 @@
         <w:trPr/>
         <w:tc>
           <w:tcPr>
-            <w:tcW w:w="626" w:type="dxa"/>
+            <w:tcW w:w="625" w:type="dxa"/>
             <w:tcBorders>
               <w:start w:val="single" w:sz="4" w:space="0" w:color="000000"/>
               <w:bottom w:val="single" w:sz="4" w:space="0" w:color="000000"/>
@@ -15509,7 +15507,7 @@
         </w:tc>
         <w:tc>
           <w:tcPr>
-            <w:tcW w:w="2607" w:type="dxa"/>
+            <w:tcW w:w="2608" w:type="dxa"/>
             <w:tcBorders>
               <w:start w:val="single" w:sz="4" w:space="0" w:color="000000"/>
               <w:bottom w:val="single" w:sz="4" w:space="0" w:color="000000"/>
@@ -15529,7 +15527,7 @@
         </w:tc>
         <w:tc>
           <w:tcPr>
-            <w:tcW w:w="620" w:type="dxa"/>
+            <w:tcW w:w="619" w:type="dxa"/>
             <w:tcBorders>
               <w:start w:val="single" w:sz="4" w:space="0" w:color="000000"/>
               <w:bottom w:val="single" w:sz="4" w:space="0" w:color="000000"/>
@@ -15629,7 +15627,7 @@
         </w:tc>
         <w:tc>
           <w:tcPr>
-            <w:tcW w:w="998" w:type="dxa"/>
+            <w:tcW w:w="999" w:type="dxa"/>
             <w:tcBorders>
               <w:start w:val="single" w:sz="4" w:space="0" w:color="000000"/>
               <w:bottom w:val="single" w:sz="4" w:space="0" w:color="000000"/>
@@ -15653,7 +15651,7 @@
         <w:trPr/>
         <w:tc>
           <w:tcPr>
-            <w:tcW w:w="626" w:type="dxa"/>
+            <w:tcW w:w="625" w:type="dxa"/>
             <w:tcBorders>
               <w:start w:val="single" w:sz="4" w:space="0" w:color="000000"/>
               <w:bottom w:val="single" w:sz="4" w:space="0" w:color="000000"/>
@@ -15673,7 +15671,7 @@
         </w:tc>
         <w:tc>
           <w:tcPr>
-            <w:tcW w:w="2607" w:type="dxa"/>
+            <w:tcW w:w="2608" w:type="dxa"/>
             <w:tcBorders>
               <w:start w:val="single" w:sz="4" w:space="0" w:color="000000"/>
               <w:bottom w:val="single" w:sz="4" w:space="0" w:color="000000"/>
@@ -15693,7 +15691,7 @@
         </w:tc>
         <w:tc>
           <w:tcPr>
-            <w:tcW w:w="620" w:type="dxa"/>
+            <w:tcW w:w="619" w:type="dxa"/>
             <w:tcBorders>
               <w:start w:val="single" w:sz="4" w:space="0" w:color="000000"/>
               <w:bottom w:val="single" w:sz="4" w:space="0" w:color="000000"/>
@@ -15793,7 +15791,7 @@
         </w:tc>
         <w:tc>
           <w:tcPr>
-            <w:tcW w:w="998" w:type="dxa"/>
+            <w:tcW w:w="999" w:type="dxa"/>
             <w:tcBorders>
               <w:start w:val="single" w:sz="4" w:space="0" w:color="000000"/>
               <w:bottom w:val="single" w:sz="4" w:space="0" w:color="000000"/>
@@ -15817,7 +15815,7 @@
         <w:trPr/>
         <w:tc>
           <w:tcPr>
-            <w:tcW w:w="626" w:type="dxa"/>
+            <w:tcW w:w="625" w:type="dxa"/>
             <w:tcBorders>
               <w:start w:val="single" w:sz="4" w:space="0" w:color="000000"/>
               <w:bottom w:val="single" w:sz="4" w:space="0" w:color="000000"/>
@@ -15837,7 +15835,7 @@
         </w:tc>
         <w:tc>
           <w:tcPr>
-            <w:tcW w:w="2607" w:type="dxa"/>
+            <w:tcW w:w="2608" w:type="dxa"/>
             <w:tcBorders>
               <w:start w:val="single" w:sz="4" w:space="0" w:color="000000"/>
               <w:bottom w:val="single" w:sz="4" w:space="0" w:color="000000"/>
@@ -15857,7 +15855,7 @@
         </w:tc>
         <w:tc>
           <w:tcPr>
-            <w:tcW w:w="620" w:type="dxa"/>
+            <w:tcW w:w="619" w:type="dxa"/>
             <w:tcBorders>
               <w:start w:val="single" w:sz="4" w:space="0" w:color="000000"/>
               <w:bottom w:val="single" w:sz="4" w:space="0" w:color="000000"/>
@@ -15957,7 +15955,7 @@
         </w:tc>
         <w:tc>
           <w:tcPr>
-            <w:tcW w:w="998" w:type="dxa"/>
+            <w:tcW w:w="999" w:type="dxa"/>
             <w:tcBorders>
               <w:start w:val="single" w:sz="4" w:space="0" w:color="000000"/>
               <w:bottom w:val="single" w:sz="4" w:space="0" w:color="000000"/>
@@ -15981,7 +15979,7 @@
         <w:trPr/>
         <w:tc>
           <w:tcPr>
-            <w:tcW w:w="626" w:type="dxa"/>
+            <w:tcW w:w="625" w:type="dxa"/>
             <w:tcBorders>
               <w:start w:val="single" w:sz="4" w:space="0" w:color="000000"/>
               <w:bottom w:val="single" w:sz="4" w:space="0" w:color="000000"/>
@@ -16001,7 +15999,7 @@
         </w:tc>
         <w:tc>
           <w:tcPr>
-            <w:tcW w:w="2607" w:type="dxa"/>
+            <w:tcW w:w="2608" w:type="dxa"/>
             <w:tcBorders>
               <w:start w:val="single" w:sz="4" w:space="0" w:color="000000"/>
               <w:bottom w:val="single" w:sz="4" w:space="0" w:color="000000"/>
@@ -16021,7 +16019,7 @@
         </w:tc>
         <w:tc>
           <w:tcPr>
-            <w:tcW w:w="620" w:type="dxa"/>
+            <w:tcW w:w="619" w:type="dxa"/>
             <w:tcBorders>
               <w:start w:val="single" w:sz="4" w:space="0" w:color="000000"/>
               <w:bottom w:val="single" w:sz="4" w:space="0" w:color="000000"/>
@@ -16121,7 +16119,7 @@
         </w:tc>
         <w:tc>
           <w:tcPr>
-            <w:tcW w:w="998" w:type="dxa"/>
+            <w:tcW w:w="999" w:type="dxa"/>
             <w:tcBorders>
               <w:start w:val="single" w:sz="4" w:space="0" w:color="000000"/>
               <w:bottom w:val="single" w:sz="4" w:space="0" w:color="000000"/>
@@ -16145,7 +16143,7 @@
         <w:trPr/>
         <w:tc>
           <w:tcPr>
-            <w:tcW w:w="626" w:type="dxa"/>
+            <w:tcW w:w="625" w:type="dxa"/>
             <w:tcBorders>
               <w:start w:val="single" w:sz="4" w:space="0" w:color="000000"/>
               <w:bottom w:val="single" w:sz="4" w:space="0" w:color="000000"/>
@@ -16165,7 +16163,7 @@
         </w:tc>
         <w:tc>
           <w:tcPr>
-            <w:tcW w:w="2607" w:type="dxa"/>
+            <w:tcW w:w="2608" w:type="dxa"/>
             <w:tcBorders>
               <w:start w:val="single" w:sz="4" w:space="0" w:color="000000"/>
               <w:bottom w:val="single" w:sz="4" w:space="0" w:color="000000"/>
@@ -16185,7 +16183,7 @@
         </w:tc>
         <w:tc>
           <w:tcPr>
-            <w:tcW w:w="620" w:type="dxa"/>
+            <w:tcW w:w="619" w:type="dxa"/>
             <w:tcBorders>
               <w:start w:val="single" w:sz="4" w:space="0" w:color="000000"/>
               <w:bottom w:val="single" w:sz="4" w:space="0" w:color="000000"/>
@@ -16285,7 +16283,7 @@
         </w:tc>
         <w:tc>
           <w:tcPr>
-            <w:tcW w:w="998" w:type="dxa"/>
+            <w:tcW w:w="999" w:type="dxa"/>
             <w:tcBorders>
               <w:start w:val="single" w:sz="4" w:space="0" w:color="000000"/>
               <w:bottom w:val="single" w:sz="4" w:space="0" w:color="000000"/>
@@ -16309,7 +16307,7 @@
         <w:trPr/>
         <w:tc>
           <w:tcPr>
-            <w:tcW w:w="626" w:type="dxa"/>
+            <w:tcW w:w="625" w:type="dxa"/>
             <w:tcBorders>
               <w:start w:val="single" w:sz="4" w:space="0" w:color="000000"/>
               <w:bottom w:val="single" w:sz="4" w:space="0" w:color="000000"/>
@@ -16329,7 +16327,7 @@
         </w:tc>
         <w:tc>
           <w:tcPr>
-            <w:tcW w:w="2607" w:type="dxa"/>
+            <w:tcW w:w="2608" w:type="dxa"/>
             <w:tcBorders>
               <w:start w:val="single" w:sz="4" w:space="0" w:color="000000"/>
               <w:bottom w:val="single" w:sz="4" w:space="0" w:color="000000"/>
@@ -16349,7 +16347,7 @@
         </w:tc>
         <w:tc>
           <w:tcPr>
-            <w:tcW w:w="620" w:type="dxa"/>
+            <w:tcW w:w="619" w:type="dxa"/>
             <w:tcBorders>
               <w:start w:val="single" w:sz="4" w:space="0" w:color="000000"/>
               <w:bottom w:val="single" w:sz="4" w:space="0" w:color="000000"/>
@@ -16449,7 +16447,7 @@
         </w:tc>
         <w:tc>
           <w:tcPr>
-            <w:tcW w:w="998" w:type="dxa"/>
+            <w:tcW w:w="999" w:type="dxa"/>
             <w:tcBorders>
               <w:start w:val="single" w:sz="4" w:space="0" w:color="000000"/>
               <w:bottom w:val="single" w:sz="4" w:space="0" w:color="000000"/>
@@ -16473,7 +16471,7 @@
         <w:trPr/>
         <w:tc>
           <w:tcPr>
-            <w:tcW w:w="626" w:type="dxa"/>
+            <w:tcW w:w="625" w:type="dxa"/>
             <w:tcBorders>
               <w:start w:val="single" w:sz="4" w:space="0" w:color="000000"/>
               <w:bottom w:val="single" w:sz="4" w:space="0" w:color="000000"/>
@@ -16493,7 +16491,7 @@
         </w:tc>
         <w:tc>
           <w:tcPr>
-            <w:tcW w:w="2607" w:type="dxa"/>
+            <w:tcW w:w="2608" w:type="dxa"/>
             <w:tcBorders>
               <w:start w:val="single" w:sz="4" w:space="0" w:color="000000"/>
               <w:bottom w:val="single" w:sz="4" w:space="0" w:color="000000"/>
@@ -16513,7 +16511,7 @@
         </w:tc>
         <w:tc>
           <w:tcPr>
-            <w:tcW w:w="620" w:type="dxa"/>
+            <w:tcW w:w="619" w:type="dxa"/>
             <w:tcBorders>
               <w:start w:val="single" w:sz="4" w:space="0" w:color="000000"/>
               <w:bottom w:val="single" w:sz="4" w:space="0" w:color="000000"/>
@@ -16613,7 +16611,7 @@
         </w:tc>
         <w:tc>
           <w:tcPr>
-            <w:tcW w:w="998" w:type="dxa"/>
+            <w:tcW w:w="999" w:type="dxa"/>
             <w:tcBorders>
               <w:start w:val="single" w:sz="4" w:space="0" w:color="000000"/>
               <w:bottom w:val="single" w:sz="4" w:space="0" w:color="000000"/>
@@ -16637,7 +16635,7 @@
         <w:trPr/>
         <w:tc>
           <w:tcPr>
-            <w:tcW w:w="626" w:type="dxa"/>
+            <w:tcW w:w="625" w:type="dxa"/>
             <w:tcBorders>
               <w:start w:val="single" w:sz="4" w:space="0" w:color="000000"/>
               <w:bottom w:val="single" w:sz="4" w:space="0" w:color="000000"/>
@@ -16657,7 +16655,7 @@
         </w:tc>
         <w:tc>
           <w:tcPr>
-            <w:tcW w:w="2607" w:type="dxa"/>
+            <w:tcW w:w="2608" w:type="dxa"/>
             <w:tcBorders>
               <w:start w:val="single" w:sz="4" w:space="0" w:color="000000"/>
               <w:bottom w:val="single" w:sz="4" w:space="0" w:color="000000"/>
@@ -16677,7 +16675,7 @@
         </w:tc>
         <w:tc>
           <w:tcPr>
-            <w:tcW w:w="620" w:type="dxa"/>
+            <w:tcW w:w="619" w:type="dxa"/>
             <w:tcBorders>
               <w:start w:val="single" w:sz="4" w:space="0" w:color="000000"/>
               <w:bottom w:val="single" w:sz="4" w:space="0" w:color="000000"/>
@@ -16777,7 +16775,7 @@
         </w:tc>
         <w:tc>
           <w:tcPr>
-            <w:tcW w:w="998" w:type="dxa"/>
+            <w:tcW w:w="999" w:type="dxa"/>
             <w:tcBorders>
               <w:start w:val="single" w:sz="4" w:space="0" w:color="000000"/>
               <w:bottom w:val="single" w:sz="4" w:space="0" w:color="000000"/>
@@ -16801,7 +16799,7 @@
         <w:trPr/>
         <w:tc>
           <w:tcPr>
-            <w:tcW w:w="626" w:type="dxa"/>
+            <w:tcW w:w="625" w:type="dxa"/>
             <w:tcBorders>
               <w:start w:val="single" w:sz="4" w:space="0" w:color="000000"/>
               <w:bottom w:val="single" w:sz="4" w:space="0" w:color="000000"/>
@@ -16821,7 +16819,7 @@
         </w:tc>
         <w:tc>
           <w:tcPr>
-            <w:tcW w:w="2607" w:type="dxa"/>
+            <w:tcW w:w="2608" w:type="dxa"/>
             <w:tcBorders>
               <w:start w:val="single" w:sz="4" w:space="0" w:color="000000"/>
               <w:bottom w:val="single" w:sz="4" w:space="0" w:color="000000"/>
@@ -16841,7 +16839,7 @@
         </w:tc>
         <w:tc>
           <w:tcPr>
-            <w:tcW w:w="620" w:type="dxa"/>
+            <w:tcW w:w="619" w:type="dxa"/>
             <w:tcBorders>
               <w:start w:val="single" w:sz="4" w:space="0" w:color="000000"/>
               <w:bottom w:val="single" w:sz="4" w:space="0" w:color="000000"/>
@@ -16941,7 +16939,7 @@
         </w:tc>
         <w:tc>
           <w:tcPr>
-            <w:tcW w:w="998" w:type="dxa"/>
+            <w:tcW w:w="999" w:type="dxa"/>
             <w:tcBorders>
               <w:start w:val="single" w:sz="4" w:space="0" w:color="000000"/>
               <w:bottom w:val="single" w:sz="4" w:space="0" w:color="000000"/>
@@ -16965,7 +16963,7 @@
         <w:trPr/>
         <w:tc>
           <w:tcPr>
-            <w:tcW w:w="626" w:type="dxa"/>
+            <w:tcW w:w="625" w:type="dxa"/>
             <w:tcBorders>
               <w:start w:val="single" w:sz="4" w:space="0" w:color="000000"/>
               <w:bottom w:val="single" w:sz="4" w:space="0" w:color="000000"/>
@@ -16985,7 +16983,7 @@
         </w:tc>
         <w:tc>
           <w:tcPr>
-            <w:tcW w:w="2607" w:type="dxa"/>
+            <w:tcW w:w="2608" w:type="dxa"/>
             <w:tcBorders>
               <w:start w:val="single" w:sz="4" w:space="0" w:color="000000"/>
               <w:bottom w:val="single" w:sz="4" w:space="0" w:color="000000"/>
@@ -17005,7 +17003,7 @@
         </w:tc>
         <w:tc>
           <w:tcPr>
-            <w:tcW w:w="620" w:type="dxa"/>
+            <w:tcW w:w="619" w:type="dxa"/>
             <w:tcBorders>
               <w:start w:val="single" w:sz="4" w:space="0" w:color="000000"/>
               <w:bottom w:val="single" w:sz="4" w:space="0" w:color="000000"/>
@@ -17105,7 +17103,7 @@
         </w:tc>
         <w:tc>
           <w:tcPr>
-            <w:tcW w:w="998" w:type="dxa"/>
+            <w:tcW w:w="999" w:type="dxa"/>
             <w:tcBorders>
               <w:start w:val="single" w:sz="4" w:space="0" w:color="000000"/>
               <w:bottom w:val="single" w:sz="4" w:space="0" w:color="000000"/>
@@ -17129,7 +17127,7 @@
         <w:trPr/>
         <w:tc>
           <w:tcPr>
-            <w:tcW w:w="626" w:type="dxa"/>
+            <w:tcW w:w="625" w:type="dxa"/>
             <w:tcBorders>
               <w:start w:val="single" w:sz="4" w:space="0" w:color="000000"/>
               <w:bottom w:val="single" w:sz="4" w:space="0" w:color="000000"/>
@@ -17149,7 +17147,7 @@
         </w:tc>
         <w:tc>
           <w:tcPr>
-            <w:tcW w:w="2607" w:type="dxa"/>
+            <w:tcW w:w="2608" w:type="dxa"/>
             <w:tcBorders>
               <w:start w:val="single" w:sz="4" w:space="0" w:color="000000"/>
               <w:bottom w:val="single" w:sz="4" w:space="0" w:color="000000"/>
@@ -17169,7 +17167,7 @@
         </w:tc>
         <w:tc>
           <w:tcPr>
-            <w:tcW w:w="620" w:type="dxa"/>
+            <w:tcW w:w="619" w:type="dxa"/>
             <w:tcBorders>
               <w:start w:val="single" w:sz="4" w:space="0" w:color="000000"/>
               <w:bottom w:val="single" w:sz="4" w:space="0" w:color="000000"/>
@@ -17269,7 +17267,7 @@
         </w:tc>
         <w:tc>
           <w:tcPr>
-            <w:tcW w:w="998" w:type="dxa"/>
+            <w:tcW w:w="999" w:type="dxa"/>
             <w:tcBorders>
               <w:start w:val="single" w:sz="4" w:space="0" w:color="000000"/>
               <w:bottom w:val="single" w:sz="4" w:space="0" w:color="000000"/>
@@ -17293,7 +17291,7 @@
         <w:trPr/>
         <w:tc>
           <w:tcPr>
-            <w:tcW w:w="626" w:type="dxa"/>
+            <w:tcW w:w="625" w:type="dxa"/>
             <w:tcBorders>
               <w:start w:val="single" w:sz="4" w:space="0" w:color="000000"/>
               <w:bottom w:val="single" w:sz="4" w:space="0" w:color="000000"/>
@@ -17313,7 +17311,7 @@
         </w:tc>
         <w:tc>
           <w:tcPr>
-            <w:tcW w:w="2607" w:type="dxa"/>
+            <w:tcW w:w="2608" w:type="dxa"/>
             <w:tcBorders>
               <w:start w:val="single" w:sz="4" w:space="0" w:color="000000"/>
               <w:bottom w:val="single" w:sz="4" w:space="0" w:color="000000"/>
@@ -17333,7 +17331,7 @@
         </w:tc>
         <w:tc>
           <w:tcPr>
-            <w:tcW w:w="620" w:type="dxa"/>
+            <w:tcW w:w="619" w:type="dxa"/>
             <w:tcBorders>
               <w:start w:val="single" w:sz="4" w:space="0" w:color="000000"/>
               <w:bottom w:val="single" w:sz="4" w:space="0" w:color="000000"/>
@@ -17433,7 +17431,7 @@
         </w:tc>
         <w:tc>
           <w:tcPr>
-            <w:tcW w:w="998" w:type="dxa"/>
+            <w:tcW w:w="999" w:type="dxa"/>
             <w:tcBorders>
               <w:start w:val="single" w:sz="4" w:space="0" w:color="000000"/>
               <w:bottom w:val="single" w:sz="4" w:space="0" w:color="000000"/>
@@ -17457,7 +17455,7 @@
         <w:trPr/>
         <w:tc>
           <w:tcPr>
-            <w:tcW w:w="626" w:type="dxa"/>
+            <w:tcW w:w="625" w:type="dxa"/>
             <w:tcBorders>
               <w:start w:val="single" w:sz="4" w:space="0" w:color="000000"/>
               <w:bottom w:val="single" w:sz="4" w:space="0" w:color="000000"/>
@@ -17477,7 +17475,7 @@
         </w:tc>
         <w:tc>
           <w:tcPr>
-            <w:tcW w:w="2607" w:type="dxa"/>
+            <w:tcW w:w="2608" w:type="dxa"/>
             <w:tcBorders>
               <w:start w:val="single" w:sz="4" w:space="0" w:color="000000"/>
               <w:bottom w:val="single" w:sz="4" w:space="0" w:color="000000"/>
@@ -17497,7 +17495,7 @@
         </w:tc>
         <w:tc>
           <w:tcPr>
-            <w:tcW w:w="620" w:type="dxa"/>
+            <w:tcW w:w="619" w:type="dxa"/>
             <w:tcBorders>
               <w:start w:val="single" w:sz="4" w:space="0" w:color="000000"/>
               <w:bottom w:val="single" w:sz="4" w:space="0" w:color="000000"/>
@@ -17597,7 +17595,7 @@
         </w:tc>
         <w:tc>
           <w:tcPr>
-            <w:tcW w:w="998" w:type="dxa"/>
+            <w:tcW w:w="999" w:type="dxa"/>
             <w:tcBorders>
               <w:start w:val="single" w:sz="4" w:space="0" w:color="000000"/>
               <w:bottom w:val="single" w:sz="4" w:space="0" w:color="000000"/>
@@ -17621,7 +17619,7 @@
         <w:trPr/>
         <w:tc>
           <w:tcPr>
-            <w:tcW w:w="626" w:type="dxa"/>
+            <w:tcW w:w="625" w:type="dxa"/>
             <w:tcBorders>
               <w:start w:val="single" w:sz="4" w:space="0" w:color="000000"/>
               <w:bottom w:val="single" w:sz="4" w:space="0" w:color="000000"/>
@@ -17641,7 +17639,7 @@
         </w:tc>
         <w:tc>
           <w:tcPr>
-            <w:tcW w:w="2607" w:type="dxa"/>
+            <w:tcW w:w="2608" w:type="dxa"/>
             <w:tcBorders>
               <w:start w:val="single" w:sz="4" w:space="0" w:color="000000"/>
               <w:bottom w:val="single" w:sz="4" w:space="0" w:color="000000"/>
@@ -17661,7 +17659,7 @@
         </w:tc>
         <w:tc>
           <w:tcPr>
-            <w:tcW w:w="620" w:type="dxa"/>
+            <w:tcW w:w="619" w:type="dxa"/>
             <w:tcBorders>
               <w:start w:val="single" w:sz="4" w:space="0" w:color="000000"/>
               <w:bottom w:val="single" w:sz="4" w:space="0" w:color="000000"/>
@@ -17761,7 +17759,7 @@
         </w:tc>
         <w:tc>
           <w:tcPr>
-            <w:tcW w:w="998" w:type="dxa"/>
+            <w:tcW w:w="999" w:type="dxa"/>
             <w:tcBorders>
               <w:start w:val="single" w:sz="4" w:space="0" w:color="000000"/>
               <w:bottom w:val="single" w:sz="4" w:space="0" w:color="000000"/>
@@ -17785,7 +17783,7 @@
         <w:trPr/>
         <w:tc>
           <w:tcPr>
-            <w:tcW w:w="626" w:type="dxa"/>
+            <w:tcW w:w="625" w:type="dxa"/>
             <w:tcBorders>
               <w:start w:val="single" w:sz="4" w:space="0" w:color="000000"/>
               <w:bottom w:val="single" w:sz="4" w:space="0" w:color="000000"/>
@@ -17805,7 +17803,7 @@
         </w:tc>
         <w:tc>
           <w:tcPr>
-            <w:tcW w:w="2607" w:type="dxa"/>
+            <w:tcW w:w="2608" w:type="dxa"/>
             <w:tcBorders>
               <w:start w:val="single" w:sz="4" w:space="0" w:color="000000"/>
               <w:bottom w:val="single" w:sz="4" w:space="0" w:color="000000"/>
@@ -17825,7 +17823,7 @@
         </w:tc>
         <w:tc>
           <w:tcPr>
-            <w:tcW w:w="620" w:type="dxa"/>
+            <w:tcW w:w="619" w:type="dxa"/>
             <w:tcBorders>
               <w:start w:val="single" w:sz="4" w:space="0" w:color="000000"/>
               <w:bottom w:val="single" w:sz="4" w:space="0" w:color="000000"/>
@@ -17925,7 +17923,7 @@
         </w:tc>
         <w:tc>
           <w:tcPr>
-            <w:tcW w:w="998" w:type="dxa"/>
+            <w:tcW w:w="999" w:type="dxa"/>
             <w:tcBorders>
               <w:start w:val="single" w:sz="4" w:space="0" w:color="000000"/>
               <w:bottom w:val="single" w:sz="4" w:space="0" w:color="000000"/>
@@ -17949,7 +17947,7 @@
         <w:trPr/>
         <w:tc>
           <w:tcPr>
-            <w:tcW w:w="626" w:type="dxa"/>
+            <w:tcW w:w="625" w:type="dxa"/>
             <w:tcBorders>
               <w:start w:val="single" w:sz="4" w:space="0" w:color="000000"/>
               <w:bottom w:val="single" w:sz="4" w:space="0" w:color="000000"/>
@@ -17969,7 +17967,7 @@
         </w:tc>
         <w:tc>
           <w:tcPr>
-            <w:tcW w:w="2607" w:type="dxa"/>
+            <w:tcW w:w="2608" w:type="dxa"/>
             <w:tcBorders>
               <w:start w:val="single" w:sz="4" w:space="0" w:color="000000"/>
               <w:bottom w:val="single" w:sz="4" w:space="0" w:color="000000"/>
@@ -17989,7 +17987,7 @@
         </w:tc>
         <w:tc>
           <w:tcPr>
-            <w:tcW w:w="620" w:type="dxa"/>
+            <w:tcW w:w="619" w:type="dxa"/>
             <w:tcBorders>
               <w:start w:val="single" w:sz="4" w:space="0" w:color="000000"/>
               <w:bottom w:val="single" w:sz="4" w:space="0" w:color="000000"/>
@@ -18089,7 +18087,7 @@
         </w:tc>
         <w:tc>
           <w:tcPr>
-            <w:tcW w:w="998" w:type="dxa"/>
+            <w:tcW w:w="999" w:type="dxa"/>
             <w:tcBorders>
               <w:start w:val="single" w:sz="4" w:space="0" w:color="000000"/>
               <w:bottom w:val="single" w:sz="4" w:space="0" w:color="000000"/>
@@ -18113,7 +18111,7 @@
         <w:trPr/>
         <w:tc>
           <w:tcPr>
-            <w:tcW w:w="626" w:type="dxa"/>
+            <w:tcW w:w="625" w:type="dxa"/>
             <w:tcBorders>
               <w:start w:val="single" w:sz="4" w:space="0" w:color="000000"/>
               <w:bottom w:val="single" w:sz="4" w:space="0" w:color="000000"/>
@@ -18133,7 +18131,7 @@
         </w:tc>
         <w:tc>
           <w:tcPr>
-            <w:tcW w:w="2607" w:type="dxa"/>
+            <w:tcW w:w="2608" w:type="dxa"/>
             <w:tcBorders>
               <w:start w:val="single" w:sz="4" w:space="0" w:color="000000"/>
               <w:bottom w:val="single" w:sz="4" w:space="0" w:color="000000"/>
@@ -18153,7 +18151,7 @@
         </w:tc>
         <w:tc>
           <w:tcPr>
-            <w:tcW w:w="620" w:type="dxa"/>
+            <w:tcW w:w="619" w:type="dxa"/>
             <w:tcBorders>
               <w:start w:val="single" w:sz="4" w:space="0" w:color="000000"/>
               <w:bottom w:val="single" w:sz="4" w:space="0" w:color="000000"/>
@@ -18253,7 +18251,7 @@
         </w:tc>
         <w:tc>
           <w:tcPr>
-            <w:tcW w:w="998" w:type="dxa"/>
+            <w:tcW w:w="999" w:type="dxa"/>
             <w:tcBorders>
               <w:start w:val="single" w:sz="4" w:space="0" w:color="000000"/>
               <w:bottom w:val="single" w:sz="4" w:space="0" w:color="000000"/>
@@ -18277,7 +18275,7 @@
         <w:trPr/>
         <w:tc>
           <w:tcPr>
-            <w:tcW w:w="626" w:type="dxa"/>
+            <w:tcW w:w="625" w:type="dxa"/>
             <w:tcBorders>
               <w:start w:val="single" w:sz="4" w:space="0" w:color="000000"/>
               <w:bottom w:val="single" w:sz="4" w:space="0" w:color="000000"/>
@@ -18297,7 +18295,7 @@
         </w:tc>
         <w:tc>
           <w:tcPr>
-            <w:tcW w:w="2607" w:type="dxa"/>
+            <w:tcW w:w="2608" w:type="dxa"/>
             <w:tcBorders>
               <w:start w:val="single" w:sz="4" w:space="0" w:color="000000"/>
               <w:bottom w:val="single" w:sz="4" w:space="0" w:color="000000"/>
@@ -18317,7 +18315,7 @@
         </w:tc>
         <w:tc>
           <w:tcPr>
-            <w:tcW w:w="620" w:type="dxa"/>
+            <w:tcW w:w="619" w:type="dxa"/>
             <w:tcBorders>
               <w:start w:val="single" w:sz="4" w:space="0" w:color="000000"/>
               <w:bottom w:val="single" w:sz="4" w:space="0" w:color="000000"/>
@@ -18417,7 +18415,7 @@
         </w:tc>
         <w:tc>
           <w:tcPr>
-            <w:tcW w:w="998" w:type="dxa"/>
+            <w:tcW w:w="999" w:type="dxa"/>
             <w:tcBorders>
               <w:start w:val="single" w:sz="4" w:space="0" w:color="000000"/>
               <w:bottom w:val="single" w:sz="4" w:space="0" w:color="000000"/>
@@ -18441,7 +18439,7 @@
         <w:trPr/>
         <w:tc>
           <w:tcPr>
-            <w:tcW w:w="626" w:type="dxa"/>
+            <w:tcW w:w="625" w:type="dxa"/>
             <w:tcBorders>
               <w:start w:val="single" w:sz="4" w:space="0" w:color="000000"/>
               <w:bottom w:val="single" w:sz="4" w:space="0" w:color="000000"/>
@@ -18461,7 +18459,7 @@
         </w:tc>
         <w:tc>
           <w:tcPr>
-            <w:tcW w:w="2607" w:type="dxa"/>
+            <w:tcW w:w="2608" w:type="dxa"/>
             <w:tcBorders>
               <w:start w:val="single" w:sz="4" w:space="0" w:color="000000"/>
               <w:bottom w:val="single" w:sz="4" w:space="0" w:color="000000"/>
@@ -18481,7 +18479,7 @@
         </w:tc>
         <w:tc>
           <w:tcPr>
-            <w:tcW w:w="620" w:type="dxa"/>
+            <w:tcW w:w="619" w:type="dxa"/>
             <w:tcBorders>
               <w:start w:val="single" w:sz="4" w:space="0" w:color="000000"/>
               <w:bottom w:val="single" w:sz="4" w:space="0" w:color="000000"/>
@@ -18581,7 +18579,7 @@
         </w:tc>
         <w:tc>
           <w:tcPr>
-            <w:tcW w:w="998" w:type="dxa"/>
+            <w:tcW w:w="999" w:type="dxa"/>
             <w:tcBorders>
               <w:start w:val="single" w:sz="4" w:space="0" w:color="000000"/>
               <w:bottom w:val="single" w:sz="4" w:space="0" w:color="000000"/>
@@ -18605,7 +18603,7 @@
         <w:trPr/>
         <w:tc>
           <w:tcPr>
-            <w:tcW w:w="626" w:type="dxa"/>
+            <w:tcW w:w="625" w:type="dxa"/>
             <w:tcBorders>
               <w:start w:val="single" w:sz="4" w:space="0" w:color="000000"/>
               <w:bottom w:val="single" w:sz="4" w:space="0" w:color="000000"/>
@@ -18625,7 +18623,7 @@
         </w:tc>
         <w:tc>
           <w:tcPr>
-            <w:tcW w:w="2607" w:type="dxa"/>
+            <w:tcW w:w="2608" w:type="dxa"/>
             <w:tcBorders>
               <w:start w:val="single" w:sz="4" w:space="0" w:color="000000"/>
               <w:bottom w:val="single" w:sz="4" w:space="0" w:color="000000"/>
@@ -18645,7 +18643,7 @@
         </w:tc>
         <w:tc>
           <w:tcPr>
-            <w:tcW w:w="620" w:type="dxa"/>
+            <w:tcW w:w="619" w:type="dxa"/>
             <w:tcBorders>
               <w:start w:val="single" w:sz="4" w:space="0" w:color="000000"/>
               <w:bottom w:val="single" w:sz="4" w:space="0" w:color="000000"/>
@@ -18745,7 +18743,7 @@
         </w:tc>
         <w:tc>
           <w:tcPr>
-            <w:tcW w:w="998" w:type="dxa"/>
+            <w:tcW w:w="999" w:type="dxa"/>
             <w:tcBorders>
               <w:start w:val="single" w:sz="4" w:space="0" w:color="000000"/>
               <w:bottom w:val="single" w:sz="4" w:space="0" w:color="000000"/>
@@ -18769,7 +18767,7 @@
         <w:trPr/>
         <w:tc>
           <w:tcPr>
-            <w:tcW w:w="626" w:type="dxa"/>
+            <w:tcW w:w="625" w:type="dxa"/>
             <w:tcBorders>
               <w:start w:val="single" w:sz="4" w:space="0" w:color="000000"/>
               <w:bottom w:val="single" w:sz="4" w:space="0" w:color="000000"/>
@@ -18789,7 +18787,7 @@
         </w:tc>
         <w:tc>
           <w:tcPr>
-            <w:tcW w:w="2607" w:type="dxa"/>
+            <w:tcW w:w="2608" w:type="dxa"/>
             <w:tcBorders>
               <w:start w:val="single" w:sz="4" w:space="0" w:color="000000"/>
               <w:bottom w:val="single" w:sz="4" w:space="0" w:color="000000"/>
@@ -18809,7 +18807,7 @@
         </w:tc>
         <w:tc>
           <w:tcPr>
-            <w:tcW w:w="620" w:type="dxa"/>
+            <w:tcW w:w="619" w:type="dxa"/>
             <w:tcBorders>
               <w:start w:val="single" w:sz="4" w:space="0" w:color="000000"/>
               <w:bottom w:val="single" w:sz="4" w:space="0" w:color="000000"/>
@@ -18909,7 +18907,7 @@
         </w:tc>
         <w:tc>
           <w:tcPr>
-            <w:tcW w:w="998" w:type="dxa"/>
+            <w:tcW w:w="999" w:type="dxa"/>
             <w:tcBorders>
               <w:start w:val="single" w:sz="4" w:space="0" w:color="000000"/>
               <w:bottom w:val="single" w:sz="4" w:space="0" w:color="000000"/>
@@ -18933,7 +18931,7 @@
         <w:trPr/>
         <w:tc>
           <w:tcPr>
-            <w:tcW w:w="626" w:type="dxa"/>
+            <w:tcW w:w="625" w:type="dxa"/>
             <w:tcBorders>
               <w:start w:val="single" w:sz="4" w:space="0" w:color="000000"/>
               <w:bottom w:val="single" w:sz="4" w:space="0" w:color="000000"/>
@@ -18953,7 +18951,7 @@
         </w:tc>
         <w:tc>
           <w:tcPr>
-            <w:tcW w:w="2607" w:type="dxa"/>
+            <w:tcW w:w="2608" w:type="dxa"/>
             <w:tcBorders>
               <w:start w:val="single" w:sz="4" w:space="0" w:color="000000"/>
               <w:bottom w:val="single" w:sz="4" w:space="0" w:color="000000"/>
@@ -18973,7 +18971,7 @@
         </w:tc>
         <w:tc>
           <w:tcPr>
-            <w:tcW w:w="620" w:type="dxa"/>
+            <w:tcW w:w="619" w:type="dxa"/>
             <w:tcBorders>
               <w:start w:val="single" w:sz="4" w:space="0" w:color="000000"/>
               <w:bottom w:val="single" w:sz="4" w:space="0" w:color="000000"/>
@@ -19073,7 +19071,7 @@
         </w:tc>
         <w:tc>
           <w:tcPr>
-            <w:tcW w:w="998" w:type="dxa"/>
+            <w:tcW w:w="999" w:type="dxa"/>
             <w:tcBorders>
               <w:start w:val="single" w:sz="4" w:space="0" w:color="000000"/>
               <w:bottom w:val="single" w:sz="4" w:space="0" w:color="000000"/>
@@ -19097,7 +19095,7 @@
         <w:trPr/>
         <w:tc>
           <w:tcPr>
-            <w:tcW w:w="626" w:type="dxa"/>
+            <w:tcW w:w="625" w:type="dxa"/>
             <w:tcBorders>
               <w:start w:val="single" w:sz="4" w:space="0" w:color="000000"/>
               <w:bottom w:val="single" w:sz="4" w:space="0" w:color="000000"/>
@@ -19117,7 +19115,7 @@
         </w:tc>
         <w:tc>
           <w:tcPr>
-            <w:tcW w:w="2607" w:type="dxa"/>
+            <w:tcW w:w="2608" w:type="dxa"/>
             <w:tcBorders>
               <w:start w:val="single" w:sz="4" w:space="0" w:color="000000"/>
               <w:bottom w:val="single" w:sz="4" w:space="0" w:color="000000"/>
@@ -19137,7 +19135,7 @@
         </w:tc>
         <w:tc>
           <w:tcPr>
-            <w:tcW w:w="620" w:type="dxa"/>
+            <w:tcW w:w="619" w:type="dxa"/>
             <w:tcBorders>
               <w:start w:val="single" w:sz="4" w:space="0" w:color="000000"/>
               <w:bottom w:val="single" w:sz="4" w:space="0" w:color="000000"/>
@@ -19237,7 +19235,7 @@
         </w:tc>
         <w:tc>
           <w:tcPr>
-            <w:tcW w:w="998" w:type="dxa"/>
+            <w:tcW w:w="999" w:type="dxa"/>
             <w:tcBorders>
               <w:start w:val="single" w:sz="4" w:space="0" w:color="000000"/>
               <w:bottom w:val="single" w:sz="4" w:space="0" w:color="000000"/>
@@ -19261,7 +19259,7 @@
         <w:trPr/>
         <w:tc>
           <w:tcPr>
-            <w:tcW w:w="626" w:type="dxa"/>
+            <w:tcW w:w="625" w:type="dxa"/>
             <w:tcBorders>
               <w:start w:val="single" w:sz="4" w:space="0" w:color="000000"/>
               <w:bottom w:val="single" w:sz="4" w:space="0" w:color="000000"/>
@@ -19281,7 +19279,7 @@
         </w:tc>
         <w:tc>
           <w:tcPr>
-            <w:tcW w:w="2607" w:type="dxa"/>
+            <w:tcW w:w="2608" w:type="dxa"/>
             <w:tcBorders>
               <w:start w:val="single" w:sz="4" w:space="0" w:color="000000"/>
               <w:bottom w:val="single" w:sz="4" w:space="0" w:color="000000"/>
@@ -19301,7 +19299,7 @@
         </w:tc>
         <w:tc>
           <w:tcPr>
-            <w:tcW w:w="620" w:type="dxa"/>
+            <w:tcW w:w="619" w:type="dxa"/>
             <w:tcBorders>
               <w:start w:val="single" w:sz="4" w:space="0" w:color="000000"/>
               <w:bottom w:val="single" w:sz="4" w:space="0" w:color="000000"/>
@@ -19401,7 +19399,7 @@
         </w:tc>
         <w:tc>
           <w:tcPr>
-            <w:tcW w:w="998" w:type="dxa"/>
+            <w:tcW w:w="999" w:type="dxa"/>
             <w:tcBorders>
               <w:start w:val="single" w:sz="4" w:space="0" w:color="000000"/>
               <w:bottom w:val="single" w:sz="4" w:space="0" w:color="000000"/>
@@ -19425,7 +19423,7 @@
         <w:trPr/>
         <w:tc>
           <w:tcPr>
-            <w:tcW w:w="626" w:type="dxa"/>
+            <w:tcW w:w="625" w:type="dxa"/>
             <w:tcBorders>
               <w:start w:val="single" w:sz="4" w:space="0" w:color="000000"/>
               <w:bottom w:val="single" w:sz="4" w:space="0" w:color="000000"/>
@@ -19445,7 +19443,7 @@
         </w:tc>
         <w:tc>
           <w:tcPr>
-            <w:tcW w:w="2607" w:type="dxa"/>
+            <w:tcW w:w="2608" w:type="dxa"/>
             <w:tcBorders>
               <w:start w:val="single" w:sz="4" w:space="0" w:color="000000"/>
               <w:bottom w:val="single" w:sz="4" w:space="0" w:color="000000"/>
@@ -19465,7 +19463,7 @@
         </w:tc>
         <w:tc>
           <w:tcPr>
-            <w:tcW w:w="620" w:type="dxa"/>
+            <w:tcW w:w="619" w:type="dxa"/>
             <w:tcBorders>
               <w:start w:val="single" w:sz="4" w:space="0" w:color="000000"/>
               <w:bottom w:val="single" w:sz="4" w:space="0" w:color="000000"/>
@@ -19565,7 +19563,7 @@
         </w:tc>
         <w:tc>
           <w:tcPr>
-            <w:tcW w:w="998" w:type="dxa"/>
+            <w:tcW w:w="999" w:type="dxa"/>
             <w:tcBorders>
               <w:start w:val="single" w:sz="4" w:space="0" w:color="000000"/>
               <w:bottom w:val="single" w:sz="4" w:space="0" w:color="000000"/>
@@ -20330,125 +20328,6 @@
 <w:numbering xmlns:w="http://schemas.openxmlformats.org/wordprocessingml/2006/main" xmlns:o="urn:schemas-microsoft-com:office:office" xmlns:r="http://schemas.openxmlformats.org/officeDocument/2006/relationships" xmlns:v="urn:schemas-microsoft-com:vml" xmlns:mc="http://schemas.openxmlformats.org/markup-compatibility/2006" xmlns:w14="http://schemas.microsoft.com/office/word/2010/wordml" mc:Ignorable="w14">
   <w:abstractNum w:abstractNumId="1">
     <w:lvl w:ilvl="0">
-      <w:start w:val="1"/>
-      <w:numFmt w:val="none"/>
-      <w:suff w:val="nothing"/>
-      <w:lvlText w:val=""/>
-      <w:lvlJc w:val="start"/>
-      <w:pPr>
-        <w:tabs>
-          <w:tab w:val="num" w:pos="0"/>
-        </w:tabs>
-        <w:ind w:start="0" w:hanging="0"/>
-      </w:pPr>
-    </w:lvl>
-    <w:lvl w:ilvl="1">
-      <w:start w:val="1"/>
-      <w:numFmt w:val="none"/>
-      <w:suff w:val="nothing"/>
-      <w:lvlText w:val=""/>
-      <w:lvlJc w:val="start"/>
-      <w:pPr>
-        <w:tabs>
-          <w:tab w:val="num" w:pos="0"/>
-        </w:tabs>
-        <w:ind w:start="0" w:hanging="0"/>
-      </w:pPr>
-    </w:lvl>
-    <w:lvl w:ilvl="2">
-      <w:start w:val="1"/>
-      <w:numFmt w:val="none"/>
-      <w:suff w:val="nothing"/>
-      <w:lvlText w:val=""/>
-      <w:lvlJc w:val="start"/>
-      <w:pPr>
-        <w:tabs>
-          <w:tab w:val="num" w:pos="0"/>
-        </w:tabs>
-        <w:ind w:start="0" w:hanging="0"/>
-      </w:pPr>
-    </w:lvl>
-    <w:lvl w:ilvl="3">
-      <w:start w:val="1"/>
-      <w:numFmt w:val="none"/>
-      <w:suff w:val="nothing"/>
-      <w:lvlText w:val=""/>
-      <w:lvlJc w:val="start"/>
-      <w:pPr>
-        <w:tabs>
-          <w:tab w:val="num" w:pos="0"/>
-        </w:tabs>
-        <w:ind w:start="0" w:hanging="0"/>
-      </w:pPr>
-    </w:lvl>
-    <w:lvl w:ilvl="4">
-      <w:start w:val="1"/>
-      <w:numFmt w:val="none"/>
-      <w:suff w:val="nothing"/>
-      <w:lvlText w:val=""/>
-      <w:lvlJc w:val="start"/>
-      <w:pPr>
-        <w:tabs>
-          <w:tab w:val="num" w:pos="0"/>
-        </w:tabs>
-        <w:ind w:start="0" w:hanging="0"/>
-      </w:pPr>
-    </w:lvl>
-    <w:lvl w:ilvl="5">
-      <w:start w:val="1"/>
-      <w:numFmt w:val="none"/>
-      <w:suff w:val="nothing"/>
-      <w:lvlText w:val=""/>
-      <w:lvlJc w:val="start"/>
-      <w:pPr>
-        <w:tabs>
-          <w:tab w:val="num" w:pos="0"/>
-        </w:tabs>
-        <w:ind w:start="0" w:hanging="0"/>
-      </w:pPr>
-    </w:lvl>
-    <w:lvl w:ilvl="6">
-      <w:start w:val="1"/>
-      <w:numFmt w:val="none"/>
-      <w:suff w:val="nothing"/>
-      <w:lvlText w:val=""/>
-      <w:lvlJc w:val="start"/>
-      <w:pPr>
-        <w:tabs>
-          <w:tab w:val="num" w:pos="0"/>
-        </w:tabs>
-        <w:ind w:start="0" w:hanging="0"/>
-      </w:pPr>
-    </w:lvl>
-    <w:lvl w:ilvl="7">
-      <w:start w:val="1"/>
-      <w:numFmt w:val="none"/>
-      <w:suff w:val="nothing"/>
-      <w:lvlText w:val=""/>
-      <w:lvlJc w:val="start"/>
-      <w:pPr>
-        <w:tabs>
-          <w:tab w:val="num" w:pos="0"/>
-        </w:tabs>
-        <w:ind w:start="0" w:hanging="0"/>
-      </w:pPr>
-    </w:lvl>
-    <w:lvl w:ilvl="8">
-      <w:start w:val="1"/>
-      <w:numFmt w:val="none"/>
-      <w:suff w:val="nothing"/>
-      <w:lvlText w:val=""/>
-      <w:lvlJc w:val="start"/>
-      <w:pPr>
-        <w:tabs>
-          <w:tab w:val="num" w:pos="0"/>
-        </w:tabs>
-        <w:ind w:start="0" w:hanging="0"/>
-      </w:pPr>
-    </w:lvl>
-  </w:abstractNum>
-  <w:abstractNum w:abstractNumId="2">
-    <w:lvl w:ilvl="0">
       <w:start w:val="7"/>
       <w:numFmt w:val="bullet"/>
       <w:lvlText w:val="-"/>
@@ -20584,6 +20463,125 @@
       </w:rPr>
     </w:lvl>
   </w:abstractNum>
+  <w:abstractNum w:abstractNumId="2">
+    <w:lvl w:ilvl="0">
+      <w:start w:val="1"/>
+      <w:numFmt w:val="decimal"/>
+      <w:lvlText w:val="%1."/>
+      <w:lvlJc w:val="start"/>
+      <w:pPr>
+        <w:tabs>
+          <w:tab w:val="num" w:pos="709"/>
+        </w:tabs>
+        <w:ind w:start="709" w:hanging="283"/>
+      </w:pPr>
+      <w:rPr/>
+    </w:lvl>
+    <w:lvl w:ilvl="1">
+      <w:start w:val="1"/>
+      <w:numFmt w:val="decimal"/>
+      <w:lvlText w:val="%2."/>
+      <w:lvlJc w:val="start"/>
+      <w:pPr>
+        <w:tabs>
+          <w:tab w:val="num" w:pos="1418"/>
+        </w:tabs>
+        <w:ind w:start="1418" w:hanging="283"/>
+      </w:pPr>
+      <w:rPr/>
+    </w:lvl>
+    <w:lvl w:ilvl="2">
+      <w:start w:val="1"/>
+      <w:numFmt w:val="decimal"/>
+      <w:lvlText w:val="%3."/>
+      <w:lvlJc w:val="start"/>
+      <w:pPr>
+        <w:tabs>
+          <w:tab w:val="num" w:pos="2127"/>
+        </w:tabs>
+        <w:ind w:start="2127" w:hanging="283"/>
+      </w:pPr>
+      <w:rPr/>
+    </w:lvl>
+    <w:lvl w:ilvl="3">
+      <w:start w:val="1"/>
+      <w:numFmt w:val="decimal"/>
+      <w:lvlText w:val="%4."/>
+      <w:lvlJc w:val="start"/>
+      <w:pPr>
+        <w:tabs>
+          <w:tab w:val="num" w:pos="2836"/>
+        </w:tabs>
+        <w:ind w:start="2836" w:hanging="283"/>
+      </w:pPr>
+      <w:rPr/>
+    </w:lvl>
+    <w:lvl w:ilvl="4">
+      <w:start w:val="1"/>
+      <w:numFmt w:val="decimal"/>
+      <w:lvlText w:val="%5."/>
+      <w:lvlJc w:val="start"/>
+      <w:pPr>
+        <w:tabs>
+          <w:tab w:val="num" w:pos="3545"/>
+        </w:tabs>
+        <w:ind w:start="3545" w:hanging="283"/>
+      </w:pPr>
+      <w:rPr/>
+    </w:lvl>
+    <w:lvl w:ilvl="5">
+      <w:start w:val="1"/>
+      <w:numFmt w:val="decimal"/>
+      <w:lvlText w:val="%6."/>
+      <w:lvlJc w:val="start"/>
+      <w:pPr>
+        <w:tabs>
+          <w:tab w:val="num" w:pos="4254"/>
+        </w:tabs>
+        <w:ind w:start="4254" w:hanging="283"/>
+      </w:pPr>
+      <w:rPr/>
+    </w:lvl>
+    <w:lvl w:ilvl="6">
+      <w:start w:val="1"/>
+      <w:numFmt w:val="decimal"/>
+      <w:lvlText w:val="%7."/>
+      <w:lvlJc w:val="start"/>
+      <w:pPr>
+        <w:tabs>
+          <w:tab w:val="num" w:pos="4963"/>
+        </w:tabs>
+        <w:ind w:start="4963" w:hanging="283"/>
+      </w:pPr>
+      <w:rPr/>
+    </w:lvl>
+    <w:lvl w:ilvl="7">
+      <w:start w:val="1"/>
+      <w:numFmt w:val="decimal"/>
+      <w:lvlText w:val="%8."/>
+      <w:lvlJc w:val="start"/>
+      <w:pPr>
+        <w:tabs>
+          <w:tab w:val="num" w:pos="5672"/>
+        </w:tabs>
+        <w:ind w:start="5672" w:hanging="283"/>
+      </w:pPr>
+      <w:rPr/>
+    </w:lvl>
+    <w:lvl w:ilvl="8">
+      <w:start w:val="1"/>
+      <w:numFmt w:val="decimal"/>
+      <w:lvlText w:val="%9."/>
+      <w:lvlJc w:val="start"/>
+      <w:pPr>
+        <w:tabs>
+          <w:tab w:val="num" w:pos="6381"/>
+        </w:tabs>
+        <w:ind w:start="6381" w:hanging="283"/>
+      </w:pPr>
+      <w:rPr/>
+    </w:lvl>
+  </w:abstractNum>
   <w:abstractNum w:abstractNumId="3">
     <w:lvl w:ilvl="0">
       <w:start w:val="1"/>
@@ -20706,120 +20704,120 @@
   <w:abstractNum w:abstractNumId="4">
     <w:lvl w:ilvl="0">
       <w:start w:val="1"/>
-      <w:numFmt w:val="decimal"/>
-      <w:lvlText w:val="%1."/>
+      <w:numFmt w:val="none"/>
+      <w:suff w:val="nothing"/>
+      <w:lvlText w:val=""/>
       <w:lvlJc w:val="start"/>
       <w:pPr>
         <w:tabs>
-          <w:tab w:val="num" w:pos="709"/>
+          <w:tab w:val="num" w:pos="0"/>
         </w:tabs>
-        <w:ind w:start="709" w:hanging="283"/>
+        <w:ind w:start="0" w:hanging="0"/>
       </w:pPr>
-      <w:rPr/>
     </w:lvl>
     <w:lvl w:ilvl="1">
       <w:start w:val="1"/>
-      <w:numFmt w:val="decimal"/>
-      <w:lvlText w:val="%2."/>
+      <w:numFmt w:val="none"/>
+      <w:suff w:val="nothing"/>
+      <w:lvlText w:val=""/>
       <w:lvlJc w:val="start"/>
       <w:pPr>
         <w:tabs>
-          <w:tab w:val="num" w:pos="1418"/>
+          <w:tab w:val="num" w:pos="0"/>
         </w:tabs>
-        <w:ind w:start="1418" w:hanging="283"/>
+        <w:ind w:start="0" w:hanging="0"/>
       </w:pPr>
-      <w:rPr/>
     </w:lvl>
     <w:lvl w:ilvl="2">
       <w:start w:val="1"/>
-      <w:numFmt w:val="decimal"/>
-      <w:lvlText w:val="%3."/>
+      <w:numFmt w:val="none"/>
+      <w:suff w:val="nothing"/>
+      <w:lvlText w:val=""/>
       <w:lvlJc w:val="start"/>
       <w:pPr>
         <w:tabs>
-          <w:tab w:val="num" w:pos="2127"/>
+          <w:tab w:val="num" w:pos="0"/>
         </w:tabs>
-        <w:ind w:start="2127" w:hanging="283"/>
+        <w:ind w:start="0" w:hanging="0"/>
       </w:pPr>
-      <w:rPr/>
     </w:lvl>
     <w:lvl w:ilvl="3">
       <w:start w:val="1"/>
-      <w:numFmt w:val="decimal"/>
-      <w:lvlText w:val="%4."/>
+      <w:numFmt w:val="none"/>
+      <w:suff w:val="nothing"/>
+      <w:lvlText w:val=""/>
       <w:lvlJc w:val="start"/>
       <w:pPr>
         <w:tabs>
-          <w:tab w:val="num" w:pos="2836"/>
+          <w:tab w:val="num" w:pos="0"/>
         </w:tabs>
-        <w:ind w:start="2836" w:hanging="283"/>
+        <w:ind w:start="0" w:hanging="0"/>
       </w:pPr>
-      <w:rPr/>
     </w:lvl>
     <w:lvl w:ilvl="4">
       <w:start w:val="1"/>
-      <w:numFmt w:val="decimal"/>
-      <w:lvlText w:val="%5."/>
+      <w:numFmt w:val="none"/>
+      <w:suff w:val="nothing"/>
+      <w:lvlText w:val=""/>
       <w:lvlJc w:val="start"/>
       <w:pPr>
         <w:tabs>
-          <w:tab w:val="num" w:pos="3545"/>
+          <w:tab w:val="num" w:pos="0"/>
         </w:tabs>
-        <w:ind w:start="3545" w:hanging="283"/>
+        <w:ind w:start="0" w:hanging="0"/>
       </w:pPr>
-      <w:rPr/>
     </w:lvl>
     <w:lvl w:ilvl="5">
       <w:start w:val="1"/>
-      <w:numFmt w:val="decimal"/>
-      <w:lvlText w:val="%6."/>
+      <w:numFmt w:val="none"/>
+      <w:suff w:val="nothing"/>
+      <w:lvlText w:val=""/>
       <w:lvlJc w:val="start"/>
       <w:pPr>
         <w:tabs>
-          <w:tab w:val="num" w:pos="4254"/>
+          <w:tab w:val="num" w:pos="0"/>
         </w:tabs>
-        <w:ind w:start="4254" w:hanging="283"/>
+        <w:ind w:start="0" w:hanging="0"/>
       </w:pPr>
-      <w:rPr/>
     </w:lvl>
     <w:lvl w:ilvl="6">
       <w:start w:val="1"/>
-      <w:numFmt w:val="decimal"/>
-      <w:lvlText w:val="%7."/>
+      <w:numFmt w:val="none"/>
+      <w:suff w:val="nothing"/>
+      <w:lvlText w:val=""/>
       <w:lvlJc w:val="start"/>
       <w:pPr>
         <w:tabs>
-          <w:tab w:val="num" w:pos="4963"/>
+          <w:tab w:val="num" w:pos="0"/>
         </w:tabs>
-        <w:ind w:start="4963" w:hanging="283"/>
+        <w:ind w:start="0" w:hanging="0"/>
       </w:pPr>
-      <w:rPr/>
     </w:lvl>
     <w:lvl w:ilvl="7">
       <w:start w:val="1"/>
-      <w:numFmt w:val="decimal"/>
-      <w:lvlText w:val="%8."/>
+      <w:numFmt w:val="none"/>
+      <w:suff w:val="nothing"/>
+      <w:lvlText w:val=""/>
       <w:lvlJc w:val="start"/>
       <w:pPr>
         <w:tabs>
-          <w:tab w:val="num" w:pos="5672"/>
+          <w:tab w:val="num" w:pos="0"/>
         </w:tabs>
-        <w:ind w:start="5672" w:hanging="283"/>
+        <w:ind w:start="0" w:hanging="0"/>
       </w:pPr>
-      <w:rPr/>
     </w:lvl>
     <w:lvl w:ilvl="8">
       <w:start w:val="1"/>
-      <w:numFmt w:val="decimal"/>
-      <w:lvlText w:val="%9."/>
+      <w:numFmt w:val="none"/>
+      <w:suff w:val="nothing"/>
+      <w:lvlText w:val=""/>
       <w:lvlJc w:val="start"/>
       <w:pPr>
         <w:tabs>
-          <w:tab w:val="num" w:pos="6381"/>
+          <w:tab w:val="num" w:pos="0"/>
         </w:tabs>
-        <w:ind w:start="6381" w:hanging="283"/>
+        <w:ind w:start="0" w:hanging="0"/>
       </w:pPr>
-      <w:rPr/>
     </w:lvl>
   </w:abstractNum>
   <w:num w:numId="1">
@@ -21419,8 +21417,8 @@
       <w:u w:val="single"/>
     </w:rPr>
   </w:style>
-  <w:style w:type="character" w:styleId="FootnoteCharactersuser">
-    <w:name w:val="Footnote Characters (user)"/>
+  <w:style w:type="character" w:styleId="FootnoteCharacters">
+    <w:name w:val="Footnote Characters"/>
     <w:uiPriority w:val="99"/>
     <w:semiHidden/>
     <w:unhideWhenUsed/>
@@ -21429,8 +21427,8 @@
       <w:vertAlign w:val="superscript"/>
     </w:rPr>
   </w:style>
-  <w:style w:type="character" w:styleId="FootnoteCharacters">
-    <w:name w:val="Footnote Characters"/>
+  <w:style w:type="character" w:styleId="FootnoteCharactersuser">
+    <w:name w:val="Footnote Characters (user)"/>
     <w:qFormat/>
     <w:rPr>
       <w:vertAlign w:val="superscript"/>
@@ -21454,8 +21452,8 @@
       <w:szCs w:val="20"/>
     </w:rPr>
   </w:style>
-  <w:style w:type="character" w:styleId="EndnoteCharactersuser">
-    <w:name w:val="Endnote Characters (user)"/>
+  <w:style w:type="character" w:styleId="EndnoteCharacters">
+    <w:name w:val="Endnote Characters"/>
     <w:uiPriority w:val="99"/>
     <w:semiHidden/>
     <w:unhideWhenUsed/>
@@ -21464,8 +21462,8 @@
       <w:vertAlign w:val="superscript"/>
     </w:rPr>
   </w:style>
-  <w:style w:type="character" w:styleId="EndnoteCharacters">
-    <w:name w:val="Endnote Characters"/>
+  <w:style w:type="character" w:styleId="EndnoteCharactersuser">
+    <w:name w:val="Endnote Characters (user)"/>
     <w:qFormat/>
     <w:rPr>
       <w:vertAlign w:val="superscript"/>
@@ -21541,8 +21539,8 @@
     <w:qFormat/>
     <w:rPr/>
   </w:style>
-  <w:style w:type="character" w:styleId="Bullets">
-    <w:name w:val="Bullets"/>
+  <w:style w:type="character" w:styleId="Bulletsuser">
+    <w:name w:val="Bullets (user)"/>
     <w:qFormat/>
     <w:rPr>
       <w:rFonts w:ascii="OpenSymbol" w:hAnsi="OpenSymbol" w:eastAsia="OpenSymbol" w:cs="OpenSymbol"/>
@@ -21666,7 +21664,7 @@
       <w:widowControl/>
       <w:numPr>
         <w:ilvl w:val="0"/>
-        <w:numId w:val="2"/>
+        <w:numId w:val="1"/>
       </w:numPr>
       <w:suppressAutoHyphens w:val="true"/>
       <w:bidi w:val="0"/>
@@ -21843,15 +21841,15 @@
       <w:lang w:val="hr-HR" w:eastAsia="en-US" w:bidi="ar-SA"/>
     </w:rPr>
   </w:style>
-  <w:style w:type="paragraph" w:styleId="FrameContentsuser">
-    <w:name w:val="Frame Contents (user)"/>
+  <w:style w:type="paragraph" w:styleId="FrameContents">
+    <w:name w:val="Frame Contents"/>
     <w:basedOn w:val="Normal"/>
     <w:qFormat/>
     <w:pPr/>
     <w:rPr/>
   </w:style>
-  <w:style w:type="paragraph" w:styleId="FrameContents">
-    <w:name w:val="Frame Contents"/>
+  <w:style w:type="paragraph" w:styleId="FrameContentsuser">
+    <w:name w:val="Frame Contents (user)"/>
     <w:basedOn w:val="Normal"/>
     <w:qFormat/>
     <w:pPr/>

--- a/DZ4/KUDTrack_UpravljanjeProjektom.docx
+++ b/DZ4/KUDTrack_UpravljanjeProjektom.docx
@@ -732,31 +732,28 @@
           <w:r>
             <w:rPr>
               <w:rStyle w:val="IndexLink"/>
-              <w:vanish w:val="false"/>
+              <w:webHidden/>
             </w:rPr>
             <w:instrText xml:space="preserve"> TOC \z \o "1-3" \u \h</w:instrText>
           </w:r>
           <w:r>
             <w:rPr>
               <w:rStyle w:val="IndexLink"/>
-              <w:vanish w:val="false"/>
+              <w:webHidden/>
             </w:rPr>
             <w:fldChar w:fldCharType="separate"/>
           </w:r>
-          <w:r>
-            <w:rPr>
-              <w:rStyle w:val="IndexLink"/>
-              <w:vanish w:val="false"/>
-            </w:rPr>
-            <w:t>1. Odabrana metodologija</w:t>
-          </w:r>
-          <w:r>
-            <w:rPr>
-              <w:vanish w:val="false"/>
-            </w:rPr>
-            <w:tab/>
-            <w:t>3</w:t>
-          </w:r>
+          <w:hyperlink w:anchor="__RefHeading___Toc771_1392215792" w:tooltip="1. Odabrana metodologija">
+            <w:r>
+              <w:rPr>
+                <w:rStyle w:val="IndexLink"/>
+                <w:webHidden/>
+              </w:rPr>
+              <w:t>1. Odabrana metodologija</w:t>
+              <w:tab/>
+              <w:t>3</w:t>
+            </w:r>
+          </w:hyperlink>
         </w:p>
         <w:p>
           <w:pPr>
@@ -767,14 +764,38 @@
             </w:tabs>
             <w:rPr/>
           </w:pPr>
-          <w:r>
-            <w:rPr>
-              <w:vanish w:val="false"/>
-            </w:rPr>
-            <w:t>1.1. Obrazloženje odabira</w:t>
-            <w:tab/>
-            <w:t>3</w:t>
-          </w:r>
+          <w:hyperlink w:anchor="__RefHeading___Toc4135_688014040" w:tooltip="1.1. Obrazloženje odabira">
+            <w:r>
+              <w:rPr>
+                <w:rStyle w:val="IndexLink"/>
+                <w:webHidden/>
+              </w:rPr>
+              <w:t>1.1. Obrazloženje odabira</w:t>
+              <w:tab/>
+              <w:t>3</w:t>
+            </w:r>
+          </w:hyperlink>
+        </w:p>
+        <w:p>
+          <w:pPr>
+            <w:pStyle w:val="TOC1"/>
+            <w:tabs>
+              <w:tab w:val="clear" w:pos="720"/>
+              <w:tab w:val="right" w:pos="8665" w:leader="dot"/>
+            </w:tabs>
+            <w:rPr/>
+          </w:pPr>
+          <w:hyperlink w:anchor="__RefHeading___Toc2757_916474294" w:tooltip="2. Sastav ekipe">
+            <w:r>
+              <w:rPr>
+                <w:rStyle w:val="IndexLink"/>
+                <w:webHidden/>
+              </w:rPr>
+              <w:t>2. Sastav ekipe</w:t>
+              <w:tab/>
+              <w:t>4</w:t>
+            </w:r>
+          </w:hyperlink>
         </w:p>
         <w:p>
           <w:pPr>
@@ -785,14 +806,17 @@
             </w:tabs>
             <w:rPr/>
           </w:pPr>
-          <w:r>
-            <w:rPr>
-              <w:vanish w:val="false"/>
-            </w:rPr>
-            <w:t>2.1. Organizacijska struktura</w:t>
-            <w:tab/>
-            <w:t>4</w:t>
-          </w:r>
+          <w:hyperlink w:anchor="__RefHeading___Toc4137_688014040" w:tooltip="2.1. Organizacijska struktura">
+            <w:r>
+              <w:rPr>
+                <w:rStyle w:val="IndexLink"/>
+                <w:webHidden/>
+              </w:rPr>
+              <w:t>2.1. Organizacijska struktura</w:t>
+              <w:tab/>
+              <w:t>4</w:t>
+            </w:r>
+          </w:hyperlink>
         </w:p>
         <w:p>
           <w:pPr>
@@ -803,14 +827,17 @@
             </w:tabs>
             <w:rPr/>
           </w:pPr>
-          <w:r>
-            <w:rPr>
-              <w:vanish w:val="false"/>
-            </w:rPr>
-            <w:t>2.2. Uloge i odgovornosti</w:t>
-            <w:tab/>
-            <w:t>4</w:t>
-          </w:r>
+          <w:hyperlink w:anchor="__RefHeading___Toc4139_688014040" w:tooltip="2.2. Uloge i odgovornosti">
+            <w:r>
+              <w:rPr>
+                <w:rStyle w:val="IndexLink"/>
+                <w:webHidden/>
+              </w:rPr>
+              <w:t>2.2. Uloge i odgovornosti</w:t>
+              <w:tab/>
+              <w:t>4</w:t>
+            </w:r>
+          </w:hyperlink>
         </w:p>
         <w:p>
           <w:pPr>
@@ -821,14 +848,17 @@
             </w:tabs>
             <w:rPr/>
           </w:pPr>
-          <w:r>
-            <w:rPr>
-              <w:vanish w:val="false"/>
-            </w:rPr>
-            <w:t>2.3. Tip organizacije</w:t>
-            <w:tab/>
-            <w:t>5</w:t>
-          </w:r>
+          <w:hyperlink w:anchor="__RefHeading___Toc4141_688014040" w:tooltip="2.3. Tip organizacije">
+            <w:r>
+              <w:rPr>
+                <w:rStyle w:val="IndexLink"/>
+                <w:webHidden/>
+              </w:rPr>
+              <w:t>2.3. Tip organizacije</w:t>
+              <w:tab/>
+              <w:t>5</w:t>
+            </w:r>
+          </w:hyperlink>
         </w:p>
         <w:p>
           <w:pPr>
@@ -839,14 +869,17 @@
             </w:tabs>
             <w:rPr/>
           </w:pPr>
-          <w:r>
-            <w:rPr>
-              <w:vanish w:val="false"/>
-            </w:rPr>
-            <w:t>3. Vremenski raspored projekta</w:t>
-            <w:tab/>
-            <w:t>5</w:t>
-          </w:r>
+          <w:hyperlink w:anchor="__RefHeading___Toc4143_688014040" w:tooltip="3. Vremenski raspored projekta">
+            <w:r>
+              <w:rPr>
+                <w:rStyle w:val="IndexLink"/>
+                <w:webHidden/>
+              </w:rPr>
+              <w:t>3. Vremenski raspored projekta</w:t>
+              <w:tab/>
+              <w:t>5</w:t>
+            </w:r>
+          </w:hyperlink>
         </w:p>
         <w:p>
           <w:pPr>
@@ -857,14 +890,59 @@
             </w:tabs>
             <w:rPr/>
           </w:pPr>
-          <w:r>
-            <w:rPr>
-              <w:vanish w:val="false"/>
-            </w:rPr>
-            <w:t>3.1. Faze i koraci</w:t>
-            <w:tab/>
-            <w:t>5</w:t>
-          </w:r>
+          <w:hyperlink w:anchor="__RefHeading___Toc4145_688014040" w:tooltip="3.1. Faze i koraci">
+            <w:r>
+              <w:rPr>
+                <w:rStyle w:val="IndexLink"/>
+                <w:webHidden/>
+              </w:rPr>
+              <w:t>3.1. Faze i koraci</w:t>
+              <w:tab/>
+              <w:t>5</w:t>
+            </w:r>
+          </w:hyperlink>
+        </w:p>
+        <w:p>
+          <w:pPr>
+            <w:pStyle w:val="TOC3"/>
+            <w:tabs>
+              <w:tab w:val="clear" w:pos="8099"/>
+              <w:tab w:val="right" w:pos="8665" w:leader="dot"/>
+            </w:tabs>
+            <w:rPr/>
+          </w:pPr>
+          <w:hyperlink w:anchor="__RefHeading___Toc4147_688014040" w:tooltip="3.1.1. Detaljni koraci i ovisnosti (WBS)">
+            <w:r>
+              <w:rPr>
+                <w:rStyle w:val="IndexLink"/>
+                <w:webHidden/>
+              </w:rPr>
+              <w:t>3.1.1. Detaljni koraci i ovisnosti (WBS)</w:t>
+              <w:tab/>
+              <w:t>5</w:t>
+            </w:r>
+          </w:hyperlink>
+        </w:p>
+        <w:p>
+          <w:pPr>
+            <w:pStyle w:val="TOC3"/>
+            <w:tabs>
+              <w:tab w:val="clear" w:pos="8099"/>
+              <w:tab w:val="right" w:pos="8665" w:leader="dot"/>
+            </w:tabs>
+            <w:rPr/>
+          </w:pPr>
+          <w:hyperlink w:anchor="__RefHeading___Toc4149_688014040" w:tooltip="3.1.2. Gantogram">
+            <w:r>
+              <w:rPr>
+                <w:rStyle w:val="IndexLink"/>
+                <w:webHidden/>
+              </w:rPr>
+              <w:t>3.1.2. Gantogram</w:t>
+              <w:tab/>
+              <w:t>7</w:t>
+            </w:r>
+          </w:hyperlink>
         </w:p>
         <w:p>
           <w:pPr>
@@ -875,14 +953,17 @@
             </w:tabs>
             <w:rPr/>
           </w:pPr>
-          <w:r>
-            <w:rPr>
-              <w:vanish w:val="false"/>
-            </w:rPr>
-            <w:t>3.1.1. Detaljni koraci i ovisnosti (WBS)</w:t>
-            <w:tab/>
-            <w:t>5</w:t>
-          </w:r>
+          <w:hyperlink w:anchor="__RefHeading___Toc2759_916474294" w:tooltip="3.2. Ovisnosti između koraka">
+            <w:r>
+              <w:rPr>
+                <w:rStyle w:val="IndexLink"/>
+                <w:webHidden/>
+              </w:rPr>
+              <w:t>3.2. Ovisnosti između koraka</w:t>
+              <w:tab/>
+              <w:t>7</w:t>
+            </w:r>
+          </w:hyperlink>
         </w:p>
         <w:p>
           <w:pPr>
@@ -893,14 +974,38 @@
             </w:tabs>
             <w:rPr/>
           </w:pPr>
-          <w:r>
-            <w:rPr>
-              <w:vanish w:val="false"/>
-            </w:rPr>
-            <w:t>3.1.2. Gantogram</w:t>
-            <w:tab/>
-            <w:t>6</w:t>
-          </w:r>
+          <w:hyperlink w:anchor="__RefHeading___Toc4153_688014040" w:tooltip="3.3. Prekretnice projekta">
+            <w:r>
+              <w:rPr>
+                <w:rStyle w:val="IndexLink"/>
+                <w:webHidden/>
+              </w:rPr>
+              <w:t>3.3. Prekretnice projekta</w:t>
+              <w:tab/>
+              <w:t>8</w:t>
+            </w:r>
+          </w:hyperlink>
+        </w:p>
+        <w:p>
+          <w:pPr>
+            <w:pStyle w:val="TOC1"/>
+            <w:tabs>
+              <w:tab w:val="clear" w:pos="720"/>
+              <w:tab w:val="right" w:pos="8665" w:leader="dot"/>
+            </w:tabs>
+            <w:rPr/>
+          </w:pPr>
+          <w:hyperlink w:anchor="__RefHeading___Toc4155_688014040" w:tooltip="4. Angažman ljudskih resursa">
+            <w:r>
+              <w:rPr>
+                <w:rStyle w:val="IndexLink"/>
+                <w:webHidden/>
+              </w:rPr>
+              <w:t>4. Angažman ljudskih resursa</w:t>
+              <w:tab/>
+              <w:t>8</w:t>
+            </w:r>
+          </w:hyperlink>
         </w:p>
         <w:p>
           <w:pPr>
@@ -911,14 +1016,17 @@
             </w:tabs>
             <w:rPr/>
           </w:pPr>
-          <w:r>
-            <w:rPr>
-              <w:vanish w:val="false"/>
-            </w:rPr>
-            <w:t>3.2. Ovisnosti između koraka</w:t>
-            <w:tab/>
-            <w:t>7</w:t>
-          </w:r>
+          <w:hyperlink w:anchor="__RefHeading___Toc4157_688014040" w:tooltip="4.1. Pravilo raspodjele uloga">
+            <w:r>
+              <w:rPr>
+                <w:rStyle w:val="IndexLink"/>
+                <w:webHidden/>
+              </w:rPr>
+              <w:t>4.1. Pravilo raspodjele uloga</w:t>
+              <w:tab/>
+              <w:t>9</w:t>
+            </w:r>
+          </w:hyperlink>
         </w:p>
         <w:p>
           <w:pPr>
@@ -929,14 +1037,38 @@
             </w:tabs>
             <w:rPr/>
           </w:pPr>
-          <w:r>
-            <w:rPr>
-              <w:vanish w:val="false"/>
-            </w:rPr>
-            <w:t>3.3. Prekretnice projekta</w:t>
-            <w:tab/>
-            <w:t>7</w:t>
-          </w:r>
+          <w:hyperlink w:anchor="__RefHeading___Toc4159_688014040" w:tooltip="4.2. Sažetak po fazama">
+            <w:r>
+              <w:rPr>
+                <w:rStyle w:val="IndexLink"/>
+                <w:webHidden/>
+              </w:rPr>
+              <w:t>4.2. Sažetak po fazama</w:t>
+              <w:tab/>
+              <w:t>9</w:t>
+            </w:r>
+          </w:hyperlink>
+        </w:p>
+        <w:p>
+          <w:pPr>
+            <w:pStyle w:val="TOC2"/>
+            <w:tabs>
+              <w:tab w:val="clear" w:pos="720"/>
+              <w:tab w:val="right" w:pos="8665" w:leader="dot"/>
+            </w:tabs>
+            <w:rPr/>
+          </w:pPr>
+          <w:hyperlink w:anchor="__RefHeading___Toc4161_688014040" w:tooltip="4.3. Angažman po koraku">
+            <w:r>
+              <w:rPr>
+                <w:rStyle w:val="IndexLink"/>
+                <w:webHidden/>
+              </w:rPr>
+              <w:t>4.3. Angažman po koraku</w:t>
+              <w:tab/>
+              <w:t>9</w:t>
+            </w:r>
+          </w:hyperlink>
         </w:p>
         <w:p>
           <w:pPr>
@@ -947,89 +1079,20 @@
             </w:tabs>
             <w:rPr/>
           </w:pPr>
+          <w:hyperlink w:anchor="__RefHeading___Toc4163_688014040" w:tooltip="5. Praćenje i komunikacija">
+            <w:r>
+              <w:rPr>
+                <w:rStyle w:val="IndexLink"/>
+                <w:webHidden/>
+              </w:rPr>
+              <w:t>5. Praćenje i komunikacija</w:t>
+              <w:tab/>
+              <w:t>11</w:t>
+            </w:r>
+          </w:hyperlink>
           <w:r>
             <w:rPr>
-              <w:vanish w:val="false"/>
-            </w:rPr>
-            <w:t>4. Angažman ljudskih resursa</w:t>
-            <w:tab/>
-            <w:t>8</w:t>
-          </w:r>
-        </w:p>
-        <w:p>
-          <w:pPr>
-            <w:pStyle w:val="TOC2"/>
-            <w:tabs>
-              <w:tab w:val="clear" w:pos="720"/>
-              <w:tab w:val="right" w:pos="8665" w:leader="dot"/>
-            </w:tabs>
-            <w:rPr/>
-          </w:pPr>
-          <w:r>
-            <w:rPr>
-              <w:vanish w:val="false"/>
-            </w:rPr>
-            <w:t>4.1. Pravilo raspodjele uloga</w:t>
-            <w:tab/>
-            <w:t>8</w:t>
-          </w:r>
-        </w:p>
-        <w:p>
-          <w:pPr>
-            <w:pStyle w:val="TOC2"/>
-            <w:tabs>
-              <w:tab w:val="clear" w:pos="720"/>
-              <w:tab w:val="right" w:pos="8665" w:leader="dot"/>
-            </w:tabs>
-            <w:rPr/>
-          </w:pPr>
-          <w:r>
-            <w:rPr>
-              <w:vanish w:val="false"/>
-            </w:rPr>
-            <w:t>4.2. Sažetak po fazama</w:t>
-            <w:tab/>
-            <w:t>9</w:t>
-          </w:r>
-        </w:p>
-        <w:p>
-          <w:pPr>
-            <w:pStyle w:val="TOC2"/>
-            <w:tabs>
-              <w:tab w:val="clear" w:pos="720"/>
-              <w:tab w:val="right" w:pos="8665" w:leader="dot"/>
-            </w:tabs>
-            <w:rPr/>
-          </w:pPr>
-          <w:r>
-            <w:rPr>
-              <w:vanish w:val="false"/>
-            </w:rPr>
-            <w:t>4.3. Angažman po koraku</w:t>
-            <w:tab/>
-            <w:t>9</w:t>
-          </w:r>
-        </w:p>
-        <w:p>
-          <w:pPr>
-            <w:pStyle w:val="TOC1"/>
-            <w:tabs>
-              <w:tab w:val="clear" w:pos="720"/>
-              <w:tab w:val="right" w:pos="8665" w:leader="dot"/>
-            </w:tabs>
-            <w:rPr/>
-          </w:pPr>
-          <w:r>
-            <w:rPr>
-              <w:vanish w:val="false"/>
-            </w:rPr>
-            <w:t>5. Praćenje i komunikacija</w:t>
-            <w:tab/>
-            <w:t>10</w:t>
-          </w:r>
-          <w:r>
-            <w:rPr>
-              <w:vanish w:val="false"/>
+              <w:rStyle w:val="IndexLink"/>
             </w:rPr>
             <w:fldChar w:fldCharType="end"/>
           </w:r>
@@ -1378,7 +1441,15 @@
             </w:pPr>
             <w:r>
               <w:rPr/>
-              <w:t>KUD „LOLA“ ima stabilan, ali ručno vođen proces; potrebna je strukturirana elicitacija i validacija prije kôdiranja, što podržava fazni pristup analizi.</w:t>
+              <w:t>KUD „LOLA“ ima stabilan, ali ručno vođen proces; potrebna je strukturirana elicitacija i validacija prije k</w:t>
+            </w:r>
+            <w:r>
+              <w:rPr/>
+              <w:t>o</w:t>
+            </w:r>
+            <w:r>
+              <w:rPr/>
+              <w:t>diranja, što podržava fazni pristup analizi.</w:t>
             </w:r>
           </w:p>
         </w:tc>
@@ -1581,12 +1652,64 @@
     </w:p>
     <w:p>
       <w:pPr>
+        <w:pStyle w:val="Heading1"/>
+        <w:spacing w:before="0" w:after="160"/>
+        <w:rPr/>
+      </w:pPr>
+      <w:bookmarkStart w:id="3" w:name="__RefHeading___Toc2757_916474294"/>
+      <w:bookmarkEnd w:id="3"/>
+      <w:r>
+        <w:rPr/>
+        <w:t>2. Sastav ekipe</w:t>
+      </w:r>
+    </w:p>
+    <w:p>
+      <w:pPr>
+        <w:pStyle w:val="Normal"/>
+        <w:rPr/>
+      </w:pPr>
+      <w:r>
+        <w:rPr/>
+        <w:t xml:space="preserve">Projektni tim čine </w:t>
+      </w:r>
+      <w:r>
+        <w:rPr>
+          <w:b/>
+        </w:rPr>
+        <w:t>tri člana</w:t>
+      </w:r>
+      <w:r>
+        <w:rPr/>
+        <w:t xml:space="preserve"> razvojne ekipe (FSRE Mostar) i </w:t>
+      </w:r>
+      <w:r>
+        <w:rPr>
+          <w:b/>
+        </w:rPr>
+        <w:t>dionici</w:t>
+      </w:r>
+      <w:r>
+        <w:rPr/>
+        <w:t xml:space="preserve"> iz naručitelja i fakulteta koji sudjeluju u odobrenjima i validacijama.</w:t>
+      </w:r>
+    </w:p>
+    <w:p>
+      <w:pPr>
+        <w:pStyle w:val="Normal"/>
+        <w:rPr/>
+      </w:pPr>
+      <w:r>
+        <w:rPr/>
+      </w:r>
+    </w:p>
+    <w:p>
+      <w:pPr>
         <w:pStyle w:val="Heading2"/>
         <w:spacing w:before="0" w:after="120"/>
         <w:rPr/>
       </w:pPr>
-      <w:bookmarkStart w:id="3" w:name="__RefHeading___Toc4137_688014040"/>
-      <w:bookmarkEnd w:id="3"/>
+      <w:bookmarkStart w:id="4" w:name="__RefHeading___Toc4137_688014040"/>
+      <w:bookmarkEnd w:id="4"/>
       <w:r>
         <w:rPr/>
         <w:t>2.1. Organizacijska struktura</w:t>
@@ -1857,8 +1980,8 @@
         <w:pStyle w:val="Heading2"/>
         <w:rPr/>
       </w:pPr>
-      <w:bookmarkStart w:id="4" w:name="__RefHeading___Toc4139_688014040"/>
-      <w:bookmarkEnd w:id="4"/>
+      <w:bookmarkStart w:id="5" w:name="__RefHeading___Toc4139_688014040"/>
+      <w:bookmarkEnd w:id="5"/>
       <w:r>
         <w:rPr/>
         <w:t>2.2. Uloge i odgovornosti</w:t>
@@ -2243,7 +2366,7 @@
             </w:pPr>
             <w:r>
               <w:rPr/>
-              <w:t>Programer - frontend i dokumentacija</w:t>
+              <w:t>Programer – frontend i dokumentacija</w:t>
             </w:r>
           </w:p>
         </w:tc>
@@ -2508,8 +2631,8 @@
         <w:pStyle w:val="Heading2"/>
         <w:rPr/>
       </w:pPr>
-      <w:bookmarkStart w:id="5" w:name="__RefHeading___Toc4141_688014040"/>
-      <w:bookmarkEnd w:id="5"/>
+      <w:bookmarkStart w:id="6" w:name="__RefHeading___Toc4141_688014040"/>
+      <w:bookmarkEnd w:id="6"/>
       <w:r>
         <w:rPr/>
         <w:t>2.3. Tip organizacije</w:t>
@@ -2540,8 +2663,8 @@
         <w:pStyle w:val="Heading1"/>
         <w:rPr/>
       </w:pPr>
-      <w:bookmarkStart w:id="6" w:name="__RefHeading___Toc4143_688014040"/>
-      <w:bookmarkEnd w:id="6"/>
+      <w:bookmarkStart w:id="7" w:name="__RefHeading___Toc4143_688014040"/>
+      <w:bookmarkEnd w:id="7"/>
       <w:r>
         <w:rPr/>
         <w:t>3. Vremenski raspored projekta</w:t>
@@ -2572,8 +2695,8 @@
         <w:pStyle w:val="Heading2"/>
         <w:rPr/>
       </w:pPr>
-      <w:bookmarkStart w:id="7" w:name="__RefHeading___Toc4145_688014040"/>
-      <w:bookmarkEnd w:id="7"/>
+      <w:bookmarkStart w:id="8" w:name="__RefHeading___Toc4145_688014040"/>
+      <w:bookmarkEnd w:id="8"/>
       <w:r>
         <w:rPr/>
         <w:t>3.1. Faze i koraci</w:t>
@@ -3558,8 +3681,8 @@
         <w:pStyle w:val="Heading3"/>
         <w:rPr/>
       </w:pPr>
-      <w:bookmarkStart w:id="8" w:name="__RefHeading___Toc4147_688014040"/>
-      <w:bookmarkEnd w:id="8"/>
+      <w:bookmarkStart w:id="9" w:name="__RefHeading___Toc4147_688014040"/>
+      <w:bookmarkEnd w:id="9"/>
       <w:r>
         <w:rPr/>
         <w:t>3.1.1. Detaljni koraci i ovisnosti (WBS)</w:t>
@@ -3616,10 +3739,10 @@
       <w:tblGrid>
         <w:gridCol w:w="616"/>
         <w:gridCol w:w="3599"/>
-        <w:gridCol w:w="1275"/>
-        <w:gridCol w:w="1129"/>
-        <w:gridCol w:w="880"/>
-        <w:gridCol w:w="1167"/>
+        <w:gridCol w:w="1273"/>
+        <w:gridCol w:w="1131"/>
+        <w:gridCol w:w="878"/>
+        <w:gridCol w:w="1169"/>
       </w:tblGrid>
       <w:tr>
         <w:trPr>
@@ -3669,7 +3792,7 @@
         </w:tc>
         <w:tc>
           <w:tcPr>
-            <w:tcW w:w="1275" w:type="dxa"/>
+            <w:tcW w:w="1273" w:type="dxa"/>
             <w:tcBorders>
               <w:top w:val="single" w:sz="4" w:space="0" w:color="000000"/>
               <w:start w:val="single" w:sz="4" w:space="0" w:color="000000"/>
@@ -3690,7 +3813,7 @@
         </w:tc>
         <w:tc>
           <w:tcPr>
-            <w:tcW w:w="1129" w:type="dxa"/>
+            <w:tcW w:w="1131" w:type="dxa"/>
             <w:tcBorders>
               <w:top w:val="single" w:sz="4" w:space="0" w:color="000000"/>
               <w:start w:val="single" w:sz="4" w:space="0" w:color="000000"/>
@@ -3711,7 +3834,7 @@
         </w:tc>
         <w:tc>
           <w:tcPr>
-            <w:tcW w:w="880" w:type="dxa"/>
+            <w:tcW w:w="878" w:type="dxa"/>
             <w:tcBorders>
               <w:top w:val="single" w:sz="4" w:space="0" w:color="000000"/>
               <w:start w:val="single" w:sz="4" w:space="0" w:color="000000"/>
@@ -3732,7 +3855,7 @@
         </w:tc>
         <w:tc>
           <w:tcPr>
-            <w:tcW w:w="1167" w:type="dxa"/>
+            <w:tcW w:w="1169" w:type="dxa"/>
             <w:tcBorders>
               <w:top w:val="single" w:sz="4" w:space="0" w:color="000000"/>
               <w:start w:val="single" w:sz="4" w:space="0" w:color="000000"/>
@@ -3797,7 +3920,7 @@
         </w:tc>
         <w:tc>
           <w:tcPr>
-            <w:tcW w:w="1275" w:type="dxa"/>
+            <w:tcW w:w="1273" w:type="dxa"/>
             <w:tcBorders>
               <w:start w:val="single" w:sz="4" w:space="0" w:color="000000"/>
               <w:bottom w:val="single" w:sz="4" w:space="0" w:color="000000"/>
@@ -3817,7 +3940,7 @@
         </w:tc>
         <w:tc>
           <w:tcPr>
-            <w:tcW w:w="1129" w:type="dxa"/>
+            <w:tcW w:w="1131" w:type="dxa"/>
             <w:tcBorders>
               <w:start w:val="single" w:sz="4" w:space="0" w:color="000000"/>
               <w:bottom w:val="single" w:sz="4" w:space="0" w:color="000000"/>
@@ -3837,7 +3960,7 @@
         </w:tc>
         <w:tc>
           <w:tcPr>
-            <w:tcW w:w="880" w:type="dxa"/>
+            <w:tcW w:w="878" w:type="dxa"/>
             <w:tcBorders>
               <w:start w:val="single" w:sz="4" w:space="0" w:color="000000"/>
               <w:bottom w:val="single" w:sz="4" w:space="0" w:color="000000"/>
@@ -3857,7 +3980,7 @@
         </w:tc>
         <w:tc>
           <w:tcPr>
-            <w:tcW w:w="1167" w:type="dxa"/>
+            <w:tcW w:w="1169" w:type="dxa"/>
             <w:tcBorders>
               <w:start w:val="single" w:sz="4" w:space="0" w:color="000000"/>
               <w:bottom w:val="single" w:sz="4" w:space="0" w:color="000000"/>
@@ -3921,7 +4044,7 @@
         </w:tc>
         <w:tc>
           <w:tcPr>
-            <w:tcW w:w="1275" w:type="dxa"/>
+            <w:tcW w:w="1273" w:type="dxa"/>
             <w:tcBorders>
               <w:start w:val="single" w:sz="4" w:space="0" w:color="000000"/>
               <w:bottom w:val="single" w:sz="4" w:space="0" w:color="000000"/>
@@ -3941,7 +4064,7 @@
         </w:tc>
         <w:tc>
           <w:tcPr>
-            <w:tcW w:w="1129" w:type="dxa"/>
+            <w:tcW w:w="1131" w:type="dxa"/>
             <w:tcBorders>
               <w:start w:val="single" w:sz="4" w:space="0" w:color="000000"/>
               <w:bottom w:val="single" w:sz="4" w:space="0" w:color="000000"/>
@@ -3961,7 +4084,7 @@
         </w:tc>
         <w:tc>
           <w:tcPr>
-            <w:tcW w:w="880" w:type="dxa"/>
+            <w:tcW w:w="878" w:type="dxa"/>
             <w:tcBorders>
               <w:start w:val="single" w:sz="4" w:space="0" w:color="000000"/>
               <w:bottom w:val="single" w:sz="4" w:space="0" w:color="000000"/>
@@ -3981,7 +4104,7 @@
         </w:tc>
         <w:tc>
           <w:tcPr>
-            <w:tcW w:w="1167" w:type="dxa"/>
+            <w:tcW w:w="1169" w:type="dxa"/>
             <w:tcBorders>
               <w:start w:val="single" w:sz="4" w:space="0" w:color="000000"/>
               <w:bottom w:val="single" w:sz="4" w:space="0" w:color="000000"/>
@@ -4045,7 +4168,7 @@
         </w:tc>
         <w:tc>
           <w:tcPr>
-            <w:tcW w:w="1275" w:type="dxa"/>
+            <w:tcW w:w="1273" w:type="dxa"/>
             <w:tcBorders>
               <w:start w:val="single" w:sz="4" w:space="0" w:color="000000"/>
               <w:bottom w:val="single" w:sz="4" w:space="0" w:color="000000"/>
@@ -4065,7 +4188,7 @@
         </w:tc>
         <w:tc>
           <w:tcPr>
-            <w:tcW w:w="1129" w:type="dxa"/>
+            <w:tcW w:w="1131" w:type="dxa"/>
             <w:tcBorders>
               <w:start w:val="single" w:sz="4" w:space="0" w:color="000000"/>
               <w:bottom w:val="single" w:sz="4" w:space="0" w:color="000000"/>
@@ -4085,7 +4208,7 @@
         </w:tc>
         <w:tc>
           <w:tcPr>
-            <w:tcW w:w="880" w:type="dxa"/>
+            <w:tcW w:w="878" w:type="dxa"/>
             <w:tcBorders>
               <w:start w:val="single" w:sz="4" w:space="0" w:color="000000"/>
               <w:bottom w:val="single" w:sz="4" w:space="0" w:color="000000"/>
@@ -4105,7 +4228,7 @@
         </w:tc>
         <w:tc>
           <w:tcPr>
-            <w:tcW w:w="1167" w:type="dxa"/>
+            <w:tcW w:w="1169" w:type="dxa"/>
             <w:tcBorders>
               <w:start w:val="single" w:sz="4" w:space="0" w:color="000000"/>
               <w:bottom w:val="single" w:sz="4" w:space="0" w:color="000000"/>
@@ -4169,7 +4292,7 @@
         </w:tc>
         <w:tc>
           <w:tcPr>
-            <w:tcW w:w="1275" w:type="dxa"/>
+            <w:tcW w:w="1273" w:type="dxa"/>
             <w:tcBorders>
               <w:start w:val="single" w:sz="4" w:space="0" w:color="000000"/>
               <w:bottom w:val="single" w:sz="4" w:space="0" w:color="000000"/>
@@ -4189,7 +4312,7 @@
         </w:tc>
         <w:tc>
           <w:tcPr>
-            <w:tcW w:w="1129" w:type="dxa"/>
+            <w:tcW w:w="1131" w:type="dxa"/>
             <w:tcBorders>
               <w:start w:val="single" w:sz="4" w:space="0" w:color="000000"/>
               <w:bottom w:val="single" w:sz="4" w:space="0" w:color="000000"/>
@@ -4209,7 +4332,7 @@
         </w:tc>
         <w:tc>
           <w:tcPr>
-            <w:tcW w:w="880" w:type="dxa"/>
+            <w:tcW w:w="878" w:type="dxa"/>
             <w:tcBorders>
               <w:start w:val="single" w:sz="4" w:space="0" w:color="000000"/>
               <w:bottom w:val="single" w:sz="4" w:space="0" w:color="000000"/>
@@ -4229,7 +4352,7 @@
         </w:tc>
         <w:tc>
           <w:tcPr>
-            <w:tcW w:w="1167" w:type="dxa"/>
+            <w:tcW w:w="1169" w:type="dxa"/>
             <w:tcBorders>
               <w:start w:val="single" w:sz="4" w:space="0" w:color="000000"/>
               <w:bottom w:val="single" w:sz="4" w:space="0" w:color="000000"/>
@@ -4293,7 +4416,7 @@
         </w:tc>
         <w:tc>
           <w:tcPr>
-            <w:tcW w:w="1275" w:type="dxa"/>
+            <w:tcW w:w="1273" w:type="dxa"/>
             <w:tcBorders>
               <w:start w:val="single" w:sz="4" w:space="0" w:color="000000"/>
               <w:bottom w:val="single" w:sz="4" w:space="0" w:color="000000"/>
@@ -4313,7 +4436,7 @@
         </w:tc>
         <w:tc>
           <w:tcPr>
-            <w:tcW w:w="1129" w:type="dxa"/>
+            <w:tcW w:w="1131" w:type="dxa"/>
             <w:tcBorders>
               <w:start w:val="single" w:sz="4" w:space="0" w:color="000000"/>
               <w:bottom w:val="single" w:sz="4" w:space="0" w:color="000000"/>
@@ -4333,7 +4456,7 @@
         </w:tc>
         <w:tc>
           <w:tcPr>
-            <w:tcW w:w="880" w:type="dxa"/>
+            <w:tcW w:w="878" w:type="dxa"/>
             <w:tcBorders>
               <w:start w:val="single" w:sz="4" w:space="0" w:color="000000"/>
               <w:bottom w:val="single" w:sz="4" w:space="0" w:color="000000"/>
@@ -4353,7 +4476,7 @@
         </w:tc>
         <w:tc>
           <w:tcPr>
-            <w:tcW w:w="1167" w:type="dxa"/>
+            <w:tcW w:w="1169" w:type="dxa"/>
             <w:tcBorders>
               <w:start w:val="single" w:sz="4" w:space="0" w:color="000000"/>
               <w:bottom w:val="single" w:sz="4" w:space="0" w:color="000000"/>
@@ -4417,7 +4540,7 @@
         </w:tc>
         <w:tc>
           <w:tcPr>
-            <w:tcW w:w="1275" w:type="dxa"/>
+            <w:tcW w:w="1273" w:type="dxa"/>
             <w:tcBorders>
               <w:start w:val="single" w:sz="4" w:space="0" w:color="000000"/>
               <w:bottom w:val="single" w:sz="4" w:space="0" w:color="000000"/>
@@ -4437,7 +4560,7 @@
         </w:tc>
         <w:tc>
           <w:tcPr>
-            <w:tcW w:w="1129" w:type="dxa"/>
+            <w:tcW w:w="1131" w:type="dxa"/>
             <w:tcBorders>
               <w:start w:val="single" w:sz="4" w:space="0" w:color="000000"/>
               <w:bottom w:val="single" w:sz="4" w:space="0" w:color="000000"/>
@@ -4457,7 +4580,7 @@
         </w:tc>
         <w:tc>
           <w:tcPr>
-            <w:tcW w:w="880" w:type="dxa"/>
+            <w:tcW w:w="878" w:type="dxa"/>
             <w:tcBorders>
               <w:start w:val="single" w:sz="4" w:space="0" w:color="000000"/>
               <w:bottom w:val="single" w:sz="4" w:space="0" w:color="000000"/>
@@ -4477,7 +4600,7 @@
         </w:tc>
         <w:tc>
           <w:tcPr>
-            <w:tcW w:w="1167" w:type="dxa"/>
+            <w:tcW w:w="1169" w:type="dxa"/>
             <w:tcBorders>
               <w:start w:val="single" w:sz="4" w:space="0" w:color="000000"/>
               <w:bottom w:val="single" w:sz="4" w:space="0" w:color="000000"/>
@@ -4541,7 +4664,7 @@
         </w:tc>
         <w:tc>
           <w:tcPr>
-            <w:tcW w:w="1275" w:type="dxa"/>
+            <w:tcW w:w="1273" w:type="dxa"/>
             <w:tcBorders>
               <w:start w:val="single" w:sz="4" w:space="0" w:color="000000"/>
               <w:bottom w:val="single" w:sz="4" w:space="0" w:color="000000"/>
@@ -4561,7 +4684,7 @@
         </w:tc>
         <w:tc>
           <w:tcPr>
-            <w:tcW w:w="1129" w:type="dxa"/>
+            <w:tcW w:w="1131" w:type="dxa"/>
             <w:tcBorders>
               <w:start w:val="single" w:sz="4" w:space="0" w:color="000000"/>
               <w:bottom w:val="single" w:sz="4" w:space="0" w:color="000000"/>
@@ -4581,7 +4704,7 @@
         </w:tc>
         <w:tc>
           <w:tcPr>
-            <w:tcW w:w="880" w:type="dxa"/>
+            <w:tcW w:w="878" w:type="dxa"/>
             <w:tcBorders>
               <w:start w:val="single" w:sz="4" w:space="0" w:color="000000"/>
               <w:bottom w:val="single" w:sz="4" w:space="0" w:color="000000"/>
@@ -4601,7 +4724,7 @@
         </w:tc>
         <w:tc>
           <w:tcPr>
-            <w:tcW w:w="1167" w:type="dxa"/>
+            <w:tcW w:w="1169" w:type="dxa"/>
             <w:tcBorders>
               <w:start w:val="single" w:sz="4" w:space="0" w:color="000000"/>
               <w:bottom w:val="single" w:sz="4" w:space="0" w:color="000000"/>
@@ -4665,7 +4788,7 @@
         </w:tc>
         <w:tc>
           <w:tcPr>
-            <w:tcW w:w="1275" w:type="dxa"/>
+            <w:tcW w:w="1273" w:type="dxa"/>
             <w:tcBorders>
               <w:start w:val="single" w:sz="4" w:space="0" w:color="000000"/>
               <w:bottom w:val="single" w:sz="4" w:space="0" w:color="000000"/>
@@ -4685,7 +4808,7 @@
         </w:tc>
         <w:tc>
           <w:tcPr>
-            <w:tcW w:w="1129" w:type="dxa"/>
+            <w:tcW w:w="1131" w:type="dxa"/>
             <w:tcBorders>
               <w:start w:val="single" w:sz="4" w:space="0" w:color="000000"/>
               <w:bottom w:val="single" w:sz="4" w:space="0" w:color="000000"/>
@@ -4705,7 +4828,7 @@
         </w:tc>
         <w:tc>
           <w:tcPr>
-            <w:tcW w:w="880" w:type="dxa"/>
+            <w:tcW w:w="878" w:type="dxa"/>
             <w:tcBorders>
               <w:start w:val="single" w:sz="4" w:space="0" w:color="000000"/>
               <w:bottom w:val="single" w:sz="4" w:space="0" w:color="000000"/>
@@ -4725,7 +4848,7 @@
         </w:tc>
         <w:tc>
           <w:tcPr>
-            <w:tcW w:w="1167" w:type="dxa"/>
+            <w:tcW w:w="1169" w:type="dxa"/>
             <w:tcBorders>
               <w:start w:val="single" w:sz="4" w:space="0" w:color="000000"/>
               <w:bottom w:val="single" w:sz="4" w:space="0" w:color="000000"/>
@@ -4789,7 +4912,7 @@
         </w:tc>
         <w:tc>
           <w:tcPr>
-            <w:tcW w:w="1275" w:type="dxa"/>
+            <w:tcW w:w="1273" w:type="dxa"/>
             <w:tcBorders>
               <w:start w:val="single" w:sz="4" w:space="0" w:color="000000"/>
               <w:bottom w:val="single" w:sz="4" w:space="0" w:color="000000"/>
@@ -4809,7 +4932,7 @@
         </w:tc>
         <w:tc>
           <w:tcPr>
-            <w:tcW w:w="1129" w:type="dxa"/>
+            <w:tcW w:w="1131" w:type="dxa"/>
             <w:tcBorders>
               <w:start w:val="single" w:sz="4" w:space="0" w:color="000000"/>
               <w:bottom w:val="single" w:sz="4" w:space="0" w:color="000000"/>
@@ -4829,7 +4952,7 @@
         </w:tc>
         <w:tc>
           <w:tcPr>
-            <w:tcW w:w="880" w:type="dxa"/>
+            <w:tcW w:w="878" w:type="dxa"/>
             <w:tcBorders>
               <w:start w:val="single" w:sz="4" w:space="0" w:color="000000"/>
               <w:bottom w:val="single" w:sz="4" w:space="0" w:color="000000"/>
@@ -4849,7 +4972,7 @@
         </w:tc>
         <w:tc>
           <w:tcPr>
-            <w:tcW w:w="1167" w:type="dxa"/>
+            <w:tcW w:w="1169" w:type="dxa"/>
             <w:tcBorders>
               <w:start w:val="single" w:sz="4" w:space="0" w:color="000000"/>
               <w:bottom w:val="single" w:sz="4" w:space="0" w:color="000000"/>
@@ -4913,7 +5036,7 @@
         </w:tc>
         <w:tc>
           <w:tcPr>
-            <w:tcW w:w="1275" w:type="dxa"/>
+            <w:tcW w:w="1273" w:type="dxa"/>
             <w:tcBorders>
               <w:start w:val="single" w:sz="4" w:space="0" w:color="000000"/>
               <w:bottom w:val="single" w:sz="4" w:space="0" w:color="000000"/>
@@ -4933,7 +5056,7 @@
         </w:tc>
         <w:tc>
           <w:tcPr>
-            <w:tcW w:w="1129" w:type="dxa"/>
+            <w:tcW w:w="1131" w:type="dxa"/>
             <w:tcBorders>
               <w:start w:val="single" w:sz="4" w:space="0" w:color="000000"/>
               <w:bottom w:val="single" w:sz="4" w:space="0" w:color="000000"/>
@@ -4953,7 +5076,7 @@
         </w:tc>
         <w:tc>
           <w:tcPr>
-            <w:tcW w:w="880" w:type="dxa"/>
+            <w:tcW w:w="878" w:type="dxa"/>
             <w:tcBorders>
               <w:start w:val="single" w:sz="4" w:space="0" w:color="000000"/>
               <w:bottom w:val="single" w:sz="4" w:space="0" w:color="000000"/>
@@ -4973,7 +5096,7 @@
         </w:tc>
         <w:tc>
           <w:tcPr>
-            <w:tcW w:w="1167" w:type="dxa"/>
+            <w:tcW w:w="1169" w:type="dxa"/>
             <w:tcBorders>
               <w:start w:val="single" w:sz="4" w:space="0" w:color="000000"/>
               <w:bottom w:val="single" w:sz="4" w:space="0" w:color="000000"/>
@@ -5037,7 +5160,7 @@
         </w:tc>
         <w:tc>
           <w:tcPr>
-            <w:tcW w:w="1275" w:type="dxa"/>
+            <w:tcW w:w="1273" w:type="dxa"/>
             <w:tcBorders>
               <w:start w:val="single" w:sz="4" w:space="0" w:color="000000"/>
               <w:bottom w:val="single" w:sz="4" w:space="0" w:color="000000"/>
@@ -5057,7 +5180,7 @@
         </w:tc>
         <w:tc>
           <w:tcPr>
-            <w:tcW w:w="1129" w:type="dxa"/>
+            <w:tcW w:w="1131" w:type="dxa"/>
             <w:tcBorders>
               <w:start w:val="single" w:sz="4" w:space="0" w:color="000000"/>
               <w:bottom w:val="single" w:sz="4" w:space="0" w:color="000000"/>
@@ -5077,7 +5200,7 @@
         </w:tc>
         <w:tc>
           <w:tcPr>
-            <w:tcW w:w="880" w:type="dxa"/>
+            <w:tcW w:w="878" w:type="dxa"/>
             <w:tcBorders>
               <w:start w:val="single" w:sz="4" w:space="0" w:color="000000"/>
               <w:bottom w:val="single" w:sz="4" w:space="0" w:color="000000"/>
@@ -5097,7 +5220,7 @@
         </w:tc>
         <w:tc>
           <w:tcPr>
-            <w:tcW w:w="1167" w:type="dxa"/>
+            <w:tcW w:w="1169" w:type="dxa"/>
             <w:tcBorders>
               <w:start w:val="single" w:sz="4" w:space="0" w:color="000000"/>
               <w:bottom w:val="single" w:sz="4" w:space="0" w:color="000000"/>
@@ -5161,7 +5284,7 @@
         </w:tc>
         <w:tc>
           <w:tcPr>
-            <w:tcW w:w="1275" w:type="dxa"/>
+            <w:tcW w:w="1273" w:type="dxa"/>
             <w:tcBorders>
               <w:start w:val="single" w:sz="4" w:space="0" w:color="000000"/>
               <w:bottom w:val="single" w:sz="4" w:space="0" w:color="000000"/>
@@ -5181,7 +5304,7 @@
         </w:tc>
         <w:tc>
           <w:tcPr>
-            <w:tcW w:w="1129" w:type="dxa"/>
+            <w:tcW w:w="1131" w:type="dxa"/>
             <w:tcBorders>
               <w:start w:val="single" w:sz="4" w:space="0" w:color="000000"/>
               <w:bottom w:val="single" w:sz="4" w:space="0" w:color="000000"/>
@@ -5201,7 +5324,7 @@
         </w:tc>
         <w:tc>
           <w:tcPr>
-            <w:tcW w:w="880" w:type="dxa"/>
+            <w:tcW w:w="878" w:type="dxa"/>
             <w:tcBorders>
               <w:start w:val="single" w:sz="4" w:space="0" w:color="000000"/>
               <w:bottom w:val="single" w:sz="4" w:space="0" w:color="000000"/>
@@ -5221,7 +5344,7 @@
         </w:tc>
         <w:tc>
           <w:tcPr>
-            <w:tcW w:w="1167" w:type="dxa"/>
+            <w:tcW w:w="1169" w:type="dxa"/>
             <w:tcBorders>
               <w:start w:val="single" w:sz="4" w:space="0" w:color="000000"/>
               <w:bottom w:val="single" w:sz="4" w:space="0" w:color="000000"/>
@@ -5285,7 +5408,7 @@
         </w:tc>
         <w:tc>
           <w:tcPr>
-            <w:tcW w:w="1275" w:type="dxa"/>
+            <w:tcW w:w="1273" w:type="dxa"/>
             <w:tcBorders>
               <w:start w:val="single" w:sz="4" w:space="0" w:color="000000"/>
               <w:bottom w:val="single" w:sz="4" w:space="0" w:color="000000"/>
@@ -5305,7 +5428,7 @@
         </w:tc>
         <w:tc>
           <w:tcPr>
-            <w:tcW w:w="1129" w:type="dxa"/>
+            <w:tcW w:w="1131" w:type="dxa"/>
             <w:tcBorders>
               <w:start w:val="single" w:sz="4" w:space="0" w:color="000000"/>
               <w:bottom w:val="single" w:sz="4" w:space="0" w:color="000000"/>
@@ -5325,7 +5448,7 @@
         </w:tc>
         <w:tc>
           <w:tcPr>
-            <w:tcW w:w="880" w:type="dxa"/>
+            <w:tcW w:w="878" w:type="dxa"/>
             <w:tcBorders>
               <w:start w:val="single" w:sz="4" w:space="0" w:color="000000"/>
               <w:bottom w:val="single" w:sz="4" w:space="0" w:color="000000"/>
@@ -5345,7 +5468,7 @@
         </w:tc>
         <w:tc>
           <w:tcPr>
-            <w:tcW w:w="1167" w:type="dxa"/>
+            <w:tcW w:w="1169" w:type="dxa"/>
             <w:tcBorders>
               <w:start w:val="single" w:sz="4" w:space="0" w:color="000000"/>
               <w:bottom w:val="single" w:sz="4" w:space="0" w:color="000000"/>
@@ -5409,7 +5532,7 @@
         </w:tc>
         <w:tc>
           <w:tcPr>
-            <w:tcW w:w="1275" w:type="dxa"/>
+            <w:tcW w:w="1273" w:type="dxa"/>
             <w:tcBorders>
               <w:start w:val="single" w:sz="4" w:space="0" w:color="000000"/>
               <w:bottom w:val="single" w:sz="4" w:space="0" w:color="000000"/>
@@ -5429,7 +5552,7 @@
         </w:tc>
         <w:tc>
           <w:tcPr>
-            <w:tcW w:w="1129" w:type="dxa"/>
+            <w:tcW w:w="1131" w:type="dxa"/>
             <w:tcBorders>
               <w:start w:val="single" w:sz="4" w:space="0" w:color="000000"/>
               <w:bottom w:val="single" w:sz="4" w:space="0" w:color="000000"/>
@@ -5449,7 +5572,7 @@
         </w:tc>
         <w:tc>
           <w:tcPr>
-            <w:tcW w:w="880" w:type="dxa"/>
+            <w:tcW w:w="878" w:type="dxa"/>
             <w:tcBorders>
               <w:start w:val="single" w:sz="4" w:space="0" w:color="000000"/>
               <w:bottom w:val="single" w:sz="4" w:space="0" w:color="000000"/>
@@ -5469,7 +5592,7 @@
         </w:tc>
         <w:tc>
           <w:tcPr>
-            <w:tcW w:w="1167" w:type="dxa"/>
+            <w:tcW w:w="1169" w:type="dxa"/>
             <w:tcBorders>
               <w:start w:val="single" w:sz="4" w:space="0" w:color="000000"/>
               <w:bottom w:val="single" w:sz="4" w:space="0" w:color="000000"/>
@@ -5533,7 +5656,7 @@
         </w:tc>
         <w:tc>
           <w:tcPr>
-            <w:tcW w:w="1275" w:type="dxa"/>
+            <w:tcW w:w="1273" w:type="dxa"/>
             <w:tcBorders>
               <w:start w:val="single" w:sz="4" w:space="0" w:color="000000"/>
               <w:bottom w:val="single" w:sz="4" w:space="0" w:color="000000"/>
@@ -5553,7 +5676,7 @@
         </w:tc>
         <w:tc>
           <w:tcPr>
-            <w:tcW w:w="1129" w:type="dxa"/>
+            <w:tcW w:w="1131" w:type="dxa"/>
             <w:tcBorders>
               <w:start w:val="single" w:sz="4" w:space="0" w:color="000000"/>
               <w:bottom w:val="single" w:sz="4" w:space="0" w:color="000000"/>
@@ -5573,7 +5696,7 @@
         </w:tc>
         <w:tc>
           <w:tcPr>
-            <w:tcW w:w="880" w:type="dxa"/>
+            <w:tcW w:w="878" w:type="dxa"/>
             <w:tcBorders>
               <w:start w:val="single" w:sz="4" w:space="0" w:color="000000"/>
               <w:bottom w:val="single" w:sz="4" w:space="0" w:color="000000"/>
@@ -5593,7 +5716,7 @@
         </w:tc>
         <w:tc>
           <w:tcPr>
-            <w:tcW w:w="1167" w:type="dxa"/>
+            <w:tcW w:w="1169" w:type="dxa"/>
             <w:tcBorders>
               <w:start w:val="single" w:sz="4" w:space="0" w:color="000000"/>
               <w:bottom w:val="single" w:sz="4" w:space="0" w:color="000000"/>
@@ -5657,7 +5780,7 @@
         </w:tc>
         <w:tc>
           <w:tcPr>
-            <w:tcW w:w="1275" w:type="dxa"/>
+            <w:tcW w:w="1273" w:type="dxa"/>
             <w:tcBorders>
               <w:start w:val="single" w:sz="4" w:space="0" w:color="000000"/>
               <w:bottom w:val="single" w:sz="4" w:space="0" w:color="000000"/>
@@ -5677,7 +5800,7 @@
         </w:tc>
         <w:tc>
           <w:tcPr>
-            <w:tcW w:w="1129" w:type="dxa"/>
+            <w:tcW w:w="1131" w:type="dxa"/>
             <w:tcBorders>
               <w:start w:val="single" w:sz="4" w:space="0" w:color="000000"/>
               <w:bottom w:val="single" w:sz="4" w:space="0" w:color="000000"/>
@@ -5697,7 +5820,7 @@
         </w:tc>
         <w:tc>
           <w:tcPr>
-            <w:tcW w:w="880" w:type="dxa"/>
+            <w:tcW w:w="878" w:type="dxa"/>
             <w:tcBorders>
               <w:start w:val="single" w:sz="4" w:space="0" w:color="000000"/>
               <w:bottom w:val="single" w:sz="4" w:space="0" w:color="000000"/>
@@ -5717,7 +5840,7 @@
         </w:tc>
         <w:tc>
           <w:tcPr>
-            <w:tcW w:w="1167" w:type="dxa"/>
+            <w:tcW w:w="1169" w:type="dxa"/>
             <w:tcBorders>
               <w:start w:val="single" w:sz="4" w:space="0" w:color="000000"/>
               <w:bottom w:val="single" w:sz="4" w:space="0" w:color="000000"/>
@@ -5781,7 +5904,7 @@
         </w:tc>
         <w:tc>
           <w:tcPr>
-            <w:tcW w:w="1275" w:type="dxa"/>
+            <w:tcW w:w="1273" w:type="dxa"/>
             <w:tcBorders>
               <w:start w:val="single" w:sz="4" w:space="0" w:color="000000"/>
               <w:bottom w:val="single" w:sz="4" w:space="0" w:color="000000"/>
@@ -5801,7 +5924,7 @@
         </w:tc>
         <w:tc>
           <w:tcPr>
-            <w:tcW w:w="1129" w:type="dxa"/>
+            <w:tcW w:w="1131" w:type="dxa"/>
             <w:tcBorders>
               <w:start w:val="single" w:sz="4" w:space="0" w:color="000000"/>
               <w:bottom w:val="single" w:sz="4" w:space="0" w:color="000000"/>
@@ -5821,7 +5944,7 @@
         </w:tc>
         <w:tc>
           <w:tcPr>
-            <w:tcW w:w="880" w:type="dxa"/>
+            <w:tcW w:w="878" w:type="dxa"/>
             <w:tcBorders>
               <w:start w:val="single" w:sz="4" w:space="0" w:color="000000"/>
               <w:bottom w:val="single" w:sz="4" w:space="0" w:color="000000"/>
@@ -5841,7 +5964,7 @@
         </w:tc>
         <w:tc>
           <w:tcPr>
-            <w:tcW w:w="1167" w:type="dxa"/>
+            <w:tcW w:w="1169" w:type="dxa"/>
             <w:tcBorders>
               <w:start w:val="single" w:sz="4" w:space="0" w:color="000000"/>
               <w:bottom w:val="single" w:sz="4" w:space="0" w:color="000000"/>
@@ -5905,7 +6028,7 @@
         </w:tc>
         <w:tc>
           <w:tcPr>
-            <w:tcW w:w="1275" w:type="dxa"/>
+            <w:tcW w:w="1273" w:type="dxa"/>
             <w:tcBorders>
               <w:start w:val="single" w:sz="4" w:space="0" w:color="000000"/>
               <w:bottom w:val="single" w:sz="4" w:space="0" w:color="000000"/>
@@ -5925,7 +6048,7 @@
         </w:tc>
         <w:tc>
           <w:tcPr>
-            <w:tcW w:w="1129" w:type="dxa"/>
+            <w:tcW w:w="1131" w:type="dxa"/>
             <w:tcBorders>
               <w:start w:val="single" w:sz="4" w:space="0" w:color="000000"/>
               <w:bottom w:val="single" w:sz="4" w:space="0" w:color="000000"/>
@@ -5945,7 +6068,7 @@
         </w:tc>
         <w:tc>
           <w:tcPr>
-            <w:tcW w:w="880" w:type="dxa"/>
+            <w:tcW w:w="878" w:type="dxa"/>
             <w:tcBorders>
               <w:start w:val="single" w:sz="4" w:space="0" w:color="000000"/>
               <w:bottom w:val="single" w:sz="4" w:space="0" w:color="000000"/>
@@ -5965,7 +6088,7 @@
         </w:tc>
         <w:tc>
           <w:tcPr>
-            <w:tcW w:w="1167" w:type="dxa"/>
+            <w:tcW w:w="1169" w:type="dxa"/>
             <w:tcBorders>
               <w:start w:val="single" w:sz="4" w:space="0" w:color="000000"/>
               <w:bottom w:val="single" w:sz="4" w:space="0" w:color="000000"/>
@@ -6029,7 +6152,7 @@
         </w:tc>
         <w:tc>
           <w:tcPr>
-            <w:tcW w:w="1275" w:type="dxa"/>
+            <w:tcW w:w="1273" w:type="dxa"/>
             <w:tcBorders>
               <w:start w:val="single" w:sz="4" w:space="0" w:color="000000"/>
               <w:bottom w:val="single" w:sz="4" w:space="0" w:color="000000"/>
@@ -6049,7 +6172,7 @@
         </w:tc>
         <w:tc>
           <w:tcPr>
-            <w:tcW w:w="1129" w:type="dxa"/>
+            <w:tcW w:w="1131" w:type="dxa"/>
             <w:tcBorders>
               <w:start w:val="single" w:sz="4" w:space="0" w:color="000000"/>
               <w:bottom w:val="single" w:sz="4" w:space="0" w:color="000000"/>
@@ -6069,7 +6192,7 @@
         </w:tc>
         <w:tc>
           <w:tcPr>
-            <w:tcW w:w="880" w:type="dxa"/>
+            <w:tcW w:w="878" w:type="dxa"/>
             <w:tcBorders>
               <w:start w:val="single" w:sz="4" w:space="0" w:color="000000"/>
               <w:bottom w:val="single" w:sz="4" w:space="0" w:color="000000"/>
@@ -6089,7 +6212,7 @@
         </w:tc>
         <w:tc>
           <w:tcPr>
-            <w:tcW w:w="1167" w:type="dxa"/>
+            <w:tcW w:w="1169" w:type="dxa"/>
             <w:tcBorders>
               <w:start w:val="single" w:sz="4" w:space="0" w:color="000000"/>
               <w:bottom w:val="single" w:sz="4" w:space="0" w:color="000000"/>
@@ -6153,7 +6276,7 @@
         </w:tc>
         <w:tc>
           <w:tcPr>
-            <w:tcW w:w="1275" w:type="dxa"/>
+            <w:tcW w:w="1273" w:type="dxa"/>
             <w:tcBorders>
               <w:start w:val="single" w:sz="4" w:space="0" w:color="000000"/>
               <w:bottom w:val="single" w:sz="4" w:space="0" w:color="000000"/>
@@ -6173,7 +6296,7 @@
         </w:tc>
         <w:tc>
           <w:tcPr>
-            <w:tcW w:w="1129" w:type="dxa"/>
+            <w:tcW w:w="1131" w:type="dxa"/>
             <w:tcBorders>
               <w:start w:val="single" w:sz="4" w:space="0" w:color="000000"/>
               <w:bottom w:val="single" w:sz="4" w:space="0" w:color="000000"/>
@@ -6193,7 +6316,7 @@
         </w:tc>
         <w:tc>
           <w:tcPr>
-            <w:tcW w:w="880" w:type="dxa"/>
+            <w:tcW w:w="878" w:type="dxa"/>
             <w:tcBorders>
               <w:start w:val="single" w:sz="4" w:space="0" w:color="000000"/>
               <w:bottom w:val="single" w:sz="4" w:space="0" w:color="000000"/>
@@ -6213,7 +6336,7 @@
         </w:tc>
         <w:tc>
           <w:tcPr>
-            <w:tcW w:w="1167" w:type="dxa"/>
+            <w:tcW w:w="1169" w:type="dxa"/>
             <w:tcBorders>
               <w:start w:val="single" w:sz="4" w:space="0" w:color="000000"/>
               <w:bottom w:val="single" w:sz="4" w:space="0" w:color="000000"/>
@@ -6277,7 +6400,7 @@
         </w:tc>
         <w:tc>
           <w:tcPr>
-            <w:tcW w:w="1275" w:type="dxa"/>
+            <w:tcW w:w="1273" w:type="dxa"/>
             <w:tcBorders>
               <w:start w:val="single" w:sz="4" w:space="0" w:color="000000"/>
               <w:bottom w:val="single" w:sz="4" w:space="0" w:color="000000"/>
@@ -6297,7 +6420,7 @@
         </w:tc>
         <w:tc>
           <w:tcPr>
-            <w:tcW w:w="1129" w:type="dxa"/>
+            <w:tcW w:w="1131" w:type="dxa"/>
             <w:tcBorders>
               <w:start w:val="single" w:sz="4" w:space="0" w:color="000000"/>
               <w:bottom w:val="single" w:sz="4" w:space="0" w:color="000000"/>
@@ -6317,7 +6440,7 @@
         </w:tc>
         <w:tc>
           <w:tcPr>
-            <w:tcW w:w="880" w:type="dxa"/>
+            <w:tcW w:w="878" w:type="dxa"/>
             <w:tcBorders>
               <w:start w:val="single" w:sz="4" w:space="0" w:color="000000"/>
               <w:bottom w:val="single" w:sz="4" w:space="0" w:color="000000"/>
@@ -6337,7 +6460,7 @@
         </w:tc>
         <w:tc>
           <w:tcPr>
-            <w:tcW w:w="1167" w:type="dxa"/>
+            <w:tcW w:w="1169" w:type="dxa"/>
             <w:tcBorders>
               <w:start w:val="single" w:sz="4" w:space="0" w:color="000000"/>
               <w:bottom w:val="single" w:sz="4" w:space="0" w:color="000000"/>
@@ -6401,7 +6524,7 @@
         </w:tc>
         <w:tc>
           <w:tcPr>
-            <w:tcW w:w="1275" w:type="dxa"/>
+            <w:tcW w:w="1273" w:type="dxa"/>
             <w:tcBorders>
               <w:start w:val="single" w:sz="4" w:space="0" w:color="000000"/>
               <w:bottom w:val="single" w:sz="4" w:space="0" w:color="000000"/>
@@ -6421,7 +6544,7 @@
         </w:tc>
         <w:tc>
           <w:tcPr>
-            <w:tcW w:w="1129" w:type="dxa"/>
+            <w:tcW w:w="1131" w:type="dxa"/>
             <w:tcBorders>
               <w:start w:val="single" w:sz="4" w:space="0" w:color="000000"/>
               <w:bottom w:val="single" w:sz="4" w:space="0" w:color="000000"/>
@@ -6441,7 +6564,7 @@
         </w:tc>
         <w:tc>
           <w:tcPr>
-            <w:tcW w:w="880" w:type="dxa"/>
+            <w:tcW w:w="878" w:type="dxa"/>
             <w:tcBorders>
               <w:start w:val="single" w:sz="4" w:space="0" w:color="000000"/>
               <w:bottom w:val="single" w:sz="4" w:space="0" w:color="000000"/>
@@ -6461,7 +6584,7 @@
         </w:tc>
         <w:tc>
           <w:tcPr>
-            <w:tcW w:w="1167" w:type="dxa"/>
+            <w:tcW w:w="1169" w:type="dxa"/>
             <w:tcBorders>
               <w:start w:val="single" w:sz="4" w:space="0" w:color="000000"/>
               <w:bottom w:val="single" w:sz="4" w:space="0" w:color="000000"/>
@@ -6525,7 +6648,7 @@
         </w:tc>
         <w:tc>
           <w:tcPr>
-            <w:tcW w:w="1275" w:type="dxa"/>
+            <w:tcW w:w="1273" w:type="dxa"/>
             <w:tcBorders>
               <w:start w:val="single" w:sz="4" w:space="0" w:color="000000"/>
               <w:bottom w:val="single" w:sz="4" w:space="0" w:color="000000"/>
@@ -6545,7 +6668,7 @@
         </w:tc>
         <w:tc>
           <w:tcPr>
-            <w:tcW w:w="1129" w:type="dxa"/>
+            <w:tcW w:w="1131" w:type="dxa"/>
             <w:tcBorders>
               <w:start w:val="single" w:sz="4" w:space="0" w:color="000000"/>
               <w:bottom w:val="single" w:sz="4" w:space="0" w:color="000000"/>
@@ -6565,7 +6688,7 @@
         </w:tc>
         <w:tc>
           <w:tcPr>
-            <w:tcW w:w="880" w:type="dxa"/>
+            <w:tcW w:w="878" w:type="dxa"/>
             <w:tcBorders>
               <w:start w:val="single" w:sz="4" w:space="0" w:color="000000"/>
               <w:bottom w:val="single" w:sz="4" w:space="0" w:color="000000"/>
@@ -6585,7 +6708,7 @@
         </w:tc>
         <w:tc>
           <w:tcPr>
-            <w:tcW w:w="1167" w:type="dxa"/>
+            <w:tcW w:w="1169" w:type="dxa"/>
             <w:tcBorders>
               <w:start w:val="single" w:sz="4" w:space="0" w:color="000000"/>
               <w:bottom w:val="single" w:sz="4" w:space="0" w:color="000000"/>
@@ -6649,7 +6772,7 @@
         </w:tc>
         <w:tc>
           <w:tcPr>
-            <w:tcW w:w="1275" w:type="dxa"/>
+            <w:tcW w:w="1273" w:type="dxa"/>
             <w:tcBorders>
               <w:start w:val="single" w:sz="4" w:space="0" w:color="000000"/>
               <w:bottom w:val="single" w:sz="4" w:space="0" w:color="000000"/>
@@ -6669,7 +6792,7 @@
         </w:tc>
         <w:tc>
           <w:tcPr>
-            <w:tcW w:w="1129" w:type="dxa"/>
+            <w:tcW w:w="1131" w:type="dxa"/>
             <w:tcBorders>
               <w:start w:val="single" w:sz="4" w:space="0" w:color="000000"/>
               <w:bottom w:val="single" w:sz="4" w:space="0" w:color="000000"/>
@@ -6689,7 +6812,7 @@
         </w:tc>
         <w:tc>
           <w:tcPr>
-            <w:tcW w:w="880" w:type="dxa"/>
+            <w:tcW w:w="878" w:type="dxa"/>
             <w:tcBorders>
               <w:start w:val="single" w:sz="4" w:space="0" w:color="000000"/>
               <w:bottom w:val="single" w:sz="4" w:space="0" w:color="000000"/>
@@ -6709,7 +6832,7 @@
         </w:tc>
         <w:tc>
           <w:tcPr>
-            <w:tcW w:w="1167" w:type="dxa"/>
+            <w:tcW w:w="1169" w:type="dxa"/>
             <w:tcBorders>
               <w:start w:val="single" w:sz="4" w:space="0" w:color="000000"/>
               <w:bottom w:val="single" w:sz="4" w:space="0" w:color="000000"/>
@@ -6773,7 +6896,7 @@
         </w:tc>
         <w:tc>
           <w:tcPr>
-            <w:tcW w:w="1275" w:type="dxa"/>
+            <w:tcW w:w="1273" w:type="dxa"/>
             <w:tcBorders>
               <w:start w:val="single" w:sz="4" w:space="0" w:color="000000"/>
               <w:bottom w:val="single" w:sz="4" w:space="0" w:color="000000"/>
@@ -6793,7 +6916,7 @@
         </w:tc>
         <w:tc>
           <w:tcPr>
-            <w:tcW w:w="1129" w:type="dxa"/>
+            <w:tcW w:w="1131" w:type="dxa"/>
             <w:tcBorders>
               <w:start w:val="single" w:sz="4" w:space="0" w:color="000000"/>
               <w:bottom w:val="single" w:sz="4" w:space="0" w:color="000000"/>
@@ -6813,7 +6936,7 @@
         </w:tc>
         <w:tc>
           <w:tcPr>
-            <w:tcW w:w="880" w:type="dxa"/>
+            <w:tcW w:w="878" w:type="dxa"/>
             <w:tcBorders>
               <w:start w:val="single" w:sz="4" w:space="0" w:color="000000"/>
               <w:bottom w:val="single" w:sz="4" w:space="0" w:color="000000"/>
@@ -6833,7 +6956,7 @@
         </w:tc>
         <w:tc>
           <w:tcPr>
-            <w:tcW w:w="1167" w:type="dxa"/>
+            <w:tcW w:w="1169" w:type="dxa"/>
             <w:tcBorders>
               <w:start w:val="single" w:sz="4" w:space="0" w:color="000000"/>
               <w:bottom w:val="single" w:sz="4" w:space="0" w:color="000000"/>
@@ -6897,7 +7020,7 @@
         </w:tc>
         <w:tc>
           <w:tcPr>
-            <w:tcW w:w="1275" w:type="dxa"/>
+            <w:tcW w:w="1273" w:type="dxa"/>
             <w:tcBorders>
               <w:start w:val="single" w:sz="4" w:space="0" w:color="000000"/>
               <w:bottom w:val="single" w:sz="4" w:space="0" w:color="000000"/>
@@ -6917,7 +7040,7 @@
         </w:tc>
         <w:tc>
           <w:tcPr>
-            <w:tcW w:w="1129" w:type="dxa"/>
+            <w:tcW w:w="1131" w:type="dxa"/>
             <w:tcBorders>
               <w:start w:val="single" w:sz="4" w:space="0" w:color="000000"/>
               <w:bottom w:val="single" w:sz="4" w:space="0" w:color="000000"/>
@@ -6937,7 +7060,7 @@
         </w:tc>
         <w:tc>
           <w:tcPr>
-            <w:tcW w:w="880" w:type="dxa"/>
+            <w:tcW w:w="878" w:type="dxa"/>
             <w:tcBorders>
               <w:start w:val="single" w:sz="4" w:space="0" w:color="000000"/>
               <w:bottom w:val="single" w:sz="4" w:space="0" w:color="000000"/>
@@ -6957,7 +7080,7 @@
         </w:tc>
         <w:tc>
           <w:tcPr>
-            <w:tcW w:w="1167" w:type="dxa"/>
+            <w:tcW w:w="1169" w:type="dxa"/>
             <w:tcBorders>
               <w:start w:val="single" w:sz="4" w:space="0" w:color="000000"/>
               <w:bottom w:val="single" w:sz="4" w:space="0" w:color="000000"/>
@@ -7021,7 +7144,7 @@
         </w:tc>
         <w:tc>
           <w:tcPr>
-            <w:tcW w:w="1275" w:type="dxa"/>
+            <w:tcW w:w="1273" w:type="dxa"/>
             <w:tcBorders>
               <w:start w:val="single" w:sz="4" w:space="0" w:color="000000"/>
               <w:bottom w:val="single" w:sz="4" w:space="0" w:color="000000"/>
@@ -7041,7 +7164,7 @@
         </w:tc>
         <w:tc>
           <w:tcPr>
-            <w:tcW w:w="1129" w:type="dxa"/>
+            <w:tcW w:w="1131" w:type="dxa"/>
             <w:tcBorders>
               <w:start w:val="single" w:sz="4" w:space="0" w:color="000000"/>
               <w:bottom w:val="single" w:sz="4" w:space="0" w:color="000000"/>
@@ -7061,7 +7184,7 @@
         </w:tc>
         <w:tc>
           <w:tcPr>
-            <w:tcW w:w="880" w:type="dxa"/>
+            <w:tcW w:w="878" w:type="dxa"/>
             <w:tcBorders>
               <w:start w:val="single" w:sz="4" w:space="0" w:color="000000"/>
               <w:bottom w:val="single" w:sz="4" w:space="0" w:color="000000"/>
@@ -7081,7 +7204,7 @@
         </w:tc>
         <w:tc>
           <w:tcPr>
-            <w:tcW w:w="1167" w:type="dxa"/>
+            <w:tcW w:w="1169" w:type="dxa"/>
             <w:tcBorders>
               <w:start w:val="single" w:sz="4" w:space="0" w:color="000000"/>
               <w:bottom w:val="single" w:sz="4" w:space="0" w:color="000000"/>
@@ -7145,7 +7268,7 @@
         </w:tc>
         <w:tc>
           <w:tcPr>
-            <w:tcW w:w="1275" w:type="dxa"/>
+            <w:tcW w:w="1273" w:type="dxa"/>
             <w:tcBorders>
               <w:start w:val="single" w:sz="4" w:space="0" w:color="000000"/>
               <w:bottom w:val="single" w:sz="4" w:space="0" w:color="000000"/>
@@ -7165,7 +7288,7 @@
         </w:tc>
         <w:tc>
           <w:tcPr>
-            <w:tcW w:w="1129" w:type="dxa"/>
+            <w:tcW w:w="1131" w:type="dxa"/>
             <w:tcBorders>
               <w:start w:val="single" w:sz="4" w:space="0" w:color="000000"/>
               <w:bottom w:val="single" w:sz="4" w:space="0" w:color="000000"/>
@@ -7185,7 +7308,7 @@
         </w:tc>
         <w:tc>
           <w:tcPr>
-            <w:tcW w:w="880" w:type="dxa"/>
+            <w:tcW w:w="878" w:type="dxa"/>
             <w:tcBorders>
               <w:start w:val="single" w:sz="4" w:space="0" w:color="000000"/>
               <w:bottom w:val="single" w:sz="4" w:space="0" w:color="000000"/>
@@ -7205,7 +7328,7 @@
         </w:tc>
         <w:tc>
           <w:tcPr>
-            <w:tcW w:w="1167" w:type="dxa"/>
+            <w:tcW w:w="1169" w:type="dxa"/>
             <w:tcBorders>
               <w:start w:val="single" w:sz="4" w:space="0" w:color="000000"/>
               <w:bottom w:val="single" w:sz="4" w:space="0" w:color="000000"/>
@@ -7269,7 +7392,7 @@
         </w:tc>
         <w:tc>
           <w:tcPr>
-            <w:tcW w:w="1275" w:type="dxa"/>
+            <w:tcW w:w="1273" w:type="dxa"/>
             <w:tcBorders>
               <w:start w:val="single" w:sz="4" w:space="0" w:color="000000"/>
               <w:bottom w:val="single" w:sz="4" w:space="0" w:color="000000"/>
@@ -7289,7 +7412,7 @@
         </w:tc>
         <w:tc>
           <w:tcPr>
-            <w:tcW w:w="1129" w:type="dxa"/>
+            <w:tcW w:w="1131" w:type="dxa"/>
             <w:tcBorders>
               <w:start w:val="single" w:sz="4" w:space="0" w:color="000000"/>
               <w:bottom w:val="single" w:sz="4" w:space="0" w:color="000000"/>
@@ -7309,7 +7432,7 @@
         </w:tc>
         <w:tc>
           <w:tcPr>
-            <w:tcW w:w="880" w:type="dxa"/>
+            <w:tcW w:w="878" w:type="dxa"/>
             <w:tcBorders>
               <w:start w:val="single" w:sz="4" w:space="0" w:color="000000"/>
               <w:bottom w:val="single" w:sz="4" w:space="0" w:color="000000"/>
@@ -7329,7 +7452,7 @@
         </w:tc>
         <w:tc>
           <w:tcPr>
-            <w:tcW w:w="1167" w:type="dxa"/>
+            <w:tcW w:w="1169" w:type="dxa"/>
             <w:tcBorders>
               <w:start w:val="single" w:sz="4" w:space="0" w:color="000000"/>
               <w:bottom w:val="single" w:sz="4" w:space="0" w:color="000000"/>
@@ -7393,7 +7516,7 @@
         </w:tc>
         <w:tc>
           <w:tcPr>
-            <w:tcW w:w="1275" w:type="dxa"/>
+            <w:tcW w:w="1273" w:type="dxa"/>
             <w:tcBorders>
               <w:start w:val="single" w:sz="4" w:space="0" w:color="000000"/>
               <w:bottom w:val="single" w:sz="4" w:space="0" w:color="000000"/>
@@ -7413,7 +7536,7 @@
         </w:tc>
         <w:tc>
           <w:tcPr>
-            <w:tcW w:w="1129" w:type="dxa"/>
+            <w:tcW w:w="1131" w:type="dxa"/>
             <w:tcBorders>
               <w:start w:val="single" w:sz="4" w:space="0" w:color="000000"/>
               <w:bottom w:val="single" w:sz="4" w:space="0" w:color="000000"/>
@@ -7433,7 +7556,7 @@
         </w:tc>
         <w:tc>
           <w:tcPr>
-            <w:tcW w:w="880" w:type="dxa"/>
+            <w:tcW w:w="878" w:type="dxa"/>
             <w:tcBorders>
               <w:start w:val="single" w:sz="4" w:space="0" w:color="000000"/>
               <w:bottom w:val="single" w:sz="4" w:space="0" w:color="000000"/>
@@ -7453,7 +7576,7 @@
         </w:tc>
         <w:tc>
           <w:tcPr>
-            <w:tcW w:w="1167" w:type="dxa"/>
+            <w:tcW w:w="1169" w:type="dxa"/>
             <w:tcBorders>
               <w:start w:val="single" w:sz="4" w:space="0" w:color="000000"/>
               <w:bottom w:val="single" w:sz="4" w:space="0" w:color="000000"/>
@@ -7517,7 +7640,7 @@
         </w:tc>
         <w:tc>
           <w:tcPr>
-            <w:tcW w:w="1275" w:type="dxa"/>
+            <w:tcW w:w="1273" w:type="dxa"/>
             <w:tcBorders>
               <w:start w:val="single" w:sz="4" w:space="0" w:color="000000"/>
               <w:bottom w:val="single" w:sz="4" w:space="0" w:color="000000"/>
@@ -7537,7 +7660,7 @@
         </w:tc>
         <w:tc>
           <w:tcPr>
-            <w:tcW w:w="1129" w:type="dxa"/>
+            <w:tcW w:w="1131" w:type="dxa"/>
             <w:tcBorders>
               <w:start w:val="single" w:sz="4" w:space="0" w:color="000000"/>
               <w:bottom w:val="single" w:sz="4" w:space="0" w:color="000000"/>
@@ -7557,7 +7680,7 @@
         </w:tc>
         <w:tc>
           <w:tcPr>
-            <w:tcW w:w="880" w:type="dxa"/>
+            <w:tcW w:w="878" w:type="dxa"/>
             <w:tcBorders>
               <w:start w:val="single" w:sz="4" w:space="0" w:color="000000"/>
               <w:bottom w:val="single" w:sz="4" w:space="0" w:color="000000"/>
@@ -7577,7 +7700,7 @@
         </w:tc>
         <w:tc>
           <w:tcPr>
-            <w:tcW w:w="1167" w:type="dxa"/>
+            <w:tcW w:w="1169" w:type="dxa"/>
             <w:tcBorders>
               <w:start w:val="single" w:sz="4" w:space="0" w:color="000000"/>
               <w:bottom w:val="single" w:sz="4" w:space="0" w:color="000000"/>
@@ -7641,7 +7764,7 @@
         </w:tc>
         <w:tc>
           <w:tcPr>
-            <w:tcW w:w="1275" w:type="dxa"/>
+            <w:tcW w:w="1273" w:type="dxa"/>
             <w:tcBorders>
               <w:start w:val="single" w:sz="4" w:space="0" w:color="000000"/>
               <w:bottom w:val="single" w:sz="4" w:space="0" w:color="000000"/>
@@ -7661,7 +7784,7 @@
         </w:tc>
         <w:tc>
           <w:tcPr>
-            <w:tcW w:w="1129" w:type="dxa"/>
+            <w:tcW w:w="1131" w:type="dxa"/>
             <w:tcBorders>
               <w:start w:val="single" w:sz="4" w:space="0" w:color="000000"/>
               <w:bottom w:val="single" w:sz="4" w:space="0" w:color="000000"/>
@@ -7681,7 +7804,7 @@
         </w:tc>
         <w:tc>
           <w:tcPr>
-            <w:tcW w:w="880" w:type="dxa"/>
+            <w:tcW w:w="878" w:type="dxa"/>
             <w:tcBorders>
               <w:start w:val="single" w:sz="4" w:space="0" w:color="000000"/>
               <w:bottom w:val="single" w:sz="4" w:space="0" w:color="000000"/>
@@ -7701,7 +7824,7 @@
         </w:tc>
         <w:tc>
           <w:tcPr>
-            <w:tcW w:w="1167" w:type="dxa"/>
+            <w:tcW w:w="1169" w:type="dxa"/>
             <w:tcBorders>
               <w:start w:val="single" w:sz="4" w:space="0" w:color="000000"/>
               <w:bottom w:val="single" w:sz="4" w:space="0" w:color="000000"/>
@@ -7765,7 +7888,7 @@
         </w:tc>
         <w:tc>
           <w:tcPr>
-            <w:tcW w:w="1275" w:type="dxa"/>
+            <w:tcW w:w="1273" w:type="dxa"/>
             <w:tcBorders>
               <w:start w:val="single" w:sz="4" w:space="0" w:color="000000"/>
               <w:bottom w:val="single" w:sz="4" w:space="0" w:color="000000"/>
@@ -7785,7 +7908,7 @@
         </w:tc>
         <w:tc>
           <w:tcPr>
-            <w:tcW w:w="1129" w:type="dxa"/>
+            <w:tcW w:w="1131" w:type="dxa"/>
             <w:tcBorders>
               <w:start w:val="single" w:sz="4" w:space="0" w:color="000000"/>
               <w:bottom w:val="single" w:sz="4" w:space="0" w:color="000000"/>
@@ -7805,7 +7928,7 @@
         </w:tc>
         <w:tc>
           <w:tcPr>
-            <w:tcW w:w="880" w:type="dxa"/>
+            <w:tcW w:w="878" w:type="dxa"/>
             <w:tcBorders>
               <w:start w:val="single" w:sz="4" w:space="0" w:color="000000"/>
               <w:bottom w:val="single" w:sz="4" w:space="0" w:color="000000"/>
@@ -7825,7 +7948,7 @@
         </w:tc>
         <w:tc>
           <w:tcPr>
-            <w:tcW w:w="1167" w:type="dxa"/>
+            <w:tcW w:w="1169" w:type="dxa"/>
             <w:tcBorders>
               <w:start w:val="single" w:sz="4" w:space="0" w:color="000000"/>
               <w:bottom w:val="single" w:sz="4" w:space="0" w:color="000000"/>
@@ -7889,7 +8012,7 @@
         </w:tc>
         <w:tc>
           <w:tcPr>
-            <w:tcW w:w="1275" w:type="dxa"/>
+            <w:tcW w:w="1273" w:type="dxa"/>
             <w:tcBorders>
               <w:start w:val="single" w:sz="4" w:space="0" w:color="000000"/>
               <w:bottom w:val="single" w:sz="4" w:space="0" w:color="000000"/>
@@ -7909,7 +8032,7 @@
         </w:tc>
         <w:tc>
           <w:tcPr>
-            <w:tcW w:w="1129" w:type="dxa"/>
+            <w:tcW w:w="1131" w:type="dxa"/>
             <w:tcBorders>
               <w:start w:val="single" w:sz="4" w:space="0" w:color="000000"/>
               <w:bottom w:val="single" w:sz="4" w:space="0" w:color="000000"/>
@@ -7929,7 +8052,7 @@
         </w:tc>
         <w:tc>
           <w:tcPr>
-            <w:tcW w:w="880" w:type="dxa"/>
+            <w:tcW w:w="878" w:type="dxa"/>
             <w:tcBorders>
               <w:start w:val="single" w:sz="4" w:space="0" w:color="000000"/>
               <w:bottom w:val="single" w:sz="4" w:space="0" w:color="000000"/>
@@ -7949,7 +8072,7 @@
         </w:tc>
         <w:tc>
           <w:tcPr>
-            <w:tcW w:w="1167" w:type="dxa"/>
+            <w:tcW w:w="1169" w:type="dxa"/>
             <w:tcBorders>
               <w:start w:val="single" w:sz="4" w:space="0" w:color="000000"/>
               <w:bottom w:val="single" w:sz="4" w:space="0" w:color="000000"/>
@@ -8013,7 +8136,7 @@
         </w:tc>
         <w:tc>
           <w:tcPr>
-            <w:tcW w:w="1275" w:type="dxa"/>
+            <w:tcW w:w="1273" w:type="dxa"/>
             <w:tcBorders>
               <w:start w:val="single" w:sz="4" w:space="0" w:color="000000"/>
               <w:bottom w:val="single" w:sz="4" w:space="0" w:color="000000"/>
@@ -8033,7 +8156,7 @@
         </w:tc>
         <w:tc>
           <w:tcPr>
-            <w:tcW w:w="1129" w:type="dxa"/>
+            <w:tcW w:w="1131" w:type="dxa"/>
             <w:tcBorders>
               <w:start w:val="single" w:sz="4" w:space="0" w:color="000000"/>
               <w:bottom w:val="single" w:sz="4" w:space="0" w:color="000000"/>
@@ -8053,7 +8176,7 @@
         </w:tc>
         <w:tc>
           <w:tcPr>
-            <w:tcW w:w="880" w:type="dxa"/>
+            <w:tcW w:w="878" w:type="dxa"/>
             <w:tcBorders>
               <w:start w:val="single" w:sz="4" w:space="0" w:color="000000"/>
               <w:bottom w:val="single" w:sz="4" w:space="0" w:color="000000"/>
@@ -8073,7 +8196,7 @@
         </w:tc>
         <w:tc>
           <w:tcPr>
-            <w:tcW w:w="1167" w:type="dxa"/>
+            <w:tcW w:w="1169" w:type="dxa"/>
             <w:tcBorders>
               <w:start w:val="single" w:sz="4" w:space="0" w:color="000000"/>
               <w:bottom w:val="single" w:sz="4" w:space="0" w:color="000000"/>
@@ -8137,7 +8260,7 @@
         </w:tc>
         <w:tc>
           <w:tcPr>
-            <w:tcW w:w="1275" w:type="dxa"/>
+            <w:tcW w:w="1273" w:type="dxa"/>
             <w:tcBorders>
               <w:start w:val="single" w:sz="4" w:space="0" w:color="000000"/>
               <w:bottom w:val="single" w:sz="4" w:space="0" w:color="000000"/>
@@ -8157,7 +8280,7 @@
         </w:tc>
         <w:tc>
           <w:tcPr>
-            <w:tcW w:w="1129" w:type="dxa"/>
+            <w:tcW w:w="1131" w:type="dxa"/>
             <w:tcBorders>
               <w:start w:val="single" w:sz="4" w:space="0" w:color="000000"/>
               <w:bottom w:val="single" w:sz="4" w:space="0" w:color="000000"/>
@@ -8177,7 +8300,7 @@
         </w:tc>
         <w:tc>
           <w:tcPr>
-            <w:tcW w:w="880" w:type="dxa"/>
+            <w:tcW w:w="878" w:type="dxa"/>
             <w:tcBorders>
               <w:start w:val="single" w:sz="4" w:space="0" w:color="000000"/>
               <w:bottom w:val="single" w:sz="4" w:space="0" w:color="000000"/>
@@ -8197,7 +8320,7 @@
         </w:tc>
         <w:tc>
           <w:tcPr>
-            <w:tcW w:w="1167" w:type="dxa"/>
+            <w:tcW w:w="1169" w:type="dxa"/>
             <w:tcBorders>
               <w:start w:val="single" w:sz="4" w:space="0" w:color="000000"/>
               <w:bottom w:val="single" w:sz="4" w:space="0" w:color="000000"/>
@@ -8261,7 +8384,7 @@
         </w:tc>
         <w:tc>
           <w:tcPr>
-            <w:tcW w:w="1275" w:type="dxa"/>
+            <w:tcW w:w="1273" w:type="dxa"/>
             <w:tcBorders>
               <w:start w:val="single" w:sz="4" w:space="0" w:color="000000"/>
               <w:bottom w:val="single" w:sz="4" w:space="0" w:color="000000"/>
@@ -8281,7 +8404,7 @@
         </w:tc>
         <w:tc>
           <w:tcPr>
-            <w:tcW w:w="1129" w:type="dxa"/>
+            <w:tcW w:w="1131" w:type="dxa"/>
             <w:tcBorders>
               <w:start w:val="single" w:sz="4" w:space="0" w:color="000000"/>
               <w:bottom w:val="single" w:sz="4" w:space="0" w:color="000000"/>
@@ -8301,7 +8424,7 @@
         </w:tc>
         <w:tc>
           <w:tcPr>
-            <w:tcW w:w="880" w:type="dxa"/>
+            <w:tcW w:w="878" w:type="dxa"/>
             <w:tcBorders>
               <w:start w:val="single" w:sz="4" w:space="0" w:color="000000"/>
               <w:bottom w:val="single" w:sz="4" w:space="0" w:color="000000"/>
@@ -8321,7 +8444,7 @@
         </w:tc>
         <w:tc>
           <w:tcPr>
-            <w:tcW w:w="1167" w:type="dxa"/>
+            <w:tcW w:w="1169" w:type="dxa"/>
             <w:tcBorders>
               <w:start w:val="single" w:sz="4" w:space="0" w:color="000000"/>
               <w:bottom w:val="single" w:sz="4" w:space="0" w:color="000000"/>
@@ -8385,7 +8508,7 @@
         </w:tc>
         <w:tc>
           <w:tcPr>
-            <w:tcW w:w="1275" w:type="dxa"/>
+            <w:tcW w:w="1273" w:type="dxa"/>
             <w:tcBorders>
               <w:start w:val="single" w:sz="4" w:space="0" w:color="000000"/>
               <w:bottom w:val="single" w:sz="4" w:space="0" w:color="000000"/>
@@ -8405,7 +8528,7 @@
         </w:tc>
         <w:tc>
           <w:tcPr>
-            <w:tcW w:w="1129" w:type="dxa"/>
+            <w:tcW w:w="1131" w:type="dxa"/>
             <w:tcBorders>
               <w:start w:val="single" w:sz="4" w:space="0" w:color="000000"/>
               <w:bottom w:val="single" w:sz="4" w:space="0" w:color="000000"/>
@@ -8425,7 +8548,7 @@
         </w:tc>
         <w:tc>
           <w:tcPr>
-            <w:tcW w:w="880" w:type="dxa"/>
+            <w:tcW w:w="878" w:type="dxa"/>
             <w:tcBorders>
               <w:start w:val="single" w:sz="4" w:space="0" w:color="000000"/>
               <w:bottom w:val="single" w:sz="4" w:space="0" w:color="000000"/>
@@ -8445,7 +8568,7 @@
         </w:tc>
         <w:tc>
           <w:tcPr>
-            <w:tcW w:w="1167" w:type="dxa"/>
+            <w:tcW w:w="1169" w:type="dxa"/>
             <w:tcBorders>
               <w:start w:val="single" w:sz="4" w:space="0" w:color="000000"/>
               <w:bottom w:val="single" w:sz="4" w:space="0" w:color="000000"/>
@@ -8509,7 +8632,7 @@
         </w:tc>
         <w:tc>
           <w:tcPr>
-            <w:tcW w:w="1275" w:type="dxa"/>
+            <w:tcW w:w="1273" w:type="dxa"/>
             <w:tcBorders>
               <w:start w:val="single" w:sz="4" w:space="0" w:color="000000"/>
               <w:bottom w:val="single" w:sz="4" w:space="0" w:color="000000"/>
@@ -8529,7 +8652,7 @@
         </w:tc>
         <w:tc>
           <w:tcPr>
-            <w:tcW w:w="1129" w:type="dxa"/>
+            <w:tcW w:w="1131" w:type="dxa"/>
             <w:tcBorders>
               <w:start w:val="single" w:sz="4" w:space="0" w:color="000000"/>
               <w:bottom w:val="single" w:sz="4" w:space="0" w:color="000000"/>
@@ -8549,7 +8672,7 @@
         </w:tc>
         <w:tc>
           <w:tcPr>
-            <w:tcW w:w="880" w:type="dxa"/>
+            <w:tcW w:w="878" w:type="dxa"/>
             <w:tcBorders>
               <w:start w:val="single" w:sz="4" w:space="0" w:color="000000"/>
               <w:bottom w:val="single" w:sz="4" w:space="0" w:color="000000"/>
@@ -8569,7 +8692,7 @@
         </w:tc>
         <w:tc>
           <w:tcPr>
-            <w:tcW w:w="1167" w:type="dxa"/>
+            <w:tcW w:w="1169" w:type="dxa"/>
             <w:tcBorders>
               <w:start w:val="single" w:sz="4" w:space="0" w:color="000000"/>
               <w:bottom w:val="single" w:sz="4" w:space="0" w:color="000000"/>
@@ -8595,8 +8718,8 @@
         <w:pStyle w:val="Heading3"/>
         <w:rPr/>
       </w:pPr>
-      <w:bookmarkStart w:id="9" w:name="__RefHeading___Toc4149_688014040"/>
-      <w:bookmarkEnd w:id="9"/>
+      <w:bookmarkStart w:id="10" w:name="__RefHeading___Toc4149_688014040"/>
+      <w:bookmarkEnd w:id="10"/>
       <w:r>
         <w:rPr/>
         <w:t>3.1.2. Gantogram</w:t>
@@ -8867,6 +8990,8 @@
         <w:pStyle w:val="Heading2"/>
         <w:rPr/>
       </w:pPr>
+      <w:bookmarkStart w:id="13" w:name="__RefHeading___Toc2759_916474294"/>
+      <w:bookmarkEnd w:id="13"/>
       <w:r>
         <mc:AlternateContent>
           <mc:Choice Requires="wps">
@@ -8916,8 +9041,8 @@
                               <w:spacing w:before="120" w:after="120"/>
                               <w:rPr/>
                             </w:pPr>
-                            <w:bookmarkStart w:id="10" w:name="__RefHeading___Toc4151_688014040"/>
-                            <w:bookmarkEnd w:id="10"/>
+                            <w:bookmarkStart w:id="11" w:name="__RefHeading___Toc4151_688014040"/>
+                            <w:bookmarkEnd w:id="11"/>
                             <w:r>
                               <w:rPr>
                                 <w:color w:val="000000"/>
@@ -9028,8 +9153,8 @@
                         <w:spacing w:before="120" w:after="120"/>
                         <w:rPr/>
                       </w:pPr>
-                      <w:bookmarkStart w:id="11" w:name="__RefHeading___Toc4151_688014040"/>
-                      <w:bookmarkEnd w:id="11"/>
+                      <w:bookmarkStart w:id="12" w:name="__RefHeading___Toc4151_688014040"/>
+                      <w:bookmarkEnd w:id="12"/>
                       <w:r>
                         <w:rPr>
                           <w:color w:val="000000"/>
@@ -9624,8 +9749,8 @@
         <w:pStyle w:val="Heading2"/>
         <w:rPr/>
       </w:pPr>
-      <w:bookmarkStart w:id="12" w:name="__RefHeading___Toc4153_688014040"/>
-      <w:bookmarkEnd w:id="12"/>
+      <w:bookmarkStart w:id="14" w:name="__RefHeading___Toc4153_688014040"/>
+      <w:bookmarkEnd w:id="14"/>
       <w:r>
         <w:rPr/>
         <w:t>3.3. Prekretnice projekta</w:t>
@@ -10657,8 +10782,8 @@
         <w:pStyle w:val="Heading1"/>
         <w:rPr/>
       </w:pPr>
-      <w:bookmarkStart w:id="13" w:name="__RefHeading___Toc4155_688014040"/>
-      <w:bookmarkEnd w:id="13"/>
+      <w:bookmarkStart w:id="15" w:name="__RefHeading___Toc4155_688014040"/>
+      <w:bookmarkEnd w:id="15"/>
       <w:r>
         <w:rPr/>
         <w:t>4. Angažman ljudskih resursa</w:t>
@@ -10823,8 +10948,8 @@
         <w:pStyle w:val="Heading2"/>
         <w:rPr/>
       </w:pPr>
-      <w:bookmarkStart w:id="14" w:name="__RefHeading___Toc4157_688014040"/>
-      <w:bookmarkEnd w:id="14"/>
+      <w:bookmarkStart w:id="16" w:name="__RefHeading___Toc4157_688014040"/>
+      <w:bookmarkEnd w:id="16"/>
       <w:r>
         <w:rPr/>
         <w:t>4.1. Pravilo raspodjele uloga</w:t>
@@ -11615,8 +11740,8 @@
         <w:pStyle w:val="Heading2"/>
         <w:rPr/>
       </w:pPr>
-      <w:bookmarkStart w:id="15" w:name="__RefHeading___Toc4159_688014040"/>
-      <w:bookmarkEnd w:id="15"/>
+      <w:bookmarkStart w:id="17" w:name="__RefHeading___Toc4159_688014040"/>
+      <w:bookmarkEnd w:id="17"/>
       <w:r>
         <w:rPr/>
         <w:t>4.2. Sažetak po fazama</w:t>
@@ -11655,13 +11780,13 @@
         </w:tblCellMar>
       </w:tblPr>
       <w:tblGrid>
-        <w:gridCol w:w="1852"/>
+        <w:gridCol w:w="1851"/>
         <w:gridCol w:w="1136"/>
+        <w:gridCol w:w="1137"/>
+        <w:gridCol w:w="1135"/>
+        <w:gridCol w:w="1133"/>
         <w:gridCol w:w="1136"/>
-        <w:gridCol w:w="1135"/>
-        <w:gridCol w:w="1135"/>
-        <w:gridCol w:w="1135"/>
-        <w:gridCol w:w="1137"/>
+        <w:gridCol w:w="1138"/>
       </w:tblGrid>
       <w:tr>
         <w:trPr>
@@ -11669,7 +11794,7 @@
         </w:trPr>
         <w:tc>
           <w:tcPr>
-            <w:tcW w:w="1852" w:type="dxa"/>
+            <w:tcW w:w="1851" w:type="dxa"/>
             <w:tcBorders>
               <w:top w:val="single" w:sz="4" w:space="0" w:color="000000"/>
               <w:start w:val="single" w:sz="4" w:space="0" w:color="000000"/>
@@ -11711,6 +11836,69 @@
         </w:tc>
         <w:tc>
           <w:tcPr>
+            <w:tcW w:w="1137" w:type="dxa"/>
+            <w:tcBorders>
+              <w:top w:val="single" w:sz="4" w:space="0" w:color="000000"/>
+              <w:start w:val="single" w:sz="4" w:space="0" w:color="000000"/>
+              <w:bottom w:val="single" w:sz="4" w:space="0" w:color="000000"/>
+            </w:tcBorders>
+          </w:tcPr>
+          <w:p>
+            <w:pPr>
+              <w:pStyle w:val="TableHeading"/>
+              <w:jc w:val="start"/>
+              <w:rPr/>
+            </w:pPr>
+            <w:r>
+              <w:rPr/>
+              <w:t>Analitičar %</w:t>
+            </w:r>
+          </w:p>
+        </w:tc>
+        <w:tc>
+          <w:tcPr>
+            <w:tcW w:w="1135" w:type="dxa"/>
+            <w:tcBorders>
+              <w:top w:val="single" w:sz="4" w:space="0" w:color="000000"/>
+              <w:start w:val="single" w:sz="4" w:space="0" w:color="000000"/>
+              <w:bottom w:val="single" w:sz="4" w:space="0" w:color="000000"/>
+            </w:tcBorders>
+          </w:tcPr>
+          <w:p>
+            <w:pPr>
+              <w:pStyle w:val="TableHeading"/>
+              <w:jc w:val="start"/>
+              <w:rPr/>
+            </w:pPr>
+            <w:r>
+              <w:rPr/>
+              <w:t>Programer BE %</w:t>
+            </w:r>
+          </w:p>
+        </w:tc>
+        <w:tc>
+          <w:tcPr>
+            <w:tcW w:w="1133" w:type="dxa"/>
+            <w:tcBorders>
+              <w:top w:val="single" w:sz="4" w:space="0" w:color="000000"/>
+              <w:start w:val="single" w:sz="4" w:space="0" w:color="000000"/>
+              <w:bottom w:val="single" w:sz="4" w:space="0" w:color="000000"/>
+            </w:tcBorders>
+          </w:tcPr>
+          <w:p>
+            <w:pPr>
+              <w:pStyle w:val="TableHeading"/>
+              <w:jc w:val="start"/>
+              <w:rPr/>
+            </w:pPr>
+            <w:r>
+              <w:rPr/>
+              <w:t>Programer FE %</w:t>
+            </w:r>
+          </w:p>
+        </w:tc>
+        <w:tc>
+          <w:tcPr>
             <w:tcW w:w="1136" w:type="dxa"/>
             <w:tcBorders>
               <w:top w:val="single" w:sz="4" w:space="0" w:color="000000"/>
@@ -11726,76 +11914,13 @@
             </w:pPr>
             <w:r>
               <w:rPr/>
-              <w:t>Analitičar %</w:t>
-            </w:r>
-          </w:p>
-        </w:tc>
-        <w:tc>
-          <w:tcPr>
-            <w:tcW w:w="1135" w:type="dxa"/>
-            <w:tcBorders>
-              <w:top w:val="single" w:sz="4" w:space="0" w:color="000000"/>
-              <w:start w:val="single" w:sz="4" w:space="0" w:color="000000"/>
-              <w:bottom w:val="single" w:sz="4" w:space="0" w:color="000000"/>
-            </w:tcBorders>
-          </w:tcPr>
-          <w:p>
-            <w:pPr>
-              <w:pStyle w:val="TableHeading"/>
-              <w:jc w:val="start"/>
-              <w:rPr/>
-            </w:pPr>
-            <w:r>
-              <w:rPr/>
-              <w:t>Programer BE %</w:t>
-            </w:r>
-          </w:p>
-        </w:tc>
-        <w:tc>
-          <w:tcPr>
-            <w:tcW w:w="1135" w:type="dxa"/>
-            <w:tcBorders>
-              <w:top w:val="single" w:sz="4" w:space="0" w:color="000000"/>
-              <w:start w:val="single" w:sz="4" w:space="0" w:color="000000"/>
-              <w:bottom w:val="single" w:sz="4" w:space="0" w:color="000000"/>
-            </w:tcBorders>
-          </w:tcPr>
-          <w:p>
-            <w:pPr>
-              <w:pStyle w:val="TableHeading"/>
-              <w:jc w:val="start"/>
-              <w:rPr/>
-            </w:pPr>
-            <w:r>
-              <w:rPr/>
-              <w:t>Programer FE %</w:t>
-            </w:r>
-          </w:p>
-        </w:tc>
-        <w:tc>
-          <w:tcPr>
-            <w:tcW w:w="1135" w:type="dxa"/>
-            <w:tcBorders>
-              <w:top w:val="single" w:sz="4" w:space="0" w:color="000000"/>
-              <w:start w:val="single" w:sz="4" w:space="0" w:color="000000"/>
-              <w:bottom w:val="single" w:sz="4" w:space="0" w:color="000000"/>
-            </w:tcBorders>
-          </w:tcPr>
-          <w:p>
-            <w:pPr>
-              <w:pStyle w:val="TableHeading"/>
-              <w:jc w:val="start"/>
-              <w:rPr/>
-            </w:pPr>
-            <w:r>
-              <w:rPr/>
               <w:t>Kom./adm. %</w:t>
             </w:r>
           </w:p>
         </w:tc>
         <w:tc>
           <w:tcPr>
-            <w:tcW w:w="1137" w:type="dxa"/>
+            <w:tcW w:w="1138" w:type="dxa"/>
             <w:tcBorders>
               <w:top w:val="single" w:sz="4" w:space="0" w:color="000000"/>
               <w:start w:val="single" w:sz="4" w:space="0" w:color="000000"/>
@@ -11820,7 +11945,7 @@
         <w:trPr/>
         <w:tc>
           <w:tcPr>
-            <w:tcW w:w="1852" w:type="dxa"/>
+            <w:tcW w:w="1851" w:type="dxa"/>
             <w:tcBorders>
               <w:start w:val="single" w:sz="4" w:space="0" w:color="000000"/>
               <w:bottom w:val="single" w:sz="4" w:space="0" w:color="000000"/>
@@ -11860,6 +11985,66 @@
         </w:tc>
         <w:tc>
           <w:tcPr>
+            <w:tcW w:w="1137" w:type="dxa"/>
+            <w:tcBorders>
+              <w:start w:val="single" w:sz="4" w:space="0" w:color="000000"/>
+              <w:bottom w:val="single" w:sz="4" w:space="0" w:color="000000"/>
+            </w:tcBorders>
+          </w:tcPr>
+          <w:p>
+            <w:pPr>
+              <w:pStyle w:val="TableContents"/>
+              <w:jc w:val="start"/>
+              <w:rPr/>
+            </w:pPr>
+            <w:r>
+              <w:rPr/>
+              <w:t>30</w:t>
+            </w:r>
+          </w:p>
+        </w:tc>
+        <w:tc>
+          <w:tcPr>
+            <w:tcW w:w="1135" w:type="dxa"/>
+            <w:tcBorders>
+              <w:start w:val="single" w:sz="4" w:space="0" w:color="000000"/>
+              <w:bottom w:val="single" w:sz="4" w:space="0" w:color="000000"/>
+            </w:tcBorders>
+          </w:tcPr>
+          <w:p>
+            <w:pPr>
+              <w:pStyle w:val="TableContents"/>
+              <w:jc w:val="start"/>
+              <w:rPr/>
+            </w:pPr>
+            <w:r>
+              <w:rPr/>
+              <w:t>25</w:t>
+            </w:r>
+          </w:p>
+        </w:tc>
+        <w:tc>
+          <w:tcPr>
+            <w:tcW w:w="1133" w:type="dxa"/>
+            <w:tcBorders>
+              <w:start w:val="single" w:sz="4" w:space="0" w:color="000000"/>
+              <w:bottom w:val="single" w:sz="4" w:space="0" w:color="000000"/>
+            </w:tcBorders>
+          </w:tcPr>
+          <w:p>
+            <w:pPr>
+              <w:pStyle w:val="TableContents"/>
+              <w:jc w:val="start"/>
+              <w:rPr/>
+            </w:pPr>
+            <w:r>
+              <w:rPr/>
+              <w:t>25</w:t>
+            </w:r>
+          </w:p>
+        </w:tc>
+        <w:tc>
+          <w:tcPr>
             <w:tcW w:w="1136" w:type="dxa"/>
             <w:tcBorders>
               <w:start w:val="single" w:sz="4" w:space="0" w:color="000000"/>
@@ -11874,73 +12059,13 @@
             </w:pPr>
             <w:r>
               <w:rPr/>
-              <w:t>30</w:t>
-            </w:r>
-          </w:p>
-        </w:tc>
-        <w:tc>
-          <w:tcPr>
-            <w:tcW w:w="1135" w:type="dxa"/>
-            <w:tcBorders>
-              <w:start w:val="single" w:sz="4" w:space="0" w:color="000000"/>
-              <w:bottom w:val="single" w:sz="4" w:space="0" w:color="000000"/>
-            </w:tcBorders>
-          </w:tcPr>
-          <w:p>
-            <w:pPr>
-              <w:pStyle w:val="TableContents"/>
-              <w:jc w:val="start"/>
-              <w:rPr/>
-            </w:pPr>
-            <w:r>
-              <w:rPr/>
-              <w:t>25</w:t>
-            </w:r>
-          </w:p>
-        </w:tc>
-        <w:tc>
-          <w:tcPr>
-            <w:tcW w:w="1135" w:type="dxa"/>
-            <w:tcBorders>
-              <w:start w:val="single" w:sz="4" w:space="0" w:color="000000"/>
-              <w:bottom w:val="single" w:sz="4" w:space="0" w:color="000000"/>
-            </w:tcBorders>
-          </w:tcPr>
-          <w:p>
-            <w:pPr>
-              <w:pStyle w:val="TableContents"/>
-              <w:jc w:val="start"/>
-              <w:rPr/>
-            </w:pPr>
-            <w:r>
-              <w:rPr/>
-              <w:t>25</w:t>
-            </w:r>
-          </w:p>
-        </w:tc>
-        <w:tc>
-          <w:tcPr>
-            <w:tcW w:w="1135" w:type="dxa"/>
-            <w:tcBorders>
-              <w:start w:val="single" w:sz="4" w:space="0" w:color="000000"/>
-              <w:bottom w:val="single" w:sz="4" w:space="0" w:color="000000"/>
-            </w:tcBorders>
-          </w:tcPr>
-          <w:p>
-            <w:pPr>
-              <w:pStyle w:val="TableContents"/>
-              <w:jc w:val="start"/>
-              <w:rPr/>
-            </w:pPr>
-            <w:r>
-              <w:rPr/>
               <w:t>10</w:t>
             </w:r>
           </w:p>
         </w:tc>
         <w:tc>
           <w:tcPr>
-            <w:tcW w:w="1137" w:type="dxa"/>
+            <w:tcW w:w="1138" w:type="dxa"/>
             <w:tcBorders>
               <w:start w:val="single" w:sz="4" w:space="0" w:color="000000"/>
               <w:bottom w:val="single" w:sz="4" w:space="0" w:color="000000"/>
@@ -11964,7 +12089,7 @@
         <w:trPr/>
         <w:tc>
           <w:tcPr>
-            <w:tcW w:w="1852" w:type="dxa"/>
+            <w:tcW w:w="1851" w:type="dxa"/>
             <w:tcBorders>
               <w:start w:val="single" w:sz="4" w:space="0" w:color="000000"/>
               <w:bottom w:val="single" w:sz="4" w:space="0" w:color="000000"/>
@@ -12004,6 +12129,66 @@
         </w:tc>
         <w:tc>
           <w:tcPr>
+            <w:tcW w:w="1137" w:type="dxa"/>
+            <w:tcBorders>
+              <w:start w:val="single" w:sz="4" w:space="0" w:color="000000"/>
+              <w:bottom w:val="single" w:sz="4" w:space="0" w:color="000000"/>
+            </w:tcBorders>
+          </w:tcPr>
+          <w:p>
+            <w:pPr>
+              <w:pStyle w:val="TableContents"/>
+              <w:jc w:val="start"/>
+              <w:rPr/>
+            </w:pPr>
+            <w:r>
+              <w:rPr/>
+              <w:t>30</w:t>
+            </w:r>
+          </w:p>
+        </w:tc>
+        <w:tc>
+          <w:tcPr>
+            <w:tcW w:w="1135" w:type="dxa"/>
+            <w:tcBorders>
+              <w:start w:val="single" w:sz="4" w:space="0" w:color="000000"/>
+              <w:bottom w:val="single" w:sz="4" w:space="0" w:color="000000"/>
+            </w:tcBorders>
+          </w:tcPr>
+          <w:p>
+            <w:pPr>
+              <w:pStyle w:val="TableContents"/>
+              <w:jc w:val="start"/>
+              <w:rPr/>
+            </w:pPr>
+            <w:r>
+              <w:rPr/>
+              <w:t>30</w:t>
+            </w:r>
+          </w:p>
+        </w:tc>
+        <w:tc>
+          <w:tcPr>
+            <w:tcW w:w="1133" w:type="dxa"/>
+            <w:tcBorders>
+              <w:start w:val="single" w:sz="4" w:space="0" w:color="000000"/>
+              <w:bottom w:val="single" w:sz="4" w:space="0" w:color="000000"/>
+            </w:tcBorders>
+          </w:tcPr>
+          <w:p>
+            <w:pPr>
+              <w:pStyle w:val="TableContents"/>
+              <w:jc w:val="start"/>
+              <w:rPr/>
+            </w:pPr>
+            <w:r>
+              <w:rPr/>
+              <w:t>20</w:t>
+            </w:r>
+          </w:p>
+        </w:tc>
+        <w:tc>
+          <w:tcPr>
             <w:tcW w:w="1136" w:type="dxa"/>
             <w:tcBorders>
               <w:start w:val="single" w:sz="4" w:space="0" w:color="000000"/>
@@ -12018,73 +12203,13 @@
             </w:pPr>
             <w:r>
               <w:rPr/>
-              <w:t>30</w:t>
-            </w:r>
-          </w:p>
-        </w:tc>
-        <w:tc>
-          <w:tcPr>
-            <w:tcW w:w="1135" w:type="dxa"/>
-            <w:tcBorders>
-              <w:start w:val="single" w:sz="4" w:space="0" w:color="000000"/>
-              <w:bottom w:val="single" w:sz="4" w:space="0" w:color="000000"/>
-            </w:tcBorders>
-          </w:tcPr>
-          <w:p>
-            <w:pPr>
-              <w:pStyle w:val="TableContents"/>
-              <w:jc w:val="start"/>
-              <w:rPr/>
-            </w:pPr>
-            <w:r>
-              <w:rPr/>
-              <w:t>30</w:t>
-            </w:r>
-          </w:p>
-        </w:tc>
-        <w:tc>
-          <w:tcPr>
-            <w:tcW w:w="1135" w:type="dxa"/>
-            <w:tcBorders>
-              <w:start w:val="single" w:sz="4" w:space="0" w:color="000000"/>
-              <w:bottom w:val="single" w:sz="4" w:space="0" w:color="000000"/>
-            </w:tcBorders>
-          </w:tcPr>
-          <w:p>
-            <w:pPr>
-              <w:pStyle w:val="TableContents"/>
-              <w:jc w:val="start"/>
-              <w:rPr/>
-            </w:pPr>
-            <w:r>
-              <w:rPr/>
-              <w:t>20</w:t>
-            </w:r>
-          </w:p>
-        </w:tc>
-        <w:tc>
-          <w:tcPr>
-            <w:tcW w:w="1135" w:type="dxa"/>
-            <w:tcBorders>
-              <w:start w:val="single" w:sz="4" w:space="0" w:color="000000"/>
-              <w:bottom w:val="single" w:sz="4" w:space="0" w:color="000000"/>
-            </w:tcBorders>
-          </w:tcPr>
-          <w:p>
-            <w:pPr>
-              <w:pStyle w:val="TableContents"/>
-              <w:jc w:val="start"/>
-              <w:rPr/>
-            </w:pPr>
-            <w:r>
-              <w:rPr/>
               <w:t>10</w:t>
             </w:r>
           </w:p>
         </w:tc>
         <w:tc>
           <w:tcPr>
-            <w:tcW w:w="1137" w:type="dxa"/>
+            <w:tcW w:w="1138" w:type="dxa"/>
             <w:tcBorders>
               <w:start w:val="single" w:sz="4" w:space="0" w:color="000000"/>
               <w:bottom w:val="single" w:sz="4" w:space="0" w:color="000000"/>
@@ -12108,7 +12233,7 @@
         <w:trPr/>
         <w:tc>
           <w:tcPr>
-            <w:tcW w:w="1852" w:type="dxa"/>
+            <w:tcW w:w="1851" w:type="dxa"/>
             <w:tcBorders>
               <w:start w:val="single" w:sz="4" w:space="0" w:color="000000"/>
               <w:bottom w:val="single" w:sz="4" w:space="0" w:color="000000"/>
@@ -12148,6 +12273,66 @@
         </w:tc>
         <w:tc>
           <w:tcPr>
+            <w:tcW w:w="1137" w:type="dxa"/>
+            <w:tcBorders>
+              <w:start w:val="single" w:sz="4" w:space="0" w:color="000000"/>
+              <w:bottom w:val="single" w:sz="4" w:space="0" w:color="000000"/>
+            </w:tcBorders>
+          </w:tcPr>
+          <w:p>
+            <w:pPr>
+              <w:pStyle w:val="TableContents"/>
+              <w:jc w:val="start"/>
+              <w:rPr/>
+            </w:pPr>
+            <w:r>
+              <w:rPr/>
+              <w:t>30</w:t>
+            </w:r>
+          </w:p>
+        </w:tc>
+        <w:tc>
+          <w:tcPr>
+            <w:tcW w:w="1135" w:type="dxa"/>
+            <w:tcBorders>
+              <w:start w:val="single" w:sz="4" w:space="0" w:color="000000"/>
+              <w:bottom w:val="single" w:sz="4" w:space="0" w:color="000000"/>
+            </w:tcBorders>
+          </w:tcPr>
+          <w:p>
+            <w:pPr>
+              <w:pStyle w:val="TableContents"/>
+              <w:jc w:val="start"/>
+              <w:rPr/>
+            </w:pPr>
+            <w:r>
+              <w:rPr/>
+              <w:t>16</w:t>
+            </w:r>
+          </w:p>
+        </w:tc>
+        <w:tc>
+          <w:tcPr>
+            <w:tcW w:w="1133" w:type="dxa"/>
+            <w:tcBorders>
+              <w:start w:val="single" w:sz="4" w:space="0" w:color="000000"/>
+              <w:bottom w:val="single" w:sz="4" w:space="0" w:color="000000"/>
+            </w:tcBorders>
+          </w:tcPr>
+          <w:p>
+            <w:pPr>
+              <w:pStyle w:val="TableContents"/>
+              <w:jc w:val="start"/>
+              <w:rPr/>
+            </w:pPr>
+            <w:r>
+              <w:rPr/>
+              <w:t>34</w:t>
+            </w:r>
+          </w:p>
+        </w:tc>
+        <w:tc>
+          <w:tcPr>
             <w:tcW w:w="1136" w:type="dxa"/>
             <w:tcBorders>
               <w:start w:val="single" w:sz="4" w:space="0" w:color="000000"/>
@@ -12162,73 +12347,13 @@
             </w:pPr>
             <w:r>
               <w:rPr/>
-              <w:t>30</w:t>
-            </w:r>
-          </w:p>
-        </w:tc>
-        <w:tc>
-          <w:tcPr>
-            <w:tcW w:w="1135" w:type="dxa"/>
-            <w:tcBorders>
-              <w:start w:val="single" w:sz="4" w:space="0" w:color="000000"/>
-              <w:bottom w:val="single" w:sz="4" w:space="0" w:color="000000"/>
-            </w:tcBorders>
-          </w:tcPr>
-          <w:p>
-            <w:pPr>
-              <w:pStyle w:val="TableContents"/>
-              <w:jc w:val="start"/>
-              <w:rPr/>
-            </w:pPr>
-            <w:r>
-              <w:rPr/>
-              <w:t>16</w:t>
-            </w:r>
-          </w:p>
-        </w:tc>
-        <w:tc>
-          <w:tcPr>
-            <w:tcW w:w="1135" w:type="dxa"/>
-            <w:tcBorders>
-              <w:start w:val="single" w:sz="4" w:space="0" w:color="000000"/>
-              <w:bottom w:val="single" w:sz="4" w:space="0" w:color="000000"/>
-            </w:tcBorders>
-          </w:tcPr>
-          <w:p>
-            <w:pPr>
-              <w:pStyle w:val="TableContents"/>
-              <w:jc w:val="start"/>
-              <w:rPr/>
-            </w:pPr>
-            <w:r>
-              <w:rPr/>
-              <w:t>34</w:t>
-            </w:r>
-          </w:p>
-        </w:tc>
-        <w:tc>
-          <w:tcPr>
-            <w:tcW w:w="1135" w:type="dxa"/>
-            <w:tcBorders>
-              <w:start w:val="single" w:sz="4" w:space="0" w:color="000000"/>
-              <w:bottom w:val="single" w:sz="4" w:space="0" w:color="000000"/>
-            </w:tcBorders>
-          </w:tcPr>
-          <w:p>
-            <w:pPr>
-              <w:pStyle w:val="TableContents"/>
-              <w:jc w:val="start"/>
-              <w:rPr/>
-            </w:pPr>
-            <w:r>
-              <w:rPr/>
               <w:t>10</w:t>
             </w:r>
           </w:p>
         </w:tc>
         <w:tc>
           <w:tcPr>
-            <w:tcW w:w="1137" w:type="dxa"/>
+            <w:tcW w:w="1138" w:type="dxa"/>
             <w:tcBorders>
               <w:start w:val="single" w:sz="4" w:space="0" w:color="000000"/>
               <w:bottom w:val="single" w:sz="4" w:space="0" w:color="000000"/>
@@ -12252,7 +12377,7 @@
         <w:trPr/>
         <w:tc>
           <w:tcPr>
-            <w:tcW w:w="1852" w:type="dxa"/>
+            <w:tcW w:w="1851" w:type="dxa"/>
             <w:tcBorders>
               <w:start w:val="single" w:sz="4" w:space="0" w:color="000000"/>
               <w:bottom w:val="single" w:sz="4" w:space="0" w:color="000000"/>
@@ -12292,6 +12417,66 @@
         </w:tc>
         <w:tc>
           <w:tcPr>
+            <w:tcW w:w="1137" w:type="dxa"/>
+            <w:tcBorders>
+              <w:start w:val="single" w:sz="4" w:space="0" w:color="000000"/>
+              <w:bottom w:val="single" w:sz="4" w:space="0" w:color="000000"/>
+            </w:tcBorders>
+          </w:tcPr>
+          <w:p>
+            <w:pPr>
+              <w:pStyle w:val="TableContents"/>
+              <w:jc w:val="start"/>
+              <w:rPr/>
+            </w:pPr>
+            <w:r>
+              <w:rPr/>
+              <w:t>30</w:t>
+            </w:r>
+          </w:p>
+        </w:tc>
+        <w:tc>
+          <w:tcPr>
+            <w:tcW w:w="1135" w:type="dxa"/>
+            <w:tcBorders>
+              <w:start w:val="single" w:sz="4" w:space="0" w:color="000000"/>
+              <w:bottom w:val="single" w:sz="4" w:space="0" w:color="000000"/>
+            </w:tcBorders>
+          </w:tcPr>
+          <w:p>
+            <w:pPr>
+              <w:pStyle w:val="TableContents"/>
+              <w:jc w:val="start"/>
+              <w:rPr/>
+            </w:pPr>
+            <w:r>
+              <w:rPr/>
+              <w:t>25</w:t>
+            </w:r>
+          </w:p>
+        </w:tc>
+        <w:tc>
+          <w:tcPr>
+            <w:tcW w:w="1133" w:type="dxa"/>
+            <w:tcBorders>
+              <w:start w:val="single" w:sz="4" w:space="0" w:color="000000"/>
+              <w:bottom w:val="single" w:sz="4" w:space="0" w:color="000000"/>
+            </w:tcBorders>
+          </w:tcPr>
+          <w:p>
+            <w:pPr>
+              <w:pStyle w:val="TableContents"/>
+              <w:jc w:val="start"/>
+              <w:rPr/>
+            </w:pPr>
+            <w:r>
+              <w:rPr/>
+              <w:t>25</w:t>
+            </w:r>
+          </w:p>
+        </w:tc>
+        <w:tc>
+          <w:tcPr>
             <w:tcW w:w="1136" w:type="dxa"/>
             <w:tcBorders>
               <w:start w:val="single" w:sz="4" w:space="0" w:color="000000"/>
@@ -12306,73 +12491,13 @@
             </w:pPr>
             <w:r>
               <w:rPr/>
-              <w:t>30</w:t>
-            </w:r>
-          </w:p>
-        </w:tc>
-        <w:tc>
-          <w:tcPr>
-            <w:tcW w:w="1135" w:type="dxa"/>
-            <w:tcBorders>
-              <w:start w:val="single" w:sz="4" w:space="0" w:color="000000"/>
-              <w:bottom w:val="single" w:sz="4" w:space="0" w:color="000000"/>
-            </w:tcBorders>
-          </w:tcPr>
-          <w:p>
-            <w:pPr>
-              <w:pStyle w:val="TableContents"/>
-              <w:jc w:val="start"/>
-              <w:rPr/>
-            </w:pPr>
-            <w:r>
-              <w:rPr/>
-              <w:t>25</w:t>
-            </w:r>
-          </w:p>
-        </w:tc>
-        <w:tc>
-          <w:tcPr>
-            <w:tcW w:w="1135" w:type="dxa"/>
-            <w:tcBorders>
-              <w:start w:val="single" w:sz="4" w:space="0" w:color="000000"/>
-              <w:bottom w:val="single" w:sz="4" w:space="0" w:color="000000"/>
-            </w:tcBorders>
-          </w:tcPr>
-          <w:p>
-            <w:pPr>
-              <w:pStyle w:val="TableContents"/>
-              <w:jc w:val="start"/>
-              <w:rPr/>
-            </w:pPr>
-            <w:r>
-              <w:rPr/>
-              <w:t>25</w:t>
-            </w:r>
-          </w:p>
-        </w:tc>
-        <w:tc>
-          <w:tcPr>
-            <w:tcW w:w="1135" w:type="dxa"/>
-            <w:tcBorders>
-              <w:start w:val="single" w:sz="4" w:space="0" w:color="000000"/>
-              <w:bottom w:val="single" w:sz="4" w:space="0" w:color="000000"/>
-            </w:tcBorders>
-          </w:tcPr>
-          <w:p>
-            <w:pPr>
-              <w:pStyle w:val="TableContents"/>
-              <w:jc w:val="start"/>
-              <w:rPr/>
-            </w:pPr>
-            <w:r>
-              <w:rPr/>
               <w:t>10</w:t>
             </w:r>
           </w:p>
         </w:tc>
         <w:tc>
           <w:tcPr>
-            <w:tcW w:w="1137" w:type="dxa"/>
+            <w:tcW w:w="1138" w:type="dxa"/>
             <w:tcBorders>
               <w:start w:val="single" w:sz="4" w:space="0" w:color="000000"/>
               <w:bottom w:val="single" w:sz="4" w:space="0" w:color="000000"/>
@@ -12396,7 +12521,7 @@
         <w:trPr/>
         <w:tc>
           <w:tcPr>
-            <w:tcW w:w="1852" w:type="dxa"/>
+            <w:tcW w:w="1851" w:type="dxa"/>
             <w:tcBorders>
               <w:start w:val="single" w:sz="4" w:space="0" w:color="000000"/>
               <w:bottom w:val="single" w:sz="4" w:space="0" w:color="000000"/>
@@ -12436,6 +12561,66 @@
         </w:tc>
         <w:tc>
           <w:tcPr>
+            <w:tcW w:w="1137" w:type="dxa"/>
+            <w:tcBorders>
+              <w:start w:val="single" w:sz="4" w:space="0" w:color="000000"/>
+              <w:bottom w:val="single" w:sz="4" w:space="0" w:color="000000"/>
+            </w:tcBorders>
+          </w:tcPr>
+          <w:p>
+            <w:pPr>
+              <w:pStyle w:val="TableContents"/>
+              <w:jc w:val="start"/>
+              <w:rPr/>
+            </w:pPr>
+            <w:r>
+              <w:rPr/>
+              <w:t>30</w:t>
+            </w:r>
+          </w:p>
+        </w:tc>
+        <w:tc>
+          <w:tcPr>
+            <w:tcW w:w="1135" w:type="dxa"/>
+            <w:tcBorders>
+              <w:start w:val="single" w:sz="4" w:space="0" w:color="000000"/>
+              <w:bottom w:val="single" w:sz="4" w:space="0" w:color="000000"/>
+            </w:tcBorders>
+          </w:tcPr>
+          <w:p>
+            <w:pPr>
+              <w:pStyle w:val="TableContents"/>
+              <w:jc w:val="start"/>
+              <w:rPr/>
+            </w:pPr>
+            <w:r>
+              <w:rPr/>
+              <w:t>25</w:t>
+            </w:r>
+          </w:p>
+        </w:tc>
+        <w:tc>
+          <w:tcPr>
+            <w:tcW w:w="1133" w:type="dxa"/>
+            <w:tcBorders>
+              <w:start w:val="single" w:sz="4" w:space="0" w:color="000000"/>
+              <w:bottom w:val="single" w:sz="4" w:space="0" w:color="000000"/>
+            </w:tcBorders>
+          </w:tcPr>
+          <w:p>
+            <w:pPr>
+              <w:pStyle w:val="TableContents"/>
+              <w:jc w:val="start"/>
+              <w:rPr/>
+            </w:pPr>
+            <w:r>
+              <w:rPr/>
+              <w:t>25</w:t>
+            </w:r>
+          </w:p>
+        </w:tc>
+        <w:tc>
+          <w:tcPr>
             <w:tcW w:w="1136" w:type="dxa"/>
             <w:tcBorders>
               <w:start w:val="single" w:sz="4" w:space="0" w:color="000000"/>
@@ -12450,73 +12635,13 @@
             </w:pPr>
             <w:r>
               <w:rPr/>
-              <w:t>30</w:t>
-            </w:r>
-          </w:p>
-        </w:tc>
-        <w:tc>
-          <w:tcPr>
-            <w:tcW w:w="1135" w:type="dxa"/>
-            <w:tcBorders>
-              <w:start w:val="single" w:sz="4" w:space="0" w:color="000000"/>
-              <w:bottom w:val="single" w:sz="4" w:space="0" w:color="000000"/>
-            </w:tcBorders>
-          </w:tcPr>
-          <w:p>
-            <w:pPr>
-              <w:pStyle w:val="TableContents"/>
-              <w:jc w:val="start"/>
-              <w:rPr/>
-            </w:pPr>
-            <w:r>
-              <w:rPr/>
-              <w:t>25</w:t>
-            </w:r>
-          </w:p>
-        </w:tc>
-        <w:tc>
-          <w:tcPr>
-            <w:tcW w:w="1135" w:type="dxa"/>
-            <w:tcBorders>
-              <w:start w:val="single" w:sz="4" w:space="0" w:color="000000"/>
-              <w:bottom w:val="single" w:sz="4" w:space="0" w:color="000000"/>
-            </w:tcBorders>
-          </w:tcPr>
-          <w:p>
-            <w:pPr>
-              <w:pStyle w:val="TableContents"/>
-              <w:jc w:val="start"/>
-              <w:rPr/>
-            </w:pPr>
-            <w:r>
-              <w:rPr/>
-              <w:t>25</w:t>
-            </w:r>
-          </w:p>
-        </w:tc>
-        <w:tc>
-          <w:tcPr>
-            <w:tcW w:w="1135" w:type="dxa"/>
-            <w:tcBorders>
-              <w:start w:val="single" w:sz="4" w:space="0" w:color="000000"/>
-              <w:bottom w:val="single" w:sz="4" w:space="0" w:color="000000"/>
-            </w:tcBorders>
-          </w:tcPr>
-          <w:p>
-            <w:pPr>
-              <w:pStyle w:val="TableContents"/>
-              <w:jc w:val="start"/>
-              <w:rPr/>
-            </w:pPr>
-            <w:r>
-              <w:rPr/>
               <w:t>10</w:t>
             </w:r>
           </w:p>
         </w:tc>
         <w:tc>
           <w:tcPr>
-            <w:tcW w:w="1137" w:type="dxa"/>
+            <w:tcW w:w="1138" w:type="dxa"/>
             <w:tcBorders>
               <w:start w:val="single" w:sz="4" w:space="0" w:color="000000"/>
               <w:bottom w:val="single" w:sz="4" w:space="0" w:color="000000"/>
@@ -12540,7 +12665,7 @@
         <w:trPr/>
         <w:tc>
           <w:tcPr>
-            <w:tcW w:w="1852" w:type="dxa"/>
+            <w:tcW w:w="1851" w:type="dxa"/>
             <w:tcBorders>
               <w:start w:val="single" w:sz="4" w:space="0" w:color="000000"/>
               <w:bottom w:val="single" w:sz="4" w:space="0" w:color="000000"/>
@@ -12580,6 +12705,66 @@
         </w:tc>
         <w:tc>
           <w:tcPr>
+            <w:tcW w:w="1137" w:type="dxa"/>
+            <w:tcBorders>
+              <w:start w:val="single" w:sz="4" w:space="0" w:color="000000"/>
+              <w:bottom w:val="single" w:sz="4" w:space="0" w:color="000000"/>
+            </w:tcBorders>
+          </w:tcPr>
+          <w:p>
+            <w:pPr>
+              <w:pStyle w:val="TableContents"/>
+              <w:jc w:val="start"/>
+              <w:rPr/>
+            </w:pPr>
+            <w:r>
+              <w:rPr/>
+              <w:t>30</w:t>
+            </w:r>
+          </w:p>
+        </w:tc>
+        <w:tc>
+          <w:tcPr>
+            <w:tcW w:w="1135" w:type="dxa"/>
+            <w:tcBorders>
+              <w:start w:val="single" w:sz="4" w:space="0" w:color="000000"/>
+              <w:bottom w:val="single" w:sz="4" w:space="0" w:color="000000"/>
+            </w:tcBorders>
+          </w:tcPr>
+          <w:p>
+            <w:pPr>
+              <w:pStyle w:val="TableContents"/>
+              <w:jc w:val="start"/>
+              <w:rPr/>
+            </w:pPr>
+            <w:r>
+              <w:rPr/>
+              <w:t>31</w:t>
+            </w:r>
+          </w:p>
+        </w:tc>
+        <w:tc>
+          <w:tcPr>
+            <w:tcW w:w="1133" w:type="dxa"/>
+            <w:tcBorders>
+              <w:start w:val="single" w:sz="4" w:space="0" w:color="000000"/>
+              <w:bottom w:val="single" w:sz="4" w:space="0" w:color="000000"/>
+            </w:tcBorders>
+          </w:tcPr>
+          <w:p>
+            <w:pPr>
+              <w:pStyle w:val="TableContents"/>
+              <w:jc w:val="start"/>
+              <w:rPr/>
+            </w:pPr>
+            <w:r>
+              <w:rPr/>
+              <w:t>19</w:t>
+            </w:r>
+          </w:p>
+        </w:tc>
+        <w:tc>
+          <w:tcPr>
             <w:tcW w:w="1136" w:type="dxa"/>
             <w:tcBorders>
               <w:start w:val="single" w:sz="4" w:space="0" w:color="000000"/>
@@ -12594,73 +12779,13 @@
             </w:pPr>
             <w:r>
               <w:rPr/>
-              <w:t>30</w:t>
-            </w:r>
-          </w:p>
-        </w:tc>
-        <w:tc>
-          <w:tcPr>
-            <w:tcW w:w="1135" w:type="dxa"/>
-            <w:tcBorders>
-              <w:start w:val="single" w:sz="4" w:space="0" w:color="000000"/>
-              <w:bottom w:val="single" w:sz="4" w:space="0" w:color="000000"/>
-            </w:tcBorders>
-          </w:tcPr>
-          <w:p>
-            <w:pPr>
-              <w:pStyle w:val="TableContents"/>
-              <w:jc w:val="start"/>
-              <w:rPr/>
-            </w:pPr>
-            <w:r>
-              <w:rPr/>
-              <w:t>31</w:t>
-            </w:r>
-          </w:p>
-        </w:tc>
-        <w:tc>
-          <w:tcPr>
-            <w:tcW w:w="1135" w:type="dxa"/>
-            <w:tcBorders>
-              <w:start w:val="single" w:sz="4" w:space="0" w:color="000000"/>
-              <w:bottom w:val="single" w:sz="4" w:space="0" w:color="000000"/>
-            </w:tcBorders>
-          </w:tcPr>
-          <w:p>
-            <w:pPr>
-              <w:pStyle w:val="TableContents"/>
-              <w:jc w:val="start"/>
-              <w:rPr/>
-            </w:pPr>
-            <w:r>
-              <w:rPr/>
-              <w:t>19</w:t>
-            </w:r>
-          </w:p>
-        </w:tc>
-        <w:tc>
-          <w:tcPr>
-            <w:tcW w:w="1135" w:type="dxa"/>
-            <w:tcBorders>
-              <w:start w:val="single" w:sz="4" w:space="0" w:color="000000"/>
-              <w:bottom w:val="single" w:sz="4" w:space="0" w:color="000000"/>
-            </w:tcBorders>
-          </w:tcPr>
-          <w:p>
-            <w:pPr>
-              <w:pStyle w:val="TableContents"/>
-              <w:jc w:val="start"/>
-              <w:rPr/>
-            </w:pPr>
-            <w:r>
-              <w:rPr/>
               <w:t>10</w:t>
             </w:r>
           </w:p>
         </w:tc>
         <w:tc>
           <w:tcPr>
-            <w:tcW w:w="1137" w:type="dxa"/>
+            <w:tcW w:w="1138" w:type="dxa"/>
             <w:tcBorders>
               <w:start w:val="single" w:sz="4" w:space="0" w:color="000000"/>
               <w:bottom w:val="single" w:sz="4" w:space="0" w:color="000000"/>
@@ -12684,7 +12809,7 @@
         <w:trPr/>
         <w:tc>
           <w:tcPr>
-            <w:tcW w:w="1852" w:type="dxa"/>
+            <w:tcW w:w="1851" w:type="dxa"/>
             <w:tcBorders>
               <w:start w:val="single" w:sz="4" w:space="0" w:color="000000"/>
               <w:bottom w:val="single" w:sz="4" w:space="0" w:color="000000"/>
@@ -12724,6 +12849,66 @@
         </w:tc>
         <w:tc>
           <w:tcPr>
+            <w:tcW w:w="1137" w:type="dxa"/>
+            <w:tcBorders>
+              <w:start w:val="single" w:sz="4" w:space="0" w:color="000000"/>
+              <w:bottom w:val="single" w:sz="4" w:space="0" w:color="000000"/>
+            </w:tcBorders>
+          </w:tcPr>
+          <w:p>
+            <w:pPr>
+              <w:pStyle w:val="TableContents"/>
+              <w:jc w:val="start"/>
+              <w:rPr/>
+            </w:pPr>
+            <w:r>
+              <w:rPr/>
+              <w:t>30</w:t>
+            </w:r>
+          </w:p>
+        </w:tc>
+        <w:tc>
+          <w:tcPr>
+            <w:tcW w:w="1135" w:type="dxa"/>
+            <w:tcBorders>
+              <w:start w:val="single" w:sz="4" w:space="0" w:color="000000"/>
+              <w:bottom w:val="single" w:sz="4" w:space="0" w:color="000000"/>
+            </w:tcBorders>
+          </w:tcPr>
+          <w:p>
+            <w:pPr>
+              <w:pStyle w:val="TableContents"/>
+              <w:jc w:val="start"/>
+              <w:rPr/>
+            </w:pPr>
+            <w:r>
+              <w:rPr/>
+              <w:t>25</w:t>
+            </w:r>
+          </w:p>
+        </w:tc>
+        <w:tc>
+          <w:tcPr>
+            <w:tcW w:w="1133" w:type="dxa"/>
+            <w:tcBorders>
+              <w:start w:val="single" w:sz="4" w:space="0" w:color="000000"/>
+              <w:bottom w:val="single" w:sz="4" w:space="0" w:color="000000"/>
+            </w:tcBorders>
+          </w:tcPr>
+          <w:p>
+            <w:pPr>
+              <w:pStyle w:val="TableContents"/>
+              <w:jc w:val="start"/>
+              <w:rPr/>
+            </w:pPr>
+            <w:r>
+              <w:rPr/>
+              <w:t>25</w:t>
+            </w:r>
+          </w:p>
+        </w:tc>
+        <w:tc>
+          <w:tcPr>
             <w:tcW w:w="1136" w:type="dxa"/>
             <w:tcBorders>
               <w:start w:val="single" w:sz="4" w:space="0" w:color="000000"/>
@@ -12738,73 +12923,13 @@
             </w:pPr>
             <w:r>
               <w:rPr/>
-              <w:t>30</w:t>
-            </w:r>
-          </w:p>
-        </w:tc>
-        <w:tc>
-          <w:tcPr>
-            <w:tcW w:w="1135" w:type="dxa"/>
-            <w:tcBorders>
-              <w:start w:val="single" w:sz="4" w:space="0" w:color="000000"/>
-              <w:bottom w:val="single" w:sz="4" w:space="0" w:color="000000"/>
-            </w:tcBorders>
-          </w:tcPr>
-          <w:p>
-            <w:pPr>
-              <w:pStyle w:val="TableContents"/>
-              <w:jc w:val="start"/>
-              <w:rPr/>
-            </w:pPr>
-            <w:r>
-              <w:rPr/>
-              <w:t>25</w:t>
-            </w:r>
-          </w:p>
-        </w:tc>
-        <w:tc>
-          <w:tcPr>
-            <w:tcW w:w="1135" w:type="dxa"/>
-            <w:tcBorders>
-              <w:start w:val="single" w:sz="4" w:space="0" w:color="000000"/>
-              <w:bottom w:val="single" w:sz="4" w:space="0" w:color="000000"/>
-            </w:tcBorders>
-          </w:tcPr>
-          <w:p>
-            <w:pPr>
-              <w:pStyle w:val="TableContents"/>
-              <w:jc w:val="start"/>
-              <w:rPr/>
-            </w:pPr>
-            <w:r>
-              <w:rPr/>
-              <w:t>25</w:t>
-            </w:r>
-          </w:p>
-        </w:tc>
-        <w:tc>
-          <w:tcPr>
-            <w:tcW w:w="1135" w:type="dxa"/>
-            <w:tcBorders>
-              <w:start w:val="single" w:sz="4" w:space="0" w:color="000000"/>
-              <w:bottom w:val="single" w:sz="4" w:space="0" w:color="000000"/>
-            </w:tcBorders>
-          </w:tcPr>
-          <w:p>
-            <w:pPr>
-              <w:pStyle w:val="TableContents"/>
-              <w:jc w:val="start"/>
-              <w:rPr/>
-            </w:pPr>
-            <w:r>
-              <w:rPr/>
               <w:t>10</w:t>
             </w:r>
           </w:p>
         </w:tc>
         <w:tc>
           <w:tcPr>
-            <w:tcW w:w="1137" w:type="dxa"/>
+            <w:tcW w:w="1138" w:type="dxa"/>
             <w:tcBorders>
               <w:start w:val="single" w:sz="4" w:space="0" w:color="000000"/>
               <w:bottom w:val="single" w:sz="4" w:space="0" w:color="000000"/>
@@ -12828,7 +12953,7 @@
         <w:trPr/>
         <w:tc>
           <w:tcPr>
-            <w:tcW w:w="1852" w:type="dxa"/>
+            <w:tcW w:w="1851" w:type="dxa"/>
             <w:tcBorders>
               <w:start w:val="single" w:sz="4" w:space="0" w:color="000000"/>
               <w:bottom w:val="single" w:sz="4" w:space="0" w:color="000000"/>
@@ -12868,6 +12993,66 @@
         </w:tc>
         <w:tc>
           <w:tcPr>
+            <w:tcW w:w="1137" w:type="dxa"/>
+            <w:tcBorders>
+              <w:start w:val="single" w:sz="4" w:space="0" w:color="000000"/>
+              <w:bottom w:val="single" w:sz="4" w:space="0" w:color="000000"/>
+            </w:tcBorders>
+          </w:tcPr>
+          <w:p>
+            <w:pPr>
+              <w:pStyle w:val="TableContents"/>
+              <w:jc w:val="start"/>
+              <w:rPr/>
+            </w:pPr>
+            <w:r>
+              <w:rPr/>
+              <w:t>30</w:t>
+            </w:r>
+          </w:p>
+        </w:tc>
+        <w:tc>
+          <w:tcPr>
+            <w:tcW w:w="1135" w:type="dxa"/>
+            <w:tcBorders>
+              <w:start w:val="single" w:sz="4" w:space="0" w:color="000000"/>
+              <w:bottom w:val="single" w:sz="4" w:space="0" w:color="000000"/>
+            </w:tcBorders>
+          </w:tcPr>
+          <w:p>
+            <w:pPr>
+              <w:pStyle w:val="TableContents"/>
+              <w:jc w:val="start"/>
+              <w:rPr/>
+            </w:pPr>
+            <w:r>
+              <w:rPr/>
+              <w:t>16</w:t>
+            </w:r>
+          </w:p>
+        </w:tc>
+        <w:tc>
+          <w:tcPr>
+            <w:tcW w:w="1133" w:type="dxa"/>
+            <w:tcBorders>
+              <w:start w:val="single" w:sz="4" w:space="0" w:color="000000"/>
+              <w:bottom w:val="single" w:sz="4" w:space="0" w:color="000000"/>
+            </w:tcBorders>
+          </w:tcPr>
+          <w:p>
+            <w:pPr>
+              <w:pStyle w:val="TableContents"/>
+              <w:jc w:val="start"/>
+              <w:rPr/>
+            </w:pPr>
+            <w:r>
+              <w:rPr/>
+              <w:t>34</w:t>
+            </w:r>
+          </w:p>
+        </w:tc>
+        <w:tc>
+          <w:tcPr>
             <w:tcW w:w="1136" w:type="dxa"/>
             <w:tcBorders>
               <w:start w:val="single" w:sz="4" w:space="0" w:color="000000"/>
@@ -12882,73 +13067,13 @@
             </w:pPr>
             <w:r>
               <w:rPr/>
-              <w:t>30</w:t>
-            </w:r>
-          </w:p>
-        </w:tc>
-        <w:tc>
-          <w:tcPr>
-            <w:tcW w:w="1135" w:type="dxa"/>
-            <w:tcBorders>
-              <w:start w:val="single" w:sz="4" w:space="0" w:color="000000"/>
-              <w:bottom w:val="single" w:sz="4" w:space="0" w:color="000000"/>
-            </w:tcBorders>
-          </w:tcPr>
-          <w:p>
-            <w:pPr>
-              <w:pStyle w:val="TableContents"/>
-              <w:jc w:val="start"/>
-              <w:rPr/>
-            </w:pPr>
-            <w:r>
-              <w:rPr/>
-              <w:t>16</w:t>
-            </w:r>
-          </w:p>
-        </w:tc>
-        <w:tc>
-          <w:tcPr>
-            <w:tcW w:w="1135" w:type="dxa"/>
-            <w:tcBorders>
-              <w:start w:val="single" w:sz="4" w:space="0" w:color="000000"/>
-              <w:bottom w:val="single" w:sz="4" w:space="0" w:color="000000"/>
-            </w:tcBorders>
-          </w:tcPr>
-          <w:p>
-            <w:pPr>
-              <w:pStyle w:val="TableContents"/>
-              <w:jc w:val="start"/>
-              <w:rPr/>
-            </w:pPr>
-            <w:r>
-              <w:rPr/>
-              <w:t>34</w:t>
-            </w:r>
-          </w:p>
-        </w:tc>
-        <w:tc>
-          <w:tcPr>
-            <w:tcW w:w="1135" w:type="dxa"/>
-            <w:tcBorders>
-              <w:start w:val="single" w:sz="4" w:space="0" w:color="000000"/>
-              <w:bottom w:val="single" w:sz="4" w:space="0" w:color="000000"/>
-            </w:tcBorders>
-          </w:tcPr>
-          <w:p>
-            <w:pPr>
-              <w:pStyle w:val="TableContents"/>
-              <w:jc w:val="start"/>
-              <w:rPr/>
-            </w:pPr>
-            <w:r>
-              <w:rPr/>
               <w:t>10</w:t>
             </w:r>
           </w:p>
         </w:tc>
         <w:tc>
           <w:tcPr>
-            <w:tcW w:w="1137" w:type="dxa"/>
+            <w:tcW w:w="1138" w:type="dxa"/>
             <w:tcBorders>
               <w:start w:val="single" w:sz="4" w:space="0" w:color="000000"/>
               <w:bottom w:val="single" w:sz="4" w:space="0" w:color="000000"/>
@@ -12974,8 +13099,8 @@
         <w:pStyle w:val="Heading2"/>
         <w:rPr/>
       </w:pPr>
-      <w:bookmarkStart w:id="16" w:name="__RefHeading___Toc4161_688014040"/>
-      <w:bookmarkEnd w:id="16"/>
+      <w:bookmarkStart w:id="18" w:name="__RefHeading___Toc4161_688014040"/>
+      <w:bookmarkEnd w:id="18"/>
       <w:r>
         <w:rPr/>
         <w:t>4.3. Angažman po koraku</w:t>
@@ -13006,20 +13131,20 @@
         </w:tblCellMar>
       </w:tblPr>
       <w:tblGrid>
-        <w:gridCol w:w="625"/>
-        <w:gridCol w:w="2608"/>
-        <w:gridCol w:w="619"/>
-        <w:gridCol w:w="1073"/>
-        <w:gridCol w:w="889"/>
-        <w:gridCol w:w="982"/>
+        <w:gridCol w:w="623"/>
+        <w:gridCol w:w="2610"/>
+        <w:gridCol w:w="618"/>
+        <w:gridCol w:w="1072"/>
+        <w:gridCol w:w="890"/>
+        <w:gridCol w:w="981"/>
         <w:gridCol w:w="871"/>
-        <w:gridCol w:w="999"/>
+        <w:gridCol w:w="1001"/>
       </w:tblGrid>
       <w:tr>
         <w:trPr/>
         <w:tc>
           <w:tcPr>
-            <w:tcW w:w="625" w:type="dxa"/>
+            <w:tcW w:w="623" w:type="dxa"/>
             <w:tcBorders>
               <w:top w:val="single" w:sz="4" w:space="0" w:color="000000"/>
               <w:start w:val="single" w:sz="4" w:space="0" w:color="000000"/>
@@ -13040,7 +13165,7 @@
         </w:tc>
         <w:tc>
           <w:tcPr>
-            <w:tcW w:w="2608" w:type="dxa"/>
+            <w:tcW w:w="2610" w:type="dxa"/>
             <w:tcBorders>
               <w:top w:val="single" w:sz="4" w:space="0" w:color="000000"/>
               <w:start w:val="single" w:sz="4" w:space="0" w:color="000000"/>
@@ -13061,7 +13186,7 @@
         </w:tc>
         <w:tc>
           <w:tcPr>
-            <w:tcW w:w="619" w:type="dxa"/>
+            <w:tcW w:w="618" w:type="dxa"/>
             <w:tcBorders>
               <w:top w:val="single" w:sz="4" w:space="0" w:color="000000"/>
               <w:start w:val="single" w:sz="4" w:space="0" w:color="000000"/>
@@ -13082,7 +13207,7 @@
         </w:tc>
         <w:tc>
           <w:tcPr>
-            <w:tcW w:w="1073" w:type="dxa"/>
+            <w:tcW w:w="1072" w:type="dxa"/>
             <w:tcBorders>
               <w:top w:val="single" w:sz="4" w:space="0" w:color="000000"/>
               <w:start w:val="single" w:sz="4" w:space="0" w:color="000000"/>
@@ -13103,7 +13228,7 @@
         </w:tc>
         <w:tc>
           <w:tcPr>
-            <w:tcW w:w="889" w:type="dxa"/>
+            <w:tcW w:w="890" w:type="dxa"/>
             <w:tcBorders>
               <w:top w:val="single" w:sz="4" w:space="0" w:color="000000"/>
               <w:start w:val="single" w:sz="4" w:space="0" w:color="000000"/>
@@ -13124,7 +13249,7 @@
         </w:tc>
         <w:tc>
           <w:tcPr>
-            <w:tcW w:w="982" w:type="dxa"/>
+            <w:tcW w:w="981" w:type="dxa"/>
             <w:tcBorders>
               <w:top w:val="single" w:sz="4" w:space="0" w:color="000000"/>
               <w:start w:val="single" w:sz="4" w:space="0" w:color="000000"/>
@@ -13166,7 +13291,7 @@
         </w:tc>
         <w:tc>
           <w:tcPr>
-            <w:tcW w:w="999" w:type="dxa"/>
+            <w:tcW w:w="1001" w:type="dxa"/>
             <w:tcBorders>
               <w:top w:val="single" w:sz="4" w:space="0" w:color="000000"/>
               <w:start w:val="single" w:sz="4" w:space="0" w:color="000000"/>
@@ -13191,7 +13316,7 @@
         <w:trPr/>
         <w:tc>
           <w:tcPr>
-            <w:tcW w:w="625" w:type="dxa"/>
+            <w:tcW w:w="623" w:type="dxa"/>
             <w:tcBorders>
               <w:start w:val="single" w:sz="4" w:space="0" w:color="000000"/>
               <w:bottom w:val="single" w:sz="4" w:space="0" w:color="000000"/>
@@ -13211,7 +13336,7 @@
         </w:tc>
         <w:tc>
           <w:tcPr>
-            <w:tcW w:w="2608" w:type="dxa"/>
+            <w:tcW w:w="2610" w:type="dxa"/>
             <w:tcBorders>
               <w:start w:val="single" w:sz="4" w:space="0" w:color="000000"/>
               <w:bottom w:val="single" w:sz="4" w:space="0" w:color="000000"/>
@@ -13231,7 +13356,7 @@
         </w:tc>
         <w:tc>
           <w:tcPr>
-            <w:tcW w:w="619" w:type="dxa"/>
+            <w:tcW w:w="618" w:type="dxa"/>
             <w:tcBorders>
               <w:start w:val="single" w:sz="4" w:space="0" w:color="000000"/>
               <w:bottom w:val="single" w:sz="4" w:space="0" w:color="000000"/>
@@ -13251,7 +13376,7 @@
         </w:tc>
         <w:tc>
           <w:tcPr>
-            <w:tcW w:w="1073" w:type="dxa"/>
+            <w:tcW w:w="1072" w:type="dxa"/>
             <w:tcBorders>
               <w:start w:val="single" w:sz="4" w:space="0" w:color="000000"/>
               <w:bottom w:val="single" w:sz="4" w:space="0" w:color="000000"/>
@@ -13271,7 +13396,7 @@
         </w:tc>
         <w:tc>
           <w:tcPr>
-            <w:tcW w:w="889" w:type="dxa"/>
+            <w:tcW w:w="890" w:type="dxa"/>
             <w:tcBorders>
               <w:start w:val="single" w:sz="4" w:space="0" w:color="000000"/>
               <w:bottom w:val="single" w:sz="4" w:space="0" w:color="000000"/>
@@ -13291,7 +13416,7 @@
         </w:tc>
         <w:tc>
           <w:tcPr>
-            <w:tcW w:w="982" w:type="dxa"/>
+            <w:tcW w:w="981" w:type="dxa"/>
             <w:tcBorders>
               <w:start w:val="single" w:sz="4" w:space="0" w:color="000000"/>
               <w:bottom w:val="single" w:sz="4" w:space="0" w:color="000000"/>
@@ -13331,7 +13456,7 @@
         </w:tc>
         <w:tc>
           <w:tcPr>
-            <w:tcW w:w="999" w:type="dxa"/>
+            <w:tcW w:w="1001" w:type="dxa"/>
             <w:tcBorders>
               <w:start w:val="single" w:sz="4" w:space="0" w:color="000000"/>
               <w:bottom w:val="single" w:sz="4" w:space="0" w:color="000000"/>
@@ -13355,7 +13480,7 @@
         <w:trPr/>
         <w:tc>
           <w:tcPr>
-            <w:tcW w:w="625" w:type="dxa"/>
+            <w:tcW w:w="623" w:type="dxa"/>
             <w:tcBorders>
               <w:start w:val="single" w:sz="4" w:space="0" w:color="000000"/>
               <w:bottom w:val="single" w:sz="4" w:space="0" w:color="000000"/>
@@ -13375,7 +13500,7 @@
         </w:tc>
         <w:tc>
           <w:tcPr>
-            <w:tcW w:w="2608" w:type="dxa"/>
+            <w:tcW w:w="2610" w:type="dxa"/>
             <w:tcBorders>
               <w:start w:val="single" w:sz="4" w:space="0" w:color="000000"/>
               <w:bottom w:val="single" w:sz="4" w:space="0" w:color="000000"/>
@@ -13395,7 +13520,7 @@
         </w:tc>
         <w:tc>
           <w:tcPr>
-            <w:tcW w:w="619" w:type="dxa"/>
+            <w:tcW w:w="618" w:type="dxa"/>
             <w:tcBorders>
               <w:start w:val="single" w:sz="4" w:space="0" w:color="000000"/>
               <w:bottom w:val="single" w:sz="4" w:space="0" w:color="000000"/>
@@ -13415,7 +13540,7 @@
         </w:tc>
         <w:tc>
           <w:tcPr>
-            <w:tcW w:w="1073" w:type="dxa"/>
+            <w:tcW w:w="1072" w:type="dxa"/>
             <w:tcBorders>
               <w:start w:val="single" w:sz="4" w:space="0" w:color="000000"/>
               <w:bottom w:val="single" w:sz="4" w:space="0" w:color="000000"/>
@@ -13435,7 +13560,7 @@
         </w:tc>
         <w:tc>
           <w:tcPr>
-            <w:tcW w:w="889" w:type="dxa"/>
+            <w:tcW w:w="890" w:type="dxa"/>
             <w:tcBorders>
               <w:start w:val="single" w:sz="4" w:space="0" w:color="000000"/>
               <w:bottom w:val="single" w:sz="4" w:space="0" w:color="000000"/>
@@ -13455,7 +13580,7 @@
         </w:tc>
         <w:tc>
           <w:tcPr>
-            <w:tcW w:w="982" w:type="dxa"/>
+            <w:tcW w:w="981" w:type="dxa"/>
             <w:tcBorders>
               <w:start w:val="single" w:sz="4" w:space="0" w:color="000000"/>
               <w:bottom w:val="single" w:sz="4" w:space="0" w:color="000000"/>
@@ -13495,7 +13620,7 @@
         </w:tc>
         <w:tc>
           <w:tcPr>
-            <w:tcW w:w="999" w:type="dxa"/>
+            <w:tcW w:w="1001" w:type="dxa"/>
             <w:tcBorders>
               <w:start w:val="single" w:sz="4" w:space="0" w:color="000000"/>
               <w:bottom w:val="single" w:sz="4" w:space="0" w:color="000000"/>
@@ -13519,7 +13644,7 @@
         <w:trPr/>
         <w:tc>
           <w:tcPr>
-            <w:tcW w:w="625" w:type="dxa"/>
+            <w:tcW w:w="623" w:type="dxa"/>
             <w:tcBorders>
               <w:start w:val="single" w:sz="4" w:space="0" w:color="000000"/>
               <w:bottom w:val="single" w:sz="4" w:space="0" w:color="000000"/>
@@ -13539,7 +13664,7 @@
         </w:tc>
         <w:tc>
           <w:tcPr>
-            <w:tcW w:w="2608" w:type="dxa"/>
+            <w:tcW w:w="2610" w:type="dxa"/>
             <w:tcBorders>
               <w:start w:val="single" w:sz="4" w:space="0" w:color="000000"/>
               <w:bottom w:val="single" w:sz="4" w:space="0" w:color="000000"/>
@@ -13559,7 +13684,7 @@
         </w:tc>
         <w:tc>
           <w:tcPr>
-            <w:tcW w:w="619" w:type="dxa"/>
+            <w:tcW w:w="618" w:type="dxa"/>
             <w:tcBorders>
               <w:start w:val="single" w:sz="4" w:space="0" w:color="000000"/>
               <w:bottom w:val="single" w:sz="4" w:space="0" w:color="000000"/>
@@ -13579,7 +13704,7 @@
         </w:tc>
         <w:tc>
           <w:tcPr>
-            <w:tcW w:w="1073" w:type="dxa"/>
+            <w:tcW w:w="1072" w:type="dxa"/>
             <w:tcBorders>
               <w:start w:val="single" w:sz="4" w:space="0" w:color="000000"/>
               <w:bottom w:val="single" w:sz="4" w:space="0" w:color="000000"/>
@@ -13599,7 +13724,7 @@
         </w:tc>
         <w:tc>
           <w:tcPr>
-            <w:tcW w:w="889" w:type="dxa"/>
+            <w:tcW w:w="890" w:type="dxa"/>
             <w:tcBorders>
               <w:start w:val="single" w:sz="4" w:space="0" w:color="000000"/>
               <w:bottom w:val="single" w:sz="4" w:space="0" w:color="000000"/>
@@ -13619,7 +13744,7 @@
         </w:tc>
         <w:tc>
           <w:tcPr>
-            <w:tcW w:w="982" w:type="dxa"/>
+            <w:tcW w:w="981" w:type="dxa"/>
             <w:tcBorders>
               <w:start w:val="single" w:sz="4" w:space="0" w:color="000000"/>
               <w:bottom w:val="single" w:sz="4" w:space="0" w:color="000000"/>
@@ -13659,7 +13784,7 @@
         </w:tc>
         <w:tc>
           <w:tcPr>
-            <w:tcW w:w="999" w:type="dxa"/>
+            <w:tcW w:w="1001" w:type="dxa"/>
             <w:tcBorders>
               <w:start w:val="single" w:sz="4" w:space="0" w:color="000000"/>
               <w:bottom w:val="single" w:sz="4" w:space="0" w:color="000000"/>
@@ -13683,7 +13808,7 @@
         <w:trPr/>
         <w:tc>
           <w:tcPr>
-            <w:tcW w:w="625" w:type="dxa"/>
+            <w:tcW w:w="623" w:type="dxa"/>
             <w:tcBorders>
               <w:start w:val="single" w:sz="4" w:space="0" w:color="000000"/>
               <w:bottom w:val="single" w:sz="4" w:space="0" w:color="000000"/>
@@ -13703,7 +13828,7 @@
         </w:tc>
         <w:tc>
           <w:tcPr>
-            <w:tcW w:w="2608" w:type="dxa"/>
+            <w:tcW w:w="2610" w:type="dxa"/>
             <w:tcBorders>
               <w:start w:val="single" w:sz="4" w:space="0" w:color="000000"/>
               <w:bottom w:val="single" w:sz="4" w:space="0" w:color="000000"/>
@@ -13723,7 +13848,7 @@
         </w:tc>
         <w:tc>
           <w:tcPr>
-            <w:tcW w:w="619" w:type="dxa"/>
+            <w:tcW w:w="618" w:type="dxa"/>
             <w:tcBorders>
               <w:start w:val="single" w:sz="4" w:space="0" w:color="000000"/>
               <w:bottom w:val="single" w:sz="4" w:space="0" w:color="000000"/>
@@ -13743,7 +13868,7 @@
         </w:tc>
         <w:tc>
           <w:tcPr>
-            <w:tcW w:w="1073" w:type="dxa"/>
+            <w:tcW w:w="1072" w:type="dxa"/>
             <w:tcBorders>
               <w:start w:val="single" w:sz="4" w:space="0" w:color="000000"/>
               <w:bottom w:val="single" w:sz="4" w:space="0" w:color="000000"/>
@@ -13763,7 +13888,7 @@
         </w:tc>
         <w:tc>
           <w:tcPr>
-            <w:tcW w:w="889" w:type="dxa"/>
+            <w:tcW w:w="890" w:type="dxa"/>
             <w:tcBorders>
               <w:start w:val="single" w:sz="4" w:space="0" w:color="000000"/>
               <w:bottom w:val="single" w:sz="4" w:space="0" w:color="000000"/>
@@ -13783,7 +13908,7 @@
         </w:tc>
         <w:tc>
           <w:tcPr>
-            <w:tcW w:w="982" w:type="dxa"/>
+            <w:tcW w:w="981" w:type="dxa"/>
             <w:tcBorders>
               <w:start w:val="single" w:sz="4" w:space="0" w:color="000000"/>
               <w:bottom w:val="single" w:sz="4" w:space="0" w:color="000000"/>
@@ -13823,7 +13948,7 @@
         </w:tc>
         <w:tc>
           <w:tcPr>
-            <w:tcW w:w="999" w:type="dxa"/>
+            <w:tcW w:w="1001" w:type="dxa"/>
             <w:tcBorders>
               <w:start w:val="single" w:sz="4" w:space="0" w:color="000000"/>
               <w:bottom w:val="single" w:sz="4" w:space="0" w:color="000000"/>
@@ -13847,7 +13972,7 @@
         <w:trPr/>
         <w:tc>
           <w:tcPr>
-            <w:tcW w:w="625" w:type="dxa"/>
+            <w:tcW w:w="623" w:type="dxa"/>
             <w:tcBorders>
               <w:start w:val="single" w:sz="4" w:space="0" w:color="000000"/>
               <w:bottom w:val="single" w:sz="4" w:space="0" w:color="000000"/>
@@ -13867,7 +13992,7 @@
         </w:tc>
         <w:tc>
           <w:tcPr>
-            <w:tcW w:w="2608" w:type="dxa"/>
+            <w:tcW w:w="2610" w:type="dxa"/>
             <w:tcBorders>
               <w:start w:val="single" w:sz="4" w:space="0" w:color="000000"/>
               <w:bottom w:val="single" w:sz="4" w:space="0" w:color="000000"/>
@@ -13887,7 +14012,7 @@
         </w:tc>
         <w:tc>
           <w:tcPr>
-            <w:tcW w:w="619" w:type="dxa"/>
+            <w:tcW w:w="618" w:type="dxa"/>
             <w:tcBorders>
               <w:start w:val="single" w:sz="4" w:space="0" w:color="000000"/>
               <w:bottom w:val="single" w:sz="4" w:space="0" w:color="000000"/>
@@ -13907,7 +14032,7 @@
         </w:tc>
         <w:tc>
           <w:tcPr>
-            <w:tcW w:w="1073" w:type="dxa"/>
+            <w:tcW w:w="1072" w:type="dxa"/>
             <w:tcBorders>
               <w:start w:val="single" w:sz="4" w:space="0" w:color="000000"/>
               <w:bottom w:val="single" w:sz="4" w:space="0" w:color="000000"/>
@@ -13927,7 +14052,7 @@
         </w:tc>
         <w:tc>
           <w:tcPr>
-            <w:tcW w:w="889" w:type="dxa"/>
+            <w:tcW w:w="890" w:type="dxa"/>
             <w:tcBorders>
               <w:start w:val="single" w:sz="4" w:space="0" w:color="000000"/>
               <w:bottom w:val="single" w:sz="4" w:space="0" w:color="000000"/>
@@ -13947,7 +14072,7 @@
         </w:tc>
         <w:tc>
           <w:tcPr>
-            <w:tcW w:w="982" w:type="dxa"/>
+            <w:tcW w:w="981" w:type="dxa"/>
             <w:tcBorders>
               <w:start w:val="single" w:sz="4" w:space="0" w:color="000000"/>
               <w:bottom w:val="single" w:sz="4" w:space="0" w:color="000000"/>
@@ -13987,7 +14112,7 @@
         </w:tc>
         <w:tc>
           <w:tcPr>
-            <w:tcW w:w="999" w:type="dxa"/>
+            <w:tcW w:w="1001" w:type="dxa"/>
             <w:tcBorders>
               <w:start w:val="single" w:sz="4" w:space="0" w:color="000000"/>
               <w:bottom w:val="single" w:sz="4" w:space="0" w:color="000000"/>
@@ -14011,7 +14136,7 @@
         <w:trPr/>
         <w:tc>
           <w:tcPr>
-            <w:tcW w:w="625" w:type="dxa"/>
+            <w:tcW w:w="623" w:type="dxa"/>
             <w:tcBorders>
               <w:start w:val="single" w:sz="4" w:space="0" w:color="000000"/>
               <w:bottom w:val="single" w:sz="4" w:space="0" w:color="000000"/>
@@ -14031,7 +14156,7 @@
         </w:tc>
         <w:tc>
           <w:tcPr>
-            <w:tcW w:w="2608" w:type="dxa"/>
+            <w:tcW w:w="2610" w:type="dxa"/>
             <w:tcBorders>
               <w:start w:val="single" w:sz="4" w:space="0" w:color="000000"/>
               <w:bottom w:val="single" w:sz="4" w:space="0" w:color="000000"/>
@@ -14051,7 +14176,7 @@
         </w:tc>
         <w:tc>
           <w:tcPr>
-            <w:tcW w:w="619" w:type="dxa"/>
+            <w:tcW w:w="618" w:type="dxa"/>
             <w:tcBorders>
               <w:start w:val="single" w:sz="4" w:space="0" w:color="000000"/>
               <w:bottom w:val="single" w:sz="4" w:space="0" w:color="000000"/>
@@ -14071,7 +14196,7 @@
         </w:tc>
         <w:tc>
           <w:tcPr>
-            <w:tcW w:w="1073" w:type="dxa"/>
+            <w:tcW w:w="1072" w:type="dxa"/>
             <w:tcBorders>
               <w:start w:val="single" w:sz="4" w:space="0" w:color="000000"/>
               <w:bottom w:val="single" w:sz="4" w:space="0" w:color="000000"/>
@@ -14091,7 +14216,7 @@
         </w:tc>
         <w:tc>
           <w:tcPr>
-            <w:tcW w:w="889" w:type="dxa"/>
+            <w:tcW w:w="890" w:type="dxa"/>
             <w:tcBorders>
               <w:start w:val="single" w:sz="4" w:space="0" w:color="000000"/>
               <w:bottom w:val="single" w:sz="4" w:space="0" w:color="000000"/>
@@ -14111,7 +14236,7 @@
         </w:tc>
         <w:tc>
           <w:tcPr>
-            <w:tcW w:w="982" w:type="dxa"/>
+            <w:tcW w:w="981" w:type="dxa"/>
             <w:tcBorders>
               <w:start w:val="single" w:sz="4" w:space="0" w:color="000000"/>
               <w:bottom w:val="single" w:sz="4" w:space="0" w:color="000000"/>
@@ -14151,7 +14276,7 @@
         </w:tc>
         <w:tc>
           <w:tcPr>
-            <w:tcW w:w="999" w:type="dxa"/>
+            <w:tcW w:w="1001" w:type="dxa"/>
             <w:tcBorders>
               <w:start w:val="single" w:sz="4" w:space="0" w:color="000000"/>
               <w:bottom w:val="single" w:sz="4" w:space="0" w:color="000000"/>
@@ -14175,7 +14300,7 @@
         <w:trPr/>
         <w:tc>
           <w:tcPr>
-            <w:tcW w:w="625" w:type="dxa"/>
+            <w:tcW w:w="623" w:type="dxa"/>
             <w:tcBorders>
               <w:start w:val="single" w:sz="4" w:space="0" w:color="000000"/>
               <w:bottom w:val="single" w:sz="4" w:space="0" w:color="000000"/>
@@ -14195,7 +14320,7 @@
         </w:tc>
         <w:tc>
           <w:tcPr>
-            <w:tcW w:w="2608" w:type="dxa"/>
+            <w:tcW w:w="2610" w:type="dxa"/>
             <w:tcBorders>
               <w:start w:val="single" w:sz="4" w:space="0" w:color="000000"/>
               <w:bottom w:val="single" w:sz="4" w:space="0" w:color="000000"/>
@@ -14215,7 +14340,7 @@
         </w:tc>
         <w:tc>
           <w:tcPr>
-            <w:tcW w:w="619" w:type="dxa"/>
+            <w:tcW w:w="618" w:type="dxa"/>
             <w:tcBorders>
               <w:start w:val="single" w:sz="4" w:space="0" w:color="000000"/>
               <w:bottom w:val="single" w:sz="4" w:space="0" w:color="000000"/>
@@ -14235,7 +14360,7 @@
         </w:tc>
         <w:tc>
           <w:tcPr>
-            <w:tcW w:w="1073" w:type="dxa"/>
+            <w:tcW w:w="1072" w:type="dxa"/>
             <w:tcBorders>
               <w:start w:val="single" w:sz="4" w:space="0" w:color="000000"/>
               <w:bottom w:val="single" w:sz="4" w:space="0" w:color="000000"/>
@@ -14255,7 +14380,7 @@
         </w:tc>
         <w:tc>
           <w:tcPr>
-            <w:tcW w:w="889" w:type="dxa"/>
+            <w:tcW w:w="890" w:type="dxa"/>
             <w:tcBorders>
               <w:start w:val="single" w:sz="4" w:space="0" w:color="000000"/>
               <w:bottom w:val="single" w:sz="4" w:space="0" w:color="000000"/>
@@ -14275,7 +14400,7 @@
         </w:tc>
         <w:tc>
           <w:tcPr>
-            <w:tcW w:w="982" w:type="dxa"/>
+            <w:tcW w:w="981" w:type="dxa"/>
             <w:tcBorders>
               <w:start w:val="single" w:sz="4" w:space="0" w:color="000000"/>
               <w:bottom w:val="single" w:sz="4" w:space="0" w:color="000000"/>
@@ -14315,7 +14440,7 @@
         </w:tc>
         <w:tc>
           <w:tcPr>
-            <w:tcW w:w="999" w:type="dxa"/>
+            <w:tcW w:w="1001" w:type="dxa"/>
             <w:tcBorders>
               <w:start w:val="single" w:sz="4" w:space="0" w:color="000000"/>
               <w:bottom w:val="single" w:sz="4" w:space="0" w:color="000000"/>
@@ -14339,7 +14464,7 @@
         <w:trPr/>
         <w:tc>
           <w:tcPr>
-            <w:tcW w:w="625" w:type="dxa"/>
+            <w:tcW w:w="623" w:type="dxa"/>
             <w:tcBorders>
               <w:start w:val="single" w:sz="4" w:space="0" w:color="000000"/>
               <w:bottom w:val="single" w:sz="4" w:space="0" w:color="000000"/>
@@ -14359,7 +14484,7 @@
         </w:tc>
         <w:tc>
           <w:tcPr>
-            <w:tcW w:w="2608" w:type="dxa"/>
+            <w:tcW w:w="2610" w:type="dxa"/>
             <w:tcBorders>
               <w:start w:val="single" w:sz="4" w:space="0" w:color="000000"/>
               <w:bottom w:val="single" w:sz="4" w:space="0" w:color="000000"/>
@@ -14379,7 +14504,7 @@
         </w:tc>
         <w:tc>
           <w:tcPr>
-            <w:tcW w:w="619" w:type="dxa"/>
+            <w:tcW w:w="618" w:type="dxa"/>
             <w:tcBorders>
               <w:start w:val="single" w:sz="4" w:space="0" w:color="000000"/>
               <w:bottom w:val="single" w:sz="4" w:space="0" w:color="000000"/>
@@ -14399,7 +14524,7 @@
         </w:tc>
         <w:tc>
           <w:tcPr>
-            <w:tcW w:w="1073" w:type="dxa"/>
+            <w:tcW w:w="1072" w:type="dxa"/>
             <w:tcBorders>
               <w:start w:val="single" w:sz="4" w:space="0" w:color="000000"/>
               <w:bottom w:val="single" w:sz="4" w:space="0" w:color="000000"/>
@@ -14419,7 +14544,7 @@
         </w:tc>
         <w:tc>
           <w:tcPr>
-            <w:tcW w:w="889" w:type="dxa"/>
+            <w:tcW w:w="890" w:type="dxa"/>
             <w:tcBorders>
               <w:start w:val="single" w:sz="4" w:space="0" w:color="000000"/>
               <w:bottom w:val="single" w:sz="4" w:space="0" w:color="000000"/>
@@ -14439,7 +14564,7 @@
         </w:tc>
         <w:tc>
           <w:tcPr>
-            <w:tcW w:w="982" w:type="dxa"/>
+            <w:tcW w:w="981" w:type="dxa"/>
             <w:tcBorders>
               <w:start w:val="single" w:sz="4" w:space="0" w:color="000000"/>
               <w:bottom w:val="single" w:sz="4" w:space="0" w:color="000000"/>
@@ -14479,7 +14604,7 @@
         </w:tc>
         <w:tc>
           <w:tcPr>
-            <w:tcW w:w="999" w:type="dxa"/>
+            <w:tcW w:w="1001" w:type="dxa"/>
             <w:tcBorders>
               <w:start w:val="single" w:sz="4" w:space="0" w:color="000000"/>
               <w:bottom w:val="single" w:sz="4" w:space="0" w:color="000000"/>
@@ -14503,7 +14628,7 @@
         <w:trPr/>
         <w:tc>
           <w:tcPr>
-            <w:tcW w:w="625" w:type="dxa"/>
+            <w:tcW w:w="623" w:type="dxa"/>
             <w:tcBorders>
               <w:start w:val="single" w:sz="4" w:space="0" w:color="000000"/>
               <w:bottom w:val="single" w:sz="4" w:space="0" w:color="000000"/>
@@ -14523,7 +14648,7 @@
         </w:tc>
         <w:tc>
           <w:tcPr>
-            <w:tcW w:w="2608" w:type="dxa"/>
+            <w:tcW w:w="2610" w:type="dxa"/>
             <w:tcBorders>
               <w:start w:val="single" w:sz="4" w:space="0" w:color="000000"/>
               <w:bottom w:val="single" w:sz="4" w:space="0" w:color="000000"/>
@@ -14543,7 +14668,7 @@
         </w:tc>
         <w:tc>
           <w:tcPr>
-            <w:tcW w:w="619" w:type="dxa"/>
+            <w:tcW w:w="618" w:type="dxa"/>
             <w:tcBorders>
               <w:start w:val="single" w:sz="4" w:space="0" w:color="000000"/>
               <w:bottom w:val="single" w:sz="4" w:space="0" w:color="000000"/>
@@ -14563,7 +14688,7 @@
         </w:tc>
         <w:tc>
           <w:tcPr>
-            <w:tcW w:w="1073" w:type="dxa"/>
+            <w:tcW w:w="1072" w:type="dxa"/>
             <w:tcBorders>
               <w:start w:val="single" w:sz="4" w:space="0" w:color="000000"/>
               <w:bottom w:val="single" w:sz="4" w:space="0" w:color="000000"/>
@@ -14583,7 +14708,7 @@
         </w:tc>
         <w:tc>
           <w:tcPr>
-            <w:tcW w:w="889" w:type="dxa"/>
+            <w:tcW w:w="890" w:type="dxa"/>
             <w:tcBorders>
               <w:start w:val="single" w:sz="4" w:space="0" w:color="000000"/>
               <w:bottom w:val="single" w:sz="4" w:space="0" w:color="000000"/>
@@ -14603,7 +14728,7 @@
         </w:tc>
         <w:tc>
           <w:tcPr>
-            <w:tcW w:w="982" w:type="dxa"/>
+            <w:tcW w:w="981" w:type="dxa"/>
             <w:tcBorders>
               <w:start w:val="single" w:sz="4" w:space="0" w:color="000000"/>
               <w:bottom w:val="single" w:sz="4" w:space="0" w:color="000000"/>
@@ -14643,7 +14768,7 @@
         </w:tc>
         <w:tc>
           <w:tcPr>
-            <w:tcW w:w="999" w:type="dxa"/>
+            <w:tcW w:w="1001" w:type="dxa"/>
             <w:tcBorders>
               <w:start w:val="single" w:sz="4" w:space="0" w:color="000000"/>
               <w:bottom w:val="single" w:sz="4" w:space="0" w:color="000000"/>
@@ -14667,7 +14792,7 @@
         <w:trPr/>
         <w:tc>
           <w:tcPr>
-            <w:tcW w:w="625" w:type="dxa"/>
+            <w:tcW w:w="623" w:type="dxa"/>
             <w:tcBorders>
               <w:start w:val="single" w:sz="4" w:space="0" w:color="000000"/>
               <w:bottom w:val="single" w:sz="4" w:space="0" w:color="000000"/>
@@ -14687,7 +14812,7 @@
         </w:tc>
         <w:tc>
           <w:tcPr>
-            <w:tcW w:w="2608" w:type="dxa"/>
+            <w:tcW w:w="2610" w:type="dxa"/>
             <w:tcBorders>
               <w:start w:val="single" w:sz="4" w:space="0" w:color="000000"/>
               <w:bottom w:val="single" w:sz="4" w:space="0" w:color="000000"/>
@@ -14707,7 +14832,7 @@
         </w:tc>
         <w:tc>
           <w:tcPr>
-            <w:tcW w:w="619" w:type="dxa"/>
+            <w:tcW w:w="618" w:type="dxa"/>
             <w:tcBorders>
               <w:start w:val="single" w:sz="4" w:space="0" w:color="000000"/>
               <w:bottom w:val="single" w:sz="4" w:space="0" w:color="000000"/>
@@ -14727,7 +14852,7 @@
         </w:tc>
         <w:tc>
           <w:tcPr>
-            <w:tcW w:w="1073" w:type="dxa"/>
+            <w:tcW w:w="1072" w:type="dxa"/>
             <w:tcBorders>
               <w:start w:val="single" w:sz="4" w:space="0" w:color="000000"/>
               <w:bottom w:val="single" w:sz="4" w:space="0" w:color="000000"/>
@@ -14747,7 +14872,7 @@
         </w:tc>
         <w:tc>
           <w:tcPr>
-            <w:tcW w:w="889" w:type="dxa"/>
+            <w:tcW w:w="890" w:type="dxa"/>
             <w:tcBorders>
               <w:start w:val="single" w:sz="4" w:space="0" w:color="000000"/>
               <w:bottom w:val="single" w:sz="4" w:space="0" w:color="000000"/>
@@ -14767,7 +14892,7 @@
         </w:tc>
         <w:tc>
           <w:tcPr>
-            <w:tcW w:w="982" w:type="dxa"/>
+            <w:tcW w:w="981" w:type="dxa"/>
             <w:tcBorders>
               <w:start w:val="single" w:sz="4" w:space="0" w:color="000000"/>
               <w:bottom w:val="single" w:sz="4" w:space="0" w:color="000000"/>
@@ -14807,7 +14932,7 @@
         </w:tc>
         <w:tc>
           <w:tcPr>
-            <w:tcW w:w="999" w:type="dxa"/>
+            <w:tcW w:w="1001" w:type="dxa"/>
             <w:tcBorders>
               <w:start w:val="single" w:sz="4" w:space="0" w:color="000000"/>
               <w:bottom w:val="single" w:sz="4" w:space="0" w:color="000000"/>
@@ -14831,7 +14956,7 @@
         <w:trPr/>
         <w:tc>
           <w:tcPr>
-            <w:tcW w:w="625" w:type="dxa"/>
+            <w:tcW w:w="623" w:type="dxa"/>
             <w:tcBorders>
               <w:start w:val="single" w:sz="4" w:space="0" w:color="000000"/>
               <w:bottom w:val="single" w:sz="4" w:space="0" w:color="000000"/>
@@ -14851,7 +14976,7 @@
         </w:tc>
         <w:tc>
           <w:tcPr>
-            <w:tcW w:w="2608" w:type="dxa"/>
+            <w:tcW w:w="2610" w:type="dxa"/>
             <w:tcBorders>
               <w:start w:val="single" w:sz="4" w:space="0" w:color="000000"/>
               <w:bottom w:val="single" w:sz="4" w:space="0" w:color="000000"/>
@@ -14871,7 +14996,7 @@
         </w:tc>
         <w:tc>
           <w:tcPr>
-            <w:tcW w:w="619" w:type="dxa"/>
+            <w:tcW w:w="618" w:type="dxa"/>
             <w:tcBorders>
               <w:start w:val="single" w:sz="4" w:space="0" w:color="000000"/>
               <w:bottom w:val="single" w:sz="4" w:space="0" w:color="000000"/>
@@ -14891,7 +15016,7 @@
         </w:tc>
         <w:tc>
           <w:tcPr>
-            <w:tcW w:w="1073" w:type="dxa"/>
+            <w:tcW w:w="1072" w:type="dxa"/>
             <w:tcBorders>
               <w:start w:val="single" w:sz="4" w:space="0" w:color="000000"/>
               <w:bottom w:val="single" w:sz="4" w:space="0" w:color="000000"/>
@@ -14911,7 +15036,7 @@
         </w:tc>
         <w:tc>
           <w:tcPr>
-            <w:tcW w:w="889" w:type="dxa"/>
+            <w:tcW w:w="890" w:type="dxa"/>
             <w:tcBorders>
               <w:start w:val="single" w:sz="4" w:space="0" w:color="000000"/>
               <w:bottom w:val="single" w:sz="4" w:space="0" w:color="000000"/>
@@ -14931,7 +15056,7 @@
         </w:tc>
         <w:tc>
           <w:tcPr>
-            <w:tcW w:w="982" w:type="dxa"/>
+            <w:tcW w:w="981" w:type="dxa"/>
             <w:tcBorders>
               <w:start w:val="single" w:sz="4" w:space="0" w:color="000000"/>
               <w:bottom w:val="single" w:sz="4" w:space="0" w:color="000000"/>
@@ -14971,7 +15096,7 @@
         </w:tc>
         <w:tc>
           <w:tcPr>
-            <w:tcW w:w="999" w:type="dxa"/>
+            <w:tcW w:w="1001" w:type="dxa"/>
             <w:tcBorders>
               <w:start w:val="single" w:sz="4" w:space="0" w:color="000000"/>
               <w:bottom w:val="single" w:sz="4" w:space="0" w:color="000000"/>
@@ -14995,7 +15120,7 @@
         <w:trPr/>
         <w:tc>
           <w:tcPr>
-            <w:tcW w:w="625" w:type="dxa"/>
+            <w:tcW w:w="623" w:type="dxa"/>
             <w:tcBorders>
               <w:start w:val="single" w:sz="4" w:space="0" w:color="000000"/>
               <w:bottom w:val="single" w:sz="4" w:space="0" w:color="000000"/>
@@ -15015,7 +15140,7 @@
         </w:tc>
         <w:tc>
           <w:tcPr>
-            <w:tcW w:w="2608" w:type="dxa"/>
+            <w:tcW w:w="2610" w:type="dxa"/>
             <w:tcBorders>
               <w:start w:val="single" w:sz="4" w:space="0" w:color="000000"/>
               <w:bottom w:val="single" w:sz="4" w:space="0" w:color="000000"/>
@@ -15035,7 +15160,7 @@
         </w:tc>
         <w:tc>
           <w:tcPr>
-            <w:tcW w:w="619" w:type="dxa"/>
+            <w:tcW w:w="618" w:type="dxa"/>
             <w:tcBorders>
               <w:start w:val="single" w:sz="4" w:space="0" w:color="000000"/>
               <w:bottom w:val="single" w:sz="4" w:space="0" w:color="000000"/>
@@ -15055,7 +15180,7 @@
         </w:tc>
         <w:tc>
           <w:tcPr>
-            <w:tcW w:w="1073" w:type="dxa"/>
+            <w:tcW w:w="1072" w:type="dxa"/>
             <w:tcBorders>
               <w:start w:val="single" w:sz="4" w:space="0" w:color="000000"/>
               <w:bottom w:val="single" w:sz="4" w:space="0" w:color="000000"/>
@@ -15075,7 +15200,7 @@
         </w:tc>
         <w:tc>
           <w:tcPr>
-            <w:tcW w:w="889" w:type="dxa"/>
+            <w:tcW w:w="890" w:type="dxa"/>
             <w:tcBorders>
               <w:start w:val="single" w:sz="4" w:space="0" w:color="000000"/>
               <w:bottom w:val="single" w:sz="4" w:space="0" w:color="000000"/>
@@ -15095,7 +15220,7 @@
         </w:tc>
         <w:tc>
           <w:tcPr>
-            <w:tcW w:w="982" w:type="dxa"/>
+            <w:tcW w:w="981" w:type="dxa"/>
             <w:tcBorders>
               <w:start w:val="single" w:sz="4" w:space="0" w:color="000000"/>
               <w:bottom w:val="single" w:sz="4" w:space="0" w:color="000000"/>
@@ -15135,7 +15260,7 @@
         </w:tc>
         <w:tc>
           <w:tcPr>
-            <w:tcW w:w="999" w:type="dxa"/>
+            <w:tcW w:w="1001" w:type="dxa"/>
             <w:tcBorders>
               <w:start w:val="single" w:sz="4" w:space="0" w:color="000000"/>
               <w:bottom w:val="single" w:sz="4" w:space="0" w:color="000000"/>
@@ -15159,7 +15284,7 @@
         <w:trPr/>
         <w:tc>
           <w:tcPr>
-            <w:tcW w:w="625" w:type="dxa"/>
+            <w:tcW w:w="623" w:type="dxa"/>
             <w:tcBorders>
               <w:start w:val="single" w:sz="4" w:space="0" w:color="000000"/>
               <w:bottom w:val="single" w:sz="4" w:space="0" w:color="000000"/>
@@ -15179,7 +15304,7 @@
         </w:tc>
         <w:tc>
           <w:tcPr>
-            <w:tcW w:w="2608" w:type="dxa"/>
+            <w:tcW w:w="2610" w:type="dxa"/>
             <w:tcBorders>
               <w:start w:val="single" w:sz="4" w:space="0" w:color="000000"/>
               <w:bottom w:val="single" w:sz="4" w:space="0" w:color="000000"/>
@@ -15199,7 +15324,7 @@
         </w:tc>
         <w:tc>
           <w:tcPr>
-            <w:tcW w:w="619" w:type="dxa"/>
+            <w:tcW w:w="618" w:type="dxa"/>
             <w:tcBorders>
               <w:start w:val="single" w:sz="4" w:space="0" w:color="000000"/>
               <w:bottom w:val="single" w:sz="4" w:space="0" w:color="000000"/>
@@ -15219,7 +15344,7 @@
         </w:tc>
         <w:tc>
           <w:tcPr>
-            <w:tcW w:w="1073" w:type="dxa"/>
+            <w:tcW w:w="1072" w:type="dxa"/>
             <w:tcBorders>
               <w:start w:val="single" w:sz="4" w:space="0" w:color="000000"/>
               <w:bottom w:val="single" w:sz="4" w:space="0" w:color="000000"/>
@@ -15239,7 +15364,7 @@
         </w:tc>
         <w:tc>
           <w:tcPr>
-            <w:tcW w:w="889" w:type="dxa"/>
+            <w:tcW w:w="890" w:type="dxa"/>
             <w:tcBorders>
               <w:start w:val="single" w:sz="4" w:space="0" w:color="000000"/>
               <w:bottom w:val="single" w:sz="4" w:space="0" w:color="000000"/>
@@ -15259,7 +15384,7 @@
         </w:tc>
         <w:tc>
           <w:tcPr>
-            <w:tcW w:w="982" w:type="dxa"/>
+            <w:tcW w:w="981" w:type="dxa"/>
             <w:tcBorders>
               <w:start w:val="single" w:sz="4" w:space="0" w:color="000000"/>
               <w:bottom w:val="single" w:sz="4" w:space="0" w:color="000000"/>
@@ -15299,7 +15424,7 @@
         </w:tc>
         <w:tc>
           <w:tcPr>
-            <w:tcW w:w="999" w:type="dxa"/>
+            <w:tcW w:w="1001" w:type="dxa"/>
             <w:tcBorders>
               <w:start w:val="single" w:sz="4" w:space="0" w:color="000000"/>
               <w:bottom w:val="single" w:sz="4" w:space="0" w:color="000000"/>
@@ -15323,7 +15448,7 @@
         <w:trPr/>
         <w:tc>
           <w:tcPr>
-            <w:tcW w:w="625" w:type="dxa"/>
+            <w:tcW w:w="623" w:type="dxa"/>
             <w:tcBorders>
               <w:start w:val="single" w:sz="4" w:space="0" w:color="000000"/>
               <w:bottom w:val="single" w:sz="4" w:space="0" w:color="000000"/>
@@ -15343,7 +15468,7 @@
         </w:tc>
         <w:tc>
           <w:tcPr>
-            <w:tcW w:w="2608" w:type="dxa"/>
+            <w:tcW w:w="2610" w:type="dxa"/>
             <w:tcBorders>
               <w:start w:val="single" w:sz="4" w:space="0" w:color="000000"/>
               <w:bottom w:val="single" w:sz="4" w:space="0" w:color="000000"/>
@@ -15363,7 +15488,7 @@
         </w:tc>
         <w:tc>
           <w:tcPr>
-            <w:tcW w:w="619" w:type="dxa"/>
+            <w:tcW w:w="618" w:type="dxa"/>
             <w:tcBorders>
               <w:start w:val="single" w:sz="4" w:space="0" w:color="000000"/>
               <w:bottom w:val="single" w:sz="4" w:space="0" w:color="000000"/>
@@ -15383,7 +15508,7 @@
         </w:tc>
         <w:tc>
           <w:tcPr>
-            <w:tcW w:w="1073" w:type="dxa"/>
+            <w:tcW w:w="1072" w:type="dxa"/>
             <w:tcBorders>
               <w:start w:val="single" w:sz="4" w:space="0" w:color="000000"/>
               <w:bottom w:val="single" w:sz="4" w:space="0" w:color="000000"/>
@@ -15403,7 +15528,7 @@
         </w:tc>
         <w:tc>
           <w:tcPr>
-            <w:tcW w:w="889" w:type="dxa"/>
+            <w:tcW w:w="890" w:type="dxa"/>
             <w:tcBorders>
               <w:start w:val="single" w:sz="4" w:space="0" w:color="000000"/>
               <w:bottom w:val="single" w:sz="4" w:space="0" w:color="000000"/>
@@ -15423,7 +15548,7 @@
         </w:tc>
         <w:tc>
           <w:tcPr>
-            <w:tcW w:w="982" w:type="dxa"/>
+            <w:tcW w:w="981" w:type="dxa"/>
             <w:tcBorders>
               <w:start w:val="single" w:sz="4" w:space="0" w:color="000000"/>
               <w:bottom w:val="single" w:sz="4" w:space="0" w:color="000000"/>
@@ -15463,7 +15588,7 @@
         </w:tc>
         <w:tc>
           <w:tcPr>
-            <w:tcW w:w="999" w:type="dxa"/>
+            <w:tcW w:w="1001" w:type="dxa"/>
             <w:tcBorders>
               <w:start w:val="single" w:sz="4" w:space="0" w:color="000000"/>
               <w:bottom w:val="single" w:sz="4" w:space="0" w:color="000000"/>
@@ -15487,7 +15612,7 @@
         <w:trPr/>
         <w:tc>
           <w:tcPr>
-            <w:tcW w:w="625" w:type="dxa"/>
+            <w:tcW w:w="623" w:type="dxa"/>
             <w:tcBorders>
               <w:start w:val="single" w:sz="4" w:space="0" w:color="000000"/>
               <w:bottom w:val="single" w:sz="4" w:space="0" w:color="000000"/>
@@ -15507,7 +15632,7 @@
         </w:tc>
         <w:tc>
           <w:tcPr>
-            <w:tcW w:w="2608" w:type="dxa"/>
+            <w:tcW w:w="2610" w:type="dxa"/>
             <w:tcBorders>
               <w:start w:val="single" w:sz="4" w:space="0" w:color="000000"/>
               <w:bottom w:val="single" w:sz="4" w:space="0" w:color="000000"/>
@@ -15527,7 +15652,7 @@
         </w:tc>
         <w:tc>
           <w:tcPr>
-            <w:tcW w:w="619" w:type="dxa"/>
+            <w:tcW w:w="618" w:type="dxa"/>
             <w:tcBorders>
               <w:start w:val="single" w:sz="4" w:space="0" w:color="000000"/>
               <w:bottom w:val="single" w:sz="4" w:space="0" w:color="000000"/>
@@ -15547,7 +15672,7 @@
         </w:tc>
         <w:tc>
           <w:tcPr>
-            <w:tcW w:w="1073" w:type="dxa"/>
+            <w:tcW w:w="1072" w:type="dxa"/>
             <w:tcBorders>
               <w:start w:val="single" w:sz="4" w:space="0" w:color="000000"/>
               <w:bottom w:val="single" w:sz="4" w:space="0" w:color="000000"/>
@@ -15567,7 +15692,7 @@
         </w:tc>
         <w:tc>
           <w:tcPr>
-            <w:tcW w:w="889" w:type="dxa"/>
+            <w:tcW w:w="890" w:type="dxa"/>
             <w:tcBorders>
               <w:start w:val="single" w:sz="4" w:space="0" w:color="000000"/>
               <w:bottom w:val="single" w:sz="4" w:space="0" w:color="000000"/>
@@ -15587,7 +15712,7 @@
         </w:tc>
         <w:tc>
           <w:tcPr>
-            <w:tcW w:w="982" w:type="dxa"/>
+            <w:tcW w:w="981" w:type="dxa"/>
             <w:tcBorders>
               <w:start w:val="single" w:sz="4" w:space="0" w:color="000000"/>
               <w:bottom w:val="single" w:sz="4" w:space="0" w:color="000000"/>
@@ -15627,7 +15752,7 @@
         </w:tc>
         <w:tc>
           <w:tcPr>
-            <w:tcW w:w="999" w:type="dxa"/>
+            <w:tcW w:w="1001" w:type="dxa"/>
             <w:tcBorders>
               <w:start w:val="single" w:sz="4" w:space="0" w:color="000000"/>
               <w:bottom w:val="single" w:sz="4" w:space="0" w:color="000000"/>
@@ -15651,7 +15776,7 @@
         <w:trPr/>
         <w:tc>
           <w:tcPr>
-            <w:tcW w:w="625" w:type="dxa"/>
+            <w:tcW w:w="623" w:type="dxa"/>
             <w:tcBorders>
               <w:start w:val="single" w:sz="4" w:space="0" w:color="000000"/>
               <w:bottom w:val="single" w:sz="4" w:space="0" w:color="000000"/>
@@ -15671,7 +15796,7 @@
         </w:tc>
         <w:tc>
           <w:tcPr>
-            <w:tcW w:w="2608" w:type="dxa"/>
+            <w:tcW w:w="2610" w:type="dxa"/>
             <w:tcBorders>
               <w:start w:val="single" w:sz="4" w:space="0" w:color="000000"/>
               <w:bottom w:val="single" w:sz="4" w:space="0" w:color="000000"/>
@@ -15691,7 +15816,7 @@
         </w:tc>
         <w:tc>
           <w:tcPr>
-            <w:tcW w:w="619" w:type="dxa"/>
+            <w:tcW w:w="618" w:type="dxa"/>
             <w:tcBorders>
               <w:start w:val="single" w:sz="4" w:space="0" w:color="000000"/>
               <w:bottom w:val="single" w:sz="4" w:space="0" w:color="000000"/>
@@ -15711,7 +15836,7 @@
         </w:tc>
         <w:tc>
           <w:tcPr>
-            <w:tcW w:w="1073" w:type="dxa"/>
+            <w:tcW w:w="1072" w:type="dxa"/>
             <w:tcBorders>
               <w:start w:val="single" w:sz="4" w:space="0" w:color="000000"/>
               <w:bottom w:val="single" w:sz="4" w:space="0" w:color="000000"/>
@@ -15731,7 +15856,7 @@
         </w:tc>
         <w:tc>
           <w:tcPr>
-            <w:tcW w:w="889" w:type="dxa"/>
+            <w:tcW w:w="890" w:type="dxa"/>
             <w:tcBorders>
               <w:start w:val="single" w:sz="4" w:space="0" w:color="000000"/>
               <w:bottom w:val="single" w:sz="4" w:space="0" w:color="000000"/>
@@ -15751,7 +15876,7 @@
         </w:tc>
         <w:tc>
           <w:tcPr>
-            <w:tcW w:w="982" w:type="dxa"/>
+            <w:tcW w:w="981" w:type="dxa"/>
             <w:tcBorders>
               <w:start w:val="single" w:sz="4" w:space="0" w:color="000000"/>
               <w:bottom w:val="single" w:sz="4" w:space="0" w:color="000000"/>
@@ -15791,7 +15916,7 @@
         </w:tc>
         <w:tc>
           <w:tcPr>
-            <w:tcW w:w="999" w:type="dxa"/>
+            <w:tcW w:w="1001" w:type="dxa"/>
             <w:tcBorders>
               <w:start w:val="single" w:sz="4" w:space="0" w:color="000000"/>
               <w:bottom w:val="single" w:sz="4" w:space="0" w:color="000000"/>
@@ -15815,7 +15940,7 @@
         <w:trPr/>
         <w:tc>
           <w:tcPr>
-            <w:tcW w:w="625" w:type="dxa"/>
+            <w:tcW w:w="623" w:type="dxa"/>
             <w:tcBorders>
               <w:start w:val="single" w:sz="4" w:space="0" w:color="000000"/>
               <w:bottom w:val="single" w:sz="4" w:space="0" w:color="000000"/>
@@ -15835,7 +15960,7 @@
         </w:tc>
         <w:tc>
           <w:tcPr>
-            <w:tcW w:w="2608" w:type="dxa"/>
+            <w:tcW w:w="2610" w:type="dxa"/>
             <w:tcBorders>
               <w:start w:val="single" w:sz="4" w:space="0" w:color="000000"/>
               <w:bottom w:val="single" w:sz="4" w:space="0" w:color="000000"/>
@@ -15855,7 +15980,7 @@
         </w:tc>
         <w:tc>
           <w:tcPr>
-            <w:tcW w:w="619" w:type="dxa"/>
+            <w:tcW w:w="618" w:type="dxa"/>
             <w:tcBorders>
               <w:start w:val="single" w:sz="4" w:space="0" w:color="000000"/>
               <w:bottom w:val="single" w:sz="4" w:space="0" w:color="000000"/>
@@ -15875,7 +16000,7 @@
         </w:tc>
         <w:tc>
           <w:tcPr>
-            <w:tcW w:w="1073" w:type="dxa"/>
+            <w:tcW w:w="1072" w:type="dxa"/>
             <w:tcBorders>
               <w:start w:val="single" w:sz="4" w:space="0" w:color="000000"/>
               <w:bottom w:val="single" w:sz="4" w:space="0" w:color="000000"/>
@@ -15895,7 +16020,7 @@
         </w:tc>
         <w:tc>
           <w:tcPr>
-            <w:tcW w:w="889" w:type="dxa"/>
+            <w:tcW w:w="890" w:type="dxa"/>
             <w:tcBorders>
               <w:start w:val="single" w:sz="4" w:space="0" w:color="000000"/>
               <w:bottom w:val="single" w:sz="4" w:space="0" w:color="000000"/>
@@ -15915,7 +16040,7 @@
         </w:tc>
         <w:tc>
           <w:tcPr>
-            <w:tcW w:w="982" w:type="dxa"/>
+            <w:tcW w:w="981" w:type="dxa"/>
             <w:tcBorders>
               <w:start w:val="single" w:sz="4" w:space="0" w:color="000000"/>
               <w:bottom w:val="single" w:sz="4" w:space="0" w:color="000000"/>
@@ -15955,7 +16080,7 @@
         </w:tc>
         <w:tc>
           <w:tcPr>
-            <w:tcW w:w="999" w:type="dxa"/>
+            <w:tcW w:w="1001" w:type="dxa"/>
             <w:tcBorders>
               <w:start w:val="single" w:sz="4" w:space="0" w:color="000000"/>
               <w:bottom w:val="single" w:sz="4" w:space="0" w:color="000000"/>
@@ -15979,7 +16104,7 @@
         <w:trPr/>
         <w:tc>
           <w:tcPr>
-            <w:tcW w:w="625" w:type="dxa"/>
+            <w:tcW w:w="623" w:type="dxa"/>
             <w:tcBorders>
               <w:start w:val="single" w:sz="4" w:space="0" w:color="000000"/>
               <w:bottom w:val="single" w:sz="4" w:space="0" w:color="000000"/>
@@ -15999,7 +16124,7 @@
         </w:tc>
         <w:tc>
           <w:tcPr>
-            <w:tcW w:w="2608" w:type="dxa"/>
+            <w:tcW w:w="2610" w:type="dxa"/>
             <w:tcBorders>
               <w:start w:val="single" w:sz="4" w:space="0" w:color="000000"/>
               <w:bottom w:val="single" w:sz="4" w:space="0" w:color="000000"/>
@@ -16019,7 +16144,7 @@
         </w:tc>
         <w:tc>
           <w:tcPr>
-            <w:tcW w:w="619" w:type="dxa"/>
+            <w:tcW w:w="618" w:type="dxa"/>
             <w:tcBorders>
               <w:start w:val="single" w:sz="4" w:space="0" w:color="000000"/>
               <w:bottom w:val="single" w:sz="4" w:space="0" w:color="000000"/>
@@ -16039,7 +16164,7 @@
         </w:tc>
         <w:tc>
           <w:tcPr>
-            <w:tcW w:w="1073" w:type="dxa"/>
+            <w:tcW w:w="1072" w:type="dxa"/>
             <w:tcBorders>
               <w:start w:val="single" w:sz="4" w:space="0" w:color="000000"/>
               <w:bottom w:val="single" w:sz="4" w:space="0" w:color="000000"/>
@@ -16059,7 +16184,7 @@
         </w:tc>
         <w:tc>
           <w:tcPr>
-            <w:tcW w:w="889" w:type="dxa"/>
+            <w:tcW w:w="890" w:type="dxa"/>
             <w:tcBorders>
               <w:start w:val="single" w:sz="4" w:space="0" w:color="000000"/>
               <w:bottom w:val="single" w:sz="4" w:space="0" w:color="000000"/>
@@ -16079,7 +16204,7 @@
         </w:tc>
         <w:tc>
           <w:tcPr>
-            <w:tcW w:w="982" w:type="dxa"/>
+            <w:tcW w:w="981" w:type="dxa"/>
             <w:tcBorders>
               <w:start w:val="single" w:sz="4" w:space="0" w:color="000000"/>
               <w:bottom w:val="single" w:sz="4" w:space="0" w:color="000000"/>
@@ -16119,7 +16244,7 @@
         </w:tc>
         <w:tc>
           <w:tcPr>
-            <w:tcW w:w="999" w:type="dxa"/>
+            <w:tcW w:w="1001" w:type="dxa"/>
             <w:tcBorders>
               <w:start w:val="single" w:sz="4" w:space="0" w:color="000000"/>
               <w:bottom w:val="single" w:sz="4" w:space="0" w:color="000000"/>
@@ -16143,7 +16268,7 @@
         <w:trPr/>
         <w:tc>
           <w:tcPr>
-            <w:tcW w:w="625" w:type="dxa"/>
+            <w:tcW w:w="623" w:type="dxa"/>
             <w:tcBorders>
               <w:start w:val="single" w:sz="4" w:space="0" w:color="000000"/>
               <w:bottom w:val="single" w:sz="4" w:space="0" w:color="000000"/>
@@ -16163,7 +16288,7 @@
         </w:tc>
         <w:tc>
           <w:tcPr>
-            <w:tcW w:w="2608" w:type="dxa"/>
+            <w:tcW w:w="2610" w:type="dxa"/>
             <w:tcBorders>
               <w:start w:val="single" w:sz="4" w:space="0" w:color="000000"/>
               <w:bottom w:val="single" w:sz="4" w:space="0" w:color="000000"/>
@@ -16183,7 +16308,7 @@
         </w:tc>
         <w:tc>
           <w:tcPr>
-            <w:tcW w:w="619" w:type="dxa"/>
+            <w:tcW w:w="618" w:type="dxa"/>
             <w:tcBorders>
               <w:start w:val="single" w:sz="4" w:space="0" w:color="000000"/>
               <w:bottom w:val="single" w:sz="4" w:space="0" w:color="000000"/>
@@ -16203,7 +16328,7 @@
         </w:tc>
         <w:tc>
           <w:tcPr>
-            <w:tcW w:w="1073" w:type="dxa"/>
+            <w:tcW w:w="1072" w:type="dxa"/>
             <w:tcBorders>
               <w:start w:val="single" w:sz="4" w:space="0" w:color="000000"/>
               <w:bottom w:val="single" w:sz="4" w:space="0" w:color="000000"/>
@@ -16223,7 +16348,7 @@
         </w:tc>
         <w:tc>
           <w:tcPr>
-            <w:tcW w:w="889" w:type="dxa"/>
+            <w:tcW w:w="890" w:type="dxa"/>
             <w:tcBorders>
               <w:start w:val="single" w:sz="4" w:space="0" w:color="000000"/>
               <w:bottom w:val="single" w:sz="4" w:space="0" w:color="000000"/>
@@ -16243,7 +16368,7 @@
         </w:tc>
         <w:tc>
           <w:tcPr>
-            <w:tcW w:w="982" w:type="dxa"/>
+            <w:tcW w:w="981" w:type="dxa"/>
             <w:tcBorders>
               <w:start w:val="single" w:sz="4" w:space="0" w:color="000000"/>
               <w:bottom w:val="single" w:sz="4" w:space="0" w:color="000000"/>
@@ -16283,7 +16408,7 @@
         </w:tc>
         <w:tc>
           <w:tcPr>
-            <w:tcW w:w="999" w:type="dxa"/>
+            <w:tcW w:w="1001" w:type="dxa"/>
             <w:tcBorders>
               <w:start w:val="single" w:sz="4" w:space="0" w:color="000000"/>
               <w:bottom w:val="single" w:sz="4" w:space="0" w:color="000000"/>
@@ -16307,7 +16432,7 @@
         <w:trPr/>
         <w:tc>
           <w:tcPr>
-            <w:tcW w:w="625" w:type="dxa"/>
+            <w:tcW w:w="623" w:type="dxa"/>
             <w:tcBorders>
               <w:start w:val="single" w:sz="4" w:space="0" w:color="000000"/>
               <w:bottom w:val="single" w:sz="4" w:space="0" w:color="000000"/>
@@ -16327,7 +16452,7 @@
         </w:tc>
         <w:tc>
           <w:tcPr>
-            <w:tcW w:w="2608" w:type="dxa"/>
+            <w:tcW w:w="2610" w:type="dxa"/>
             <w:tcBorders>
               <w:start w:val="single" w:sz="4" w:space="0" w:color="000000"/>
               <w:bottom w:val="single" w:sz="4" w:space="0" w:color="000000"/>
@@ -16347,7 +16472,7 @@
         </w:tc>
         <w:tc>
           <w:tcPr>
-            <w:tcW w:w="619" w:type="dxa"/>
+            <w:tcW w:w="618" w:type="dxa"/>
             <w:tcBorders>
               <w:start w:val="single" w:sz="4" w:space="0" w:color="000000"/>
               <w:bottom w:val="single" w:sz="4" w:space="0" w:color="000000"/>
@@ -16367,7 +16492,7 @@
         </w:tc>
         <w:tc>
           <w:tcPr>
-            <w:tcW w:w="1073" w:type="dxa"/>
+            <w:tcW w:w="1072" w:type="dxa"/>
             <w:tcBorders>
               <w:start w:val="single" w:sz="4" w:space="0" w:color="000000"/>
               <w:bottom w:val="single" w:sz="4" w:space="0" w:color="000000"/>
@@ -16387,7 +16512,7 @@
         </w:tc>
         <w:tc>
           <w:tcPr>
-            <w:tcW w:w="889" w:type="dxa"/>
+            <w:tcW w:w="890" w:type="dxa"/>
             <w:tcBorders>
               <w:start w:val="single" w:sz="4" w:space="0" w:color="000000"/>
               <w:bottom w:val="single" w:sz="4" w:space="0" w:color="000000"/>
@@ -16407,7 +16532,7 @@
         </w:tc>
         <w:tc>
           <w:tcPr>
-            <w:tcW w:w="982" w:type="dxa"/>
+            <w:tcW w:w="981" w:type="dxa"/>
             <w:tcBorders>
               <w:start w:val="single" w:sz="4" w:space="0" w:color="000000"/>
               <w:bottom w:val="single" w:sz="4" w:space="0" w:color="000000"/>
@@ -16447,7 +16572,7 @@
         </w:tc>
         <w:tc>
           <w:tcPr>
-            <w:tcW w:w="999" w:type="dxa"/>
+            <w:tcW w:w="1001" w:type="dxa"/>
             <w:tcBorders>
               <w:start w:val="single" w:sz="4" w:space="0" w:color="000000"/>
               <w:bottom w:val="single" w:sz="4" w:space="0" w:color="000000"/>
@@ -16471,7 +16596,7 @@
         <w:trPr/>
         <w:tc>
           <w:tcPr>
-            <w:tcW w:w="625" w:type="dxa"/>
+            <w:tcW w:w="623" w:type="dxa"/>
             <w:tcBorders>
               <w:start w:val="single" w:sz="4" w:space="0" w:color="000000"/>
               <w:bottom w:val="single" w:sz="4" w:space="0" w:color="000000"/>
@@ -16491,7 +16616,7 @@
         </w:tc>
         <w:tc>
           <w:tcPr>
-            <w:tcW w:w="2608" w:type="dxa"/>
+            <w:tcW w:w="2610" w:type="dxa"/>
             <w:tcBorders>
               <w:start w:val="single" w:sz="4" w:space="0" w:color="000000"/>
               <w:bottom w:val="single" w:sz="4" w:space="0" w:color="000000"/>
@@ -16511,7 +16636,7 @@
         </w:tc>
         <w:tc>
           <w:tcPr>
-            <w:tcW w:w="619" w:type="dxa"/>
+            <w:tcW w:w="618" w:type="dxa"/>
             <w:tcBorders>
               <w:start w:val="single" w:sz="4" w:space="0" w:color="000000"/>
               <w:bottom w:val="single" w:sz="4" w:space="0" w:color="000000"/>
@@ -16531,7 +16656,7 @@
         </w:tc>
         <w:tc>
           <w:tcPr>
-            <w:tcW w:w="1073" w:type="dxa"/>
+            <w:tcW w:w="1072" w:type="dxa"/>
             <w:tcBorders>
               <w:start w:val="single" w:sz="4" w:space="0" w:color="000000"/>
               <w:bottom w:val="single" w:sz="4" w:space="0" w:color="000000"/>
@@ -16551,7 +16676,7 @@
         </w:tc>
         <w:tc>
           <w:tcPr>
-            <w:tcW w:w="889" w:type="dxa"/>
+            <w:tcW w:w="890" w:type="dxa"/>
             <w:tcBorders>
               <w:start w:val="single" w:sz="4" w:space="0" w:color="000000"/>
               <w:bottom w:val="single" w:sz="4" w:space="0" w:color="000000"/>
@@ -16571,7 +16696,7 @@
         </w:tc>
         <w:tc>
           <w:tcPr>
-            <w:tcW w:w="982" w:type="dxa"/>
+            <w:tcW w:w="981" w:type="dxa"/>
             <w:tcBorders>
               <w:start w:val="single" w:sz="4" w:space="0" w:color="000000"/>
               <w:bottom w:val="single" w:sz="4" w:space="0" w:color="000000"/>
@@ -16611,7 +16736,7 @@
         </w:tc>
         <w:tc>
           <w:tcPr>
-            <w:tcW w:w="999" w:type="dxa"/>
+            <w:tcW w:w="1001" w:type="dxa"/>
             <w:tcBorders>
               <w:start w:val="single" w:sz="4" w:space="0" w:color="000000"/>
               <w:bottom w:val="single" w:sz="4" w:space="0" w:color="000000"/>
@@ -16635,7 +16760,7 @@
         <w:trPr/>
         <w:tc>
           <w:tcPr>
-            <w:tcW w:w="625" w:type="dxa"/>
+            <w:tcW w:w="623" w:type="dxa"/>
             <w:tcBorders>
               <w:start w:val="single" w:sz="4" w:space="0" w:color="000000"/>
               <w:bottom w:val="single" w:sz="4" w:space="0" w:color="000000"/>
@@ -16655,7 +16780,7 @@
         </w:tc>
         <w:tc>
           <w:tcPr>
-            <w:tcW w:w="2608" w:type="dxa"/>
+            <w:tcW w:w="2610" w:type="dxa"/>
             <w:tcBorders>
               <w:start w:val="single" w:sz="4" w:space="0" w:color="000000"/>
               <w:bottom w:val="single" w:sz="4" w:space="0" w:color="000000"/>
@@ -16675,7 +16800,7 @@
         </w:tc>
         <w:tc>
           <w:tcPr>
-            <w:tcW w:w="619" w:type="dxa"/>
+            <w:tcW w:w="618" w:type="dxa"/>
             <w:tcBorders>
               <w:start w:val="single" w:sz="4" w:space="0" w:color="000000"/>
               <w:bottom w:val="single" w:sz="4" w:space="0" w:color="000000"/>
@@ -16695,7 +16820,7 @@
         </w:tc>
         <w:tc>
           <w:tcPr>
-            <w:tcW w:w="1073" w:type="dxa"/>
+            <w:tcW w:w="1072" w:type="dxa"/>
             <w:tcBorders>
               <w:start w:val="single" w:sz="4" w:space="0" w:color="000000"/>
               <w:bottom w:val="single" w:sz="4" w:space="0" w:color="000000"/>
@@ -16715,7 +16840,7 @@
         </w:tc>
         <w:tc>
           <w:tcPr>
-            <w:tcW w:w="889" w:type="dxa"/>
+            <w:tcW w:w="890" w:type="dxa"/>
             <w:tcBorders>
               <w:start w:val="single" w:sz="4" w:space="0" w:color="000000"/>
               <w:bottom w:val="single" w:sz="4" w:space="0" w:color="000000"/>
@@ -16735,7 +16860,7 @@
         </w:tc>
         <w:tc>
           <w:tcPr>
-            <w:tcW w:w="982" w:type="dxa"/>
+            <w:tcW w:w="981" w:type="dxa"/>
             <w:tcBorders>
               <w:start w:val="single" w:sz="4" w:space="0" w:color="000000"/>
               <w:bottom w:val="single" w:sz="4" w:space="0" w:color="000000"/>
@@ -16775,7 +16900,7 @@
         </w:tc>
         <w:tc>
           <w:tcPr>
-            <w:tcW w:w="999" w:type="dxa"/>
+            <w:tcW w:w="1001" w:type="dxa"/>
             <w:tcBorders>
               <w:start w:val="single" w:sz="4" w:space="0" w:color="000000"/>
               <w:bottom w:val="single" w:sz="4" w:space="0" w:color="000000"/>
@@ -16799,7 +16924,7 @@
         <w:trPr/>
         <w:tc>
           <w:tcPr>
-            <w:tcW w:w="625" w:type="dxa"/>
+            <w:tcW w:w="623" w:type="dxa"/>
             <w:tcBorders>
               <w:start w:val="single" w:sz="4" w:space="0" w:color="000000"/>
               <w:bottom w:val="single" w:sz="4" w:space="0" w:color="000000"/>
@@ -16819,7 +16944,7 @@
         </w:tc>
         <w:tc>
           <w:tcPr>
-            <w:tcW w:w="2608" w:type="dxa"/>
+            <w:tcW w:w="2610" w:type="dxa"/>
             <w:tcBorders>
               <w:start w:val="single" w:sz="4" w:space="0" w:color="000000"/>
               <w:bottom w:val="single" w:sz="4" w:space="0" w:color="000000"/>
@@ -16839,7 +16964,7 @@
         </w:tc>
         <w:tc>
           <w:tcPr>
-            <w:tcW w:w="619" w:type="dxa"/>
+            <w:tcW w:w="618" w:type="dxa"/>
             <w:tcBorders>
               <w:start w:val="single" w:sz="4" w:space="0" w:color="000000"/>
               <w:bottom w:val="single" w:sz="4" w:space="0" w:color="000000"/>
@@ -16859,7 +16984,7 @@
         </w:tc>
         <w:tc>
           <w:tcPr>
-            <w:tcW w:w="1073" w:type="dxa"/>
+            <w:tcW w:w="1072" w:type="dxa"/>
             <w:tcBorders>
               <w:start w:val="single" w:sz="4" w:space="0" w:color="000000"/>
               <w:bottom w:val="single" w:sz="4" w:space="0" w:color="000000"/>
@@ -16879,7 +17004,7 @@
         </w:tc>
         <w:tc>
           <w:tcPr>
-            <w:tcW w:w="889" w:type="dxa"/>
+            <w:tcW w:w="890" w:type="dxa"/>
             <w:tcBorders>
               <w:start w:val="single" w:sz="4" w:space="0" w:color="000000"/>
               <w:bottom w:val="single" w:sz="4" w:space="0" w:color="000000"/>
@@ -16899,7 +17024,7 @@
         </w:tc>
         <w:tc>
           <w:tcPr>
-            <w:tcW w:w="982" w:type="dxa"/>
+            <w:tcW w:w="981" w:type="dxa"/>
             <w:tcBorders>
               <w:start w:val="single" w:sz="4" w:space="0" w:color="000000"/>
               <w:bottom w:val="single" w:sz="4" w:space="0" w:color="000000"/>
@@ -16939,7 +17064,7 @@
         </w:tc>
         <w:tc>
           <w:tcPr>
-            <w:tcW w:w="999" w:type="dxa"/>
+            <w:tcW w:w="1001" w:type="dxa"/>
             <w:tcBorders>
               <w:start w:val="single" w:sz="4" w:space="0" w:color="000000"/>
               <w:bottom w:val="single" w:sz="4" w:space="0" w:color="000000"/>
@@ -16963,7 +17088,7 @@
         <w:trPr/>
         <w:tc>
           <w:tcPr>
-            <w:tcW w:w="625" w:type="dxa"/>
+            <w:tcW w:w="623" w:type="dxa"/>
             <w:tcBorders>
               <w:start w:val="single" w:sz="4" w:space="0" w:color="000000"/>
               <w:bottom w:val="single" w:sz="4" w:space="0" w:color="000000"/>
@@ -16983,7 +17108,7 @@
         </w:tc>
         <w:tc>
           <w:tcPr>
-            <w:tcW w:w="2608" w:type="dxa"/>
+            <w:tcW w:w="2610" w:type="dxa"/>
             <w:tcBorders>
               <w:start w:val="single" w:sz="4" w:space="0" w:color="000000"/>
               <w:bottom w:val="single" w:sz="4" w:space="0" w:color="000000"/>
@@ -17003,7 +17128,7 @@
         </w:tc>
         <w:tc>
           <w:tcPr>
-            <w:tcW w:w="619" w:type="dxa"/>
+            <w:tcW w:w="618" w:type="dxa"/>
             <w:tcBorders>
               <w:start w:val="single" w:sz="4" w:space="0" w:color="000000"/>
               <w:bottom w:val="single" w:sz="4" w:space="0" w:color="000000"/>
@@ -17023,7 +17148,7 @@
         </w:tc>
         <w:tc>
           <w:tcPr>
-            <w:tcW w:w="1073" w:type="dxa"/>
+            <w:tcW w:w="1072" w:type="dxa"/>
             <w:tcBorders>
               <w:start w:val="single" w:sz="4" w:space="0" w:color="000000"/>
               <w:bottom w:val="single" w:sz="4" w:space="0" w:color="000000"/>
@@ -17043,7 +17168,7 @@
         </w:tc>
         <w:tc>
           <w:tcPr>
-            <w:tcW w:w="889" w:type="dxa"/>
+            <w:tcW w:w="890" w:type="dxa"/>
             <w:tcBorders>
               <w:start w:val="single" w:sz="4" w:space="0" w:color="000000"/>
               <w:bottom w:val="single" w:sz="4" w:space="0" w:color="000000"/>
@@ -17063,7 +17188,7 @@
         </w:tc>
         <w:tc>
           <w:tcPr>
-            <w:tcW w:w="982" w:type="dxa"/>
+            <w:tcW w:w="981" w:type="dxa"/>
             <w:tcBorders>
               <w:start w:val="single" w:sz="4" w:space="0" w:color="000000"/>
               <w:bottom w:val="single" w:sz="4" w:space="0" w:color="000000"/>
@@ -17103,7 +17228,7 @@
         </w:tc>
         <w:tc>
           <w:tcPr>
-            <w:tcW w:w="999" w:type="dxa"/>
+            <w:tcW w:w="1001" w:type="dxa"/>
             <w:tcBorders>
               <w:start w:val="single" w:sz="4" w:space="0" w:color="000000"/>
               <w:bottom w:val="single" w:sz="4" w:space="0" w:color="000000"/>
@@ -17127,7 +17252,7 @@
         <w:trPr/>
         <w:tc>
           <w:tcPr>
-            <w:tcW w:w="625" w:type="dxa"/>
+            <w:tcW w:w="623" w:type="dxa"/>
             <w:tcBorders>
               <w:start w:val="single" w:sz="4" w:space="0" w:color="000000"/>
               <w:bottom w:val="single" w:sz="4" w:space="0" w:color="000000"/>
@@ -17147,7 +17272,7 @@
         </w:tc>
         <w:tc>
           <w:tcPr>
-            <w:tcW w:w="2608" w:type="dxa"/>
+            <w:tcW w:w="2610" w:type="dxa"/>
             <w:tcBorders>
               <w:start w:val="single" w:sz="4" w:space="0" w:color="000000"/>
               <w:bottom w:val="single" w:sz="4" w:space="0" w:color="000000"/>
@@ -17167,7 +17292,7 @@
         </w:tc>
         <w:tc>
           <w:tcPr>
-            <w:tcW w:w="619" w:type="dxa"/>
+            <w:tcW w:w="618" w:type="dxa"/>
             <w:tcBorders>
               <w:start w:val="single" w:sz="4" w:space="0" w:color="000000"/>
               <w:bottom w:val="single" w:sz="4" w:space="0" w:color="000000"/>
@@ -17187,7 +17312,7 @@
         </w:tc>
         <w:tc>
           <w:tcPr>
-            <w:tcW w:w="1073" w:type="dxa"/>
+            <w:tcW w:w="1072" w:type="dxa"/>
             <w:tcBorders>
               <w:start w:val="single" w:sz="4" w:space="0" w:color="000000"/>
               <w:bottom w:val="single" w:sz="4" w:space="0" w:color="000000"/>
@@ -17207,7 +17332,7 @@
         </w:tc>
         <w:tc>
           <w:tcPr>
-            <w:tcW w:w="889" w:type="dxa"/>
+            <w:tcW w:w="890" w:type="dxa"/>
             <w:tcBorders>
               <w:start w:val="single" w:sz="4" w:space="0" w:color="000000"/>
               <w:bottom w:val="single" w:sz="4" w:space="0" w:color="000000"/>
@@ -17227,7 +17352,7 @@
         </w:tc>
         <w:tc>
           <w:tcPr>
-            <w:tcW w:w="982" w:type="dxa"/>
+            <w:tcW w:w="981" w:type="dxa"/>
             <w:tcBorders>
               <w:start w:val="single" w:sz="4" w:space="0" w:color="000000"/>
               <w:bottom w:val="single" w:sz="4" w:space="0" w:color="000000"/>
@@ -17267,7 +17392,7 @@
         </w:tc>
         <w:tc>
           <w:tcPr>
-            <w:tcW w:w="999" w:type="dxa"/>
+            <w:tcW w:w="1001" w:type="dxa"/>
             <w:tcBorders>
               <w:start w:val="single" w:sz="4" w:space="0" w:color="000000"/>
               <w:bottom w:val="single" w:sz="4" w:space="0" w:color="000000"/>
@@ -17291,7 +17416,7 @@
         <w:trPr/>
         <w:tc>
           <w:tcPr>
-            <w:tcW w:w="625" w:type="dxa"/>
+            <w:tcW w:w="623" w:type="dxa"/>
             <w:tcBorders>
               <w:start w:val="single" w:sz="4" w:space="0" w:color="000000"/>
               <w:bottom w:val="single" w:sz="4" w:space="0" w:color="000000"/>
@@ -17311,7 +17436,7 @@
         </w:tc>
         <w:tc>
           <w:tcPr>
-            <w:tcW w:w="2608" w:type="dxa"/>
+            <w:tcW w:w="2610" w:type="dxa"/>
             <w:tcBorders>
               <w:start w:val="single" w:sz="4" w:space="0" w:color="000000"/>
               <w:bottom w:val="single" w:sz="4" w:space="0" w:color="000000"/>
@@ -17331,7 +17456,7 @@
         </w:tc>
         <w:tc>
           <w:tcPr>
-            <w:tcW w:w="619" w:type="dxa"/>
+            <w:tcW w:w="618" w:type="dxa"/>
             <w:tcBorders>
               <w:start w:val="single" w:sz="4" w:space="0" w:color="000000"/>
               <w:bottom w:val="single" w:sz="4" w:space="0" w:color="000000"/>
@@ -17351,7 +17476,7 @@
         </w:tc>
         <w:tc>
           <w:tcPr>
-            <w:tcW w:w="1073" w:type="dxa"/>
+            <w:tcW w:w="1072" w:type="dxa"/>
             <w:tcBorders>
               <w:start w:val="single" w:sz="4" w:space="0" w:color="000000"/>
               <w:bottom w:val="single" w:sz="4" w:space="0" w:color="000000"/>
@@ -17371,7 +17496,7 @@
         </w:tc>
         <w:tc>
           <w:tcPr>
-            <w:tcW w:w="889" w:type="dxa"/>
+            <w:tcW w:w="890" w:type="dxa"/>
             <w:tcBorders>
               <w:start w:val="single" w:sz="4" w:space="0" w:color="000000"/>
               <w:bottom w:val="single" w:sz="4" w:space="0" w:color="000000"/>
@@ -17391,7 +17516,7 @@
         </w:tc>
         <w:tc>
           <w:tcPr>
-            <w:tcW w:w="982" w:type="dxa"/>
+            <w:tcW w:w="981" w:type="dxa"/>
             <w:tcBorders>
               <w:start w:val="single" w:sz="4" w:space="0" w:color="000000"/>
               <w:bottom w:val="single" w:sz="4" w:space="0" w:color="000000"/>
@@ -17431,7 +17556,7 @@
         </w:tc>
         <w:tc>
           <w:tcPr>
-            <w:tcW w:w="999" w:type="dxa"/>
+            <w:tcW w:w="1001" w:type="dxa"/>
             <w:tcBorders>
               <w:start w:val="single" w:sz="4" w:space="0" w:color="000000"/>
               <w:bottom w:val="single" w:sz="4" w:space="0" w:color="000000"/>
@@ -17455,7 +17580,7 @@
         <w:trPr/>
         <w:tc>
           <w:tcPr>
-            <w:tcW w:w="625" w:type="dxa"/>
+            <w:tcW w:w="623" w:type="dxa"/>
             <w:tcBorders>
               <w:start w:val="single" w:sz="4" w:space="0" w:color="000000"/>
               <w:bottom w:val="single" w:sz="4" w:space="0" w:color="000000"/>
@@ -17475,7 +17600,7 @@
         </w:tc>
         <w:tc>
           <w:tcPr>
-            <w:tcW w:w="2608" w:type="dxa"/>
+            <w:tcW w:w="2610" w:type="dxa"/>
             <w:tcBorders>
               <w:start w:val="single" w:sz="4" w:space="0" w:color="000000"/>
               <w:bottom w:val="single" w:sz="4" w:space="0" w:color="000000"/>
@@ -17495,7 +17620,7 @@
         </w:tc>
         <w:tc>
           <w:tcPr>
-            <w:tcW w:w="619" w:type="dxa"/>
+            <w:tcW w:w="618" w:type="dxa"/>
             <w:tcBorders>
               <w:start w:val="single" w:sz="4" w:space="0" w:color="000000"/>
               <w:bottom w:val="single" w:sz="4" w:space="0" w:color="000000"/>
@@ -17515,7 +17640,7 @@
         </w:tc>
         <w:tc>
           <w:tcPr>
-            <w:tcW w:w="1073" w:type="dxa"/>
+            <w:tcW w:w="1072" w:type="dxa"/>
             <w:tcBorders>
               <w:start w:val="single" w:sz="4" w:space="0" w:color="000000"/>
               <w:bottom w:val="single" w:sz="4" w:space="0" w:color="000000"/>
@@ -17535,7 +17660,7 @@
         </w:tc>
         <w:tc>
           <w:tcPr>
-            <w:tcW w:w="889" w:type="dxa"/>
+            <w:tcW w:w="890" w:type="dxa"/>
             <w:tcBorders>
               <w:start w:val="single" w:sz="4" w:space="0" w:color="000000"/>
               <w:bottom w:val="single" w:sz="4" w:space="0" w:color="000000"/>
@@ -17555,7 +17680,7 @@
         </w:tc>
         <w:tc>
           <w:tcPr>
-            <w:tcW w:w="982" w:type="dxa"/>
+            <w:tcW w:w="981" w:type="dxa"/>
             <w:tcBorders>
               <w:start w:val="single" w:sz="4" w:space="0" w:color="000000"/>
               <w:bottom w:val="single" w:sz="4" w:space="0" w:color="000000"/>
@@ -17595,7 +17720,7 @@
         </w:tc>
         <w:tc>
           <w:tcPr>
-            <w:tcW w:w="999" w:type="dxa"/>
+            <w:tcW w:w="1001" w:type="dxa"/>
             <w:tcBorders>
               <w:start w:val="single" w:sz="4" w:space="0" w:color="000000"/>
               <w:bottom w:val="single" w:sz="4" w:space="0" w:color="000000"/>
@@ -17619,7 +17744,7 @@
         <w:trPr/>
         <w:tc>
           <w:tcPr>
-            <w:tcW w:w="625" w:type="dxa"/>
+            <w:tcW w:w="623" w:type="dxa"/>
             <w:tcBorders>
               <w:start w:val="single" w:sz="4" w:space="0" w:color="000000"/>
               <w:bottom w:val="single" w:sz="4" w:space="0" w:color="000000"/>
@@ -17639,7 +17764,7 @@
         </w:tc>
         <w:tc>
           <w:tcPr>
-            <w:tcW w:w="2608" w:type="dxa"/>
+            <w:tcW w:w="2610" w:type="dxa"/>
             <w:tcBorders>
               <w:start w:val="single" w:sz="4" w:space="0" w:color="000000"/>
               <w:bottom w:val="single" w:sz="4" w:space="0" w:color="000000"/>
@@ -17659,7 +17784,7 @@
         </w:tc>
         <w:tc>
           <w:tcPr>
-            <w:tcW w:w="619" w:type="dxa"/>
+            <w:tcW w:w="618" w:type="dxa"/>
             <w:tcBorders>
               <w:start w:val="single" w:sz="4" w:space="0" w:color="000000"/>
               <w:bottom w:val="single" w:sz="4" w:space="0" w:color="000000"/>
@@ -17679,7 +17804,7 @@
         </w:tc>
         <w:tc>
           <w:tcPr>
-            <w:tcW w:w="1073" w:type="dxa"/>
+            <w:tcW w:w="1072" w:type="dxa"/>
             <w:tcBorders>
               <w:start w:val="single" w:sz="4" w:space="0" w:color="000000"/>
               <w:bottom w:val="single" w:sz="4" w:space="0" w:color="000000"/>
@@ -17699,7 +17824,7 @@
         </w:tc>
         <w:tc>
           <w:tcPr>
-            <w:tcW w:w="889" w:type="dxa"/>
+            <w:tcW w:w="890" w:type="dxa"/>
             <w:tcBorders>
               <w:start w:val="single" w:sz="4" w:space="0" w:color="000000"/>
               <w:bottom w:val="single" w:sz="4" w:space="0" w:color="000000"/>
@@ -17719,7 +17844,7 @@
         </w:tc>
         <w:tc>
           <w:tcPr>
-            <w:tcW w:w="982" w:type="dxa"/>
+            <w:tcW w:w="981" w:type="dxa"/>
             <w:tcBorders>
               <w:start w:val="single" w:sz="4" w:space="0" w:color="000000"/>
               <w:bottom w:val="single" w:sz="4" w:space="0" w:color="000000"/>
@@ -17759,7 +17884,7 @@
         </w:tc>
         <w:tc>
           <w:tcPr>
-            <w:tcW w:w="999" w:type="dxa"/>
+            <w:tcW w:w="1001" w:type="dxa"/>
             <w:tcBorders>
               <w:start w:val="single" w:sz="4" w:space="0" w:color="000000"/>
               <w:bottom w:val="single" w:sz="4" w:space="0" w:color="000000"/>
@@ -17783,7 +17908,7 @@
         <w:trPr/>
         <w:tc>
           <w:tcPr>
-            <w:tcW w:w="625" w:type="dxa"/>
+            <w:tcW w:w="623" w:type="dxa"/>
             <w:tcBorders>
               <w:start w:val="single" w:sz="4" w:space="0" w:color="000000"/>
               <w:bottom w:val="single" w:sz="4" w:space="0" w:color="000000"/>
@@ -17803,7 +17928,7 @@
         </w:tc>
         <w:tc>
           <w:tcPr>
-            <w:tcW w:w="2608" w:type="dxa"/>
+            <w:tcW w:w="2610" w:type="dxa"/>
             <w:tcBorders>
               <w:start w:val="single" w:sz="4" w:space="0" w:color="000000"/>
               <w:bottom w:val="single" w:sz="4" w:space="0" w:color="000000"/>
@@ -17823,7 +17948,7 @@
         </w:tc>
         <w:tc>
           <w:tcPr>
-            <w:tcW w:w="619" w:type="dxa"/>
+            <w:tcW w:w="618" w:type="dxa"/>
             <w:tcBorders>
               <w:start w:val="single" w:sz="4" w:space="0" w:color="000000"/>
               <w:bottom w:val="single" w:sz="4" w:space="0" w:color="000000"/>
@@ -17843,7 +17968,7 @@
         </w:tc>
         <w:tc>
           <w:tcPr>
-            <w:tcW w:w="1073" w:type="dxa"/>
+            <w:tcW w:w="1072" w:type="dxa"/>
             <w:tcBorders>
               <w:start w:val="single" w:sz="4" w:space="0" w:color="000000"/>
               <w:bottom w:val="single" w:sz="4" w:space="0" w:color="000000"/>
@@ -17863,7 +17988,7 @@
         </w:tc>
         <w:tc>
           <w:tcPr>
-            <w:tcW w:w="889" w:type="dxa"/>
+            <w:tcW w:w="890" w:type="dxa"/>
             <w:tcBorders>
               <w:start w:val="single" w:sz="4" w:space="0" w:color="000000"/>
               <w:bottom w:val="single" w:sz="4" w:space="0" w:color="000000"/>
@@ -17883,7 +18008,7 @@
         </w:tc>
         <w:tc>
           <w:tcPr>
-            <w:tcW w:w="982" w:type="dxa"/>
+            <w:tcW w:w="981" w:type="dxa"/>
             <w:tcBorders>
               <w:start w:val="single" w:sz="4" w:space="0" w:color="000000"/>
               <w:bottom w:val="single" w:sz="4" w:space="0" w:color="000000"/>
@@ -17923,7 +18048,7 @@
         </w:tc>
         <w:tc>
           <w:tcPr>
-            <w:tcW w:w="999" w:type="dxa"/>
+            <w:tcW w:w="1001" w:type="dxa"/>
             <w:tcBorders>
               <w:start w:val="single" w:sz="4" w:space="0" w:color="000000"/>
               <w:bottom w:val="single" w:sz="4" w:space="0" w:color="000000"/>
@@ -17947,7 +18072,7 @@
         <w:trPr/>
         <w:tc>
           <w:tcPr>
-            <w:tcW w:w="625" w:type="dxa"/>
+            <w:tcW w:w="623" w:type="dxa"/>
             <w:tcBorders>
               <w:start w:val="single" w:sz="4" w:space="0" w:color="000000"/>
               <w:bottom w:val="single" w:sz="4" w:space="0" w:color="000000"/>
@@ -17967,7 +18092,7 @@
         </w:tc>
         <w:tc>
           <w:tcPr>
-            <w:tcW w:w="2608" w:type="dxa"/>
+            <w:tcW w:w="2610" w:type="dxa"/>
             <w:tcBorders>
               <w:start w:val="single" w:sz="4" w:space="0" w:color="000000"/>
               <w:bottom w:val="single" w:sz="4" w:space="0" w:color="000000"/>
@@ -17987,7 +18112,7 @@
         </w:tc>
         <w:tc>
           <w:tcPr>
-            <w:tcW w:w="619" w:type="dxa"/>
+            <w:tcW w:w="618" w:type="dxa"/>
             <w:tcBorders>
               <w:start w:val="single" w:sz="4" w:space="0" w:color="000000"/>
               <w:bottom w:val="single" w:sz="4" w:space="0" w:color="000000"/>
@@ -18007,7 +18132,7 @@
         </w:tc>
         <w:tc>
           <w:tcPr>
-            <w:tcW w:w="1073" w:type="dxa"/>
+            <w:tcW w:w="1072" w:type="dxa"/>
             <w:tcBorders>
               <w:start w:val="single" w:sz="4" w:space="0" w:color="000000"/>
               <w:bottom w:val="single" w:sz="4" w:space="0" w:color="000000"/>
@@ -18027,7 +18152,7 @@
         </w:tc>
         <w:tc>
           <w:tcPr>
-            <w:tcW w:w="889" w:type="dxa"/>
+            <w:tcW w:w="890" w:type="dxa"/>
             <w:tcBorders>
               <w:start w:val="single" w:sz="4" w:space="0" w:color="000000"/>
               <w:bottom w:val="single" w:sz="4" w:space="0" w:color="000000"/>
@@ -18047,7 +18172,7 @@
         </w:tc>
         <w:tc>
           <w:tcPr>
-            <w:tcW w:w="982" w:type="dxa"/>
+            <w:tcW w:w="981" w:type="dxa"/>
             <w:tcBorders>
               <w:start w:val="single" w:sz="4" w:space="0" w:color="000000"/>
               <w:bottom w:val="single" w:sz="4" w:space="0" w:color="000000"/>
@@ -18087,7 +18212,7 @@
         </w:tc>
         <w:tc>
           <w:tcPr>
-            <w:tcW w:w="999" w:type="dxa"/>
+            <w:tcW w:w="1001" w:type="dxa"/>
             <w:tcBorders>
               <w:start w:val="single" w:sz="4" w:space="0" w:color="000000"/>
               <w:bottom w:val="single" w:sz="4" w:space="0" w:color="000000"/>
@@ -18111,7 +18236,7 @@
         <w:trPr/>
         <w:tc>
           <w:tcPr>
-            <w:tcW w:w="625" w:type="dxa"/>
+            <w:tcW w:w="623" w:type="dxa"/>
             <w:tcBorders>
               <w:start w:val="single" w:sz="4" w:space="0" w:color="000000"/>
               <w:bottom w:val="single" w:sz="4" w:space="0" w:color="000000"/>
@@ -18131,7 +18256,7 @@
         </w:tc>
         <w:tc>
           <w:tcPr>
-            <w:tcW w:w="2608" w:type="dxa"/>
+            <w:tcW w:w="2610" w:type="dxa"/>
             <w:tcBorders>
               <w:start w:val="single" w:sz="4" w:space="0" w:color="000000"/>
               <w:bottom w:val="single" w:sz="4" w:space="0" w:color="000000"/>
@@ -18151,7 +18276,7 @@
         </w:tc>
         <w:tc>
           <w:tcPr>
-            <w:tcW w:w="619" w:type="dxa"/>
+            <w:tcW w:w="618" w:type="dxa"/>
             <w:tcBorders>
               <w:start w:val="single" w:sz="4" w:space="0" w:color="000000"/>
               <w:bottom w:val="single" w:sz="4" w:space="0" w:color="000000"/>
@@ -18171,7 +18296,7 @@
         </w:tc>
         <w:tc>
           <w:tcPr>
-            <w:tcW w:w="1073" w:type="dxa"/>
+            <w:tcW w:w="1072" w:type="dxa"/>
             <w:tcBorders>
               <w:start w:val="single" w:sz="4" w:space="0" w:color="000000"/>
               <w:bottom w:val="single" w:sz="4" w:space="0" w:color="000000"/>
@@ -18191,7 +18316,7 @@
         </w:tc>
         <w:tc>
           <w:tcPr>
-            <w:tcW w:w="889" w:type="dxa"/>
+            <w:tcW w:w="890" w:type="dxa"/>
             <w:tcBorders>
               <w:start w:val="single" w:sz="4" w:space="0" w:color="000000"/>
               <w:bottom w:val="single" w:sz="4" w:space="0" w:color="000000"/>
@@ -18211,7 +18336,7 @@
         </w:tc>
         <w:tc>
           <w:tcPr>
-            <w:tcW w:w="982" w:type="dxa"/>
+            <w:tcW w:w="981" w:type="dxa"/>
             <w:tcBorders>
               <w:start w:val="single" w:sz="4" w:space="0" w:color="000000"/>
               <w:bottom w:val="single" w:sz="4" w:space="0" w:color="000000"/>
@@ -18251,7 +18376,7 @@
         </w:tc>
         <w:tc>
           <w:tcPr>
-            <w:tcW w:w="999" w:type="dxa"/>
+            <w:tcW w:w="1001" w:type="dxa"/>
             <w:tcBorders>
               <w:start w:val="single" w:sz="4" w:space="0" w:color="000000"/>
               <w:bottom w:val="single" w:sz="4" w:space="0" w:color="000000"/>
@@ -18275,7 +18400,7 @@
         <w:trPr/>
         <w:tc>
           <w:tcPr>
-            <w:tcW w:w="625" w:type="dxa"/>
+            <w:tcW w:w="623" w:type="dxa"/>
             <w:tcBorders>
               <w:start w:val="single" w:sz="4" w:space="0" w:color="000000"/>
               <w:bottom w:val="single" w:sz="4" w:space="0" w:color="000000"/>
@@ -18295,7 +18420,7 @@
         </w:tc>
         <w:tc>
           <w:tcPr>
-            <w:tcW w:w="2608" w:type="dxa"/>
+            <w:tcW w:w="2610" w:type="dxa"/>
             <w:tcBorders>
               <w:start w:val="single" w:sz="4" w:space="0" w:color="000000"/>
               <w:bottom w:val="single" w:sz="4" w:space="0" w:color="000000"/>
@@ -18315,7 +18440,7 @@
         </w:tc>
         <w:tc>
           <w:tcPr>
-            <w:tcW w:w="619" w:type="dxa"/>
+            <w:tcW w:w="618" w:type="dxa"/>
             <w:tcBorders>
               <w:start w:val="single" w:sz="4" w:space="0" w:color="000000"/>
               <w:bottom w:val="single" w:sz="4" w:space="0" w:color="000000"/>
@@ -18335,7 +18460,7 @@
         </w:tc>
         <w:tc>
           <w:tcPr>
-            <w:tcW w:w="1073" w:type="dxa"/>
+            <w:tcW w:w="1072" w:type="dxa"/>
             <w:tcBorders>
               <w:start w:val="single" w:sz="4" w:space="0" w:color="000000"/>
               <w:bottom w:val="single" w:sz="4" w:space="0" w:color="000000"/>
@@ -18355,7 +18480,7 @@
         </w:tc>
         <w:tc>
           <w:tcPr>
-            <w:tcW w:w="889" w:type="dxa"/>
+            <w:tcW w:w="890" w:type="dxa"/>
             <w:tcBorders>
               <w:start w:val="single" w:sz="4" w:space="0" w:color="000000"/>
               <w:bottom w:val="single" w:sz="4" w:space="0" w:color="000000"/>
@@ -18375,7 +18500,7 @@
         </w:tc>
         <w:tc>
           <w:tcPr>
-            <w:tcW w:w="982" w:type="dxa"/>
+            <w:tcW w:w="981" w:type="dxa"/>
             <w:tcBorders>
               <w:start w:val="single" w:sz="4" w:space="0" w:color="000000"/>
               <w:bottom w:val="single" w:sz="4" w:space="0" w:color="000000"/>
@@ -18415,7 +18540,7 @@
         </w:tc>
         <w:tc>
           <w:tcPr>
-            <w:tcW w:w="999" w:type="dxa"/>
+            <w:tcW w:w="1001" w:type="dxa"/>
             <w:tcBorders>
               <w:start w:val="single" w:sz="4" w:space="0" w:color="000000"/>
               <w:bottom w:val="single" w:sz="4" w:space="0" w:color="000000"/>
@@ -18439,7 +18564,7 @@
         <w:trPr/>
         <w:tc>
           <w:tcPr>
-            <w:tcW w:w="625" w:type="dxa"/>
+            <w:tcW w:w="623" w:type="dxa"/>
             <w:tcBorders>
               <w:start w:val="single" w:sz="4" w:space="0" w:color="000000"/>
               <w:bottom w:val="single" w:sz="4" w:space="0" w:color="000000"/>
@@ -18459,7 +18584,7 @@
         </w:tc>
         <w:tc>
           <w:tcPr>
-            <w:tcW w:w="2608" w:type="dxa"/>
+            <w:tcW w:w="2610" w:type="dxa"/>
             <w:tcBorders>
               <w:start w:val="single" w:sz="4" w:space="0" w:color="000000"/>
               <w:bottom w:val="single" w:sz="4" w:space="0" w:color="000000"/>
@@ -18479,7 +18604,7 @@
         </w:tc>
         <w:tc>
           <w:tcPr>
-            <w:tcW w:w="619" w:type="dxa"/>
+            <w:tcW w:w="618" w:type="dxa"/>
             <w:tcBorders>
               <w:start w:val="single" w:sz="4" w:space="0" w:color="000000"/>
               <w:bottom w:val="single" w:sz="4" w:space="0" w:color="000000"/>
@@ -18499,7 +18624,7 @@
         </w:tc>
         <w:tc>
           <w:tcPr>
-            <w:tcW w:w="1073" w:type="dxa"/>
+            <w:tcW w:w="1072" w:type="dxa"/>
             <w:tcBorders>
               <w:start w:val="single" w:sz="4" w:space="0" w:color="000000"/>
               <w:bottom w:val="single" w:sz="4" w:space="0" w:color="000000"/>
@@ -18519,7 +18644,7 @@
         </w:tc>
         <w:tc>
           <w:tcPr>
-            <w:tcW w:w="889" w:type="dxa"/>
+            <w:tcW w:w="890" w:type="dxa"/>
             <w:tcBorders>
               <w:start w:val="single" w:sz="4" w:space="0" w:color="000000"/>
               <w:bottom w:val="single" w:sz="4" w:space="0" w:color="000000"/>
@@ -18539,7 +18664,7 @@
         </w:tc>
         <w:tc>
           <w:tcPr>
-            <w:tcW w:w="982" w:type="dxa"/>
+            <w:tcW w:w="981" w:type="dxa"/>
             <w:tcBorders>
               <w:start w:val="single" w:sz="4" w:space="0" w:color="000000"/>
               <w:bottom w:val="single" w:sz="4" w:space="0" w:color="000000"/>
@@ -18579,7 +18704,7 @@
         </w:tc>
         <w:tc>
           <w:tcPr>
-            <w:tcW w:w="999" w:type="dxa"/>
+            <w:tcW w:w="1001" w:type="dxa"/>
             <w:tcBorders>
               <w:start w:val="single" w:sz="4" w:space="0" w:color="000000"/>
               <w:bottom w:val="single" w:sz="4" w:space="0" w:color="000000"/>
@@ -18603,7 +18728,7 @@
         <w:trPr/>
         <w:tc>
           <w:tcPr>
-            <w:tcW w:w="625" w:type="dxa"/>
+            <w:tcW w:w="623" w:type="dxa"/>
             <w:tcBorders>
               <w:start w:val="single" w:sz="4" w:space="0" w:color="000000"/>
               <w:bottom w:val="single" w:sz="4" w:space="0" w:color="000000"/>
@@ -18623,7 +18748,7 @@
         </w:tc>
         <w:tc>
           <w:tcPr>
-            <w:tcW w:w="2608" w:type="dxa"/>
+            <w:tcW w:w="2610" w:type="dxa"/>
             <w:tcBorders>
               <w:start w:val="single" w:sz="4" w:space="0" w:color="000000"/>
               <w:bottom w:val="single" w:sz="4" w:space="0" w:color="000000"/>
@@ -18643,7 +18768,7 @@
         </w:tc>
         <w:tc>
           <w:tcPr>
-            <w:tcW w:w="619" w:type="dxa"/>
+            <w:tcW w:w="618" w:type="dxa"/>
             <w:tcBorders>
               <w:start w:val="single" w:sz="4" w:space="0" w:color="000000"/>
               <w:bottom w:val="single" w:sz="4" w:space="0" w:color="000000"/>
@@ -18663,7 +18788,7 @@
         </w:tc>
         <w:tc>
           <w:tcPr>
-            <w:tcW w:w="1073" w:type="dxa"/>
+            <w:tcW w:w="1072" w:type="dxa"/>
             <w:tcBorders>
               <w:start w:val="single" w:sz="4" w:space="0" w:color="000000"/>
               <w:bottom w:val="single" w:sz="4" w:space="0" w:color="000000"/>
@@ -18683,7 +18808,7 @@
         </w:tc>
         <w:tc>
           <w:tcPr>
-            <w:tcW w:w="889" w:type="dxa"/>
+            <w:tcW w:w="890" w:type="dxa"/>
             <w:tcBorders>
               <w:start w:val="single" w:sz="4" w:space="0" w:color="000000"/>
               <w:bottom w:val="single" w:sz="4" w:space="0" w:color="000000"/>
@@ -18703,7 +18828,7 @@
         </w:tc>
         <w:tc>
           <w:tcPr>
-            <w:tcW w:w="982" w:type="dxa"/>
+            <w:tcW w:w="981" w:type="dxa"/>
             <w:tcBorders>
               <w:start w:val="single" w:sz="4" w:space="0" w:color="000000"/>
               <w:bottom w:val="single" w:sz="4" w:space="0" w:color="000000"/>
@@ -18743,7 +18868,7 @@
         </w:tc>
         <w:tc>
           <w:tcPr>
-            <w:tcW w:w="999" w:type="dxa"/>
+            <w:tcW w:w="1001" w:type="dxa"/>
             <w:tcBorders>
               <w:start w:val="single" w:sz="4" w:space="0" w:color="000000"/>
               <w:bottom w:val="single" w:sz="4" w:space="0" w:color="000000"/>
@@ -18767,7 +18892,7 @@
         <w:trPr/>
         <w:tc>
           <w:tcPr>
-            <w:tcW w:w="625" w:type="dxa"/>
+            <w:tcW w:w="623" w:type="dxa"/>
             <w:tcBorders>
               <w:start w:val="single" w:sz="4" w:space="0" w:color="000000"/>
               <w:bottom w:val="single" w:sz="4" w:space="0" w:color="000000"/>
@@ -18787,7 +18912,7 @@
         </w:tc>
         <w:tc>
           <w:tcPr>
-            <w:tcW w:w="2608" w:type="dxa"/>
+            <w:tcW w:w="2610" w:type="dxa"/>
             <w:tcBorders>
               <w:start w:val="single" w:sz="4" w:space="0" w:color="000000"/>
               <w:bottom w:val="single" w:sz="4" w:space="0" w:color="000000"/>
@@ -18807,7 +18932,7 @@
         </w:tc>
         <w:tc>
           <w:tcPr>
-            <w:tcW w:w="619" w:type="dxa"/>
+            <w:tcW w:w="618" w:type="dxa"/>
             <w:tcBorders>
               <w:start w:val="single" w:sz="4" w:space="0" w:color="000000"/>
               <w:bottom w:val="single" w:sz="4" w:space="0" w:color="000000"/>
@@ -18827,7 +18952,7 @@
         </w:tc>
         <w:tc>
           <w:tcPr>
-            <w:tcW w:w="1073" w:type="dxa"/>
+            <w:tcW w:w="1072" w:type="dxa"/>
             <w:tcBorders>
               <w:start w:val="single" w:sz="4" w:space="0" w:color="000000"/>
               <w:bottom w:val="single" w:sz="4" w:space="0" w:color="000000"/>
@@ -18847,7 +18972,7 @@
         </w:tc>
         <w:tc>
           <w:tcPr>
-            <w:tcW w:w="889" w:type="dxa"/>
+            <w:tcW w:w="890" w:type="dxa"/>
             <w:tcBorders>
               <w:start w:val="single" w:sz="4" w:space="0" w:color="000000"/>
               <w:bottom w:val="single" w:sz="4" w:space="0" w:color="000000"/>
@@ -18867,7 +18992,7 @@
         </w:tc>
         <w:tc>
           <w:tcPr>
-            <w:tcW w:w="982" w:type="dxa"/>
+            <w:tcW w:w="981" w:type="dxa"/>
             <w:tcBorders>
               <w:start w:val="single" w:sz="4" w:space="0" w:color="000000"/>
               <w:bottom w:val="single" w:sz="4" w:space="0" w:color="000000"/>
@@ -18907,7 +19032,7 @@
         </w:tc>
         <w:tc>
           <w:tcPr>
-            <w:tcW w:w="999" w:type="dxa"/>
+            <w:tcW w:w="1001" w:type="dxa"/>
             <w:tcBorders>
               <w:start w:val="single" w:sz="4" w:space="0" w:color="000000"/>
               <w:bottom w:val="single" w:sz="4" w:space="0" w:color="000000"/>
@@ -18931,7 +19056,7 @@
         <w:trPr/>
         <w:tc>
           <w:tcPr>
-            <w:tcW w:w="625" w:type="dxa"/>
+            <w:tcW w:w="623" w:type="dxa"/>
             <w:tcBorders>
               <w:start w:val="single" w:sz="4" w:space="0" w:color="000000"/>
               <w:bottom w:val="single" w:sz="4" w:space="0" w:color="000000"/>
@@ -18951,7 +19076,7 @@
         </w:tc>
         <w:tc>
           <w:tcPr>
-            <w:tcW w:w="2608" w:type="dxa"/>
+            <w:tcW w:w="2610" w:type="dxa"/>
             <w:tcBorders>
               <w:start w:val="single" w:sz="4" w:space="0" w:color="000000"/>
               <w:bottom w:val="single" w:sz="4" w:space="0" w:color="000000"/>
@@ -18971,7 +19096,7 @@
         </w:tc>
         <w:tc>
           <w:tcPr>
-            <w:tcW w:w="619" w:type="dxa"/>
+            <w:tcW w:w="618" w:type="dxa"/>
             <w:tcBorders>
               <w:start w:val="single" w:sz="4" w:space="0" w:color="000000"/>
               <w:bottom w:val="single" w:sz="4" w:space="0" w:color="000000"/>
@@ -18991,7 +19116,7 @@
         </w:tc>
         <w:tc>
           <w:tcPr>
-            <w:tcW w:w="1073" w:type="dxa"/>
+            <w:tcW w:w="1072" w:type="dxa"/>
             <w:tcBorders>
               <w:start w:val="single" w:sz="4" w:space="0" w:color="000000"/>
               <w:bottom w:val="single" w:sz="4" w:space="0" w:color="000000"/>
@@ -19011,7 +19136,7 @@
         </w:tc>
         <w:tc>
           <w:tcPr>
-            <w:tcW w:w="889" w:type="dxa"/>
+            <w:tcW w:w="890" w:type="dxa"/>
             <w:tcBorders>
               <w:start w:val="single" w:sz="4" w:space="0" w:color="000000"/>
               <w:bottom w:val="single" w:sz="4" w:space="0" w:color="000000"/>
@@ -19031,7 +19156,7 @@
         </w:tc>
         <w:tc>
           <w:tcPr>
-            <w:tcW w:w="982" w:type="dxa"/>
+            <w:tcW w:w="981" w:type="dxa"/>
             <w:tcBorders>
               <w:start w:val="single" w:sz="4" w:space="0" w:color="000000"/>
               <w:bottom w:val="single" w:sz="4" w:space="0" w:color="000000"/>
@@ -19071,7 +19196,7 @@
         </w:tc>
         <w:tc>
           <w:tcPr>
-            <w:tcW w:w="999" w:type="dxa"/>
+            <w:tcW w:w="1001" w:type="dxa"/>
             <w:tcBorders>
               <w:start w:val="single" w:sz="4" w:space="0" w:color="000000"/>
               <w:bottom w:val="single" w:sz="4" w:space="0" w:color="000000"/>
@@ -19095,7 +19220,7 @@
         <w:trPr/>
         <w:tc>
           <w:tcPr>
-            <w:tcW w:w="625" w:type="dxa"/>
+            <w:tcW w:w="623" w:type="dxa"/>
             <w:tcBorders>
               <w:start w:val="single" w:sz="4" w:space="0" w:color="000000"/>
               <w:bottom w:val="single" w:sz="4" w:space="0" w:color="000000"/>
@@ -19115,7 +19240,7 @@
         </w:tc>
         <w:tc>
           <w:tcPr>
-            <w:tcW w:w="2608" w:type="dxa"/>
+            <w:tcW w:w="2610" w:type="dxa"/>
             <w:tcBorders>
               <w:start w:val="single" w:sz="4" w:space="0" w:color="000000"/>
               <w:bottom w:val="single" w:sz="4" w:space="0" w:color="000000"/>
@@ -19135,7 +19260,7 @@
         </w:tc>
         <w:tc>
           <w:tcPr>
-            <w:tcW w:w="619" w:type="dxa"/>
+            <w:tcW w:w="618" w:type="dxa"/>
             <w:tcBorders>
               <w:start w:val="single" w:sz="4" w:space="0" w:color="000000"/>
               <w:bottom w:val="single" w:sz="4" w:space="0" w:color="000000"/>
@@ -19155,7 +19280,7 @@
         </w:tc>
         <w:tc>
           <w:tcPr>
-            <w:tcW w:w="1073" w:type="dxa"/>
+            <w:tcW w:w="1072" w:type="dxa"/>
             <w:tcBorders>
               <w:start w:val="single" w:sz="4" w:space="0" w:color="000000"/>
               <w:bottom w:val="single" w:sz="4" w:space="0" w:color="000000"/>
@@ -19175,7 +19300,7 @@
         </w:tc>
         <w:tc>
           <w:tcPr>
-            <w:tcW w:w="889" w:type="dxa"/>
+            <w:tcW w:w="890" w:type="dxa"/>
             <w:tcBorders>
               <w:start w:val="single" w:sz="4" w:space="0" w:color="000000"/>
               <w:bottom w:val="single" w:sz="4" w:space="0" w:color="000000"/>
@@ -19195,7 +19320,7 @@
         </w:tc>
         <w:tc>
           <w:tcPr>
-            <w:tcW w:w="982" w:type="dxa"/>
+            <w:tcW w:w="981" w:type="dxa"/>
             <w:tcBorders>
               <w:start w:val="single" w:sz="4" w:space="0" w:color="000000"/>
               <w:bottom w:val="single" w:sz="4" w:space="0" w:color="000000"/>
@@ -19235,7 +19360,7 @@
         </w:tc>
         <w:tc>
           <w:tcPr>
-            <w:tcW w:w="999" w:type="dxa"/>
+            <w:tcW w:w="1001" w:type="dxa"/>
             <w:tcBorders>
               <w:start w:val="single" w:sz="4" w:space="0" w:color="000000"/>
               <w:bottom w:val="single" w:sz="4" w:space="0" w:color="000000"/>
@@ -19259,7 +19384,7 @@
         <w:trPr/>
         <w:tc>
           <w:tcPr>
-            <w:tcW w:w="625" w:type="dxa"/>
+            <w:tcW w:w="623" w:type="dxa"/>
             <w:tcBorders>
               <w:start w:val="single" w:sz="4" w:space="0" w:color="000000"/>
               <w:bottom w:val="single" w:sz="4" w:space="0" w:color="000000"/>
@@ -19279,7 +19404,7 @@
         </w:tc>
         <w:tc>
           <w:tcPr>
-            <w:tcW w:w="2608" w:type="dxa"/>
+            <w:tcW w:w="2610" w:type="dxa"/>
             <w:tcBorders>
               <w:start w:val="single" w:sz="4" w:space="0" w:color="000000"/>
               <w:bottom w:val="single" w:sz="4" w:space="0" w:color="000000"/>
@@ -19299,7 +19424,7 @@
         </w:tc>
         <w:tc>
           <w:tcPr>
-            <w:tcW w:w="619" w:type="dxa"/>
+            <w:tcW w:w="618" w:type="dxa"/>
             <w:tcBorders>
               <w:start w:val="single" w:sz="4" w:space="0" w:color="000000"/>
               <w:bottom w:val="single" w:sz="4" w:space="0" w:color="000000"/>
@@ -19319,7 +19444,7 @@
         </w:tc>
         <w:tc>
           <w:tcPr>
-            <w:tcW w:w="1073" w:type="dxa"/>
+            <w:tcW w:w="1072" w:type="dxa"/>
             <w:tcBorders>
               <w:start w:val="single" w:sz="4" w:space="0" w:color="000000"/>
               <w:bottom w:val="single" w:sz="4" w:space="0" w:color="000000"/>
@@ -19339,7 +19464,7 @@
         </w:tc>
         <w:tc>
           <w:tcPr>
-            <w:tcW w:w="889" w:type="dxa"/>
+            <w:tcW w:w="890" w:type="dxa"/>
             <w:tcBorders>
               <w:start w:val="single" w:sz="4" w:space="0" w:color="000000"/>
               <w:bottom w:val="single" w:sz="4" w:space="0" w:color="000000"/>
@@ -19359,7 +19484,7 @@
         </w:tc>
         <w:tc>
           <w:tcPr>
-            <w:tcW w:w="982" w:type="dxa"/>
+            <w:tcW w:w="981" w:type="dxa"/>
             <w:tcBorders>
               <w:start w:val="single" w:sz="4" w:space="0" w:color="000000"/>
               <w:bottom w:val="single" w:sz="4" w:space="0" w:color="000000"/>
@@ -19399,7 +19524,7 @@
         </w:tc>
         <w:tc>
           <w:tcPr>
-            <w:tcW w:w="999" w:type="dxa"/>
+            <w:tcW w:w="1001" w:type="dxa"/>
             <w:tcBorders>
               <w:start w:val="single" w:sz="4" w:space="0" w:color="000000"/>
               <w:bottom w:val="single" w:sz="4" w:space="0" w:color="000000"/>
@@ -19423,7 +19548,7 @@
         <w:trPr/>
         <w:tc>
           <w:tcPr>
-            <w:tcW w:w="625" w:type="dxa"/>
+            <w:tcW w:w="623" w:type="dxa"/>
             <w:tcBorders>
               <w:start w:val="single" w:sz="4" w:space="0" w:color="000000"/>
               <w:bottom w:val="single" w:sz="4" w:space="0" w:color="000000"/>
@@ -19443,7 +19568,7 @@
         </w:tc>
         <w:tc>
           <w:tcPr>
-            <w:tcW w:w="2608" w:type="dxa"/>
+            <w:tcW w:w="2610" w:type="dxa"/>
             <w:tcBorders>
               <w:start w:val="single" w:sz="4" w:space="0" w:color="000000"/>
               <w:bottom w:val="single" w:sz="4" w:space="0" w:color="000000"/>
@@ -19463,7 +19588,7 @@
         </w:tc>
         <w:tc>
           <w:tcPr>
-            <w:tcW w:w="619" w:type="dxa"/>
+            <w:tcW w:w="618" w:type="dxa"/>
             <w:tcBorders>
               <w:start w:val="single" w:sz="4" w:space="0" w:color="000000"/>
               <w:bottom w:val="single" w:sz="4" w:space="0" w:color="000000"/>
@@ -19483,7 +19608,7 @@
         </w:tc>
         <w:tc>
           <w:tcPr>
-            <w:tcW w:w="1073" w:type="dxa"/>
+            <w:tcW w:w="1072" w:type="dxa"/>
             <w:tcBorders>
               <w:start w:val="single" w:sz="4" w:space="0" w:color="000000"/>
               <w:bottom w:val="single" w:sz="4" w:space="0" w:color="000000"/>
@@ -19503,7 +19628,7 @@
         </w:tc>
         <w:tc>
           <w:tcPr>
-            <w:tcW w:w="889" w:type="dxa"/>
+            <w:tcW w:w="890" w:type="dxa"/>
             <w:tcBorders>
               <w:start w:val="single" w:sz="4" w:space="0" w:color="000000"/>
               <w:bottom w:val="single" w:sz="4" w:space="0" w:color="000000"/>
@@ -19523,7 +19648,7 @@
         </w:tc>
         <w:tc>
           <w:tcPr>
-            <w:tcW w:w="982" w:type="dxa"/>
+            <w:tcW w:w="981" w:type="dxa"/>
             <w:tcBorders>
               <w:start w:val="single" w:sz="4" w:space="0" w:color="000000"/>
               <w:bottom w:val="single" w:sz="4" w:space="0" w:color="000000"/>
@@ -19563,7 +19688,7 @@
         </w:tc>
         <w:tc>
           <w:tcPr>
-            <w:tcW w:w="999" w:type="dxa"/>
+            <w:tcW w:w="1001" w:type="dxa"/>
             <w:tcBorders>
               <w:start w:val="single" w:sz="4" w:space="0" w:color="000000"/>
               <w:bottom w:val="single" w:sz="4" w:space="0" w:color="000000"/>
@@ -19589,8 +19714,8 @@
         <w:pStyle w:val="Heading1"/>
         <w:rPr/>
       </w:pPr>
-      <w:bookmarkStart w:id="17" w:name="__RefHeading___Toc4163_688014040"/>
-      <w:bookmarkEnd w:id="17"/>
+      <w:bookmarkStart w:id="19" w:name="__RefHeading___Toc4163_688014040"/>
+      <w:bookmarkEnd w:id="19"/>
       <w:r>
         <w:rPr/>
         <w:t>5. Praćenje i komunikacija</w:t>
